--- a/docs/Max-Technical-Guide.docx
+++ b/docs/Max-Technical-Guide.docx
@@ -54,7 +54,7 @@
         <w:t>Covers:</w:t>
       </w:r>
       <w:r>
-        <w:t xml:space="preserve"> Phases 1-3 (voice loop and laptop control; web research and browser control; memory, reminders and the dashboard) plus Canvas, the daily digest, the desktop overlay and meeting/lecture notes.</w:t>
+        <w:t xml:space="preserve"> Phases 1-4 (voice loop and laptop control; web research and browser control; memory, reminders and the dashboard; the Android app and remote access) plus Canvas, the daily digest, the desktop overlay and meeting/lecture notes with live captions.</w:t>
       </w:r>
     </w:p>
     <w:p>
@@ -69,7 +69,7 @@
         <w:t>Status:</w:t>
       </w:r>
       <w:r>
-        <w:t xml:space="preserve"> September 30, 2026. 88 automated tests passing.</w:t>
+        <w:t xml:space="preserve"> September 30, 2026. 97 automated tests passing.</w:t>
       </w:r>
     </w:p>
     <w:p>
@@ -111,7 +111,7 @@
     <w:sdt>
       <w:sdtPr>
         <w:alias w:val="Contents"/>
-        <w:id w:val="-2042894973"/>
+        <w:id w:val="-2016762011"/>
       </w:sdtPr>
       <w:sdtEndPr>
         <w:rPr>
@@ -144,7 +144,7 @@
           <w:r>
             <w:fldChar w:fldCharType="separate"/>
           </w:r>
-          <w:hyperlink w:anchor="_Toc241674154" w:history="1">
+          <w:hyperlink w:anchor="_Toc241689283" w:history="1">
             <w:r>
               <w:rPr>
                 <w:rStyle w:val="Hyperlink"/>
@@ -168,7 +168,7 @@
               <w:rPr>
                 <w:noProof/>
               </w:rPr>
-              <w:instrText xml:space="preserve"> PAGEREF _Toc241674154 \h </w:instrText>
+              <w:instrText xml:space="preserve"> PAGEREF _Toc241689283 \h </w:instrText>
             </w:r>
             <w:r>
               <w:rPr>
@@ -185,7 +185,7 @@
               <w:rPr>
                 <w:noProof/>
               </w:rPr>
-              <w:t>3</w:t>
+              <w:t>4</w:t>
             </w:r>
             <w:r>
               <w:rPr>
@@ -210,7 +210,7 @@
               <w14:ligatures w14:val="standardContextual"/>
             </w:rPr>
           </w:pPr>
-          <w:hyperlink w:anchor="_Toc241674155" w:history="1">
+          <w:hyperlink w:anchor="_Toc241689284" w:history="1">
             <w:r>
               <w:rPr>
                 <w:rStyle w:val="Hyperlink"/>
@@ -234,7 +234,7 @@
               <w:rPr>
                 <w:noProof/>
               </w:rPr>
-              <w:instrText xml:space="preserve"> PAGEREF _Toc241674155 \h </w:instrText>
+              <w:instrText xml:space="preserve"> PAGEREF _Toc241689284 \h </w:instrText>
             </w:r>
             <w:r>
               <w:rPr>
@@ -251,7 +251,7 @@
               <w:rPr>
                 <w:noProof/>
               </w:rPr>
-              <w:t>3</w:t>
+              <w:t>4</w:t>
             </w:r>
             <w:r>
               <w:rPr>
@@ -276,7 +276,7 @@
               <w14:ligatures w14:val="standardContextual"/>
             </w:rPr>
           </w:pPr>
-          <w:hyperlink w:anchor="_Toc241674156" w:history="1">
+          <w:hyperlink w:anchor="_Toc241689285" w:history="1">
             <w:r>
               <w:rPr>
                 <w:rStyle w:val="Hyperlink"/>
@@ -300,7 +300,7 @@
               <w:rPr>
                 <w:noProof/>
               </w:rPr>
-              <w:instrText xml:space="preserve"> PAGEREF _Toc241674156 \h </w:instrText>
+              <w:instrText xml:space="preserve"> PAGEREF _Toc241689285 \h </w:instrText>
             </w:r>
             <w:r>
               <w:rPr>
@@ -317,7 +317,7 @@
               <w:rPr>
                 <w:noProof/>
               </w:rPr>
-              <w:t>3</w:t>
+              <w:t>4</w:t>
             </w:r>
             <w:r>
               <w:rPr>
@@ -342,7 +342,7 @@
               <w14:ligatures w14:val="standardContextual"/>
             </w:rPr>
           </w:pPr>
-          <w:hyperlink w:anchor="_Toc241674157" w:history="1">
+          <w:hyperlink w:anchor="_Toc241689286" w:history="1">
             <w:r>
               <w:rPr>
                 <w:rStyle w:val="Hyperlink"/>
@@ -366,7 +366,7 @@
               <w:rPr>
                 <w:noProof/>
               </w:rPr>
-              <w:instrText xml:space="preserve"> PAGEREF _Toc241674157 \h </w:instrText>
+              <w:instrText xml:space="preserve"> PAGEREF _Toc241689286 \h </w:instrText>
             </w:r>
             <w:r>
               <w:rPr>
@@ -383,7 +383,7 @@
               <w:rPr>
                 <w:noProof/>
               </w:rPr>
-              <w:t>4</w:t>
+              <w:t>5</w:t>
             </w:r>
             <w:r>
               <w:rPr>
@@ -408,7 +408,7 @@
               <w14:ligatures w14:val="standardContextual"/>
             </w:rPr>
           </w:pPr>
-          <w:hyperlink w:anchor="_Toc241674158" w:history="1">
+          <w:hyperlink w:anchor="_Toc241689287" w:history="1">
             <w:r>
               <w:rPr>
                 <w:rStyle w:val="Hyperlink"/>
@@ -432,7 +432,7 @@
               <w:rPr>
                 <w:noProof/>
               </w:rPr>
-              <w:instrText xml:space="preserve"> PAGEREF _Toc241674158 \h </w:instrText>
+              <w:instrText xml:space="preserve"> PAGEREF _Toc241689287 \h </w:instrText>
             </w:r>
             <w:r>
               <w:rPr>
@@ -449,7 +449,7 @@
               <w:rPr>
                 <w:noProof/>
               </w:rPr>
-              <w:t>4</w:t>
+              <w:t>5</w:t>
             </w:r>
             <w:r>
               <w:rPr>
@@ -474,7 +474,7 @@
               <w14:ligatures w14:val="standardContextual"/>
             </w:rPr>
           </w:pPr>
-          <w:hyperlink w:anchor="_Toc241674159" w:history="1">
+          <w:hyperlink w:anchor="_Toc241689288" w:history="1">
             <w:r>
               <w:rPr>
                 <w:rStyle w:val="Hyperlink"/>
@@ -498,7 +498,7 @@
               <w:rPr>
                 <w:noProof/>
               </w:rPr>
-              <w:instrText xml:space="preserve"> PAGEREF _Toc241674159 \h </w:instrText>
+              <w:instrText xml:space="preserve"> PAGEREF _Toc241689288 \h </w:instrText>
             </w:r>
             <w:r>
               <w:rPr>
@@ -515,7 +515,7 @@
               <w:rPr>
                 <w:noProof/>
               </w:rPr>
-              <w:t>5</w:t>
+              <w:t>6</w:t>
             </w:r>
             <w:r>
               <w:rPr>
@@ -540,7 +540,7 @@
               <w14:ligatures w14:val="standardContextual"/>
             </w:rPr>
           </w:pPr>
-          <w:hyperlink w:anchor="_Toc241674160" w:history="1">
+          <w:hyperlink w:anchor="_Toc241689289" w:history="1">
             <w:r>
               <w:rPr>
                 <w:rStyle w:val="Hyperlink"/>
@@ -564,7 +564,7 @@
               <w:rPr>
                 <w:noProof/>
               </w:rPr>
-              <w:instrText xml:space="preserve"> PAGEREF _Toc241674160 \h </w:instrText>
+              <w:instrText xml:space="preserve"> PAGEREF _Toc241689289 \h </w:instrText>
             </w:r>
             <w:r>
               <w:rPr>
@@ -581,7 +581,7 @@
               <w:rPr>
                 <w:noProof/>
               </w:rPr>
-              <w:t>5</w:t>
+              <w:t>6</w:t>
             </w:r>
             <w:r>
               <w:rPr>
@@ -606,7 +606,7 @@
               <w14:ligatures w14:val="standardContextual"/>
             </w:rPr>
           </w:pPr>
-          <w:hyperlink w:anchor="_Toc241674161" w:history="1">
+          <w:hyperlink w:anchor="_Toc241689290" w:history="1">
             <w:r>
               <w:rPr>
                 <w:rStyle w:val="Hyperlink"/>
@@ -630,7 +630,7 @@
               <w:rPr>
                 <w:noProof/>
               </w:rPr>
-              <w:instrText xml:space="preserve"> PAGEREF _Toc241674161 \h </w:instrText>
+              <w:instrText xml:space="preserve"> PAGEREF _Toc241689290 \h </w:instrText>
             </w:r>
             <w:r>
               <w:rPr>
@@ -647,7 +647,7 @@
               <w:rPr>
                 <w:noProof/>
               </w:rPr>
-              <w:t>5</w:t>
+              <w:t>6</w:t>
             </w:r>
             <w:r>
               <w:rPr>
@@ -672,7 +672,7 @@
               <w14:ligatures w14:val="standardContextual"/>
             </w:rPr>
           </w:pPr>
-          <w:hyperlink w:anchor="_Toc241674162" w:history="1">
+          <w:hyperlink w:anchor="_Toc241689291" w:history="1">
             <w:r>
               <w:rPr>
                 <w:rStyle w:val="Hyperlink"/>
@@ -696,7 +696,7 @@
               <w:rPr>
                 <w:noProof/>
               </w:rPr>
-              <w:instrText xml:space="preserve"> PAGEREF _Toc241674162 \h </w:instrText>
+              <w:instrText xml:space="preserve"> PAGEREF _Toc241689291 \h </w:instrText>
             </w:r>
             <w:r>
               <w:rPr>
@@ -713,7 +713,7 @@
               <w:rPr>
                 <w:noProof/>
               </w:rPr>
-              <w:t>5</w:t>
+              <w:t>6</w:t>
             </w:r>
             <w:r>
               <w:rPr>
@@ -738,7 +738,7 @@
               <w14:ligatures w14:val="standardContextual"/>
             </w:rPr>
           </w:pPr>
-          <w:hyperlink w:anchor="_Toc241674163" w:history="1">
+          <w:hyperlink w:anchor="_Toc241689292" w:history="1">
             <w:r>
               <w:rPr>
                 <w:rStyle w:val="Hyperlink"/>
@@ -762,7 +762,7 @@
               <w:rPr>
                 <w:noProof/>
               </w:rPr>
-              <w:instrText xml:space="preserve"> PAGEREF _Toc241674163 \h </w:instrText>
+              <w:instrText xml:space="preserve"> PAGEREF _Toc241689292 \h </w:instrText>
             </w:r>
             <w:r>
               <w:rPr>
@@ -779,7 +779,7 @@
               <w:rPr>
                 <w:noProof/>
               </w:rPr>
-              <w:t>6</w:t>
+              <w:t>7</w:t>
             </w:r>
             <w:r>
               <w:rPr>
@@ -804,7 +804,7 @@
               <w14:ligatures w14:val="standardContextual"/>
             </w:rPr>
           </w:pPr>
-          <w:hyperlink w:anchor="_Toc241674164" w:history="1">
+          <w:hyperlink w:anchor="_Toc241689293" w:history="1">
             <w:r>
               <w:rPr>
                 <w:rStyle w:val="Hyperlink"/>
@@ -828,7 +828,7 @@
               <w:rPr>
                 <w:noProof/>
               </w:rPr>
-              <w:instrText xml:space="preserve"> PAGEREF _Toc241674164 \h </w:instrText>
+              <w:instrText xml:space="preserve"> PAGEREF _Toc241689293 \h </w:instrText>
             </w:r>
             <w:r>
               <w:rPr>
@@ -845,7 +845,7 @@
               <w:rPr>
                 <w:noProof/>
               </w:rPr>
-              <w:t>7</w:t>
+              <w:t>8</w:t>
             </w:r>
             <w:r>
               <w:rPr>
@@ -870,7 +870,7 @@
               <w14:ligatures w14:val="standardContextual"/>
             </w:rPr>
           </w:pPr>
-          <w:hyperlink w:anchor="_Toc241674165" w:history="1">
+          <w:hyperlink w:anchor="_Toc241689294" w:history="1">
             <w:r>
               <w:rPr>
                 <w:rStyle w:val="Hyperlink"/>
@@ -894,7 +894,7 @@
               <w:rPr>
                 <w:noProof/>
               </w:rPr>
-              <w:instrText xml:space="preserve"> PAGEREF _Toc241674165 \h </w:instrText>
+              <w:instrText xml:space="preserve"> PAGEREF _Toc241689294 \h </w:instrText>
             </w:r>
             <w:r>
               <w:rPr>
@@ -911,7 +911,7 @@
               <w:rPr>
                 <w:noProof/>
               </w:rPr>
-              <w:t>7</w:t>
+              <w:t>8</w:t>
             </w:r>
             <w:r>
               <w:rPr>
@@ -936,7 +936,7 @@
               <w14:ligatures w14:val="standardContextual"/>
             </w:rPr>
           </w:pPr>
-          <w:hyperlink w:anchor="_Toc241674166" w:history="1">
+          <w:hyperlink w:anchor="_Toc241689295" w:history="1">
             <w:r>
               <w:rPr>
                 <w:rStyle w:val="Hyperlink"/>
@@ -960,7 +960,7 @@
               <w:rPr>
                 <w:noProof/>
               </w:rPr>
-              <w:instrText xml:space="preserve"> PAGEREF _Toc241674166 \h </w:instrText>
+              <w:instrText xml:space="preserve"> PAGEREF _Toc241689295 \h </w:instrText>
             </w:r>
             <w:r>
               <w:rPr>
@@ -977,7 +977,7 @@
               <w:rPr>
                 <w:noProof/>
               </w:rPr>
-              <w:t>7</w:t>
+              <w:t>8</w:t>
             </w:r>
             <w:r>
               <w:rPr>
@@ -1002,7 +1002,7 @@
               <w14:ligatures w14:val="standardContextual"/>
             </w:rPr>
           </w:pPr>
-          <w:hyperlink w:anchor="_Toc241674167" w:history="1">
+          <w:hyperlink w:anchor="_Toc241689296" w:history="1">
             <w:r>
               <w:rPr>
                 <w:rStyle w:val="Hyperlink"/>
@@ -1026,7 +1026,7 @@
               <w:rPr>
                 <w:noProof/>
               </w:rPr>
-              <w:instrText xml:space="preserve"> PAGEREF _Toc241674167 \h </w:instrText>
+              <w:instrText xml:space="preserve"> PAGEREF _Toc241689296 \h </w:instrText>
             </w:r>
             <w:r>
               <w:rPr>
@@ -1043,7 +1043,7 @@
               <w:rPr>
                 <w:noProof/>
               </w:rPr>
-              <w:t>8</w:t>
+              <w:t>9</w:t>
             </w:r>
             <w:r>
               <w:rPr>
@@ -1068,7 +1068,7 @@
               <w14:ligatures w14:val="standardContextual"/>
             </w:rPr>
           </w:pPr>
-          <w:hyperlink w:anchor="_Toc241674168" w:history="1">
+          <w:hyperlink w:anchor="_Toc241689297" w:history="1">
             <w:r>
               <w:rPr>
                 <w:rStyle w:val="Hyperlink"/>
@@ -1092,7 +1092,7 @@
               <w:rPr>
                 <w:noProof/>
               </w:rPr>
-              <w:instrText xml:space="preserve"> PAGEREF _Toc241674168 \h </w:instrText>
+              <w:instrText xml:space="preserve"> PAGEREF _Toc241689297 \h </w:instrText>
             </w:r>
             <w:r>
               <w:rPr>
@@ -1109,7 +1109,7 @@
               <w:rPr>
                 <w:noProof/>
               </w:rPr>
-              <w:t>8</w:t>
+              <w:t>9</w:t>
             </w:r>
             <w:r>
               <w:rPr>
@@ -1134,7 +1134,7 @@
               <w14:ligatures w14:val="standardContextual"/>
             </w:rPr>
           </w:pPr>
-          <w:hyperlink w:anchor="_Toc241674169" w:history="1">
+          <w:hyperlink w:anchor="_Toc241689298" w:history="1">
             <w:r>
               <w:rPr>
                 <w:rStyle w:val="Hyperlink"/>
@@ -1158,7 +1158,7 @@
               <w:rPr>
                 <w:noProof/>
               </w:rPr>
-              <w:instrText xml:space="preserve"> PAGEREF _Toc241674169 \h </w:instrText>
+              <w:instrText xml:space="preserve"> PAGEREF _Toc241689298 \h </w:instrText>
             </w:r>
             <w:r>
               <w:rPr>
@@ -1175,7 +1175,7 @@
               <w:rPr>
                 <w:noProof/>
               </w:rPr>
-              <w:t>8</w:t>
+              <w:t>9</w:t>
             </w:r>
             <w:r>
               <w:rPr>
@@ -1200,7 +1200,7 @@
               <w14:ligatures w14:val="standardContextual"/>
             </w:rPr>
           </w:pPr>
-          <w:hyperlink w:anchor="_Toc241674170" w:history="1">
+          <w:hyperlink w:anchor="_Toc241689299" w:history="1">
             <w:r>
               <w:rPr>
                 <w:rStyle w:val="Hyperlink"/>
@@ -1224,7 +1224,7 @@
               <w:rPr>
                 <w:noProof/>
               </w:rPr>
-              <w:instrText xml:space="preserve"> PAGEREF _Toc241674170 \h </w:instrText>
+              <w:instrText xml:space="preserve"> PAGEREF _Toc241689299 \h </w:instrText>
             </w:r>
             <w:r>
               <w:rPr>
@@ -1241,7 +1241,7 @@
               <w:rPr>
                 <w:noProof/>
               </w:rPr>
-              <w:t>8</w:t>
+              <w:t>9</w:t>
             </w:r>
             <w:r>
               <w:rPr>
@@ -1266,7 +1266,7 @@
               <w14:ligatures w14:val="standardContextual"/>
             </w:rPr>
           </w:pPr>
-          <w:hyperlink w:anchor="_Toc241674171" w:history="1">
+          <w:hyperlink w:anchor="_Toc241689300" w:history="1">
             <w:r>
               <w:rPr>
                 <w:rStyle w:val="Hyperlink"/>
@@ -1290,7 +1290,7 @@
               <w:rPr>
                 <w:noProof/>
               </w:rPr>
-              <w:instrText xml:space="preserve"> PAGEREF _Toc241674171 \h </w:instrText>
+              <w:instrText xml:space="preserve"> PAGEREF _Toc241689300 \h </w:instrText>
             </w:r>
             <w:r>
               <w:rPr>
@@ -1307,7 +1307,7 @@
               <w:rPr>
                 <w:noProof/>
               </w:rPr>
-              <w:t>8</w:t>
+              <w:t>9</w:t>
             </w:r>
             <w:r>
               <w:rPr>
@@ -1332,7 +1332,7 @@
               <w14:ligatures w14:val="standardContextual"/>
             </w:rPr>
           </w:pPr>
-          <w:hyperlink w:anchor="_Toc241674172" w:history="1">
+          <w:hyperlink w:anchor="_Toc241689301" w:history="1">
             <w:r>
               <w:rPr>
                 <w:rStyle w:val="Hyperlink"/>
@@ -1356,7 +1356,7 @@
               <w:rPr>
                 <w:noProof/>
               </w:rPr>
-              <w:instrText xml:space="preserve"> PAGEREF _Toc241674172 \h </w:instrText>
+              <w:instrText xml:space="preserve"> PAGEREF _Toc241689301 \h </w:instrText>
             </w:r>
             <w:r>
               <w:rPr>
@@ -1373,7 +1373,7 @@
               <w:rPr>
                 <w:noProof/>
               </w:rPr>
-              <w:t>8</w:t>
+              <w:t>9</w:t>
             </w:r>
             <w:r>
               <w:rPr>
@@ -1398,7 +1398,7 @@
               <w14:ligatures w14:val="standardContextual"/>
             </w:rPr>
           </w:pPr>
-          <w:hyperlink w:anchor="_Toc241674173" w:history="1">
+          <w:hyperlink w:anchor="_Toc241689302" w:history="1">
             <w:r>
               <w:rPr>
                 <w:rStyle w:val="Hyperlink"/>
@@ -1422,7 +1422,7 @@
               <w:rPr>
                 <w:noProof/>
               </w:rPr>
-              <w:instrText xml:space="preserve"> PAGEREF _Toc241674173 \h </w:instrText>
+              <w:instrText xml:space="preserve"> PAGEREF _Toc241689302 \h </w:instrText>
             </w:r>
             <w:r>
               <w:rPr>
@@ -1439,7 +1439,7 @@
               <w:rPr>
                 <w:noProof/>
               </w:rPr>
-              <w:t>9</w:t>
+              <w:t>10</w:t>
             </w:r>
             <w:r>
               <w:rPr>
@@ -1464,7 +1464,7 @@
               <w14:ligatures w14:val="standardContextual"/>
             </w:rPr>
           </w:pPr>
-          <w:hyperlink w:anchor="_Toc241674174" w:history="1">
+          <w:hyperlink w:anchor="_Toc241689303" w:history="1">
             <w:r>
               <w:rPr>
                 <w:rStyle w:val="Hyperlink"/>
@@ -1488,7 +1488,7 @@
               <w:rPr>
                 <w:noProof/>
               </w:rPr>
-              <w:instrText xml:space="preserve"> PAGEREF _Toc241674174 \h </w:instrText>
+              <w:instrText xml:space="preserve"> PAGEREF _Toc241689303 \h </w:instrText>
             </w:r>
             <w:r>
               <w:rPr>
@@ -1505,7 +1505,7 @@
               <w:rPr>
                 <w:noProof/>
               </w:rPr>
-              <w:t>9</w:t>
+              <w:t>10</w:t>
             </w:r>
             <w:r>
               <w:rPr>
@@ -1530,7 +1530,7 @@
               <w14:ligatures w14:val="standardContextual"/>
             </w:rPr>
           </w:pPr>
-          <w:hyperlink w:anchor="_Toc241674175" w:history="1">
+          <w:hyperlink w:anchor="_Toc241689304" w:history="1">
             <w:r>
               <w:rPr>
                 <w:rStyle w:val="Hyperlink"/>
@@ -1554,7 +1554,7 @@
               <w:rPr>
                 <w:noProof/>
               </w:rPr>
-              <w:instrText xml:space="preserve"> PAGEREF _Toc241674175 \h </w:instrText>
+              <w:instrText xml:space="preserve"> PAGEREF _Toc241689304 \h </w:instrText>
             </w:r>
             <w:r>
               <w:rPr>
@@ -1571,7 +1571,7 @@
               <w:rPr>
                 <w:noProof/>
               </w:rPr>
-              <w:t>10</w:t>
+              <w:t>11</w:t>
             </w:r>
             <w:r>
               <w:rPr>
@@ -1596,7 +1596,7 @@
               <w14:ligatures w14:val="standardContextual"/>
             </w:rPr>
           </w:pPr>
-          <w:hyperlink w:anchor="_Toc241674176" w:history="1">
+          <w:hyperlink w:anchor="_Toc241689305" w:history="1">
             <w:r>
               <w:rPr>
                 <w:rStyle w:val="Hyperlink"/>
@@ -1620,7 +1620,7 @@
               <w:rPr>
                 <w:noProof/>
               </w:rPr>
-              <w:instrText xml:space="preserve"> PAGEREF _Toc241674176 \h </w:instrText>
+              <w:instrText xml:space="preserve"> PAGEREF _Toc241689305 \h </w:instrText>
             </w:r>
             <w:r>
               <w:rPr>
@@ -1637,7 +1637,7 @@
               <w:rPr>
                 <w:noProof/>
               </w:rPr>
-              <w:t>10</w:t>
+              <w:t>11</w:t>
             </w:r>
             <w:r>
               <w:rPr>
@@ -1662,7 +1662,7 @@
               <w14:ligatures w14:val="standardContextual"/>
             </w:rPr>
           </w:pPr>
-          <w:hyperlink w:anchor="_Toc241674177" w:history="1">
+          <w:hyperlink w:anchor="_Toc241689306" w:history="1">
             <w:r>
               <w:rPr>
                 <w:rStyle w:val="Hyperlink"/>
@@ -1686,7 +1686,7 @@
               <w:rPr>
                 <w:noProof/>
               </w:rPr>
-              <w:instrText xml:space="preserve"> PAGEREF _Toc241674177 \h </w:instrText>
+              <w:instrText xml:space="preserve"> PAGEREF _Toc241689306 \h </w:instrText>
             </w:r>
             <w:r>
               <w:rPr>
@@ -1703,7 +1703,7 @@
               <w:rPr>
                 <w:noProof/>
               </w:rPr>
-              <w:t>10</w:t>
+              <w:t>11</w:t>
             </w:r>
             <w:r>
               <w:rPr>
@@ -1728,7 +1728,7 @@
               <w14:ligatures w14:val="standardContextual"/>
             </w:rPr>
           </w:pPr>
-          <w:hyperlink w:anchor="_Toc241674178" w:history="1">
+          <w:hyperlink w:anchor="_Toc241689307" w:history="1">
             <w:r>
               <w:rPr>
                 <w:rStyle w:val="Hyperlink"/>
@@ -1752,7 +1752,7 @@
               <w:rPr>
                 <w:noProof/>
               </w:rPr>
-              <w:instrText xml:space="preserve"> PAGEREF _Toc241674178 \h </w:instrText>
+              <w:instrText xml:space="preserve"> PAGEREF _Toc241689307 \h </w:instrText>
             </w:r>
             <w:r>
               <w:rPr>
@@ -1769,7 +1769,7 @@
               <w:rPr>
                 <w:noProof/>
               </w:rPr>
-              <w:t>10</w:t>
+              <w:t>11</w:t>
             </w:r>
             <w:r>
               <w:rPr>
@@ -1794,7 +1794,7 @@
               <w14:ligatures w14:val="standardContextual"/>
             </w:rPr>
           </w:pPr>
-          <w:hyperlink w:anchor="_Toc241674179" w:history="1">
+          <w:hyperlink w:anchor="_Toc241689308" w:history="1">
             <w:r>
               <w:rPr>
                 <w:rStyle w:val="Hyperlink"/>
@@ -1818,7 +1818,7 @@
               <w:rPr>
                 <w:noProof/>
               </w:rPr>
-              <w:instrText xml:space="preserve"> PAGEREF _Toc241674179 \h </w:instrText>
+              <w:instrText xml:space="preserve"> PAGEREF _Toc241689308 \h </w:instrText>
             </w:r>
             <w:r>
               <w:rPr>
@@ -1835,7 +1835,7 @@
               <w:rPr>
                 <w:noProof/>
               </w:rPr>
-              <w:t>11</w:t>
+              <w:t>12</w:t>
             </w:r>
             <w:r>
               <w:rPr>
@@ -1860,7 +1860,7 @@
               <w14:ligatures w14:val="standardContextual"/>
             </w:rPr>
           </w:pPr>
-          <w:hyperlink w:anchor="_Toc241674180" w:history="1">
+          <w:hyperlink w:anchor="_Toc241689309" w:history="1">
             <w:r>
               <w:rPr>
                 <w:rStyle w:val="Hyperlink"/>
@@ -1884,7 +1884,7 @@
               <w:rPr>
                 <w:noProof/>
               </w:rPr>
-              <w:instrText xml:space="preserve"> PAGEREF _Toc241674180 \h </w:instrText>
+              <w:instrText xml:space="preserve"> PAGEREF _Toc241689309 \h </w:instrText>
             </w:r>
             <w:r>
               <w:rPr>
@@ -1901,7 +1901,7 @@
               <w:rPr>
                 <w:noProof/>
               </w:rPr>
-              <w:t>11</w:t>
+              <w:t>12</w:t>
             </w:r>
             <w:r>
               <w:rPr>
@@ -1926,7 +1926,7 @@
               <w14:ligatures w14:val="standardContextual"/>
             </w:rPr>
           </w:pPr>
-          <w:hyperlink w:anchor="_Toc241674181" w:history="1">
+          <w:hyperlink w:anchor="_Toc241689310" w:history="1">
             <w:r>
               <w:rPr>
                 <w:rStyle w:val="Hyperlink"/>
@@ -1950,7 +1950,7 @@
               <w:rPr>
                 <w:noProof/>
               </w:rPr>
-              <w:instrText xml:space="preserve"> PAGEREF _Toc241674181 \h </w:instrText>
+              <w:instrText xml:space="preserve"> PAGEREF _Toc241689310 \h </w:instrText>
             </w:r>
             <w:r>
               <w:rPr>
@@ -1967,7 +1967,7 @@
               <w:rPr>
                 <w:noProof/>
               </w:rPr>
-              <w:t>12</w:t>
+              <w:t>13</w:t>
             </w:r>
             <w:r>
               <w:rPr>
@@ -1992,7 +1992,7 @@
               <w14:ligatures w14:val="standardContextual"/>
             </w:rPr>
           </w:pPr>
-          <w:hyperlink w:anchor="_Toc241674182" w:history="1">
+          <w:hyperlink w:anchor="_Toc241689311" w:history="1">
             <w:r>
               <w:rPr>
                 <w:rStyle w:val="Hyperlink"/>
@@ -2016,7 +2016,7 @@
               <w:rPr>
                 <w:noProof/>
               </w:rPr>
-              <w:instrText xml:space="preserve"> PAGEREF _Toc241674182 \h </w:instrText>
+              <w:instrText xml:space="preserve"> PAGEREF _Toc241689311 \h </w:instrText>
             </w:r>
             <w:r>
               <w:rPr>
@@ -2033,7 +2033,7 @@
               <w:rPr>
                 <w:noProof/>
               </w:rPr>
-              <w:t>12</w:t>
+              <w:t>13</w:t>
             </w:r>
             <w:r>
               <w:rPr>
@@ -2058,7 +2058,7 @@
               <w14:ligatures w14:val="standardContextual"/>
             </w:rPr>
           </w:pPr>
-          <w:hyperlink w:anchor="_Toc241674183" w:history="1">
+          <w:hyperlink w:anchor="_Toc241689312" w:history="1">
             <w:r>
               <w:rPr>
                 <w:rStyle w:val="Hyperlink"/>
@@ -2082,7 +2082,7 @@
               <w:rPr>
                 <w:noProof/>
               </w:rPr>
-              <w:instrText xml:space="preserve"> PAGEREF _Toc241674183 \h </w:instrText>
+              <w:instrText xml:space="preserve"> PAGEREF _Toc241689312 \h </w:instrText>
             </w:r>
             <w:r>
               <w:rPr>
@@ -2099,7 +2099,7 @@
               <w:rPr>
                 <w:noProof/>
               </w:rPr>
-              <w:t>13</w:t>
+              <w:t>14</w:t>
             </w:r>
             <w:r>
               <w:rPr>
@@ -2124,7 +2124,7 @@
               <w14:ligatures w14:val="standardContextual"/>
             </w:rPr>
           </w:pPr>
-          <w:hyperlink w:anchor="_Toc241674184" w:history="1">
+          <w:hyperlink w:anchor="_Toc241689313" w:history="1">
             <w:r>
               <w:rPr>
                 <w:rStyle w:val="Hyperlink"/>
@@ -2148,7 +2148,7 @@
               <w:rPr>
                 <w:noProof/>
               </w:rPr>
-              <w:instrText xml:space="preserve"> PAGEREF _Toc241674184 \h </w:instrText>
+              <w:instrText xml:space="preserve"> PAGEREF _Toc241689313 \h </w:instrText>
             </w:r>
             <w:r>
               <w:rPr>
@@ -2165,7 +2165,7 @@
               <w:rPr>
                 <w:noProof/>
               </w:rPr>
-              <w:t>13</w:t>
+              <w:t>14</w:t>
             </w:r>
             <w:r>
               <w:rPr>
@@ -2190,7 +2190,7 @@
               <w14:ligatures w14:val="standardContextual"/>
             </w:rPr>
           </w:pPr>
-          <w:hyperlink w:anchor="_Toc241674185" w:history="1">
+          <w:hyperlink w:anchor="_Toc241689314" w:history="1">
             <w:r>
               <w:rPr>
                 <w:rStyle w:val="Hyperlink"/>
@@ -2214,7 +2214,7 @@
               <w:rPr>
                 <w:noProof/>
               </w:rPr>
-              <w:instrText xml:space="preserve"> PAGEREF _Toc241674185 \h </w:instrText>
+              <w:instrText xml:space="preserve"> PAGEREF _Toc241689314 \h </w:instrText>
             </w:r>
             <w:r>
               <w:rPr>
@@ -2231,7 +2231,7 @@
               <w:rPr>
                 <w:noProof/>
               </w:rPr>
-              <w:t>13</w:t>
+              <w:t>14</w:t>
             </w:r>
             <w:r>
               <w:rPr>
@@ -2256,7 +2256,7 @@
               <w14:ligatures w14:val="standardContextual"/>
             </w:rPr>
           </w:pPr>
-          <w:hyperlink w:anchor="_Toc241674186" w:history="1">
+          <w:hyperlink w:anchor="_Toc241689315" w:history="1">
             <w:r>
               <w:rPr>
                 <w:rStyle w:val="Hyperlink"/>
@@ -2280,7 +2280,7 @@
               <w:rPr>
                 <w:noProof/>
               </w:rPr>
-              <w:instrText xml:space="preserve"> PAGEREF _Toc241674186 \h </w:instrText>
+              <w:instrText xml:space="preserve"> PAGEREF _Toc241689315 \h </w:instrText>
             </w:r>
             <w:r>
               <w:rPr>
@@ -2297,7 +2297,7 @@
               <w:rPr>
                 <w:noProof/>
               </w:rPr>
-              <w:t>13</w:t>
+              <w:t>14</w:t>
             </w:r>
             <w:r>
               <w:rPr>
@@ -2322,7 +2322,7 @@
               <w14:ligatures w14:val="standardContextual"/>
             </w:rPr>
           </w:pPr>
-          <w:hyperlink w:anchor="_Toc241674187" w:history="1">
+          <w:hyperlink w:anchor="_Toc241689316" w:history="1">
             <w:r>
               <w:rPr>
                 <w:rStyle w:val="Hyperlink"/>
@@ -2346,7 +2346,7 @@
               <w:rPr>
                 <w:noProof/>
               </w:rPr>
-              <w:instrText xml:space="preserve"> PAGEREF _Toc241674187 \h </w:instrText>
+              <w:instrText xml:space="preserve"> PAGEREF _Toc241689316 \h </w:instrText>
             </w:r>
             <w:r>
               <w:rPr>
@@ -2363,7 +2363,139 @@
               <w:rPr>
                 <w:noProof/>
               </w:rPr>
-              <w:t>13</w:t>
+              <w:t>14</w:t>
+            </w:r>
+            <w:r>
+              <w:rPr>
+                <w:noProof/>
+              </w:rPr>
+              <w:fldChar w:fldCharType="end"/>
+            </w:r>
+          </w:hyperlink>
+        </w:p>
+        <w:p>
+          <w:pPr>
+            <w:pStyle w:val="TOC2"/>
+            <w:tabs>
+              <w:tab w:val="right" w:leader="dot" w:pos="9350"/>
+            </w:tabs>
+            <w:rPr>
+              <w:rFonts w:asciiTheme="minorHAnsi" w:eastAsiaTheme="minorEastAsia" w:hAnsiTheme="minorHAnsi" w:cstheme="minorBidi"/>
+              <w:noProof/>
+              <w:kern w:val="2"/>
+              <w:sz w:val="24"/>
+              <w:szCs w:val="24"/>
+              <w14:ligatures w14:val="standardContextual"/>
+            </w:rPr>
+          </w:pPr>
+          <w:hyperlink w:anchor="_Toc241689317" w:history="1">
+            <w:r>
+              <w:rPr>
+                <w:rStyle w:val="Hyperlink"/>
+                <w:noProof/>
+              </w:rPr>
+              <w:t>9.1 Live captions</w:t>
+            </w:r>
+            <w:r>
+              <w:rPr>
+                <w:noProof/>
+              </w:rPr>
+              <w:tab/>
+            </w:r>
+            <w:r>
+              <w:rPr>
+                <w:noProof/>
+              </w:rPr>
+              <w:fldChar w:fldCharType="begin"/>
+            </w:r>
+            <w:r>
+              <w:rPr>
+                <w:noProof/>
+              </w:rPr>
+              <w:instrText xml:space="preserve"> PAGEREF _Toc241689317 \h </w:instrText>
+            </w:r>
+            <w:r>
+              <w:rPr>
+                <w:noProof/>
+              </w:rPr>
+            </w:r>
+            <w:r>
+              <w:rPr>
+                <w:noProof/>
+              </w:rPr>
+              <w:fldChar w:fldCharType="separate"/>
+            </w:r>
+            <w:r>
+              <w:rPr>
+                <w:noProof/>
+              </w:rPr>
+              <w:t>15</w:t>
+            </w:r>
+            <w:r>
+              <w:rPr>
+                <w:noProof/>
+              </w:rPr>
+              <w:fldChar w:fldCharType="end"/>
+            </w:r>
+          </w:hyperlink>
+        </w:p>
+        <w:p>
+          <w:pPr>
+            <w:pStyle w:val="TOC2"/>
+            <w:tabs>
+              <w:tab w:val="right" w:leader="dot" w:pos="9350"/>
+            </w:tabs>
+            <w:rPr>
+              <w:rFonts w:asciiTheme="minorHAnsi" w:eastAsiaTheme="minorEastAsia" w:hAnsiTheme="minorHAnsi" w:cstheme="minorBidi"/>
+              <w:noProof/>
+              <w:kern w:val="2"/>
+              <w:sz w:val="24"/>
+              <w:szCs w:val="24"/>
+              <w14:ligatures w14:val="standardContextual"/>
+            </w:rPr>
+          </w:pPr>
+          <w:hyperlink w:anchor="_Toc241689318" w:history="1">
+            <w:r>
+              <w:rPr>
+                <w:rStyle w:val="Hyperlink"/>
+                <w:noProof/>
+              </w:rPr>
+              <w:t>9.2 Study summaries</w:t>
+            </w:r>
+            <w:r>
+              <w:rPr>
+                <w:noProof/>
+              </w:rPr>
+              <w:tab/>
+            </w:r>
+            <w:r>
+              <w:rPr>
+                <w:noProof/>
+              </w:rPr>
+              <w:fldChar w:fldCharType="begin"/>
+            </w:r>
+            <w:r>
+              <w:rPr>
+                <w:noProof/>
+              </w:rPr>
+              <w:instrText xml:space="preserve"> PAGEREF _Toc241689318 \h </w:instrText>
+            </w:r>
+            <w:r>
+              <w:rPr>
+                <w:noProof/>
+              </w:rPr>
+            </w:r>
+            <w:r>
+              <w:rPr>
+                <w:noProof/>
+              </w:rPr>
+              <w:fldChar w:fldCharType="separate"/>
+            </w:r>
+            <w:r>
+              <w:rPr>
+                <w:noProof/>
+              </w:rPr>
+              <w:t>15</w:t>
             </w:r>
             <w:r>
               <w:rPr>
@@ -2388,7 +2520,7 @@
               <w14:ligatures w14:val="standardContextual"/>
             </w:rPr>
           </w:pPr>
-          <w:hyperlink w:anchor="_Toc241674188" w:history="1">
+          <w:hyperlink w:anchor="_Toc241689319" w:history="1">
             <w:r>
               <w:rPr>
                 <w:rStyle w:val="Hyperlink"/>
@@ -2412,7 +2544,7 @@
               <w:rPr>
                 <w:noProof/>
               </w:rPr>
-              <w:instrText xml:space="preserve"> PAGEREF _Toc241674188 \h </w:instrText>
+              <w:instrText xml:space="preserve"> PAGEREF _Toc241689319 \h </w:instrText>
             </w:r>
             <w:r>
               <w:rPr>
@@ -2429,7 +2561,7 @@
               <w:rPr>
                 <w:noProof/>
               </w:rPr>
-              <w:t>14</w:t>
+              <w:t>16</w:t>
             </w:r>
             <w:r>
               <w:rPr>
@@ -2454,7 +2586,7 @@
               <w14:ligatures w14:val="standardContextual"/>
             </w:rPr>
           </w:pPr>
-          <w:hyperlink w:anchor="_Toc241674189" w:history="1">
+          <w:hyperlink w:anchor="_Toc241689320" w:history="1">
             <w:r>
               <w:rPr>
                 <w:rStyle w:val="Hyperlink"/>
@@ -2478,7 +2610,7 @@
               <w:rPr>
                 <w:noProof/>
               </w:rPr>
-              <w:instrText xml:space="preserve"> PAGEREF _Toc241674189 \h </w:instrText>
+              <w:instrText xml:space="preserve"> PAGEREF _Toc241689320 \h </w:instrText>
             </w:r>
             <w:r>
               <w:rPr>
@@ -2495,7 +2627,7 @@
               <w:rPr>
                 <w:noProof/>
               </w:rPr>
-              <w:t>14</w:t>
+              <w:t>16</w:t>
             </w:r>
             <w:r>
               <w:rPr>
@@ -2520,7 +2652,7 @@
               <w14:ligatures w14:val="standardContextual"/>
             </w:rPr>
           </w:pPr>
-          <w:hyperlink w:anchor="_Toc241674190" w:history="1">
+          <w:hyperlink w:anchor="_Toc241689321" w:history="1">
             <w:r>
               <w:rPr>
                 <w:rStyle w:val="Hyperlink"/>
@@ -2544,7 +2676,7 @@
               <w:rPr>
                 <w:noProof/>
               </w:rPr>
-              <w:instrText xml:space="preserve"> PAGEREF _Toc241674190 \h </w:instrText>
+              <w:instrText xml:space="preserve"> PAGEREF _Toc241689321 \h </w:instrText>
             </w:r>
             <w:r>
               <w:rPr>
@@ -2561,7 +2693,7 @@
               <w:rPr>
                 <w:noProof/>
               </w:rPr>
-              <w:t>14</w:t>
+              <w:t>16</w:t>
             </w:r>
             <w:r>
               <w:rPr>
@@ -2586,7 +2718,7 @@
               <w14:ligatures w14:val="standardContextual"/>
             </w:rPr>
           </w:pPr>
-          <w:hyperlink w:anchor="_Toc241674191" w:history="1">
+          <w:hyperlink w:anchor="_Toc241689322" w:history="1">
             <w:r>
               <w:rPr>
                 <w:rStyle w:val="Hyperlink"/>
@@ -2610,7 +2742,7 @@
               <w:rPr>
                 <w:noProof/>
               </w:rPr>
-              <w:instrText xml:space="preserve"> PAGEREF _Toc241674191 \h </w:instrText>
+              <w:instrText xml:space="preserve"> PAGEREF _Toc241689322 \h </w:instrText>
             </w:r>
             <w:r>
               <w:rPr>
@@ -2627,7 +2759,7 @@
               <w:rPr>
                 <w:noProof/>
               </w:rPr>
-              <w:t>15</w:t>
+              <w:t>16</w:t>
             </w:r>
             <w:r>
               <w:rPr>
@@ -2652,13 +2784,13 @@
               <w14:ligatures w14:val="standardContextual"/>
             </w:rPr>
           </w:pPr>
-          <w:hyperlink w:anchor="_Toc241674192" w:history="1">
+          <w:hyperlink w:anchor="_Toc241689323" w:history="1">
             <w:r>
               <w:rPr>
                 <w:rStyle w:val="Hyperlink"/>
                 <w:noProof/>
               </w:rPr>
-              <w:t>11. Reliability on Windows</w:t>
+              <w:t>11. The phone app and remote access (Phase 4)</w:t>
             </w:r>
             <w:r>
               <w:rPr>
@@ -2676,7 +2808,7 @@
               <w:rPr>
                 <w:noProof/>
               </w:rPr>
-              <w:instrText xml:space="preserve"> PAGEREF _Toc241674192 \h </w:instrText>
+              <w:instrText xml:space="preserve"> PAGEREF _Toc241689323 \h </w:instrText>
             </w:r>
             <w:r>
               <w:rPr>
@@ -2693,7 +2825,7 @@
               <w:rPr>
                 <w:noProof/>
               </w:rPr>
-              <w:t>15</w:t>
+              <w:t>17</w:t>
             </w:r>
             <w:r>
               <w:rPr>
@@ -2718,13 +2850,13 @@
               <w14:ligatures w14:val="standardContextual"/>
             </w:rPr>
           </w:pPr>
-          <w:hyperlink w:anchor="_Toc241674193" w:history="1">
+          <w:hyperlink w:anchor="_Toc241689324" w:history="1">
             <w:r>
               <w:rPr>
                 <w:rStyle w:val="Hyperlink"/>
                 <w:noProof/>
               </w:rPr>
-              <w:t>11.1 The "only listens when its window is in front" bug</w:t>
+              <w:t>11.1 Reaching the laptop from anywhere</w:t>
             </w:r>
             <w:r>
               <w:rPr>
@@ -2742,7 +2874,7 @@
               <w:rPr>
                 <w:noProof/>
               </w:rPr>
-              <w:instrText xml:space="preserve"> PAGEREF _Toc241674193 \h </w:instrText>
+              <w:instrText xml:space="preserve"> PAGEREF _Toc241689324 \h </w:instrText>
             </w:r>
             <w:r>
               <w:rPr>
@@ -2759,7 +2891,7 @@
               <w:rPr>
                 <w:noProof/>
               </w:rPr>
-              <w:t>15</w:t>
+              <w:t>17</w:t>
             </w:r>
             <w:r>
               <w:rPr>
@@ -2784,13 +2916,13 @@
               <w14:ligatures w14:val="standardContextual"/>
             </w:rPr>
           </w:pPr>
-          <w:hyperlink w:anchor="_Toc241674194" w:history="1">
+          <w:hyperlink w:anchor="_Toc241689325" w:history="1">
             <w:r>
               <w:rPr>
                 <w:rStyle w:val="Hyperlink"/>
                 <w:noProof/>
               </w:rPr>
-              <w:t>11.2 Heartbeat and stack dumps (diagnostics.py)</w:t>
+              <w:t>11.2 What the app does</w:t>
             </w:r>
             <w:r>
               <w:rPr>
@@ -2808,7 +2940,7 @@
               <w:rPr>
                 <w:noProof/>
               </w:rPr>
-              <w:instrText xml:space="preserve"> PAGEREF _Toc241674194 \h </w:instrText>
+              <w:instrText xml:space="preserve"> PAGEREF _Toc241689325 \h </w:instrText>
             </w:r>
             <w:r>
               <w:rPr>
@@ -2825,7 +2957,7 @@
               <w:rPr>
                 <w:noProof/>
               </w:rPr>
-              <w:t>15</w:t>
+              <w:t>17</w:t>
             </w:r>
             <w:r>
               <w:rPr>
@@ -2850,13 +2982,13 @@
               <w14:ligatures w14:val="standardContextual"/>
             </w:rPr>
           </w:pPr>
-          <w:hyperlink w:anchor="_Toc241674195" w:history="1">
+          <w:hyperlink w:anchor="_Toc241689326" w:history="1">
             <w:r>
               <w:rPr>
                 <w:rStyle w:val="Hyperlink"/>
                 <w:noProof/>
               </w:rPr>
-              <w:t>11.3 Launching</w:t>
+              <w:t>11.3 Approvals from the phone</w:t>
             </w:r>
             <w:r>
               <w:rPr>
@@ -2874,7 +3006,7 @@
               <w:rPr>
                 <w:noProof/>
               </w:rPr>
-              <w:instrText xml:space="preserve"> PAGEREF _Toc241674195 \h </w:instrText>
+              <w:instrText xml:space="preserve"> PAGEREF _Toc241689326 \h </w:instrText>
             </w:r>
             <w:r>
               <w:rPr>
@@ -2891,7 +3023,7 @@
               <w:rPr>
                 <w:noProof/>
               </w:rPr>
-              <w:t>16</w:t>
+              <w:t>18</w:t>
             </w:r>
             <w:r>
               <w:rPr>
@@ -2916,13 +3048,13 @@
               <w14:ligatures w14:val="standardContextual"/>
             </w:rPr>
           </w:pPr>
-          <w:hyperlink w:anchor="_Toc241674196" w:history="1">
+          <w:hyperlink w:anchor="_Toc241689327" w:history="1">
             <w:r>
               <w:rPr>
                 <w:rStyle w:val="Hyperlink"/>
                 <w:noProof/>
               </w:rPr>
-              <w:t>12. Configuration reference (config.yaml)</w:t>
+              <w:t>12. Reliability on Windows</w:t>
             </w:r>
             <w:r>
               <w:rPr>
@@ -2940,7 +3072,7 @@
               <w:rPr>
                 <w:noProof/>
               </w:rPr>
-              <w:instrText xml:space="preserve"> PAGEREF _Toc241674196 \h </w:instrText>
+              <w:instrText xml:space="preserve"> PAGEREF _Toc241689327 \h </w:instrText>
             </w:r>
             <w:r>
               <w:rPr>
@@ -2957,7 +3089,205 @@
               <w:rPr>
                 <w:noProof/>
               </w:rPr>
-              <w:t>16</w:t>
+              <w:t>18</w:t>
+            </w:r>
+            <w:r>
+              <w:rPr>
+                <w:noProof/>
+              </w:rPr>
+              <w:fldChar w:fldCharType="end"/>
+            </w:r>
+          </w:hyperlink>
+        </w:p>
+        <w:p>
+          <w:pPr>
+            <w:pStyle w:val="TOC2"/>
+            <w:tabs>
+              <w:tab w:val="right" w:leader="dot" w:pos="9350"/>
+            </w:tabs>
+            <w:rPr>
+              <w:rFonts w:asciiTheme="minorHAnsi" w:eastAsiaTheme="minorEastAsia" w:hAnsiTheme="minorHAnsi" w:cstheme="minorBidi"/>
+              <w:noProof/>
+              <w:kern w:val="2"/>
+              <w:sz w:val="24"/>
+              <w:szCs w:val="24"/>
+              <w14:ligatures w14:val="standardContextual"/>
+            </w:rPr>
+          </w:pPr>
+          <w:hyperlink w:anchor="_Toc241689328" w:history="1">
+            <w:r>
+              <w:rPr>
+                <w:rStyle w:val="Hyperlink"/>
+                <w:noProof/>
+              </w:rPr>
+              <w:t>12.1 The "only listens when its window is in front" bug</w:t>
+            </w:r>
+            <w:r>
+              <w:rPr>
+                <w:noProof/>
+              </w:rPr>
+              <w:tab/>
+            </w:r>
+            <w:r>
+              <w:rPr>
+                <w:noProof/>
+              </w:rPr>
+              <w:fldChar w:fldCharType="begin"/>
+            </w:r>
+            <w:r>
+              <w:rPr>
+                <w:noProof/>
+              </w:rPr>
+              <w:instrText xml:space="preserve"> PAGEREF _Toc241689328 \h </w:instrText>
+            </w:r>
+            <w:r>
+              <w:rPr>
+                <w:noProof/>
+              </w:rPr>
+            </w:r>
+            <w:r>
+              <w:rPr>
+                <w:noProof/>
+              </w:rPr>
+              <w:fldChar w:fldCharType="separate"/>
+            </w:r>
+            <w:r>
+              <w:rPr>
+                <w:noProof/>
+              </w:rPr>
+              <w:t>18</w:t>
+            </w:r>
+            <w:r>
+              <w:rPr>
+                <w:noProof/>
+              </w:rPr>
+              <w:fldChar w:fldCharType="end"/>
+            </w:r>
+          </w:hyperlink>
+        </w:p>
+        <w:p>
+          <w:pPr>
+            <w:pStyle w:val="TOC2"/>
+            <w:tabs>
+              <w:tab w:val="right" w:leader="dot" w:pos="9350"/>
+            </w:tabs>
+            <w:rPr>
+              <w:rFonts w:asciiTheme="minorHAnsi" w:eastAsiaTheme="minorEastAsia" w:hAnsiTheme="minorHAnsi" w:cstheme="minorBidi"/>
+              <w:noProof/>
+              <w:kern w:val="2"/>
+              <w:sz w:val="24"/>
+              <w:szCs w:val="24"/>
+              <w14:ligatures w14:val="standardContextual"/>
+            </w:rPr>
+          </w:pPr>
+          <w:hyperlink w:anchor="_Toc241689329" w:history="1">
+            <w:r>
+              <w:rPr>
+                <w:rStyle w:val="Hyperlink"/>
+                <w:noProof/>
+              </w:rPr>
+              <w:t>12.2 Heartbeat and stack dumps (diagnostics.py)</w:t>
+            </w:r>
+            <w:r>
+              <w:rPr>
+                <w:noProof/>
+              </w:rPr>
+              <w:tab/>
+            </w:r>
+            <w:r>
+              <w:rPr>
+                <w:noProof/>
+              </w:rPr>
+              <w:fldChar w:fldCharType="begin"/>
+            </w:r>
+            <w:r>
+              <w:rPr>
+                <w:noProof/>
+              </w:rPr>
+              <w:instrText xml:space="preserve"> PAGEREF _Toc241689329 \h </w:instrText>
+            </w:r>
+            <w:r>
+              <w:rPr>
+                <w:noProof/>
+              </w:rPr>
+            </w:r>
+            <w:r>
+              <w:rPr>
+                <w:noProof/>
+              </w:rPr>
+              <w:fldChar w:fldCharType="separate"/>
+            </w:r>
+            <w:r>
+              <w:rPr>
+                <w:noProof/>
+              </w:rPr>
+              <w:t>18</w:t>
+            </w:r>
+            <w:r>
+              <w:rPr>
+                <w:noProof/>
+              </w:rPr>
+              <w:fldChar w:fldCharType="end"/>
+            </w:r>
+          </w:hyperlink>
+        </w:p>
+        <w:p>
+          <w:pPr>
+            <w:pStyle w:val="TOC2"/>
+            <w:tabs>
+              <w:tab w:val="right" w:leader="dot" w:pos="9350"/>
+            </w:tabs>
+            <w:rPr>
+              <w:rFonts w:asciiTheme="minorHAnsi" w:eastAsiaTheme="minorEastAsia" w:hAnsiTheme="minorHAnsi" w:cstheme="minorBidi"/>
+              <w:noProof/>
+              <w:kern w:val="2"/>
+              <w:sz w:val="24"/>
+              <w:szCs w:val="24"/>
+              <w14:ligatures w14:val="standardContextual"/>
+            </w:rPr>
+          </w:pPr>
+          <w:hyperlink w:anchor="_Toc241689330" w:history="1">
+            <w:r>
+              <w:rPr>
+                <w:rStyle w:val="Hyperlink"/>
+                <w:noProof/>
+              </w:rPr>
+              <w:t>12.3 Launching</w:t>
+            </w:r>
+            <w:r>
+              <w:rPr>
+                <w:noProof/>
+              </w:rPr>
+              <w:tab/>
+            </w:r>
+            <w:r>
+              <w:rPr>
+                <w:noProof/>
+              </w:rPr>
+              <w:fldChar w:fldCharType="begin"/>
+            </w:r>
+            <w:r>
+              <w:rPr>
+                <w:noProof/>
+              </w:rPr>
+              <w:instrText xml:space="preserve"> PAGEREF _Toc241689330 \h </w:instrText>
+            </w:r>
+            <w:r>
+              <w:rPr>
+                <w:noProof/>
+              </w:rPr>
+            </w:r>
+            <w:r>
+              <w:rPr>
+                <w:noProof/>
+              </w:rPr>
+              <w:fldChar w:fldCharType="separate"/>
+            </w:r>
+            <w:r>
+              <w:rPr>
+                <w:noProof/>
+              </w:rPr>
+              <w:t>18</w:t>
             </w:r>
             <w:r>
               <w:rPr>
@@ -2982,13 +3312,13 @@
               <w14:ligatures w14:val="standardContextual"/>
             </w:rPr>
           </w:pPr>
-          <w:hyperlink w:anchor="_Toc241674197" w:history="1">
+          <w:hyperlink w:anchor="_Toc241689331" w:history="1">
             <w:r>
               <w:rPr>
                 <w:rStyle w:val="Hyperlink"/>
                 <w:noProof/>
               </w:rPr>
-              <w:t>13. Project layout</w:t>
+              <w:t>13. Configuration reference (config.yaml)</w:t>
             </w:r>
             <w:r>
               <w:rPr>
@@ -3006,7 +3336,7 @@
               <w:rPr>
                 <w:noProof/>
               </w:rPr>
-              <w:instrText xml:space="preserve"> PAGEREF _Toc241674197 \h </w:instrText>
+              <w:instrText xml:space="preserve"> PAGEREF _Toc241689331 \h </w:instrText>
             </w:r>
             <w:r>
               <w:rPr>
@@ -3023,7 +3353,7 @@
               <w:rPr>
                 <w:noProof/>
               </w:rPr>
-              <w:t>16</w:t>
+              <w:t>19</w:t>
             </w:r>
             <w:r>
               <w:rPr>
@@ -3048,13 +3378,13 @@
               <w14:ligatures w14:val="standardContextual"/>
             </w:rPr>
           </w:pPr>
-          <w:hyperlink w:anchor="_Toc241674198" w:history="1">
+          <w:hyperlink w:anchor="_Toc241689332" w:history="1">
             <w:r>
               <w:rPr>
                 <w:rStyle w:val="Hyperlink"/>
                 <w:noProof/>
               </w:rPr>
-              <w:t>14. How it is tested</w:t>
+              <w:t>14. Project layout</w:t>
             </w:r>
             <w:r>
               <w:rPr>
@@ -3072,7 +3402,7 @@
               <w:rPr>
                 <w:noProof/>
               </w:rPr>
-              <w:instrText xml:space="preserve"> PAGEREF _Toc241674198 \h </w:instrText>
+              <w:instrText xml:space="preserve"> PAGEREF _Toc241689332 \h </w:instrText>
             </w:r>
             <w:r>
               <w:rPr>
@@ -3089,7 +3419,7 @@
               <w:rPr>
                 <w:noProof/>
               </w:rPr>
-              <w:t>17</w:t>
+              <w:t>19</w:t>
             </w:r>
             <w:r>
               <w:rPr>
@@ -3114,13 +3444,13 @@
               <w14:ligatures w14:val="standardContextual"/>
             </w:rPr>
           </w:pPr>
-          <w:hyperlink w:anchor="_Toc241674199" w:history="1">
+          <w:hyperlink w:anchor="_Toc241689333" w:history="1">
             <w:r>
               <w:rPr>
                 <w:rStyle w:val="Hyperlink"/>
                 <w:noProof/>
               </w:rPr>
-              <w:t>15. Key lessons</w:t>
+              <w:t>15. How it is tested</w:t>
             </w:r>
             <w:r>
               <w:rPr>
@@ -3138,7 +3468,7 @@
               <w:rPr>
                 <w:noProof/>
               </w:rPr>
-              <w:instrText xml:space="preserve"> PAGEREF _Toc241674199 \h </w:instrText>
+              <w:instrText xml:space="preserve"> PAGEREF _Toc241689333 \h </w:instrText>
             </w:r>
             <w:r>
               <w:rPr>
@@ -3155,7 +3485,7 @@
               <w:rPr>
                 <w:noProof/>
               </w:rPr>
-              <w:t>18</w:t>
+              <w:t>20</w:t>
             </w:r>
             <w:r>
               <w:rPr>
@@ -3180,13 +3510,13 @@
               <w14:ligatures w14:val="standardContextual"/>
             </w:rPr>
           </w:pPr>
-          <w:hyperlink w:anchor="_Toc241674200" w:history="1">
+          <w:hyperlink w:anchor="_Toc241689334" w:history="1">
             <w:r>
               <w:rPr>
                 <w:rStyle w:val="Hyperlink"/>
                 <w:noProof/>
               </w:rPr>
-              <w:t>16. What comes next</w:t>
+              <w:t>16. Key lessons</w:t>
             </w:r>
             <w:r>
               <w:rPr>
@@ -3204,7 +3534,7 @@
               <w:rPr>
                 <w:noProof/>
               </w:rPr>
-              <w:instrText xml:space="preserve"> PAGEREF _Toc241674200 \h </w:instrText>
+              <w:instrText xml:space="preserve"> PAGEREF _Toc241689334 \h </w:instrText>
             </w:r>
             <w:r>
               <w:rPr>
@@ -3221,7 +3551,73 @@
               <w:rPr>
                 <w:noProof/>
               </w:rPr>
-              <w:t>18</w:t>
+              <w:t>21</w:t>
+            </w:r>
+            <w:r>
+              <w:rPr>
+                <w:noProof/>
+              </w:rPr>
+              <w:fldChar w:fldCharType="end"/>
+            </w:r>
+          </w:hyperlink>
+        </w:p>
+        <w:p>
+          <w:pPr>
+            <w:pStyle w:val="TOC1"/>
+            <w:tabs>
+              <w:tab w:val="right" w:leader="dot" w:pos="9350"/>
+            </w:tabs>
+            <w:rPr>
+              <w:rFonts w:asciiTheme="minorHAnsi" w:eastAsiaTheme="minorEastAsia" w:hAnsiTheme="minorHAnsi" w:cstheme="minorBidi"/>
+              <w:noProof/>
+              <w:kern w:val="2"/>
+              <w:sz w:val="24"/>
+              <w:szCs w:val="24"/>
+              <w14:ligatures w14:val="standardContextual"/>
+            </w:rPr>
+          </w:pPr>
+          <w:hyperlink w:anchor="_Toc241689335" w:history="1">
+            <w:r>
+              <w:rPr>
+                <w:rStyle w:val="Hyperlink"/>
+                <w:noProof/>
+              </w:rPr>
+              <w:t>17. What comes next</w:t>
+            </w:r>
+            <w:r>
+              <w:rPr>
+                <w:noProof/>
+              </w:rPr>
+              <w:tab/>
+            </w:r>
+            <w:r>
+              <w:rPr>
+                <w:noProof/>
+              </w:rPr>
+              <w:fldChar w:fldCharType="begin"/>
+            </w:r>
+            <w:r>
+              <w:rPr>
+                <w:noProof/>
+              </w:rPr>
+              <w:instrText xml:space="preserve"> PAGEREF _Toc241689335 \h </w:instrText>
+            </w:r>
+            <w:r>
+              <w:rPr>
+                <w:noProof/>
+              </w:rPr>
+            </w:r>
+            <w:r>
+              <w:rPr>
+                <w:noProof/>
+              </w:rPr>
+              <w:fldChar w:fldCharType="separate"/>
+            </w:r>
+            <w:r>
+              <w:rPr>
+                <w:noProof/>
+              </w:rPr>
+              <w:t>21</w:t>
             </w:r>
             <w:r>
               <w:rPr>
@@ -3247,7 +3643,7 @@
       <w:pPr>
         <w:pStyle w:val="Heading1"/>
       </w:pPr>
-      <w:bookmarkStart w:id="0" w:name="_Toc241674154"/>
+      <w:bookmarkStart w:id="0" w:name="_Toc241689283"/>
       <w:r>
         <w:lastRenderedPageBreak/>
         <w:t>1. What Max is</w:t>
@@ -3284,7 +3680,7 @@
       <w:pPr>
         <w:pStyle w:val="Heading2"/>
       </w:pPr>
-      <w:bookmarkStart w:id="1" w:name="_Toc241674155"/>
+      <w:bookmarkStart w:id="1" w:name="_Toc241689284"/>
       <w:r>
         <w:t>1.1 Constraints that shape every decision</w:t>
       </w:r>
@@ -3697,7 +4093,7 @@
       <w:pPr>
         <w:pStyle w:val="Heading2"/>
       </w:pPr>
-      <w:bookmarkStart w:id="2" w:name="_Toc241674156"/>
+      <w:bookmarkStart w:id="2" w:name="_Toc241689285"/>
       <w:r>
         <w:t>1.2 Build phases</w:t>
       </w:r>
@@ -4165,7 +4561,7 @@
               <w:spacing w:line="264" w:lineRule="auto"/>
             </w:pPr>
             <w:r>
-              <w:t>Next</w:t>
+              <w:t>Done</w:t>
             </w:r>
           </w:p>
         </w:tc>
@@ -4251,7 +4647,7 @@
               <w:spacing w:line="264" w:lineRule="auto"/>
             </w:pPr>
             <w:r>
-              <w:t>Planned</w:t>
+              <w:t>Next</w:t>
             </w:r>
           </w:p>
         </w:tc>
@@ -4353,14 +4749,14 @@
         <w:spacing w:after="140" w:line="288" w:lineRule="auto"/>
       </w:pPr>
       <w:r>
-        <w:t>Added along the way, before Phase 4: Canvas integration and a daily digest email, background mode with a tray icon and auto-start, a desktop overlay, and meeting/lecture notes.</w:t>
+        <w:t>Added along the way: Canvas integration and a daily digest email, background mode with a tray icon and auto-start, a desktop overlay, and meeting/lecture notes with live captions and study summaries.</w:t>
       </w:r>
     </w:p>
     <w:p>
       <w:pPr>
         <w:pStyle w:val="Heading1"/>
       </w:pPr>
-      <w:bookmarkStart w:id="3" w:name="_Toc241674157"/>
+      <w:bookmarkStart w:id="3" w:name="_Toc241689286"/>
       <w:r>
         <w:lastRenderedPageBreak/>
         <w:t>2. Architecture at a glance</w:t>
@@ -4385,7 +4781,7 @@
           <w:noProof/>
         </w:rPr>
         <w:drawing>
-          <wp:inline distT="0" distB="0" distL="0" distR="0" wp14:anchorId="3B4C055D" wp14:editId="6E7692C1">
+          <wp:inline distT="0" distB="0" distL="0" distR="0" wp14:anchorId="1AA5092A" wp14:editId="485D3D70">
             <wp:extent cx="5943600" cy="4591050"/>
             <wp:effectExtent l="0" t="0" r="0" b="0"/>
             <wp:docPr id="1" name="Picture 1"/>
@@ -4428,7 +4824,7 @@
       <w:pPr>
         <w:pStyle w:val="Heading2"/>
       </w:pPr>
-      <w:bookmarkStart w:id="4" w:name="_Toc241674158"/>
+      <w:bookmarkStart w:id="4" w:name="_Toc241689287"/>
       <w:r>
         <w:t>2.1 One command, step by step</w:t>
       </w:r>
@@ -4584,7 +4980,7 @@
       <w:pPr>
         <w:pStyle w:val="Heading2"/>
       </w:pPr>
-      <w:bookmarkStart w:id="5" w:name="_Toc241674159"/>
+      <w:bookmarkStart w:id="5" w:name="_Toc241689288"/>
       <w:r>
         <w:t>2.2 Where things run</w:t>
       </w:r>
@@ -5748,7 +6144,7 @@
       <w:pPr>
         <w:pStyle w:val="Heading1"/>
       </w:pPr>
-      <w:bookmarkStart w:id="6" w:name="_Toc241674160"/>
+      <w:bookmarkStart w:id="6" w:name="_Toc241689289"/>
       <w:r>
         <w:t>3. The voice pipeline</w:t>
       </w:r>
@@ -5758,7 +6154,7 @@
       <w:pPr>
         <w:pStyle w:val="Heading2"/>
       </w:pPr>
-      <w:bookmarkStart w:id="7" w:name="_Toc241674161"/>
+      <w:bookmarkStart w:id="7" w:name="_Toc241689290"/>
       <w:r>
         <w:t>3.1 Microphone input (audio.py)</w:t>
       </w:r>
@@ -5796,7 +6192,7 @@
       <w:pPr>
         <w:pStyle w:val="Heading2"/>
       </w:pPr>
-      <w:bookmarkStart w:id="8" w:name="_Toc241674162"/>
+      <w:bookmarkStart w:id="8" w:name="_Toc241689291"/>
       <w:r>
         <w:t>3.2 Wake word (wakeword.py)</w:t>
       </w:r>
@@ -6379,7 +6775,7 @@
       <w:pPr>
         <w:pStyle w:val="Heading2"/>
       </w:pPr>
-      <w:bookmarkStart w:id="9" w:name="_Toc241674163"/>
+      <w:bookmarkStart w:id="9" w:name="_Toc241689292"/>
       <w:r>
         <w:t>3.3 Listening and end of turn (listen.py)</w:t>
       </w:r>
@@ -6476,7 +6872,7 @@
       <w:pPr>
         <w:pStyle w:val="Heading2"/>
       </w:pPr>
-      <w:bookmarkStart w:id="10" w:name="_Toc241674164"/>
+      <w:bookmarkStart w:id="10" w:name="_Toc241689293"/>
       <w:r>
         <w:t>3.4 Speech-to-text (stt.py)</w:t>
       </w:r>
@@ -7050,7 +7446,7 @@
       <w:pPr>
         <w:pStyle w:val="Heading2"/>
       </w:pPr>
-      <w:bookmarkStart w:id="11" w:name="_Toc241674165"/>
+      <w:bookmarkStart w:id="11" w:name="_Toc241689294"/>
       <w:r>
         <w:t>3.5 Voice output and conversation (tts.py, main.py)</w:t>
       </w:r>
@@ -7120,7 +7516,7 @@
       <w:pPr>
         <w:pStyle w:val="Heading1"/>
       </w:pPr>
-      <w:bookmarkStart w:id="12" w:name="_Toc241674166"/>
+      <w:bookmarkStart w:id="12" w:name="_Toc241689295"/>
       <w:r>
         <w:t>4. The agent (agent.py)</w:t>
       </w:r>
@@ -7138,7 +7534,7 @@
       <w:pPr>
         <w:pStyle w:val="Heading2"/>
       </w:pPr>
-      <w:bookmarkStart w:id="13" w:name="_Toc241674167"/>
+      <w:bookmarkStart w:id="13" w:name="_Toc241689296"/>
       <w:r>
         <w:lastRenderedPageBreak/>
         <w:t>4.1 Two models, one escalation tool</w:t>
@@ -7189,7 +7585,7 @@
       <w:pPr>
         <w:pStyle w:val="Heading2"/>
       </w:pPr>
-      <w:bookmarkStart w:id="14" w:name="_Toc241674168"/>
+      <w:bookmarkStart w:id="14" w:name="_Toc241689297"/>
       <w:r>
         <w:t>4.2 Direct replies</w:t>
       </w:r>
@@ -7270,7 +7666,7 @@
       <w:pPr>
         <w:pStyle w:val="Heading2"/>
       </w:pPr>
-      <w:bookmarkStart w:id="15" w:name="_Toc241674169"/>
+      <w:bookmarkStart w:id="15" w:name="_Toc241689298"/>
       <w:r>
         <w:t>4.3 Prompt design for speed</w:t>
       </w:r>
@@ -7288,7 +7684,7 @@
       <w:pPr>
         <w:pStyle w:val="Heading2"/>
       </w:pPr>
-      <w:bookmarkStart w:id="16" w:name="_Toc241674170"/>
+      <w:bookmarkStart w:id="16" w:name="_Toc241689299"/>
       <w:r>
         <w:t>4.4 History that keeps tool calls</w:t>
       </w:r>
@@ -7306,7 +7702,7 @@
       <w:pPr>
         <w:pStyle w:val="Heading2"/>
       </w:pPr>
-      <w:bookmarkStart w:id="17" w:name="_Toc241674171"/>
+      <w:bookmarkStart w:id="17" w:name="_Toc241689300"/>
       <w:r>
         <w:t>4.5 The safety gate</w:t>
       </w:r>
@@ -7336,7 +7732,7 @@
       <w:pPr>
         <w:pStyle w:val="Heading2"/>
       </w:pPr>
-      <w:bookmarkStart w:id="18" w:name="_Toc241674172"/>
+      <w:bookmarkStart w:id="18" w:name="_Toc241689301"/>
       <w:r>
         <w:t>4.6 Memory in every request</w:t>
       </w:r>
@@ -7358,7 +7754,7 @@
       <w:pPr>
         <w:pStyle w:val="Heading2"/>
       </w:pPr>
-      <w:bookmarkStart w:id="19" w:name="_Toc241674173"/>
+      <w:bookmarkStart w:id="19" w:name="_Toc241689302"/>
       <w:r>
         <w:t>4.7 Guarding against claimed actions</w:t>
       </w:r>
@@ -7489,7 +7885,7 @@
       <w:pPr>
         <w:pStyle w:val="Heading1"/>
       </w:pPr>
-      <w:bookmarkStart w:id="20" w:name="_Toc241674174"/>
+      <w:bookmarkStart w:id="20" w:name="_Toc241689303"/>
       <w:r>
         <w:t>5. Running the language model (llm.py)</w:t>
       </w:r>
@@ -8274,7 +8670,7 @@
       <w:pPr>
         <w:pStyle w:val="Heading2"/>
       </w:pPr>
-      <w:bookmarkStart w:id="21" w:name="_Toc241674175"/>
+      <w:bookmarkStart w:id="21" w:name="_Toc241689304"/>
       <w:r>
         <w:lastRenderedPageBreak/>
         <w:t>5.1 The speed investigation</w:t>
@@ -8834,7 +9230,7 @@
       <w:pPr>
         <w:pStyle w:val="Heading1"/>
       </w:pPr>
-      <w:bookmarkStart w:id="22" w:name="_Toc241674176"/>
+      <w:bookmarkStart w:id="22" w:name="_Toc241689305"/>
       <w:r>
         <w:t>6. Tools</w:t>
       </w:r>
@@ -8844,7 +9240,7 @@
       <w:pPr>
         <w:pStyle w:val="Heading2"/>
       </w:pPr>
-      <w:bookmarkStart w:id="23" w:name="_Toc241674177"/>
+      <w:bookmarkStart w:id="23" w:name="_Toc241689306"/>
       <w:r>
         <w:t>6.1 The tool registry (tools/registry.py)</w:t>
       </w:r>
@@ -8991,7 +9387,7 @@
       <w:pPr>
         <w:pStyle w:val="Heading2"/>
       </w:pPr>
-      <w:bookmarkStart w:id="24" w:name="_Toc241674178"/>
+      <w:bookmarkStart w:id="24" w:name="_Toc241689307"/>
       <w:r>
         <w:t>6.2 Laptop tools (tools/system.py)</w:t>
       </w:r>
@@ -9710,7 +10106,7 @@
       <w:pPr>
         <w:pStyle w:val="Heading2"/>
       </w:pPr>
-      <w:bookmarkStart w:id="25" w:name="_Toc241674179"/>
+      <w:bookmarkStart w:id="25" w:name="_Toc241689308"/>
       <w:r>
         <w:t>6.3 Web search and research (web.py)</w:t>
       </w:r>
@@ -9827,7 +10223,7 @@
       <w:pPr>
         <w:pStyle w:val="Heading2"/>
       </w:pPr>
-      <w:bookmarkStart w:id="26" w:name="_Toc241674180"/>
+      <w:bookmarkStart w:id="26" w:name="_Toc241689309"/>
       <w:r>
         <w:t>6.4 Max's own browser (browser.py, tools/browser.py)</w:t>
       </w:r>
@@ -10524,7 +10920,7 @@
       <w:pPr>
         <w:pStyle w:val="Heading1"/>
       </w:pPr>
-      <w:bookmarkStart w:id="27" w:name="_Toc241674181"/>
+      <w:bookmarkStart w:id="27" w:name="_Toc241689310"/>
       <w:r>
         <w:t>7. Memory and reminders</w:t>
       </w:r>
@@ -10534,7 +10930,7 @@
       <w:pPr>
         <w:pStyle w:val="Heading2"/>
       </w:pPr>
-      <w:bookmarkStart w:id="28" w:name="_Toc241674182"/>
+      <w:bookmarkStart w:id="28" w:name="_Toc241689311"/>
       <w:r>
         <w:t>7.1 The memory store (memory.py)</w:t>
       </w:r>
@@ -10627,7 +11023,7 @@
       <w:pPr>
         <w:pStyle w:val="Heading2"/>
       </w:pPr>
-      <w:bookmarkStart w:id="29" w:name="_Toc241674183"/>
+      <w:bookmarkStart w:id="29" w:name="_Toc241689312"/>
       <w:r>
         <w:t>7.2 Reminders (reminders.py)</w:t>
       </w:r>
@@ -10645,7 +11041,7 @@
       <w:pPr>
         <w:pStyle w:val="Heading1"/>
       </w:pPr>
-      <w:bookmarkStart w:id="30" w:name="_Toc241674184"/>
+      <w:bookmarkStart w:id="30" w:name="_Toc241689313"/>
       <w:r>
         <w:t>8. Canvas and the daily digest</w:t>
       </w:r>
@@ -10655,7 +11051,7 @@
       <w:pPr>
         <w:pStyle w:val="Heading2"/>
       </w:pPr>
-      <w:bookmarkStart w:id="31" w:name="_Toc241674185"/>
+      <w:bookmarkStart w:id="31" w:name="_Toc241689314"/>
       <w:r>
         <w:t>8.1 Canvas through the calendar feed (canvas.py)</w:t>
       </w:r>
@@ -10771,7 +11167,7 @@
       <w:pPr>
         <w:pStyle w:val="Heading2"/>
       </w:pPr>
-      <w:bookmarkStart w:id="32" w:name="_Toc241674186"/>
+      <w:bookmarkStart w:id="32" w:name="_Toc241689315"/>
       <w:r>
         <w:t>8.2 The daily digest (digest.py)</w:t>
       </w:r>
@@ -10801,7 +11197,7 @@
       <w:pPr>
         <w:pStyle w:val="Heading1"/>
       </w:pPr>
-      <w:bookmarkStart w:id="33" w:name="_Toc241674187"/>
+      <w:bookmarkStart w:id="33" w:name="_Toc241689316"/>
       <w:r>
         <w:t>9. Meeting and lecture notes (notes.py)</w:t>
       </w:r>
@@ -10870,10 +11266,10 @@
           <w:bCs/>
         </w:rPr>
         <w:lastRenderedPageBreak/>
-        <w:t>Live transcription:</w:t>
-      </w:r>
-      <w:r>
-        <w:t xml:space="preserve"> each chunk goes to Whisper while the recording continues. The prompt is the session title plus the last sentences heard, not the voice-command vocabulary, which keeps technical terms consistent.</w:t>
+        <w:t>Live captions:</w:t>
+      </w:r>
+      <w:r>
+        <w:t xml:space="preserve"> a small streaming model (sherpa-onnx zipformer "Kroko", CPU) turns the audio into words about half a second after they are said, with punctuation and capitals. They appear in the dashboard, the overlay pill and the phone app.</w:t>
       </w:r>
     </w:p>
     <w:p>
@@ -10890,10 +11286,10 @@
           <w:b/>
           <w:bCs/>
         </w:rPr>
-        <w:t>Section notes:</w:t>
-      </w:r>
-      <w:r>
-        <w:t xml:space="preserve"> every ~700 words, the model writes bullet notes for that part, in the background.</w:t>
+        <w:t>Accurate transcription:</w:t>
+      </w:r>
+      <w:r>
+        <w:t xml:space="preserve"> each chunk also goes to Whisper while the recording continues, and Whisper's text replaces the live captions for that stretch (roughly every 30 seconds). Only Whisper's text is saved. The prompt is the session title plus the last sentences heard, not the voice-command vocabulary, which keeps technical terms consistent.</w:t>
       </w:r>
     </w:p>
     <w:p>
@@ -10910,10 +11306,10 @@
           <w:b/>
           <w:bCs/>
         </w:rPr>
-        <w:t>Final notes:</w:t>
-      </w:r>
-      <w:r>
-        <w:t xml:space="preserve"> at the end the section notes are merged into Summary, Key points, Details, Action items &amp; deadlines, and Open questions. This two-level approach is needed because the 4b model reads about 4k tokens at a time and an hour-long lecture is about 13k.</w:t>
+        <w:t>Section notes:</w:t>
+      </w:r>
+      <w:r>
+        <w:t xml:space="preserve"> every ~700 words, the model writes bullet notes for that part, in the background.</w:t>
       </w:r>
     </w:p>
     <w:p>
@@ -10930,10 +11326,397 @@
           <w:b/>
           <w:bCs/>
         </w:rPr>
+        <w:t>Final notes:</w:t>
+      </w:r>
+      <w:r>
+        <w:t xml:space="preserve"> at the end the section notes are merged into Summary, Key points, Details, Action items &amp; deadlines, and Open questions. This two-level approach is needed because the 4b model reads about 4k tokens at a time and an hour-long lecture is about 13k.</w:t>
+      </w:r>
+    </w:p>
+    <w:p>
+      <w:pPr>
+        <w:pStyle w:val="ListParagraph"/>
+        <w:numPr>
+          <w:ilvl w:val="0"/>
+          <w:numId w:val="4"/>
+        </w:numPr>
+        <w:spacing w:after="70" w:line="276" w:lineRule="auto"/>
+      </w:pPr>
+      <w:r>
+        <w:rPr>
+          <w:b/>
+          <w:bCs/>
+        </w:rPr>
         <w:t>Exact-quote deadlines:</w:t>
       </w:r>
       <w:r>
         <w:t xml:space="preserve"> sentences from the transcript that mention due dates, quizzes, exams and so on are appended word for word.</w:t>
+      </w:r>
+    </w:p>
+    <w:p>
+      <w:pPr>
+        <w:pStyle w:val="Heading2"/>
+      </w:pPr>
+      <w:bookmarkStart w:id="34" w:name="_Toc241689317"/>
+      <w:r>
+        <w:t>9.1 Live captions</w:t>
+      </w:r>
+      <w:bookmarkEnd w:id="34"/>
+    </w:p>
+    <w:p>
+      <w:pPr>
+        <w:spacing w:after="140" w:line="288" w:lineRule="auto"/>
+      </w:pPr>
+      <w:r>
+        <w:t>Whisper reads a whole chunk at once, so on its own text appeared 30-40 seconds after it was said. Re-running Whisper every second on the last few seconds would have cost far more CPU than the laptop can spare next to the wake word. Instead a streaming model built for word-by-word output runs alongside it. Two candidates were benchmarked on a 136-second lecture:</w:t>
+      </w:r>
+    </w:p>
+    <w:tbl>
+      <w:tblPr>
+        <w:tblW w:w="9360" w:type="dxa"/>
+        <w:tblBorders>
+          <w:top w:val="single" w:sz="4" w:space="0" w:color="auto"/>
+          <w:left w:val="single" w:sz="4" w:space="0" w:color="auto"/>
+          <w:bottom w:val="single" w:sz="4" w:space="0" w:color="auto"/>
+          <w:right w:val="single" w:sz="4" w:space="0" w:color="auto"/>
+          <w:insideH w:val="single" w:sz="4" w:space="0" w:color="auto"/>
+          <w:insideV w:val="single" w:sz="4" w:space="0" w:color="auto"/>
+        </w:tblBorders>
+        <w:tblCellMar>
+          <w:left w:w="10" w:type="dxa"/>
+          <w:right w:w="10" w:type="dxa"/>
+        </w:tblCellMar>
+        <w:tblLook w:val="04A0" w:firstRow="1" w:lastRow="0" w:firstColumn="1" w:lastColumn="0" w:noHBand="0" w:noVBand="1"/>
+      </w:tblPr>
+      <w:tblGrid>
+        <w:gridCol w:w="3300"/>
+        <w:gridCol w:w="2600"/>
+        <w:gridCol w:w="3460"/>
+      </w:tblGrid>
+      <w:tr>
+        <w:tblPrEx>
+          <w:tblCellMar>
+            <w:top w:w="0" w:type="dxa"/>
+            <w:bottom w:w="0" w:type="dxa"/>
+          </w:tblCellMar>
+        </w:tblPrEx>
+        <w:trPr>
+          <w:tblHeader/>
+        </w:trPr>
+        <w:tc>
+          <w:tcPr>
+            <w:tcW w:w="3300" w:type="dxa"/>
+            <w:tcBorders>
+              <w:top w:val="single" w:sz="4" w:space="0" w:color="D0D5DD"/>
+              <w:left w:val="single" w:sz="4" w:space="0" w:color="D0D5DD"/>
+              <w:bottom w:val="single" w:sz="4" w:space="0" w:color="D0D5DD"/>
+              <w:right w:val="single" w:sz="4" w:space="0" w:color="D0D5DD"/>
+            </w:tcBorders>
+            <w:shd w:val="clear" w:color="auto" w:fill="E8ECF7"/>
+            <w:tcMar>
+              <w:top w:w="70" w:type="dxa"/>
+              <w:left w:w="110" w:type="dxa"/>
+              <w:bottom w:w="70" w:type="dxa"/>
+              <w:right w:w="110" w:type="dxa"/>
+            </w:tcMar>
+          </w:tcPr>
+          <w:p>
+            <w:pPr>
+              <w:spacing w:line="264" w:lineRule="auto"/>
+            </w:pPr>
+            <w:r>
+              <w:rPr>
+                <w:b/>
+                <w:bCs/>
+              </w:rPr>
+              <w:t>Model</w:t>
+            </w:r>
+          </w:p>
+        </w:tc>
+        <w:tc>
+          <w:tcPr>
+            <w:tcW w:w="2600" w:type="dxa"/>
+            <w:tcBorders>
+              <w:top w:val="single" w:sz="4" w:space="0" w:color="D0D5DD"/>
+              <w:left w:val="single" w:sz="4" w:space="0" w:color="D0D5DD"/>
+              <w:bottom w:val="single" w:sz="4" w:space="0" w:color="D0D5DD"/>
+              <w:right w:val="single" w:sz="4" w:space="0" w:color="D0D5DD"/>
+            </w:tcBorders>
+            <w:shd w:val="clear" w:color="auto" w:fill="E8ECF7"/>
+            <w:tcMar>
+              <w:top w:w="70" w:type="dxa"/>
+              <w:left w:w="110" w:type="dxa"/>
+              <w:bottom w:w="70" w:type="dxa"/>
+              <w:right w:w="110" w:type="dxa"/>
+            </w:tcMar>
+          </w:tcPr>
+          <w:p>
+            <w:pPr>
+              <w:spacing w:line="264" w:lineRule="auto"/>
+            </w:pPr>
+            <w:r>
+              <w:rPr>
+                <w:b/>
+                <w:bCs/>
+              </w:rPr>
+              <w:t>Compute for 136 s of audio</w:t>
+            </w:r>
+          </w:p>
+        </w:tc>
+        <w:tc>
+          <w:tcPr>
+            <w:tcW w:w="3460" w:type="dxa"/>
+            <w:tcBorders>
+              <w:top w:val="single" w:sz="4" w:space="0" w:color="D0D5DD"/>
+              <w:left w:val="single" w:sz="4" w:space="0" w:color="D0D5DD"/>
+              <w:bottom w:val="single" w:sz="4" w:space="0" w:color="D0D5DD"/>
+              <w:right w:val="single" w:sz="4" w:space="0" w:color="D0D5DD"/>
+            </w:tcBorders>
+            <w:shd w:val="clear" w:color="auto" w:fill="E8ECF7"/>
+            <w:tcMar>
+              <w:top w:w="70" w:type="dxa"/>
+              <w:left w:w="110" w:type="dxa"/>
+              <w:bottom w:w="70" w:type="dxa"/>
+              <w:right w:w="110" w:type="dxa"/>
+            </w:tcMar>
+          </w:tcPr>
+          <w:p>
+            <w:pPr>
+              <w:spacing w:line="264" w:lineRule="auto"/>
+            </w:pPr>
+            <w:r>
+              <w:rPr>
+                <w:b/>
+                <w:bCs/>
+              </w:rPr>
+              <w:t>Output</w:t>
+            </w:r>
+          </w:p>
+        </w:tc>
+      </w:tr>
+      <w:tr>
+        <w:tblPrEx>
+          <w:tblCellMar>
+            <w:top w:w="0" w:type="dxa"/>
+            <w:bottom w:w="0" w:type="dxa"/>
+          </w:tblCellMar>
+        </w:tblPrEx>
+        <w:trPr>
+          <w:cantSplit/>
+        </w:trPr>
+        <w:tc>
+          <w:tcPr>
+            <w:tcW w:w="3300" w:type="dxa"/>
+            <w:tcBorders>
+              <w:top w:val="single" w:sz="4" w:space="0" w:color="D0D5DD"/>
+              <w:left w:val="single" w:sz="4" w:space="0" w:color="D0D5DD"/>
+              <w:bottom w:val="single" w:sz="4" w:space="0" w:color="D0D5DD"/>
+              <w:right w:val="single" w:sz="4" w:space="0" w:color="D0D5DD"/>
+            </w:tcBorders>
+            <w:tcMar>
+              <w:top w:w="70" w:type="dxa"/>
+              <w:left w:w="110" w:type="dxa"/>
+              <w:bottom w:w="70" w:type="dxa"/>
+              <w:right w:w="110" w:type="dxa"/>
+            </w:tcMar>
+          </w:tcPr>
+          <w:p>
+            <w:pPr>
+              <w:spacing w:line="264" w:lineRule="auto"/>
+            </w:pPr>
+            <w:r>
+              <w:t>Kroko streaming zipformer (chosen, 70 MB)</w:t>
+            </w:r>
+          </w:p>
+        </w:tc>
+        <w:tc>
+          <w:tcPr>
+            <w:tcW w:w="2600" w:type="dxa"/>
+            <w:tcBorders>
+              <w:top w:val="single" w:sz="4" w:space="0" w:color="D0D5DD"/>
+              <w:left w:val="single" w:sz="4" w:space="0" w:color="D0D5DD"/>
+              <w:bottom w:val="single" w:sz="4" w:space="0" w:color="D0D5DD"/>
+              <w:right w:val="single" w:sz="4" w:space="0" w:color="D0D5DD"/>
+            </w:tcBorders>
+            <w:tcMar>
+              <w:top w:w="70" w:type="dxa"/>
+              <w:left w:w="110" w:type="dxa"/>
+              <w:bottom w:w="70" w:type="dxa"/>
+              <w:right w:w="110" w:type="dxa"/>
+            </w:tcMar>
+          </w:tcPr>
+          <w:p>
+            <w:pPr>
+              <w:spacing w:line="264" w:lineRule="auto"/>
+            </w:pPr>
+            <w:r>
+              <w:t>3.9 s (about 3% of real time)</w:t>
+            </w:r>
+          </w:p>
+        </w:tc>
+        <w:tc>
+          <w:tcPr>
+            <w:tcW w:w="3460" w:type="dxa"/>
+            <w:tcBorders>
+              <w:top w:val="single" w:sz="4" w:space="0" w:color="D0D5DD"/>
+              <w:left w:val="single" w:sz="4" w:space="0" w:color="D0D5DD"/>
+              <w:bottom w:val="single" w:sz="4" w:space="0" w:color="D0D5DD"/>
+              <w:right w:val="single" w:sz="4" w:space="0" w:color="D0D5DD"/>
+            </w:tcBorders>
+            <w:tcMar>
+              <w:top w:w="70" w:type="dxa"/>
+              <w:left w:w="110" w:type="dxa"/>
+              <w:bottom w:w="70" w:type="dxa"/>
+              <w:right w:w="110" w:type="dxa"/>
+            </w:tcMar>
+          </w:tcPr>
+          <w:p>
+            <w:pPr>
+              <w:spacing w:line="264" w:lineRule="auto"/>
+            </w:pPr>
+            <w:r>
+              <w:t>Punctuation and capitals; got "RDF", "SQL", "knowledge graphs" right</w:t>
+            </w:r>
+          </w:p>
+        </w:tc>
+      </w:tr>
+      <w:tr>
+        <w:tblPrEx>
+          <w:tblCellMar>
+            <w:top w:w="0" w:type="dxa"/>
+            <w:bottom w:w="0" w:type="dxa"/>
+          </w:tblCellMar>
+        </w:tblPrEx>
+        <w:trPr>
+          <w:cantSplit/>
+        </w:trPr>
+        <w:tc>
+          <w:tcPr>
+            <w:tcW w:w="3300" w:type="dxa"/>
+            <w:tcBorders>
+              <w:top w:val="single" w:sz="4" w:space="0" w:color="D0D5DD"/>
+              <w:left w:val="single" w:sz="4" w:space="0" w:color="D0D5DD"/>
+              <w:bottom w:val="single" w:sz="4" w:space="0" w:color="D0D5DD"/>
+              <w:right w:val="single" w:sz="4" w:space="0" w:color="D0D5DD"/>
+            </w:tcBorders>
+            <w:tcMar>
+              <w:top w:w="70" w:type="dxa"/>
+              <w:left w:w="110" w:type="dxa"/>
+              <w:bottom w:w="70" w:type="dxa"/>
+              <w:right w:w="110" w:type="dxa"/>
+            </w:tcMar>
+          </w:tcPr>
+          <w:p>
+            <w:pPr>
+              <w:spacing w:line="264" w:lineRule="auto"/>
+            </w:pPr>
+            <w:r>
+              <w:t>NeMo FastConformer 480 ms, int8 (106 MB)</w:t>
+            </w:r>
+          </w:p>
+        </w:tc>
+        <w:tc>
+          <w:tcPr>
+            <w:tcW w:w="2600" w:type="dxa"/>
+            <w:tcBorders>
+              <w:top w:val="single" w:sz="4" w:space="0" w:color="D0D5DD"/>
+              <w:left w:val="single" w:sz="4" w:space="0" w:color="D0D5DD"/>
+              <w:bottom w:val="single" w:sz="4" w:space="0" w:color="D0D5DD"/>
+              <w:right w:val="single" w:sz="4" w:space="0" w:color="D0D5DD"/>
+            </w:tcBorders>
+            <w:tcMar>
+              <w:top w:w="70" w:type="dxa"/>
+              <w:left w:w="110" w:type="dxa"/>
+              <w:bottom w:w="70" w:type="dxa"/>
+              <w:right w:w="110" w:type="dxa"/>
+            </w:tcMar>
+          </w:tcPr>
+          <w:p>
+            <w:pPr>
+              <w:spacing w:line="264" w:lineRule="auto"/>
+            </w:pPr>
+            <w:r>
+              <w:t>9.9 s (about 7%)</w:t>
+            </w:r>
+          </w:p>
+        </w:tc>
+        <w:tc>
+          <w:tcPr>
+            <w:tcW w:w="3460" w:type="dxa"/>
+            <w:tcBorders>
+              <w:top w:val="single" w:sz="4" w:space="0" w:color="D0D5DD"/>
+              <w:left w:val="single" w:sz="4" w:space="0" w:color="D0D5DD"/>
+              <w:bottom w:val="single" w:sz="4" w:space="0" w:color="D0D5DD"/>
+              <w:right w:val="single" w:sz="4" w:space="0" w:color="D0D5DD"/>
+            </w:tcBorders>
+            <w:tcMar>
+              <w:top w:w="70" w:type="dxa"/>
+              <w:left w:w="110" w:type="dxa"/>
+              <w:bottom w:w="70" w:type="dxa"/>
+              <w:right w:w="110" w:type="dxa"/>
+            </w:tcMar>
+          </w:tcPr>
+          <w:p>
+            <w:pPr>
+              <w:spacing w:line="264" w:lineRule="auto"/>
+            </w:pPr>
+            <w:r>
+              <w:t>Lower case, no punctuation</w:t>
+            </w:r>
+          </w:p>
+        </w:tc>
+      </w:tr>
+    </w:tbl>
+    <w:p>
+      <w:pPr>
+        <w:spacing w:after="120"/>
+      </w:pPr>
+    </w:p>
+    <w:p>
+      <w:pPr>
+        <w:spacing w:after="140" w:line="288" w:lineRule="auto"/>
+      </w:pPr>
+      <w:r>
+        <w:t>The live text is rougher ("SPARQL" came out as "sparkle"), which is why it is only a preview: a live line is dropped as soon as most of it is covered by a Whisper chunk, so the same words are never shown twice at a chunk boundary. Decoding runs in its own thread so audio capture never waits on it, and if the model is missing or fails, recording carries on without captions.</w:t>
+      </w:r>
+    </w:p>
+    <w:p>
+      <w:pPr>
+        <w:pStyle w:val="Heading2"/>
+      </w:pPr>
+      <w:bookmarkStart w:id="35" w:name="_Toc241689318"/>
+      <w:r>
+        <w:t>9.2 Study summaries</w:t>
+      </w:r>
+      <w:bookmarkEnd w:id="35"/>
+    </w:p>
+    <w:p>
+      <w:pPr>
+        <w:spacing w:after="140" w:line="288" w:lineRule="auto"/>
+      </w:pPr>
+      <w:r>
+        <w:t xml:space="preserve">Next to Notes and Transcript, a </w:t>
+      </w:r>
+      <w:r>
+        <w:rPr>
+          <w:b/>
+          <w:bCs/>
+        </w:rPr>
+        <w:t>Summary</w:t>
+      </w:r>
+      <w:r>
+        <w:t xml:space="preserve"> button asks the local model for a short study version: a TL;DR, three to six key takeaways and a to-do list. It is written on first request and cached as </w:t>
+      </w:r>
+      <w:r>
+        <w:rPr>
+          <w:rFonts w:ascii="Consolas" w:eastAsia="Consolas" w:hAnsi="Consolas" w:cs="Consolas"/>
+          <w:color w:val="1F3A93"/>
+          <w:sz w:val="19"/>
+          <w:szCs w:val="19"/>
+        </w:rPr>
+        <w:t>summary.md</w:t>
+      </w:r>
+      <w:r>
+        <w:t xml:space="preserve"> beside the notes. The exact deadline quotes are removed before the model sees the notes and appended afterwards unchanged, so a time can't be rewritten.</w:t>
       </w:r>
     </w:p>
     <w:tbl>
@@ -10990,6 +11773,7 @@
                 <w:bCs/>
                 <w:color w:val="3B5BDB"/>
               </w:rPr>
+              <w:lastRenderedPageBreak/>
               <w:t>Why the exact quotes</w:t>
             </w:r>
           </w:p>
@@ -11057,21 +11841,21 @@
       <w:pPr>
         <w:pStyle w:val="Heading1"/>
       </w:pPr>
-      <w:bookmarkStart w:id="34" w:name="_Toc241674188"/>
+      <w:bookmarkStart w:id="36" w:name="_Toc241689319"/>
       <w:r>
         <w:t>10. Dashboard, API and desktop overlay</w:t>
       </w:r>
-      <w:bookmarkEnd w:id="34"/>
+      <w:bookmarkEnd w:id="36"/>
     </w:p>
     <w:p>
       <w:pPr>
         <w:pStyle w:val="Heading2"/>
       </w:pPr>
-      <w:bookmarkStart w:id="35" w:name="_Toc241674189"/>
+      <w:bookmarkStart w:id="37" w:name="_Toc241689320"/>
       <w:r>
         <w:t>10.1 Event bus and API (events.py, server.py)</w:t>
       </w:r>
-      <w:bookmarkEnd w:id="35"/>
+      <w:bookmarkEnd w:id="37"/>
     </w:p>
     <w:p>
       <w:pPr>
@@ -11090,7 +11874,7 @@
         <w:t>127.0.0.1:8765</w:t>
       </w:r>
       <w:r>
-        <w:t>, streams those events over a WebSocket and offers a REST API for the conversation log, facts, reminders, notes, typed commands and approvals. It is the same API the Phase 4 phone and watch apps will use.</w:t>
+        <w:t>, streams those events over a WebSocket and offers a REST API for the conversation log, facts, reminders, notes, typed commands and approvals. It is the same API the phone app uses (and the watch app will), reached through Tailscale.</w:t>
       </w:r>
     </w:p>
     <w:p>
@@ -11150,11 +11934,11 @@
       <w:pPr>
         <w:pStyle w:val="Heading2"/>
       </w:pPr>
-      <w:bookmarkStart w:id="36" w:name="_Toc241674190"/>
+      <w:bookmarkStart w:id="38" w:name="_Toc241689321"/>
       <w:r>
         <w:t>10.2 The dashboard (dashboard/)</w:t>
       </w:r>
-      <w:bookmarkEnd w:id="36"/>
+      <w:bookmarkEnd w:id="38"/>
     </w:p>
     <w:p>
       <w:pPr>
@@ -11171,22 +11955,18 @@
         <w:t>orb</w:t>
       </w:r>
       <w:r>
-        <w:t xml:space="preserve"> driven by Max's state and the live mic level: it breathes when idle, ripples to your voice, swirls when thinking, pulses when speaking and turns amber </w:t>
-      </w:r>
-      <w:r>
-        <w:lastRenderedPageBreak/>
-        <w:t>when an approval is waiting. Around it: service status, the conversation with the tools used for each answer (and a box to type commands), approvals, a live activity feed, and a drawer for memory, reminders and notes (rendered Markdown, with the transcript one click away). Fonts are bundled, so nothing loads from the internet.</w:t>
+        <w:t xml:space="preserve"> driven by Max's state and the live mic level: it breathes when idle, ripples to your voice, swirls when thinking, pulses when speaking and turns amber when an approval is waiting. Around it: service status, the conversation with the tools used for each answer (and a box to type commands), approvals, a live activity feed, and a drawer for memory, reminders and notes (rendered Markdown, with the transcript one click away). Fonts are bundled, so nothing loads from the internet.</w:t>
       </w:r>
     </w:p>
     <w:p>
       <w:pPr>
         <w:pStyle w:val="Heading2"/>
       </w:pPr>
-      <w:bookmarkStart w:id="37" w:name="_Toc241674191"/>
+      <w:bookmarkStart w:id="39" w:name="_Toc241689322"/>
       <w:r>
         <w:t>10.3 Always on: tray, auto-start and overlay</w:t>
       </w:r>
-      <w:bookmarkEnd w:id="37"/>
+      <w:bookmarkEnd w:id="39"/>
     </w:p>
     <w:p>
       <w:pPr>
@@ -11266,6 +12046,7 @@
           <w:b/>
           <w:bCs/>
         </w:rPr>
+        <w:lastRenderedPageBreak/>
         <w:t>Desktop overlay</w:t>
       </w:r>
       <w:r>
@@ -11288,21 +12069,322 @@
       <w:pPr>
         <w:pStyle w:val="Heading1"/>
       </w:pPr>
-      <w:bookmarkStart w:id="38" w:name="_Toc241674192"/>
-      <w:r>
-        <w:t>11. Reliability on Windows</w:t>
-      </w:r>
-      <w:bookmarkEnd w:id="38"/>
+      <w:bookmarkStart w:id="40" w:name="_Toc241689323"/>
+      <w:r>
+        <w:t>11. The phone app and remote access (Phase 4)</w:t>
+      </w:r>
+      <w:bookmarkEnd w:id="40"/>
+    </w:p>
+    <w:p>
+      <w:pPr>
+        <w:spacing w:after="140" w:line="288" w:lineRule="auto"/>
+      </w:pPr>
+      <w:r>
+        <w:t>A native Android app (</w:t>
+      </w:r>
+      <w:r>
+        <w:rPr>
+          <w:rFonts w:ascii="Consolas" w:eastAsia="Consolas" w:hAnsi="Consolas" w:cs="Consolas"/>
+          <w:color w:val="1F3A93"/>
+          <w:sz w:val="19"/>
+          <w:szCs w:val="19"/>
+        </w:rPr>
+        <w:t>android/</w:t>
+      </w:r>
+      <w:r>
+        <w:t>, Kotlin and Jetpack Compose, in the same mission-control style) gives Max a second front end. Nothing about the brain moved: transcription, the agent and the models still run on the laptop, and the phone talks to the same API and event stream as the dashboard.</w:t>
+      </w:r>
     </w:p>
     <w:p>
       <w:pPr>
         <w:pStyle w:val="Heading2"/>
       </w:pPr>
-      <w:bookmarkStart w:id="39" w:name="_Toc241674193"/>
-      <w:r>
-        <w:t>11.1 The "only listens when its window is in front" bug</w:t>
-      </w:r>
-      <w:bookmarkEnd w:id="39"/>
+      <w:bookmarkStart w:id="41" w:name="_Toc241689324"/>
+      <w:r>
+        <w:t>11.1 Reaching the laptop from anywhere</w:t>
+      </w:r>
+      <w:bookmarkEnd w:id="41"/>
+    </w:p>
+    <w:p>
+      <w:pPr>
+        <w:pStyle w:val="ListParagraph"/>
+        <w:numPr>
+          <w:ilvl w:val="0"/>
+          <w:numId w:val="3"/>
+        </w:numPr>
+        <w:spacing w:after="70" w:line="276" w:lineRule="auto"/>
+      </w:pPr>
+      <w:r>
+        <w:rPr>
+          <w:b/>
+          <w:bCs/>
+        </w:rPr>
+        <w:t>Tailscale</w:t>
+      </w:r>
+      <w:r>
+        <w:t xml:space="preserve"> puts the laptop and the phone on a private, encrypted network. </w:t>
+      </w:r>
+      <w:r>
+        <w:rPr>
+          <w:rFonts w:ascii="Consolas" w:eastAsia="Consolas" w:hAnsi="Consolas" w:cs="Consolas"/>
+          <w:color w:val="1F3A93"/>
+          <w:sz w:val="19"/>
+          <w:szCs w:val="19"/>
+        </w:rPr>
+        <w:t>tailscale serve --bg 8765</w:t>
+      </w:r>
+      <w:r>
+        <w:t xml:space="preserve"> publishes the API at </w:t>
+      </w:r>
+      <w:r>
+        <w:rPr>
+          <w:rFonts w:ascii="Consolas" w:eastAsia="Consolas" w:hAnsi="Consolas" w:cs="Consolas"/>
+          <w:color w:val="1F3A93"/>
+          <w:sz w:val="19"/>
+          <w:szCs w:val="19"/>
+        </w:rPr>
+        <w:t>https://&lt;laptop&gt;.&lt;tailnet&gt;.ts.net</w:t>
+      </w:r>
+      <w:r>
+        <w:t xml:space="preserve"> inside that network only, with a real HTTPS certificate. The API itself stays bound to 127.0.0.1.</w:t>
+      </w:r>
+    </w:p>
+    <w:p>
+      <w:pPr>
+        <w:pStyle w:val="ListParagraph"/>
+        <w:numPr>
+          <w:ilvl w:val="0"/>
+          <w:numId w:val="3"/>
+        </w:numPr>
+        <w:spacing w:after="70" w:line="276" w:lineRule="auto"/>
+      </w:pPr>
+      <w:r>
+        <w:rPr>
+          <w:b/>
+          <w:bCs/>
+        </w:rPr>
+        <w:t>Token (remote.py):</w:t>
+      </w:r>
+      <w:r>
+        <w:t xml:space="preserve"> a random token is created once in </w:t>
+      </w:r>
+      <w:r>
+        <w:rPr>
+          <w:rFonts w:ascii="Consolas" w:eastAsia="Consolas" w:hAnsi="Consolas" w:cs="Consolas"/>
+          <w:color w:val="1F3A93"/>
+          <w:sz w:val="19"/>
+          <w:szCs w:val="19"/>
+        </w:rPr>
+        <w:t>data/phone_token.txt</w:t>
+      </w:r>
+      <w:r>
+        <w:t xml:space="preserve"> (never committed). A request counts as local only if it comes from 127.0.0.1 </w:t>
+      </w:r>
+      <w:r>
+        <w:rPr>
+          <w:b/>
+          <w:bCs/>
+        </w:rPr>
+        <w:t>without</w:t>
+      </w:r>
+      <w:r>
+        <w:t xml:space="preserve"> Tailscale's forwarding headers; anything else must present the token (a header, or a query parameter for the WebSocket) or gets a 401. The token is compared in constant time.</w:t>
+      </w:r>
+    </w:p>
+    <w:p>
+      <w:pPr>
+        <w:pStyle w:val="ListParagraph"/>
+        <w:numPr>
+          <w:ilvl w:val="0"/>
+          <w:numId w:val="3"/>
+        </w:numPr>
+        <w:spacing w:after="70" w:line="276" w:lineRule="auto"/>
+      </w:pPr>
+      <w:r>
+        <w:rPr>
+          <w:b/>
+          <w:bCs/>
+        </w:rPr>
+        <w:t>Pairing:</w:t>
+      </w:r>
+      <w:r>
+        <w:t xml:space="preserve"> the dashboard's Phone tab shows a QR code (</w:t>
+      </w:r>
+      <w:r>
+        <w:rPr>
+          <w:rFonts w:ascii="Consolas" w:eastAsia="Consolas" w:hAnsi="Consolas" w:cs="Consolas"/>
+          <w:color w:val="1F3A93"/>
+          <w:sz w:val="19"/>
+          <w:szCs w:val="19"/>
+        </w:rPr>
+        <w:t>max://pair?url=...&amp;token=...</w:t>
+      </w:r>
+      <w:r>
+        <w:t>); the app scans it. The endpoint that reveals the token answers only on the laptop itself.</w:t>
+      </w:r>
+    </w:p>
+    <w:p>
+      <w:pPr>
+        <w:pStyle w:val="Heading2"/>
+      </w:pPr>
+      <w:bookmarkStart w:id="42" w:name="_Toc241689325"/>
+      <w:r>
+        <w:t>11.2 What the app does</w:t>
+      </w:r>
+      <w:bookmarkEnd w:id="42"/>
+    </w:p>
+    <w:p>
+      <w:pPr>
+        <w:pStyle w:val="ListParagraph"/>
+        <w:numPr>
+          <w:ilvl w:val="0"/>
+          <w:numId w:val="3"/>
+        </w:numPr>
+        <w:spacing w:after="70" w:line="276" w:lineRule="auto"/>
+      </w:pPr>
+      <w:r>
+        <w:rPr>
+          <w:b/>
+          <w:bCs/>
+        </w:rPr>
+        <w:t>Tap to talk:</w:t>
+      </w:r>
+      <w:r>
+        <w:t xml:space="preserve"> the phone records 16 kHz audio and stops on its own after a pause. The laptop transcribes it with Whisper, runs the agent and returns the reply, which the phone plays in Max's own Piper voice (</w:t>
+      </w:r>
+      <w:r>
+        <w:rPr>
+          <w:rFonts w:ascii="Consolas" w:eastAsia="Consolas" w:hAnsi="Consolas" w:cs="Consolas"/>
+          <w:color w:val="1F3A93"/>
+          <w:sz w:val="19"/>
+          <w:szCs w:val="19"/>
+        </w:rPr>
+        <w:t>/api/voice</w:t>
+      </w:r>
+      <w:r>
+        <w:t xml:space="preserve">, </w:t>
+      </w:r>
+      <w:r>
+        <w:rPr>
+          <w:rFonts w:ascii="Consolas" w:eastAsia="Consolas" w:hAnsi="Consolas" w:cs="Consolas"/>
+          <w:color w:val="1F3A93"/>
+          <w:sz w:val="19"/>
+          <w:szCs w:val="19"/>
+        </w:rPr>
+        <w:t>/api/speak</w:t>
+      </w:r>
+      <w:r>
+        <w:t>).</w:t>
+      </w:r>
+    </w:p>
+    <w:p>
+      <w:pPr>
+        <w:pStyle w:val="ListParagraph"/>
+        <w:numPr>
+          <w:ilvl w:val="0"/>
+          <w:numId w:val="3"/>
+        </w:numPr>
+        <w:spacing w:after="70" w:line="276" w:lineRule="auto"/>
+      </w:pPr>
+      <w:r>
+        <w:rPr>
+          <w:b/>
+          <w:bCs/>
+        </w:rPr>
+        <w:t>Screens:</w:t>
+      </w:r>
+      <w:r>
+        <w:t xml:space="preserve"> conversation, today (Canvas items, classes, reminders you can add or cancel), memory (facts, meeting/lecture notes with the live view and summaries) and settings (pairing, laptop controls such as listen now and pause).</w:t>
+      </w:r>
+    </w:p>
+    <w:p>
+      <w:pPr>
+        <w:pStyle w:val="ListParagraph"/>
+        <w:numPr>
+          <w:ilvl w:val="0"/>
+          <w:numId w:val="3"/>
+        </w:numPr>
+        <w:spacing w:after="70" w:line="276" w:lineRule="auto"/>
+      </w:pPr>
+      <w:r>
+        <w:rPr>
+          <w:b/>
+          <w:bCs/>
+        </w:rPr>
+        <w:t>Always connected:</w:t>
+      </w:r>
+      <w:r>
+        <w:t xml:space="preserve"> a foreground service keeps one WebSocket to the event stream, reconnects with backoff when the laptop sleeps or the network changes, and restarts after a reboot. Events become notifications: reminders, notes ready and approvals.</w:t>
+      </w:r>
+    </w:p>
+    <w:p>
+      <w:pPr>
+        <w:pStyle w:val="ListParagraph"/>
+        <w:numPr>
+          <w:ilvl w:val="0"/>
+          <w:numId w:val="3"/>
+        </w:numPr>
+        <w:spacing w:after="70" w:line="276" w:lineRule="auto"/>
+      </w:pPr>
+      <w:r>
+        <w:rPr>
+          <w:b/>
+          <w:bCs/>
+        </w:rPr>
+        <w:t>Listening sheet:</w:t>
+      </w:r>
+      <w:r>
+        <w:t xml:space="preserve"> a see-through panel that slides up over any app and starts listening at once. It opens from the side key (Max registers as an assistant app), a Quick Settings tile, a home-screen widget or the app icon's shortcut, listens again if Max asks a question, and closes itself after the reply. Because it is a visible screen, the phone's "microphone only while using the app" permission is enough; an always-listening wake word on the phone was rejected for battery reasons, as on the watch.</w:t>
+      </w:r>
+    </w:p>
+    <w:p>
+      <w:pPr>
+        <w:pStyle w:val="Heading2"/>
+      </w:pPr>
+      <w:bookmarkStart w:id="43" w:name="_Toc241689326"/>
+      <w:r>
+        <w:lastRenderedPageBreak/>
+        <w:t>11.3 Approvals from the phone</w:t>
+      </w:r>
+      <w:bookmarkEnd w:id="43"/>
+    </w:p>
+    <w:p>
+      <w:pPr>
+        <w:spacing w:after="140" w:line="288" w:lineRule="auto"/>
+      </w:pPr>
+      <w:r>
+        <w:t xml:space="preserve">Every command is tagged with where it came from (voice, dashboard or phone). A risky action started from the phone never asks the laptop's microphone, since nobody may be sitting there: it waits up to 90 seconds for an </w:t>
+      </w:r>
+      <w:r>
+        <w:rPr>
+          <w:b/>
+          <w:bCs/>
+        </w:rPr>
+        <w:t>Approve / Deny</w:t>
+      </w:r>
+      <w:r>
+        <w:t xml:space="preserve"> tap, shown as a notification with buttons and inside the app. No answer means no. The laptop also stays quiet: its spoken "let me look that up" fillers are skipped for phone commands.</w:t>
+      </w:r>
+    </w:p>
+    <w:p>
+      <w:pPr>
+        <w:pStyle w:val="Heading1"/>
+      </w:pPr>
+      <w:bookmarkStart w:id="44" w:name="_Toc241689327"/>
+      <w:r>
+        <w:t>12. Reliability on Windows</w:t>
+      </w:r>
+      <w:bookmarkEnd w:id="44"/>
+    </w:p>
+    <w:p>
+      <w:pPr>
+        <w:pStyle w:val="Heading2"/>
+      </w:pPr>
+      <w:bookmarkStart w:id="45" w:name="_Toc241689328"/>
+      <w:r>
+        <w:t>12.1 The "only listens when its window is in front" bug</w:t>
+      </w:r>
+      <w:bookmarkEnd w:id="45"/>
     </w:p>
     <w:p>
       <w:pPr>
@@ -11403,11 +12485,11 @@
       <w:pPr>
         <w:pStyle w:val="Heading2"/>
       </w:pPr>
-      <w:bookmarkStart w:id="40" w:name="_Toc241674194"/>
-      <w:r>
-        <w:t>11.2 Heartbeat and stack dumps (diagnostics.py)</w:t>
-      </w:r>
-      <w:bookmarkEnd w:id="40"/>
+      <w:bookmarkStart w:id="46" w:name="_Toc241689329"/>
+      <w:r>
+        <w:t>12.2 Heartbeat and stack dumps (diagnostics.py)</w:t>
+      </w:r>
+      <w:bookmarkEnd w:id="46"/>
     </w:p>
     <w:p>
       <w:pPr>
@@ -11433,12 +12515,11 @@
       <w:pPr>
         <w:pStyle w:val="Heading2"/>
       </w:pPr>
-      <w:bookmarkStart w:id="41" w:name="_Toc241674195"/>
-      <w:r>
-        <w:lastRenderedPageBreak/>
-        <w:t>11.3 Launching</w:t>
-      </w:r>
-      <w:bookmarkEnd w:id="41"/>
+      <w:bookmarkStart w:id="47" w:name="_Toc241689330"/>
+      <w:r>
+        <w:t>12.3 Launching</w:t>
+      </w:r>
+      <w:bookmarkEnd w:id="47"/>
     </w:p>
     <w:p>
       <w:pPr>
@@ -11485,11 +12566,12 @@
       <w:pPr>
         <w:pStyle w:val="Heading1"/>
       </w:pPr>
-      <w:bookmarkStart w:id="42" w:name="_Toc241674196"/>
-      <w:r>
-        <w:t>12. Configuration reference (config.yaml)</w:t>
-      </w:r>
-      <w:bookmarkEnd w:id="42"/>
+      <w:bookmarkStart w:id="48" w:name="_Toc241689331"/>
+      <w:r>
+        <w:lastRenderedPageBreak/>
+        <w:t>13. Configuration reference (config.yaml)</w:t>
+      </w:r>
+      <w:bookmarkEnd w:id="48"/>
     </w:p>
     <w:tbl>
       <w:tblPr>
@@ -12310,7 +13392,7 @@
               <w:spacing w:line="264" w:lineRule="auto"/>
             </w:pPr>
             <w:r>
-              <w:t>enabled, folder (~/Documents/Max Notes), include_mic_in_meetings</w:t>
+              <w:t>enabled, folder (~/Documents/Max Notes), file (quick notes), include_mic_in_meetings, live_captions, live_model</w:t>
             </w:r>
           </w:p>
         </w:tc>
@@ -12407,6 +13489,67 @@
               <w:spacing w:line="264" w:lineRule="auto"/>
             </w:pPr>
             <w:r>
+              <w:t>phone</w:t>
+            </w:r>
+          </w:p>
+        </w:tc>
+        <w:tc>
+          <w:tcPr>
+            <w:tcW w:w="7560" w:type="dxa"/>
+            <w:tcBorders>
+              <w:top w:val="single" w:sz="4" w:space="0" w:color="D0D5DD"/>
+              <w:left w:val="single" w:sz="4" w:space="0" w:color="D0D5DD"/>
+              <w:bottom w:val="single" w:sz="4" w:space="0" w:color="D0D5DD"/>
+              <w:right w:val="single" w:sz="4" w:space="0" w:color="D0D5DD"/>
+            </w:tcBorders>
+            <w:tcMar>
+              <w:top w:w="70" w:type="dxa"/>
+              <w:left w:w="110" w:type="dxa"/>
+              <w:bottom w:w="70" w:type="dxa"/>
+              <w:right w:w="110" w:type="dxa"/>
+            </w:tcMar>
+          </w:tcPr>
+          <w:p>
+            <w:pPr>
+              <w:spacing w:line="264" w:lineRule="auto"/>
+            </w:pPr>
+            <w:r>
+              <w:t>enabled, public_url (blank = auto-detect the Tailscale name), token_file, approval_timeout_s (90)</w:t>
+            </w:r>
+          </w:p>
+        </w:tc>
+      </w:tr>
+      <w:tr>
+        <w:tblPrEx>
+          <w:tblCellMar>
+            <w:top w:w="0" w:type="dxa"/>
+            <w:bottom w:w="0" w:type="dxa"/>
+          </w:tblCellMar>
+        </w:tblPrEx>
+        <w:trPr>
+          <w:cantSplit/>
+        </w:trPr>
+        <w:tc>
+          <w:tcPr>
+            <w:tcW w:w="1800" w:type="dxa"/>
+            <w:tcBorders>
+              <w:top w:val="single" w:sz="4" w:space="0" w:color="D0D5DD"/>
+              <w:left w:val="single" w:sz="4" w:space="0" w:color="D0D5DD"/>
+              <w:bottom w:val="single" w:sz="4" w:space="0" w:color="D0D5DD"/>
+              <w:right w:val="single" w:sz="4" w:space="0" w:color="D0D5DD"/>
+            </w:tcBorders>
+            <w:tcMar>
+              <w:top w:w="70" w:type="dxa"/>
+              <w:left w:w="110" w:type="dxa"/>
+              <w:bottom w:w="70" w:type="dxa"/>
+              <w:right w:w="110" w:type="dxa"/>
+            </w:tcMar>
+          </w:tcPr>
+          <w:p>
+            <w:pPr>
+              <w:spacing w:line="264" w:lineRule="auto"/>
+            </w:pPr>
+            <w:r>
               <w:t>secrets.yaml</w:t>
             </w:r>
           </w:p>
@@ -12432,7 +13575,7 @@
               <w:spacing w:line="264" w:lineRule="auto"/>
             </w:pPr>
             <w:r>
-              <w:t>Not committed: canvas.ics_url, email.smtp_user / app_password / to</w:t>
+              <w:t>Not committed: canvas.ics_url, email.smtp_user / app_password / to. The phone token lives in data/ (also not committed).</w:t>
             </w:r>
           </w:p>
         </w:tc>
@@ -12447,11 +13590,11 @@
       <w:pPr>
         <w:pStyle w:val="Heading1"/>
       </w:pPr>
-      <w:bookmarkStart w:id="43" w:name="_Toc241674197"/>
-      <w:r>
-        <w:t>13. Project layout</w:t>
-      </w:r>
-      <w:bookmarkEnd w:id="43"/>
+      <w:bookmarkStart w:id="49" w:name="_Toc241689332"/>
+      <w:r>
+        <w:t>14. Project layout</w:t>
+      </w:r>
+      <w:bookmarkEnd w:id="49"/>
     </w:p>
     <w:tbl>
       <w:tblPr>
@@ -13248,7 +14391,7 @@
               <w:spacing w:line="264" w:lineRule="auto"/>
             </w:pPr>
             <w:r>
-              <w:t>max_assistant/notes.py</w:t>
+              <w:t>max_assistant/notes.py / live.py</w:t>
             </w:r>
           </w:p>
         </w:tc>
@@ -13273,7 +14416,7 @@
               <w:spacing w:line="264" w:lineRule="auto"/>
             </w:pPr>
             <w:r>
-              <w:t>Meeting / lecture capture, transcription and notes</w:t>
+              <w:t>Meeting / lecture capture, transcription, notes and summaries; live captions</w:t>
             </w:r>
           </w:p>
         </w:tc>
@@ -13334,7 +14477,7 @@
               <w:spacing w:line="264" w:lineRule="auto"/>
             </w:pPr>
             <w:r>
-              <w:t>Event bus, approvals, controls; FastAPI + WebSocket</w:t>
+              <w:t>Event bus, approvals, controls, command origin; FastAPI + WebSocket</w:t>
             </w:r>
           </w:p>
         </w:tc>
@@ -13370,7 +14513,7 @@
               <w:spacing w:line="264" w:lineRule="auto"/>
             </w:pPr>
             <w:r>
-              <w:t>max_assistant/overlay/, tray.py</w:t>
+              <w:t>max_assistant/remote.py</w:t>
             </w:r>
           </w:p>
         </w:tc>
@@ -13395,7 +14538,7 @@
               <w:spacing w:line="264" w:lineRule="auto"/>
             </w:pPr>
             <w:r>
-              <w:t>Desktop overlay; tray icon</w:t>
+              <w:t>Phone access: token, local-vs-remote check, audio in/out, pairing QR code</w:t>
             </w:r>
           </w:p>
         </w:tc>
@@ -13431,7 +14574,7 @@
               <w:spacing w:line="264" w:lineRule="auto"/>
             </w:pPr>
             <w:r>
-              <w:t>dashboard/</w:t>
+              <w:t>max_assistant/overlay/, tray.py</w:t>
             </w:r>
           </w:p>
         </w:tc>
@@ -13456,7 +14599,7 @@
               <w:spacing w:line="264" w:lineRule="auto"/>
             </w:pPr>
             <w:r>
-              <w:t>React + Vite + TypeScript dashboard</w:t>
+              <w:t>Desktop overlay; tray icon</w:t>
             </w:r>
           </w:p>
         </w:tc>
@@ -13492,7 +14635,7 @@
               <w:spacing w:line="264" w:lineRule="auto"/>
             </w:pPr>
             <w:r>
-              <w:t>tests/test_max.py</w:t>
+              <w:t>dashboard/</w:t>
             </w:r>
           </w:p>
         </w:tc>
@@ -13517,7 +14660,7 @@
               <w:spacing w:line="264" w:lineRule="auto"/>
             </w:pPr>
             <w:r>
-              <w:t>88 tests; no microphone, GPU, Ollama or internet needed</w:t>
+              <w:t>React + Vite + TypeScript dashboard</w:t>
             </w:r>
           </w:p>
         </w:tc>
@@ -13553,7 +14696,7 @@
               <w:spacing w:line="264" w:lineRule="auto"/>
             </w:pPr>
             <w:r>
-              <w:t>config.yaml, setup.ps1, run.bat, start_max.bat, overlay.bat, install_autostart.ps1</w:t>
+              <w:t>android/</w:t>
             </w:r>
           </w:p>
         </w:tc>
@@ -13578,7 +14721,7 @@
               <w:spacing w:line="264" w:lineRule="auto"/>
             </w:pPr>
             <w:r>
-              <w:t>Settings, setup, launchers, auto-start</w:t>
+              <w:t>Kotlin + Jetpack Compose phone app; build.ps1 builds and installs it (JDK and SDK in C:\max-android, no Android Studio)</w:t>
             </w:r>
           </w:p>
         </w:tc>
@@ -13614,6 +14757,128 @@
               <w:spacing w:line="264" w:lineRule="auto"/>
             </w:pPr>
             <w:r>
+              <w:t>tests/test_max.py</w:t>
+            </w:r>
+          </w:p>
+        </w:tc>
+        <w:tc>
+          <w:tcPr>
+            <w:tcW w:w="5760" w:type="dxa"/>
+            <w:tcBorders>
+              <w:top w:val="single" w:sz="4" w:space="0" w:color="D0D5DD"/>
+              <w:left w:val="single" w:sz="4" w:space="0" w:color="D0D5DD"/>
+              <w:bottom w:val="single" w:sz="4" w:space="0" w:color="D0D5DD"/>
+              <w:right w:val="single" w:sz="4" w:space="0" w:color="D0D5DD"/>
+            </w:tcBorders>
+            <w:tcMar>
+              <w:top w:w="70" w:type="dxa"/>
+              <w:left w:w="110" w:type="dxa"/>
+              <w:bottom w:w="70" w:type="dxa"/>
+              <w:right w:w="110" w:type="dxa"/>
+            </w:tcMar>
+          </w:tcPr>
+          <w:p>
+            <w:pPr>
+              <w:spacing w:line="264" w:lineRule="auto"/>
+            </w:pPr>
+            <w:r>
+              <w:t>97 tests; no microphone, GPU, Ollama or internet needed</w:t>
+            </w:r>
+          </w:p>
+        </w:tc>
+      </w:tr>
+      <w:tr>
+        <w:tblPrEx>
+          <w:tblCellMar>
+            <w:top w:w="0" w:type="dxa"/>
+            <w:bottom w:w="0" w:type="dxa"/>
+          </w:tblCellMar>
+        </w:tblPrEx>
+        <w:trPr>
+          <w:cantSplit/>
+        </w:trPr>
+        <w:tc>
+          <w:tcPr>
+            <w:tcW w:w="3600" w:type="dxa"/>
+            <w:tcBorders>
+              <w:top w:val="single" w:sz="4" w:space="0" w:color="D0D5DD"/>
+              <w:left w:val="single" w:sz="4" w:space="0" w:color="D0D5DD"/>
+              <w:bottom w:val="single" w:sz="4" w:space="0" w:color="D0D5DD"/>
+              <w:right w:val="single" w:sz="4" w:space="0" w:color="D0D5DD"/>
+            </w:tcBorders>
+            <w:tcMar>
+              <w:top w:w="70" w:type="dxa"/>
+              <w:left w:w="110" w:type="dxa"/>
+              <w:bottom w:w="70" w:type="dxa"/>
+              <w:right w:w="110" w:type="dxa"/>
+            </w:tcMar>
+          </w:tcPr>
+          <w:p>
+            <w:pPr>
+              <w:spacing w:line="264" w:lineRule="auto"/>
+            </w:pPr>
+            <w:r>
+              <w:t>config.yaml, setup.ps1, run.bat, start_max.bat, overlay.bat, install_autostart.ps1</w:t>
+            </w:r>
+          </w:p>
+        </w:tc>
+        <w:tc>
+          <w:tcPr>
+            <w:tcW w:w="5760" w:type="dxa"/>
+            <w:tcBorders>
+              <w:top w:val="single" w:sz="4" w:space="0" w:color="D0D5DD"/>
+              <w:left w:val="single" w:sz="4" w:space="0" w:color="D0D5DD"/>
+              <w:bottom w:val="single" w:sz="4" w:space="0" w:color="D0D5DD"/>
+              <w:right w:val="single" w:sz="4" w:space="0" w:color="D0D5DD"/>
+            </w:tcBorders>
+            <w:tcMar>
+              <w:top w:w="70" w:type="dxa"/>
+              <w:left w:w="110" w:type="dxa"/>
+              <w:bottom w:w="70" w:type="dxa"/>
+              <w:right w:w="110" w:type="dxa"/>
+            </w:tcMar>
+          </w:tcPr>
+          <w:p>
+            <w:pPr>
+              <w:spacing w:line="264" w:lineRule="auto"/>
+            </w:pPr>
+            <w:r>
+              <w:t>Settings, setup, launchers, auto-start</w:t>
+            </w:r>
+          </w:p>
+        </w:tc>
+      </w:tr>
+      <w:tr>
+        <w:tblPrEx>
+          <w:tblCellMar>
+            <w:top w:w="0" w:type="dxa"/>
+            <w:bottom w:w="0" w:type="dxa"/>
+          </w:tblCellMar>
+        </w:tblPrEx>
+        <w:trPr>
+          <w:cantSplit/>
+        </w:trPr>
+        <w:tc>
+          <w:tcPr>
+            <w:tcW w:w="3600" w:type="dxa"/>
+            <w:tcBorders>
+              <w:top w:val="single" w:sz="4" w:space="0" w:color="D0D5DD"/>
+              <w:left w:val="single" w:sz="4" w:space="0" w:color="D0D5DD"/>
+              <w:bottom w:val="single" w:sz="4" w:space="0" w:color="D0D5DD"/>
+              <w:right w:val="single" w:sz="4" w:space="0" w:color="D0D5DD"/>
+            </w:tcBorders>
+            <w:tcMar>
+              <w:top w:w="70" w:type="dxa"/>
+              <w:left w:w="110" w:type="dxa"/>
+              <w:bottom w:w="70" w:type="dxa"/>
+              <w:right w:w="110" w:type="dxa"/>
+            </w:tcMar>
+          </w:tcPr>
+          <w:p>
+            <w:pPr>
+              <w:spacing w:line="264" w:lineRule="auto"/>
+            </w:pPr>
+            <w:r>
               <w:t>docker-compose.yml, searxng/</w:t>
             </w:r>
           </w:p>
@@ -13649,21 +14914,25 @@
       <w:pPr>
         <w:pStyle w:val="Heading1"/>
       </w:pPr>
-      <w:bookmarkStart w:id="44" w:name="_Toc241674198"/>
-      <w:r>
-        <w:t>14. How it is tested</w:t>
-      </w:r>
-      <w:bookmarkEnd w:id="44"/>
+      <w:bookmarkStart w:id="50" w:name="_Toc241689333"/>
+      <w:r>
+        <w:t>15. How it is tested</w:t>
+      </w:r>
+      <w:bookmarkEnd w:id="50"/>
     </w:p>
     <w:p>
       <w:pPr>
         <w:spacing w:after="140" w:line="288" w:lineRule="auto"/>
       </w:pPr>
       <w:r>
-        <w:t>The 88 automated tests run anywhere: the language model, microphone, browser page, search engine, Canvas feed and embedding model are replaced by small fakes. They cover the tool registry, the agent loop (direct replies, escalation, history, false-claim nudges, direct routes), the wake-word logic, element picking, the listener's end-of-turn logic, speech-to-text routing, the non-blocking console, follow-up conversations, memory and reminders, Canvas parsing, the digest schedule, the API (approvals, controls</w:t>
-      </w:r>
-      <w:r>
-        <w:t>, notes) and the notes pipeline (chunking at pauses, section notes, exact-quote deadlines).</w:t>
+        <w:t xml:space="preserve">The 97 automated tests run anywhere: the language model, microphone, browser page, search engine, Canvas feed and embedding model are replaced by small fakes. They cover the tool registry, the agent loop (direct replies, escalation, history, false-claim nudges, direct routes), the wake-word logic, element picking, the listener's end-of-turn logic, speech-to-text routing, the non-blocking console, follow-up </w:t>
+      </w:r>
+      <w:r>
+        <w:lastRenderedPageBreak/>
+        <w:t>conversations, memory and reminders, Canvas parsing, the digest schedule, the API (approvals, controls, notes, summaries), phone access (token required remotely and through the Tailscale proxy, the token never handed out remotely, commands tagged by origin, tap-only approvals that time out to no, the voice endpoint), live captions (with a fake streaming recognizer, plus a real-model check that is skipped when the model is not downloaded) and the notes pipeline (chunking at pauses, section notes, exact-quote</w:t>
+      </w:r>
+      <w:r>
+        <w:t xml:space="preserve"> deadlines, Whisper replacing captions). One test rejects duplicate keys in config.yaml.</w:t>
       </w:r>
     </w:p>
     <w:p>
@@ -13678,12 +14947,11 @@
       <w:pPr>
         <w:pStyle w:val="Heading1"/>
       </w:pPr>
-      <w:bookmarkStart w:id="45" w:name="_Toc241674199"/>
-      <w:r>
-        <w:lastRenderedPageBreak/>
-        <w:t>15. Key lessons</w:t>
-      </w:r>
-      <w:bookmarkEnd w:id="45"/>
+      <w:bookmarkStart w:id="51" w:name="_Toc241689334"/>
+      <w:r>
+        <w:t>16. Key lessons</w:t>
+      </w:r>
+      <w:bookmarkEnd w:id="51"/>
     </w:p>
     <w:p>
       <w:pPr>
@@ -13819,35 +15087,121 @@
           <w:b/>
           <w:bCs/>
         </w:rPr>
-        <w:t>Keep secrets out of the repo and out of screenshots.</w:t>
-      </w:r>
-      <w:r>
-        <w:t xml:space="preserve"> Feed links and passwords live in a git-ignored file; UI checks use headless renders, not captures of the real screen.</w:t>
-      </w:r>
-    </w:p>
-    <w:p>
-      <w:pPr>
-        <w:pStyle w:val="Heading1"/>
-      </w:pPr>
-      <w:bookmarkStart w:id="46" w:name="_Toc241674200"/>
-      <w:r>
-        <w:t>16. What comes next</w:t>
-      </w:r>
-      <w:bookmarkEnd w:id="46"/>
-    </w:p>
-    <w:p>
-      <w:pPr>
-        <w:spacing w:after="140" w:line="288" w:lineRule="auto"/>
+        <w:t>Benchmark before choosing a model.</w:t>
+      </w:r>
+      <w:r>
+        <w:t xml:space="preserve"> Two streaming models looked similar on paper; on a real lecture one was twice as fast and added punctuation.</w:t>
+      </w:r>
+    </w:p>
+    <w:p>
+      <w:pPr>
+        <w:pStyle w:val="ListParagraph"/>
+        <w:numPr>
+          <w:ilvl w:val="0"/>
+          <w:numId w:val="3"/>
+        </w:numPr>
+        <w:spacing w:after="70" w:line="276" w:lineRule="auto"/>
       </w:pPr>
       <w:r>
         <w:rPr>
           <w:b/>
           <w:bCs/>
         </w:rPr>
-        <w:t>Phase 4</w:t>
-      </w:r>
-      <w:r>
-        <w:t xml:space="preserve"> brings Max to the phone: an Android app connecting over Tailscale to the same local API and event stream the dashboard uses, so Max works from anywhere while the laptop stays on. Phase 5 adds a Galaxy Watch companion (tap-to-talk), and Phase 6 connects Gmail, Google Calendar and Tasks. Moving the brain to an always-on box (a Mac mini or a small PC with a GPU) is an option once the phone app exists.</w:t>
+        <w:t>Configuration can fail silently.</w:t>
+      </w:r>
+      <w:r>
+        <w:t xml:space="preserve"> A second </w:t>
+      </w:r>
+      <w:r>
+        <w:rPr>
+          <w:rFonts w:ascii="Consolas" w:eastAsia="Consolas" w:hAnsi="Consolas" w:cs="Consolas"/>
+          <w:color w:val="1F3A93"/>
+          <w:sz w:val="19"/>
+          <w:szCs w:val="19"/>
+        </w:rPr>
+        <w:t>notes:</w:t>
+      </w:r>
+      <w:r>
+        <w:t xml:space="preserve"> section in config.yaml quietly replaced the first, so meeting-notes settings were ignored for days. YAML keeps the last duplicate without complaint; a test now refuses duplicates.</w:t>
+      </w:r>
+    </w:p>
+    <w:p>
+      <w:pPr>
+        <w:pStyle w:val="ListParagraph"/>
+        <w:numPr>
+          <w:ilvl w:val="0"/>
+          <w:numId w:val="3"/>
+        </w:numPr>
+        <w:spacing w:after="70" w:line="276" w:lineRule="auto"/>
+      </w:pPr>
+      <w:r>
+        <w:rPr>
+          <w:b/>
+          <w:bCs/>
+        </w:rPr>
+        <w:t>Don't trust where a request comes from just because it's local.</w:t>
+      </w:r>
+      <w:r>
+        <w:t xml:space="preserve"> Through Tailscale, every phone request arrives from 127.0.0.1; the forwarding headers are what tell them apart.</w:t>
+      </w:r>
+    </w:p>
+    <w:p>
+      <w:pPr>
+        <w:pStyle w:val="ListParagraph"/>
+        <w:numPr>
+          <w:ilvl w:val="0"/>
+          <w:numId w:val="3"/>
+        </w:numPr>
+        <w:spacing w:after="70" w:line="276" w:lineRule="auto"/>
+      </w:pPr>
+      <w:r>
+        <w:rPr>
+          <w:b/>
+          <w:bCs/>
+        </w:rPr>
+        <w:t>Keep secrets out of the repo and out of screenshots.</w:t>
+      </w:r>
+      <w:r>
+        <w:t xml:space="preserve"> Feed links and passwords live in a git-ignored file; UI checks use headless renders, not captures of the real screen.</w:t>
+      </w:r>
+    </w:p>
+    <w:p>
+      <w:pPr>
+        <w:pStyle w:val="Heading1"/>
+      </w:pPr>
+      <w:bookmarkStart w:id="52" w:name="_Toc241689335"/>
+      <w:r>
+        <w:t>17. What comes next</w:t>
+      </w:r>
+      <w:bookmarkEnd w:id="52"/>
+    </w:p>
+    <w:p>
+      <w:pPr>
+        <w:spacing w:after="140" w:line="288" w:lineRule="auto"/>
+      </w:pPr>
+      <w:r>
+        <w:rPr>
+          <w:b/>
+          <w:bCs/>
+        </w:rPr>
+        <w:t>Phase 5</w:t>
+      </w:r>
+      <w:r>
+        <w:t xml:space="preserve"> adds a Galaxy Watch companion (Wear OS, tap-to-talk) using the same API and pairing as the phone. </w:t>
+      </w:r>
+      <w:r>
+        <w:rPr>
+          <w:b/>
+          <w:bCs/>
+        </w:rPr>
+        <w:t>Phase 6</w:t>
+      </w:r>
+      <w:r>
+        <w:t xml:space="preserve"> connects Gmail, Google Calendar and Tasks, followed by polish and a demo video. Now that the phone reaches Max from anywhere, the remaining limit is that the laptop has to stay on; </w:t>
+      </w:r>
+      <w:r>
+        <w:lastRenderedPageBreak/>
+        <w:t>moving the brain to an always-on box (a Mac mini or a small PC with a GPU) would only change the address in the app.</w:t>
       </w:r>
     </w:p>
     <w:sectPr>
@@ -13972,223 +15326,223 @@
 <file path=word/numbering.xml><?xml version="1.0" encoding="utf-8"?>
 <w:numbering xmlns:wpc="http://schemas.microsoft.com/office/word/2010/wordprocessingCanvas" xmlns:cx="http://schemas.microsoft.com/office/drawing/2014/chartex" xmlns:cx1="http://schemas.microsoft.com/office/drawing/2015/9/8/chartex" xmlns:cx2="http://schemas.microsoft.com/office/drawing/2015/10/21/chartex" xmlns:cx3="http://schemas.microsoft.com/office/drawing/2016/5/9/chartex" xmlns:cx4="http://schemas.microsoft.com/office/drawing/2016/5/10/chartex" xmlns:cx5="http://schemas.microsoft.com/office/drawing/2016/5/11/chartex" xmlns:cx6="http://schemas.microsoft.com/office/drawing/2016/5/12/chartex" xmlns:cx7="http://schemas.microsoft.com/office/drawing/2016/5/13/chartex" xmlns:cx8="http://schemas.microsoft.com/office/drawing/2016/5/14/chartex" xmlns:mc="http://schemas.openxmlformats.org/markup-compatibility/2006" xmlns:aink="http://schemas.microsoft.com/office/drawing/2016/ink" xmlns:am3d="http://schemas.microsoft.com/office/drawing/2017/model3d" xmlns:o="urn:schemas-microsoft-com:office:office" xmlns:oel="http://schemas.microsoft.com/office/2019/extlst" xmlns:r="http://schemas.openxmlformats.org/officeDocument/2006/relationships" xmlns:m="http://schemas.openxmlformats.org/officeDocument/2006/math" xmlns:v="urn:schemas-microsoft-com:vml" xmlns:wp14="http://schemas.microsoft.com/office/word/2010/wordprocessingDrawing" xmlns:wp="http://schemas.openxmlformats.org/drawingml/2006/wordprocessingDrawing" xmlns:w10="urn:schemas-microsoft-com:office:word" xmlns:w="http://schemas.openxmlformats.org/wordprocessingml/2006/main" xmlns:w14="http://schemas.microsoft.com/office/word/2010/wordml" xmlns:w15="http://schemas.microsoft.com/office/word/2012/wordml" xmlns:w16cex="http://schemas.microsoft.com/office/word/2018/wordml/cex" xmlns:w16cid="http://schemas.microsoft.com/office/word/2016/wordml/cid" xmlns:w16="http://schemas.microsoft.com/office/word/2018/wordml" xmlns:w16du="http://schemas.microsoft.com/office/word/2023/wordml/word16du" xmlns:w16sdtdh="http://schemas.microsoft.com/office/word/2020/wordml/sdtdatahash" xmlns:w16sdtfl="http://schemas.microsoft.com/office/word/2024/wordml/sdtformatlock" xmlns:w16se="http://schemas.microsoft.com/office/word/2015/wordml/symex" xmlns:wpg="http://schemas.microsoft.com/office/word/2010/wordprocessingGroup" xmlns:wpi="http://schemas.microsoft.com/office/word/2010/wordprocessingInk" xmlns:wne="http://schemas.microsoft.com/office/word/2006/wordml" xmlns:wps="http://schemas.microsoft.com/office/word/2010/wordprocessingShape" mc:Ignorable="w14 w15 w16se w16cid w16 w16cex w16sdtdh w16sdtfl w16du wp14">
   <w:abstractNum w:abstractNumId="0" w15:restartNumberingAfterBreak="0">
-    <w:nsid w:val="1776330C"/>
+    <w:nsid w:val="47DC7CC4"/>
     <w:multiLevelType w:val="hybridMultilevel"/>
-    <w:tmpl w:val="04244CCC"/>
-    <w:lvl w:ilvl="0" w:tplc="AA946772">
+    <w:tmpl w:val="719ABC1E"/>
+    <w:lvl w:ilvl="0" w:tplc="7A9E8FAE">
       <w:start w:val="1"/>
-      <w:numFmt w:val="bullet"/>
-      <w:lvlText w:val="•"/>
+      <w:numFmt w:val="decimal"/>
+      <w:lvlText w:val="%1."/>
       <w:lvlJc w:val="left"/>
       <w:pPr>
-        <w:ind w:left="540" w:hanging="270"/>
+        <w:ind w:left="540" w:hanging="320"/>
       </w:pPr>
     </w:lvl>
-    <w:lvl w:ilvl="1" w:tplc="E1AC40C8">
-      <w:start w:val="1"/>
-      <w:numFmt w:val="bullet"/>
-      <w:lvlText w:val="–"/>
-      <w:lvlJc w:val="left"/>
-      <w:pPr>
-        <w:ind w:left="1080" w:hanging="270"/>
-      </w:pPr>
-    </w:lvl>
-    <w:lvl w:ilvl="2" w:tplc="8F3C92EE">
+    <w:lvl w:ilvl="1" w:tplc="93C68124">
       <w:numFmt w:val="decimal"/>
       <w:lvlText w:val=""/>
       <w:lvlJc w:val="left"/>
     </w:lvl>
-    <w:lvl w:ilvl="3" w:tplc="4828AEA6">
+    <w:lvl w:ilvl="2" w:tplc="AE7EB10A">
       <w:numFmt w:val="decimal"/>
       <w:lvlText w:val=""/>
       <w:lvlJc w:val="left"/>
     </w:lvl>
-    <w:lvl w:ilvl="4" w:tplc="A0521ABC">
+    <w:lvl w:ilvl="3" w:tplc="46D4A460">
       <w:numFmt w:val="decimal"/>
       <w:lvlText w:val=""/>
       <w:lvlJc w:val="left"/>
     </w:lvl>
-    <w:lvl w:ilvl="5" w:tplc="F5AA1F42">
+    <w:lvl w:ilvl="4" w:tplc="70748EDA">
       <w:numFmt w:val="decimal"/>
       <w:lvlText w:val=""/>
       <w:lvlJc w:val="left"/>
     </w:lvl>
-    <w:lvl w:ilvl="6" w:tplc="B0CAE386">
+    <w:lvl w:ilvl="5" w:tplc="AF2232DA">
       <w:numFmt w:val="decimal"/>
       <w:lvlText w:val=""/>
       <w:lvlJc w:val="left"/>
     </w:lvl>
-    <w:lvl w:ilvl="7" w:tplc="5170BF44">
+    <w:lvl w:ilvl="6" w:tplc="55923544">
       <w:numFmt w:val="decimal"/>
       <w:lvlText w:val=""/>
       <w:lvlJc w:val="left"/>
     </w:lvl>
-    <w:lvl w:ilvl="8" w:tplc="0D9422E0">
+    <w:lvl w:ilvl="7" w:tplc="E71CD9A0">
+      <w:numFmt w:val="decimal"/>
+      <w:lvlText w:val=""/>
+      <w:lvlJc w:val="left"/>
+    </w:lvl>
+    <w:lvl w:ilvl="8" w:tplc="633C7BFA">
       <w:numFmt w:val="decimal"/>
       <w:lvlText w:val=""/>
       <w:lvlJc w:val="left"/>
     </w:lvl>
   </w:abstractNum>
   <w:abstractNum w:abstractNumId="1" w15:restartNumberingAfterBreak="0">
-    <w:nsid w:val="417D2C22"/>
+    <w:nsid w:val="682D4EB5"/>
     <w:multiLevelType w:val="hybridMultilevel"/>
-    <w:tmpl w:val="7CD2F988"/>
-    <w:lvl w:ilvl="0" w:tplc="8D600932">
+    <w:tmpl w:val="786C6DBE"/>
+    <w:lvl w:ilvl="0" w:tplc="742C5BAC">
       <w:start w:val="1"/>
       <w:numFmt w:val="bullet"/>
-      <w:lvlText w:val="●"/>
+      <w:lvlText w:val="•"/>
       <w:lvlJc w:val="left"/>
       <w:pPr>
-        <w:ind w:left="720" w:hanging="360"/>
+        <w:ind w:left="540" w:hanging="270"/>
       </w:pPr>
     </w:lvl>
-    <w:lvl w:ilvl="1" w:tplc="08E0F692">
+    <w:lvl w:ilvl="1" w:tplc="37C62362">
       <w:start w:val="1"/>
       <w:numFmt w:val="bullet"/>
-      <w:lvlText w:val="○"/>
+      <w:lvlText w:val="–"/>
       <w:lvlJc w:val="left"/>
       <w:pPr>
-        <w:ind w:left="1440" w:hanging="360"/>
+        <w:ind w:left="1080" w:hanging="270"/>
       </w:pPr>
     </w:lvl>
-    <w:lvl w:ilvl="2" w:tplc="C98448AA">
-      <w:start w:val="1"/>
-      <w:numFmt w:val="bullet"/>
-      <w:lvlText w:val="■"/>
-      <w:lvlJc w:val="left"/>
-      <w:pPr>
-        <w:ind w:left="2160" w:hanging="360"/>
-      </w:pPr>
-    </w:lvl>
-    <w:lvl w:ilvl="3" w:tplc="0B74B0DA">
-      <w:start w:val="1"/>
-      <w:numFmt w:val="bullet"/>
-      <w:lvlText w:val="●"/>
-      <w:lvlJc w:val="left"/>
-      <w:pPr>
-        <w:ind w:left="2880" w:hanging="360"/>
-      </w:pPr>
-    </w:lvl>
-    <w:lvl w:ilvl="4" w:tplc="52D66900">
-      <w:start w:val="1"/>
-      <w:numFmt w:val="bullet"/>
-      <w:lvlText w:val="○"/>
-      <w:lvlJc w:val="left"/>
-      <w:pPr>
-        <w:ind w:left="3600" w:hanging="360"/>
-      </w:pPr>
-    </w:lvl>
-    <w:lvl w:ilvl="5" w:tplc="98626CC2">
-      <w:start w:val="1"/>
-      <w:numFmt w:val="bullet"/>
-      <w:lvlText w:val="■"/>
-      <w:lvlJc w:val="left"/>
-      <w:pPr>
-        <w:ind w:left="4320" w:hanging="360"/>
-      </w:pPr>
-    </w:lvl>
-    <w:lvl w:ilvl="6" w:tplc="BE463D5A">
-      <w:start w:val="1"/>
-      <w:numFmt w:val="bullet"/>
-      <w:lvlText w:val="●"/>
-      <w:lvlJc w:val="left"/>
-      <w:pPr>
-        <w:ind w:left="5040" w:hanging="360"/>
-      </w:pPr>
-    </w:lvl>
-    <w:lvl w:ilvl="7" w:tplc="05C488CE">
-      <w:start w:val="1"/>
-      <w:numFmt w:val="bullet"/>
-      <w:lvlText w:val="●"/>
-      <w:lvlJc w:val="left"/>
-      <w:pPr>
-        <w:ind w:left="5760" w:hanging="360"/>
-      </w:pPr>
-    </w:lvl>
-    <w:lvl w:ilvl="8" w:tplc="C31EEEDC">
-      <w:start w:val="1"/>
-      <w:numFmt w:val="bullet"/>
-      <w:lvlText w:val="●"/>
-      <w:lvlJc w:val="left"/>
-      <w:pPr>
-        <w:ind w:left="6480" w:hanging="360"/>
-      </w:pPr>
-    </w:lvl>
-  </w:abstractNum>
-  <w:abstractNum w:abstractNumId="2" w15:restartNumberingAfterBreak="0">
-    <w:nsid w:val="64C7739B"/>
-    <w:multiLevelType w:val="hybridMultilevel"/>
-    <w:tmpl w:val="B8DAFA66"/>
-    <w:lvl w:ilvl="0" w:tplc="AF1C3722">
-      <w:start w:val="1"/>
-      <w:numFmt w:val="decimal"/>
-      <w:lvlText w:val="%1."/>
-      <w:lvlJc w:val="left"/>
-      <w:pPr>
-        <w:ind w:left="540" w:hanging="320"/>
-      </w:pPr>
-    </w:lvl>
-    <w:lvl w:ilvl="1" w:tplc="9BB4B326">
+    <w:lvl w:ilvl="2" w:tplc="ED4E52D0">
       <w:numFmt w:val="decimal"/>
       <w:lvlText w:val=""/>
       <w:lvlJc w:val="left"/>
     </w:lvl>
-    <w:lvl w:ilvl="2" w:tplc="50B0C8EC">
+    <w:lvl w:ilvl="3" w:tplc="5D08962E">
       <w:numFmt w:val="decimal"/>
       <w:lvlText w:val=""/>
       <w:lvlJc w:val="left"/>
     </w:lvl>
-    <w:lvl w:ilvl="3" w:tplc="93BACE7E">
+    <w:lvl w:ilvl="4" w:tplc="FC26FD50">
       <w:numFmt w:val="decimal"/>
       <w:lvlText w:val=""/>
       <w:lvlJc w:val="left"/>
     </w:lvl>
-    <w:lvl w:ilvl="4" w:tplc="36C0B694">
+    <w:lvl w:ilvl="5" w:tplc="A1C0ACCA">
       <w:numFmt w:val="decimal"/>
       <w:lvlText w:val=""/>
       <w:lvlJc w:val="left"/>
     </w:lvl>
-    <w:lvl w:ilvl="5" w:tplc="E250BD0C">
+    <w:lvl w:ilvl="6" w:tplc="762020B6">
       <w:numFmt w:val="decimal"/>
       <w:lvlText w:val=""/>
       <w:lvlJc w:val="left"/>
     </w:lvl>
-    <w:lvl w:ilvl="6" w:tplc="E9807BCC">
+    <w:lvl w:ilvl="7" w:tplc="60A4CF9E">
       <w:numFmt w:val="decimal"/>
       <w:lvlText w:val=""/>
       <w:lvlJc w:val="left"/>
     </w:lvl>
-    <w:lvl w:ilvl="7" w:tplc="AA3C400A">
-      <w:numFmt w:val="decimal"/>
-      <w:lvlText w:val=""/>
-      <w:lvlJc w:val="left"/>
-    </w:lvl>
-    <w:lvl w:ilvl="8" w:tplc="401E114E">
+    <w:lvl w:ilvl="8" w:tplc="7F66E10C">
       <w:numFmt w:val="decimal"/>
       <w:lvlText w:val=""/>
       <w:lvlJc w:val="left"/>
     </w:lvl>
   </w:abstractNum>
-  <w:num w:numId="1" w16cid:durableId="211424796">
+  <w:abstractNum w:abstractNumId="2" w15:restartNumberingAfterBreak="0">
+    <w:nsid w:val="706075B4"/>
+    <w:multiLevelType w:val="hybridMultilevel"/>
+    <w:tmpl w:val="192612AE"/>
+    <w:lvl w:ilvl="0" w:tplc="DC124340">
+      <w:start w:val="1"/>
+      <w:numFmt w:val="bullet"/>
+      <w:lvlText w:val="●"/>
+      <w:lvlJc w:val="left"/>
+      <w:pPr>
+        <w:ind w:left="720" w:hanging="360"/>
+      </w:pPr>
+    </w:lvl>
+    <w:lvl w:ilvl="1" w:tplc="607CE438">
+      <w:start w:val="1"/>
+      <w:numFmt w:val="bullet"/>
+      <w:lvlText w:val="○"/>
+      <w:lvlJc w:val="left"/>
+      <w:pPr>
+        <w:ind w:left="1440" w:hanging="360"/>
+      </w:pPr>
+    </w:lvl>
+    <w:lvl w:ilvl="2" w:tplc="D57807A6">
+      <w:start w:val="1"/>
+      <w:numFmt w:val="bullet"/>
+      <w:lvlText w:val="■"/>
+      <w:lvlJc w:val="left"/>
+      <w:pPr>
+        <w:ind w:left="2160" w:hanging="360"/>
+      </w:pPr>
+    </w:lvl>
+    <w:lvl w:ilvl="3" w:tplc="A3DC977A">
+      <w:start w:val="1"/>
+      <w:numFmt w:val="bullet"/>
+      <w:lvlText w:val="●"/>
+      <w:lvlJc w:val="left"/>
+      <w:pPr>
+        <w:ind w:left="2880" w:hanging="360"/>
+      </w:pPr>
+    </w:lvl>
+    <w:lvl w:ilvl="4" w:tplc="C412A1D0">
+      <w:start w:val="1"/>
+      <w:numFmt w:val="bullet"/>
+      <w:lvlText w:val="○"/>
+      <w:lvlJc w:val="left"/>
+      <w:pPr>
+        <w:ind w:left="3600" w:hanging="360"/>
+      </w:pPr>
+    </w:lvl>
+    <w:lvl w:ilvl="5" w:tplc="12D4C81A">
+      <w:start w:val="1"/>
+      <w:numFmt w:val="bullet"/>
+      <w:lvlText w:val="■"/>
+      <w:lvlJc w:val="left"/>
+      <w:pPr>
+        <w:ind w:left="4320" w:hanging="360"/>
+      </w:pPr>
+    </w:lvl>
+    <w:lvl w:ilvl="6" w:tplc="110C640E">
+      <w:start w:val="1"/>
+      <w:numFmt w:val="bullet"/>
+      <w:lvlText w:val="●"/>
+      <w:lvlJc w:val="left"/>
+      <w:pPr>
+        <w:ind w:left="5040" w:hanging="360"/>
+      </w:pPr>
+    </w:lvl>
+    <w:lvl w:ilvl="7" w:tplc="D7707C84">
+      <w:start w:val="1"/>
+      <w:numFmt w:val="bullet"/>
+      <w:lvlText w:val="●"/>
+      <w:lvlJc w:val="left"/>
+      <w:pPr>
+        <w:ind w:left="5760" w:hanging="360"/>
+      </w:pPr>
+    </w:lvl>
+    <w:lvl w:ilvl="8" w:tplc="4836B402">
+      <w:start w:val="1"/>
+      <w:numFmt w:val="bullet"/>
+      <w:lvlText w:val="●"/>
+      <w:lvlJc w:val="left"/>
+      <w:pPr>
+        <w:ind w:left="6480" w:hanging="360"/>
+      </w:pPr>
+    </w:lvl>
+  </w:abstractNum>
+  <w:num w:numId="1" w16cid:durableId="2000111386">
+    <w:abstractNumId w:val="2"/>
+    <w:lvlOverride w:ilvl="0">
+      <w:startOverride w:val="1"/>
+    </w:lvlOverride>
+  </w:num>
+  <w:num w:numId="2" w16cid:durableId="1809280255">
+    <w:abstractNumId w:val="0"/>
+    <w:lvlOverride w:ilvl="0">
+      <w:startOverride w:val="1"/>
+    </w:lvlOverride>
+  </w:num>
+  <w:num w:numId="3" w16cid:durableId="636375439">
     <w:abstractNumId w:val="1"/>
     <w:lvlOverride w:ilvl="0">
       <w:startOverride w:val="1"/>
     </w:lvlOverride>
   </w:num>
-  <w:num w:numId="2" w16cid:durableId="1756316426">
-    <w:abstractNumId w:val="2"/>
-    <w:lvlOverride w:ilvl="0">
-      <w:startOverride w:val="1"/>
-    </w:lvlOverride>
-  </w:num>
-  <w:num w:numId="3" w16cid:durableId="1583441924">
+  <w:num w:numId="4" w16cid:durableId="1012031942">
     <w:abstractNumId w:val="0"/>
-    <w:lvlOverride w:ilvl="0">
-      <w:startOverride w:val="1"/>
-    </w:lvlOverride>
-  </w:num>
-  <w:num w:numId="4" w16cid:durableId="15737634">
-    <w:abstractNumId w:val="2"/>
     <w:lvlOverride w:ilvl="0">
       <w:startOverride w:val="1"/>
     </w:lvlOverride>

--- a/docs/Max-Technical-Guide.docx
+++ b/docs/Max-Technical-Guide.docx
@@ -69,7 +69,7 @@
         <w:t>Status:</w:t>
       </w:r>
       <w:r>
-        <w:t xml:space="preserve"> September 30, 2026. 97 automated tests passing.</w:t>
+        <w:t xml:space="preserve"> October 1, 2026. 102 automated tests passing.</w:t>
       </w:r>
     </w:p>
     <w:p>
@@ -111,7 +111,7 @@
     <w:sdt>
       <w:sdtPr>
         <w:alias w:val="Contents"/>
-        <w:id w:val="-2016762011"/>
+        <w:id w:val="-2047126000"/>
       </w:sdtPr>
       <w:sdtEndPr>
         <w:rPr>
@@ -144,7 +144,7 @@
           <w:r>
             <w:fldChar w:fldCharType="separate"/>
           </w:r>
-          <w:hyperlink w:anchor="_Toc241689283" w:history="1">
+          <w:hyperlink w:anchor="_Toc241747831" w:history="1">
             <w:r>
               <w:rPr>
                 <w:rStyle w:val="Hyperlink"/>
@@ -168,7 +168,7 @@
               <w:rPr>
                 <w:noProof/>
               </w:rPr>
-              <w:instrText xml:space="preserve"> PAGEREF _Toc241689283 \h </w:instrText>
+              <w:instrText xml:space="preserve"> PAGEREF _Toc241747831 \h </w:instrText>
             </w:r>
             <w:r>
               <w:rPr>
@@ -210,7 +210,7 @@
               <w14:ligatures w14:val="standardContextual"/>
             </w:rPr>
           </w:pPr>
-          <w:hyperlink w:anchor="_Toc241689284" w:history="1">
+          <w:hyperlink w:anchor="_Toc241747832" w:history="1">
             <w:r>
               <w:rPr>
                 <w:rStyle w:val="Hyperlink"/>
@@ -234,7 +234,7 @@
               <w:rPr>
                 <w:noProof/>
               </w:rPr>
-              <w:instrText xml:space="preserve"> PAGEREF _Toc241689284 \h </w:instrText>
+              <w:instrText xml:space="preserve"> PAGEREF _Toc241747832 \h </w:instrText>
             </w:r>
             <w:r>
               <w:rPr>
@@ -276,7 +276,7 @@
               <w14:ligatures w14:val="standardContextual"/>
             </w:rPr>
           </w:pPr>
-          <w:hyperlink w:anchor="_Toc241689285" w:history="1">
+          <w:hyperlink w:anchor="_Toc241747833" w:history="1">
             <w:r>
               <w:rPr>
                 <w:rStyle w:val="Hyperlink"/>
@@ -300,7 +300,7 @@
               <w:rPr>
                 <w:noProof/>
               </w:rPr>
-              <w:instrText xml:space="preserve"> PAGEREF _Toc241689285 \h </w:instrText>
+              <w:instrText xml:space="preserve"> PAGEREF _Toc241747833 \h </w:instrText>
             </w:r>
             <w:r>
               <w:rPr>
@@ -342,7 +342,7 @@
               <w14:ligatures w14:val="standardContextual"/>
             </w:rPr>
           </w:pPr>
-          <w:hyperlink w:anchor="_Toc241689286" w:history="1">
+          <w:hyperlink w:anchor="_Toc241747834" w:history="1">
             <w:r>
               <w:rPr>
                 <w:rStyle w:val="Hyperlink"/>
@@ -366,7 +366,7 @@
               <w:rPr>
                 <w:noProof/>
               </w:rPr>
-              <w:instrText xml:space="preserve"> PAGEREF _Toc241689286 \h </w:instrText>
+              <w:instrText xml:space="preserve"> PAGEREF _Toc241747834 \h </w:instrText>
             </w:r>
             <w:r>
               <w:rPr>
@@ -408,7 +408,7 @@
               <w14:ligatures w14:val="standardContextual"/>
             </w:rPr>
           </w:pPr>
-          <w:hyperlink w:anchor="_Toc241689287" w:history="1">
+          <w:hyperlink w:anchor="_Toc241747835" w:history="1">
             <w:r>
               <w:rPr>
                 <w:rStyle w:val="Hyperlink"/>
@@ -432,7 +432,7 @@
               <w:rPr>
                 <w:noProof/>
               </w:rPr>
-              <w:instrText xml:space="preserve"> PAGEREF _Toc241689287 \h </w:instrText>
+              <w:instrText xml:space="preserve"> PAGEREF _Toc241747835 \h </w:instrText>
             </w:r>
             <w:r>
               <w:rPr>
@@ -474,7 +474,7 @@
               <w14:ligatures w14:val="standardContextual"/>
             </w:rPr>
           </w:pPr>
-          <w:hyperlink w:anchor="_Toc241689288" w:history="1">
+          <w:hyperlink w:anchor="_Toc241747836" w:history="1">
             <w:r>
               <w:rPr>
                 <w:rStyle w:val="Hyperlink"/>
@@ -498,7 +498,7 @@
               <w:rPr>
                 <w:noProof/>
               </w:rPr>
-              <w:instrText xml:space="preserve"> PAGEREF _Toc241689288 \h </w:instrText>
+              <w:instrText xml:space="preserve"> PAGEREF _Toc241747836 \h </w:instrText>
             </w:r>
             <w:r>
               <w:rPr>
@@ -540,7 +540,7 @@
               <w14:ligatures w14:val="standardContextual"/>
             </w:rPr>
           </w:pPr>
-          <w:hyperlink w:anchor="_Toc241689289" w:history="1">
+          <w:hyperlink w:anchor="_Toc241747837" w:history="1">
             <w:r>
               <w:rPr>
                 <w:rStyle w:val="Hyperlink"/>
@@ -564,7 +564,7 @@
               <w:rPr>
                 <w:noProof/>
               </w:rPr>
-              <w:instrText xml:space="preserve"> PAGEREF _Toc241689289 \h </w:instrText>
+              <w:instrText xml:space="preserve"> PAGEREF _Toc241747837 \h </w:instrText>
             </w:r>
             <w:r>
               <w:rPr>
@@ -606,7 +606,7 @@
               <w14:ligatures w14:val="standardContextual"/>
             </w:rPr>
           </w:pPr>
-          <w:hyperlink w:anchor="_Toc241689290" w:history="1">
+          <w:hyperlink w:anchor="_Toc241747838" w:history="1">
             <w:r>
               <w:rPr>
                 <w:rStyle w:val="Hyperlink"/>
@@ -630,7 +630,7 @@
               <w:rPr>
                 <w:noProof/>
               </w:rPr>
-              <w:instrText xml:space="preserve"> PAGEREF _Toc241689290 \h </w:instrText>
+              <w:instrText xml:space="preserve"> PAGEREF _Toc241747838 \h </w:instrText>
             </w:r>
             <w:r>
               <w:rPr>
@@ -672,7 +672,7 @@
               <w14:ligatures w14:val="standardContextual"/>
             </w:rPr>
           </w:pPr>
-          <w:hyperlink w:anchor="_Toc241689291" w:history="1">
+          <w:hyperlink w:anchor="_Toc241747839" w:history="1">
             <w:r>
               <w:rPr>
                 <w:rStyle w:val="Hyperlink"/>
@@ -696,7 +696,7 @@
               <w:rPr>
                 <w:noProof/>
               </w:rPr>
-              <w:instrText xml:space="preserve"> PAGEREF _Toc241689291 \h </w:instrText>
+              <w:instrText xml:space="preserve"> PAGEREF _Toc241747839 \h </w:instrText>
             </w:r>
             <w:r>
               <w:rPr>
@@ -738,7 +738,7 @@
               <w14:ligatures w14:val="standardContextual"/>
             </w:rPr>
           </w:pPr>
-          <w:hyperlink w:anchor="_Toc241689292" w:history="1">
+          <w:hyperlink w:anchor="_Toc241747840" w:history="1">
             <w:r>
               <w:rPr>
                 <w:rStyle w:val="Hyperlink"/>
@@ -762,7 +762,7 @@
               <w:rPr>
                 <w:noProof/>
               </w:rPr>
-              <w:instrText xml:space="preserve"> PAGEREF _Toc241689292 \h </w:instrText>
+              <w:instrText xml:space="preserve"> PAGEREF _Toc241747840 \h </w:instrText>
             </w:r>
             <w:r>
               <w:rPr>
@@ -804,7 +804,7 @@
               <w14:ligatures w14:val="standardContextual"/>
             </w:rPr>
           </w:pPr>
-          <w:hyperlink w:anchor="_Toc241689293" w:history="1">
+          <w:hyperlink w:anchor="_Toc241747841" w:history="1">
             <w:r>
               <w:rPr>
                 <w:rStyle w:val="Hyperlink"/>
@@ -828,7 +828,7 @@
               <w:rPr>
                 <w:noProof/>
               </w:rPr>
-              <w:instrText xml:space="preserve"> PAGEREF _Toc241689293 \h </w:instrText>
+              <w:instrText xml:space="preserve"> PAGEREF _Toc241747841 \h </w:instrText>
             </w:r>
             <w:r>
               <w:rPr>
@@ -870,7 +870,7 @@
               <w14:ligatures w14:val="standardContextual"/>
             </w:rPr>
           </w:pPr>
-          <w:hyperlink w:anchor="_Toc241689294" w:history="1">
+          <w:hyperlink w:anchor="_Toc241747842" w:history="1">
             <w:r>
               <w:rPr>
                 <w:rStyle w:val="Hyperlink"/>
@@ -894,7 +894,7 @@
               <w:rPr>
                 <w:noProof/>
               </w:rPr>
-              <w:instrText xml:space="preserve"> PAGEREF _Toc241689294 \h </w:instrText>
+              <w:instrText xml:space="preserve"> PAGEREF _Toc241747842 \h </w:instrText>
             </w:r>
             <w:r>
               <w:rPr>
@@ -936,7 +936,7 @@
               <w14:ligatures w14:val="standardContextual"/>
             </w:rPr>
           </w:pPr>
-          <w:hyperlink w:anchor="_Toc241689295" w:history="1">
+          <w:hyperlink w:anchor="_Toc241747843" w:history="1">
             <w:r>
               <w:rPr>
                 <w:rStyle w:val="Hyperlink"/>
@@ -960,7 +960,7 @@
               <w:rPr>
                 <w:noProof/>
               </w:rPr>
-              <w:instrText xml:space="preserve"> PAGEREF _Toc241689295 \h </w:instrText>
+              <w:instrText xml:space="preserve"> PAGEREF _Toc241747843 \h </w:instrText>
             </w:r>
             <w:r>
               <w:rPr>
@@ -1002,7 +1002,7 @@
               <w14:ligatures w14:val="standardContextual"/>
             </w:rPr>
           </w:pPr>
-          <w:hyperlink w:anchor="_Toc241689296" w:history="1">
+          <w:hyperlink w:anchor="_Toc241747844" w:history="1">
             <w:r>
               <w:rPr>
                 <w:rStyle w:val="Hyperlink"/>
@@ -1026,7 +1026,7 @@
               <w:rPr>
                 <w:noProof/>
               </w:rPr>
-              <w:instrText xml:space="preserve"> PAGEREF _Toc241689296 \h </w:instrText>
+              <w:instrText xml:space="preserve"> PAGEREF _Toc241747844 \h </w:instrText>
             </w:r>
             <w:r>
               <w:rPr>
@@ -1068,7 +1068,7 @@
               <w14:ligatures w14:val="standardContextual"/>
             </w:rPr>
           </w:pPr>
-          <w:hyperlink w:anchor="_Toc241689297" w:history="1">
+          <w:hyperlink w:anchor="_Toc241747845" w:history="1">
             <w:r>
               <w:rPr>
                 <w:rStyle w:val="Hyperlink"/>
@@ -1092,7 +1092,7 @@
               <w:rPr>
                 <w:noProof/>
               </w:rPr>
-              <w:instrText xml:space="preserve"> PAGEREF _Toc241689297 \h </w:instrText>
+              <w:instrText xml:space="preserve"> PAGEREF _Toc241747845 \h </w:instrText>
             </w:r>
             <w:r>
               <w:rPr>
@@ -1134,7 +1134,7 @@
               <w14:ligatures w14:val="standardContextual"/>
             </w:rPr>
           </w:pPr>
-          <w:hyperlink w:anchor="_Toc241689298" w:history="1">
+          <w:hyperlink w:anchor="_Toc241747846" w:history="1">
             <w:r>
               <w:rPr>
                 <w:rStyle w:val="Hyperlink"/>
@@ -1158,7 +1158,7 @@
               <w:rPr>
                 <w:noProof/>
               </w:rPr>
-              <w:instrText xml:space="preserve"> PAGEREF _Toc241689298 \h </w:instrText>
+              <w:instrText xml:space="preserve"> PAGEREF _Toc241747846 \h </w:instrText>
             </w:r>
             <w:r>
               <w:rPr>
@@ -1200,7 +1200,7 @@
               <w14:ligatures w14:val="standardContextual"/>
             </w:rPr>
           </w:pPr>
-          <w:hyperlink w:anchor="_Toc241689299" w:history="1">
+          <w:hyperlink w:anchor="_Toc241747847" w:history="1">
             <w:r>
               <w:rPr>
                 <w:rStyle w:val="Hyperlink"/>
@@ -1224,7 +1224,7 @@
               <w:rPr>
                 <w:noProof/>
               </w:rPr>
-              <w:instrText xml:space="preserve"> PAGEREF _Toc241689299 \h </w:instrText>
+              <w:instrText xml:space="preserve"> PAGEREF _Toc241747847 \h </w:instrText>
             </w:r>
             <w:r>
               <w:rPr>
@@ -1266,7 +1266,7 @@
               <w14:ligatures w14:val="standardContextual"/>
             </w:rPr>
           </w:pPr>
-          <w:hyperlink w:anchor="_Toc241689300" w:history="1">
+          <w:hyperlink w:anchor="_Toc241747848" w:history="1">
             <w:r>
               <w:rPr>
                 <w:rStyle w:val="Hyperlink"/>
@@ -1290,7 +1290,7 @@
               <w:rPr>
                 <w:noProof/>
               </w:rPr>
-              <w:instrText xml:space="preserve"> PAGEREF _Toc241689300 \h </w:instrText>
+              <w:instrText xml:space="preserve"> PAGEREF _Toc241747848 \h </w:instrText>
             </w:r>
             <w:r>
               <w:rPr>
@@ -1332,7 +1332,7 @@
               <w14:ligatures w14:val="standardContextual"/>
             </w:rPr>
           </w:pPr>
-          <w:hyperlink w:anchor="_Toc241689301" w:history="1">
+          <w:hyperlink w:anchor="_Toc241747849" w:history="1">
             <w:r>
               <w:rPr>
                 <w:rStyle w:val="Hyperlink"/>
@@ -1356,7 +1356,7 @@
               <w:rPr>
                 <w:noProof/>
               </w:rPr>
-              <w:instrText xml:space="preserve"> PAGEREF _Toc241689301 \h </w:instrText>
+              <w:instrText xml:space="preserve"> PAGEREF _Toc241747849 \h </w:instrText>
             </w:r>
             <w:r>
               <w:rPr>
@@ -1398,7 +1398,7 @@
               <w14:ligatures w14:val="standardContextual"/>
             </w:rPr>
           </w:pPr>
-          <w:hyperlink w:anchor="_Toc241689302" w:history="1">
+          <w:hyperlink w:anchor="_Toc241747850" w:history="1">
             <w:r>
               <w:rPr>
                 <w:rStyle w:val="Hyperlink"/>
@@ -1422,7 +1422,7 @@
               <w:rPr>
                 <w:noProof/>
               </w:rPr>
-              <w:instrText xml:space="preserve"> PAGEREF _Toc241689302 \h </w:instrText>
+              <w:instrText xml:space="preserve"> PAGEREF _Toc241747850 \h </w:instrText>
             </w:r>
             <w:r>
               <w:rPr>
@@ -1464,7 +1464,7 @@
               <w14:ligatures w14:val="standardContextual"/>
             </w:rPr>
           </w:pPr>
-          <w:hyperlink w:anchor="_Toc241689303" w:history="1">
+          <w:hyperlink w:anchor="_Toc241747851" w:history="1">
             <w:r>
               <w:rPr>
                 <w:rStyle w:val="Hyperlink"/>
@@ -1488,7 +1488,7 @@
               <w:rPr>
                 <w:noProof/>
               </w:rPr>
-              <w:instrText xml:space="preserve"> PAGEREF _Toc241689303 \h </w:instrText>
+              <w:instrText xml:space="preserve"> PAGEREF _Toc241747851 \h </w:instrText>
             </w:r>
             <w:r>
               <w:rPr>
@@ -1530,7 +1530,7 @@
               <w14:ligatures w14:val="standardContextual"/>
             </w:rPr>
           </w:pPr>
-          <w:hyperlink w:anchor="_Toc241689304" w:history="1">
+          <w:hyperlink w:anchor="_Toc241747852" w:history="1">
             <w:r>
               <w:rPr>
                 <w:rStyle w:val="Hyperlink"/>
@@ -1554,7 +1554,7 @@
               <w:rPr>
                 <w:noProof/>
               </w:rPr>
-              <w:instrText xml:space="preserve"> PAGEREF _Toc241689304 \h </w:instrText>
+              <w:instrText xml:space="preserve"> PAGEREF _Toc241747852 \h </w:instrText>
             </w:r>
             <w:r>
               <w:rPr>
@@ -1596,7 +1596,7 @@
               <w14:ligatures w14:val="standardContextual"/>
             </w:rPr>
           </w:pPr>
-          <w:hyperlink w:anchor="_Toc241689305" w:history="1">
+          <w:hyperlink w:anchor="_Toc241747853" w:history="1">
             <w:r>
               <w:rPr>
                 <w:rStyle w:val="Hyperlink"/>
@@ -1620,7 +1620,7 @@
               <w:rPr>
                 <w:noProof/>
               </w:rPr>
-              <w:instrText xml:space="preserve"> PAGEREF _Toc241689305 \h </w:instrText>
+              <w:instrText xml:space="preserve"> PAGEREF _Toc241747853 \h </w:instrText>
             </w:r>
             <w:r>
               <w:rPr>
@@ -1662,7 +1662,7 @@
               <w14:ligatures w14:val="standardContextual"/>
             </w:rPr>
           </w:pPr>
-          <w:hyperlink w:anchor="_Toc241689306" w:history="1">
+          <w:hyperlink w:anchor="_Toc241747854" w:history="1">
             <w:r>
               <w:rPr>
                 <w:rStyle w:val="Hyperlink"/>
@@ -1686,7 +1686,7 @@
               <w:rPr>
                 <w:noProof/>
               </w:rPr>
-              <w:instrText xml:space="preserve"> PAGEREF _Toc241689306 \h </w:instrText>
+              <w:instrText xml:space="preserve"> PAGEREF _Toc241747854 \h </w:instrText>
             </w:r>
             <w:r>
               <w:rPr>
@@ -1728,7 +1728,7 @@
               <w14:ligatures w14:val="standardContextual"/>
             </w:rPr>
           </w:pPr>
-          <w:hyperlink w:anchor="_Toc241689307" w:history="1">
+          <w:hyperlink w:anchor="_Toc241747855" w:history="1">
             <w:r>
               <w:rPr>
                 <w:rStyle w:val="Hyperlink"/>
@@ -1752,7 +1752,7 @@
               <w:rPr>
                 <w:noProof/>
               </w:rPr>
-              <w:instrText xml:space="preserve"> PAGEREF _Toc241689307 \h </w:instrText>
+              <w:instrText xml:space="preserve"> PAGEREF _Toc241747855 \h </w:instrText>
             </w:r>
             <w:r>
               <w:rPr>
@@ -1794,7 +1794,7 @@
               <w14:ligatures w14:val="standardContextual"/>
             </w:rPr>
           </w:pPr>
-          <w:hyperlink w:anchor="_Toc241689308" w:history="1">
+          <w:hyperlink w:anchor="_Toc241747856" w:history="1">
             <w:r>
               <w:rPr>
                 <w:rStyle w:val="Hyperlink"/>
@@ -1818,7 +1818,7 @@
               <w:rPr>
                 <w:noProof/>
               </w:rPr>
-              <w:instrText xml:space="preserve"> PAGEREF _Toc241689308 \h </w:instrText>
+              <w:instrText xml:space="preserve"> PAGEREF _Toc241747856 \h </w:instrText>
             </w:r>
             <w:r>
               <w:rPr>
@@ -1860,7 +1860,7 @@
               <w14:ligatures w14:val="standardContextual"/>
             </w:rPr>
           </w:pPr>
-          <w:hyperlink w:anchor="_Toc241689309" w:history="1">
+          <w:hyperlink w:anchor="_Toc241747857" w:history="1">
             <w:r>
               <w:rPr>
                 <w:rStyle w:val="Hyperlink"/>
@@ -1884,7 +1884,7 @@
               <w:rPr>
                 <w:noProof/>
               </w:rPr>
-              <w:instrText xml:space="preserve"> PAGEREF _Toc241689309 \h </w:instrText>
+              <w:instrText xml:space="preserve"> PAGEREF _Toc241747857 \h </w:instrText>
             </w:r>
             <w:r>
               <w:rPr>
@@ -1926,7 +1926,7 @@
               <w14:ligatures w14:val="standardContextual"/>
             </w:rPr>
           </w:pPr>
-          <w:hyperlink w:anchor="_Toc241689310" w:history="1">
+          <w:hyperlink w:anchor="_Toc241747858" w:history="1">
             <w:r>
               <w:rPr>
                 <w:rStyle w:val="Hyperlink"/>
@@ -1950,7 +1950,7 @@
               <w:rPr>
                 <w:noProof/>
               </w:rPr>
-              <w:instrText xml:space="preserve"> PAGEREF _Toc241689310 \h </w:instrText>
+              <w:instrText xml:space="preserve"> PAGEREF _Toc241747858 \h </w:instrText>
             </w:r>
             <w:r>
               <w:rPr>
@@ -1992,7 +1992,7 @@
               <w14:ligatures w14:val="standardContextual"/>
             </w:rPr>
           </w:pPr>
-          <w:hyperlink w:anchor="_Toc241689311" w:history="1">
+          <w:hyperlink w:anchor="_Toc241747859" w:history="1">
             <w:r>
               <w:rPr>
                 <w:rStyle w:val="Hyperlink"/>
@@ -2016,7 +2016,7 @@
               <w:rPr>
                 <w:noProof/>
               </w:rPr>
-              <w:instrText xml:space="preserve"> PAGEREF _Toc241689311 \h </w:instrText>
+              <w:instrText xml:space="preserve"> PAGEREF _Toc241747859 \h </w:instrText>
             </w:r>
             <w:r>
               <w:rPr>
@@ -2058,7 +2058,7 @@
               <w14:ligatures w14:val="standardContextual"/>
             </w:rPr>
           </w:pPr>
-          <w:hyperlink w:anchor="_Toc241689312" w:history="1">
+          <w:hyperlink w:anchor="_Toc241747860" w:history="1">
             <w:r>
               <w:rPr>
                 <w:rStyle w:val="Hyperlink"/>
@@ -2082,7 +2082,7 @@
               <w:rPr>
                 <w:noProof/>
               </w:rPr>
-              <w:instrText xml:space="preserve"> PAGEREF _Toc241689312 \h </w:instrText>
+              <w:instrText xml:space="preserve"> PAGEREF _Toc241747860 \h </w:instrText>
             </w:r>
             <w:r>
               <w:rPr>
@@ -2124,7 +2124,7 @@
               <w14:ligatures w14:val="standardContextual"/>
             </w:rPr>
           </w:pPr>
-          <w:hyperlink w:anchor="_Toc241689313" w:history="1">
+          <w:hyperlink w:anchor="_Toc241747861" w:history="1">
             <w:r>
               <w:rPr>
                 <w:rStyle w:val="Hyperlink"/>
@@ -2148,7 +2148,7 @@
               <w:rPr>
                 <w:noProof/>
               </w:rPr>
-              <w:instrText xml:space="preserve"> PAGEREF _Toc241689313 \h </w:instrText>
+              <w:instrText xml:space="preserve"> PAGEREF _Toc241747861 \h </w:instrText>
             </w:r>
             <w:r>
               <w:rPr>
@@ -2190,7 +2190,7 @@
               <w14:ligatures w14:val="standardContextual"/>
             </w:rPr>
           </w:pPr>
-          <w:hyperlink w:anchor="_Toc241689314" w:history="1">
+          <w:hyperlink w:anchor="_Toc241747862" w:history="1">
             <w:r>
               <w:rPr>
                 <w:rStyle w:val="Hyperlink"/>
@@ -2214,7 +2214,7 @@
               <w:rPr>
                 <w:noProof/>
               </w:rPr>
-              <w:instrText xml:space="preserve"> PAGEREF _Toc241689314 \h </w:instrText>
+              <w:instrText xml:space="preserve"> PAGEREF _Toc241747862 \h </w:instrText>
             </w:r>
             <w:r>
               <w:rPr>
@@ -2256,7 +2256,7 @@
               <w14:ligatures w14:val="standardContextual"/>
             </w:rPr>
           </w:pPr>
-          <w:hyperlink w:anchor="_Toc241689315" w:history="1">
+          <w:hyperlink w:anchor="_Toc241747863" w:history="1">
             <w:r>
               <w:rPr>
                 <w:rStyle w:val="Hyperlink"/>
@@ -2280,7 +2280,7 @@
               <w:rPr>
                 <w:noProof/>
               </w:rPr>
-              <w:instrText xml:space="preserve"> PAGEREF _Toc241689315 \h </w:instrText>
+              <w:instrText xml:space="preserve"> PAGEREF _Toc241747863 \h </w:instrText>
             </w:r>
             <w:r>
               <w:rPr>
@@ -2322,7 +2322,7 @@
               <w14:ligatures w14:val="standardContextual"/>
             </w:rPr>
           </w:pPr>
-          <w:hyperlink w:anchor="_Toc241689316" w:history="1">
+          <w:hyperlink w:anchor="_Toc241747864" w:history="1">
             <w:r>
               <w:rPr>
                 <w:rStyle w:val="Hyperlink"/>
@@ -2346,7 +2346,7 @@
               <w:rPr>
                 <w:noProof/>
               </w:rPr>
-              <w:instrText xml:space="preserve"> PAGEREF _Toc241689316 \h </w:instrText>
+              <w:instrText xml:space="preserve"> PAGEREF _Toc241747864 \h </w:instrText>
             </w:r>
             <w:r>
               <w:rPr>
@@ -2388,7 +2388,7 @@
               <w14:ligatures w14:val="standardContextual"/>
             </w:rPr>
           </w:pPr>
-          <w:hyperlink w:anchor="_Toc241689317" w:history="1">
+          <w:hyperlink w:anchor="_Toc241747865" w:history="1">
             <w:r>
               <w:rPr>
                 <w:rStyle w:val="Hyperlink"/>
@@ -2412,7 +2412,7 @@
               <w:rPr>
                 <w:noProof/>
               </w:rPr>
-              <w:instrText xml:space="preserve"> PAGEREF _Toc241689317 \h </w:instrText>
+              <w:instrText xml:space="preserve"> PAGEREF _Toc241747865 \h </w:instrText>
             </w:r>
             <w:r>
               <w:rPr>
@@ -2454,7 +2454,7 @@
               <w14:ligatures w14:val="standardContextual"/>
             </w:rPr>
           </w:pPr>
-          <w:hyperlink w:anchor="_Toc241689318" w:history="1">
+          <w:hyperlink w:anchor="_Toc241747866" w:history="1">
             <w:r>
               <w:rPr>
                 <w:rStyle w:val="Hyperlink"/>
@@ -2478,7 +2478,7 @@
               <w:rPr>
                 <w:noProof/>
               </w:rPr>
-              <w:instrText xml:space="preserve"> PAGEREF _Toc241689318 \h </w:instrText>
+              <w:instrText xml:space="preserve"> PAGEREF _Toc241747866 \h </w:instrText>
             </w:r>
             <w:r>
               <w:rPr>
@@ -2520,7 +2520,7 @@
               <w14:ligatures w14:val="standardContextual"/>
             </w:rPr>
           </w:pPr>
-          <w:hyperlink w:anchor="_Toc241689319" w:history="1">
+          <w:hyperlink w:anchor="_Toc241747867" w:history="1">
             <w:r>
               <w:rPr>
                 <w:rStyle w:val="Hyperlink"/>
@@ -2544,7 +2544,7 @@
               <w:rPr>
                 <w:noProof/>
               </w:rPr>
-              <w:instrText xml:space="preserve"> PAGEREF _Toc241689319 \h </w:instrText>
+              <w:instrText xml:space="preserve"> PAGEREF _Toc241747867 \h </w:instrText>
             </w:r>
             <w:r>
               <w:rPr>
@@ -2586,7 +2586,7 @@
               <w14:ligatures w14:val="standardContextual"/>
             </w:rPr>
           </w:pPr>
-          <w:hyperlink w:anchor="_Toc241689320" w:history="1">
+          <w:hyperlink w:anchor="_Toc241747868" w:history="1">
             <w:r>
               <w:rPr>
                 <w:rStyle w:val="Hyperlink"/>
@@ -2610,7 +2610,7 @@
               <w:rPr>
                 <w:noProof/>
               </w:rPr>
-              <w:instrText xml:space="preserve"> PAGEREF _Toc241689320 \h </w:instrText>
+              <w:instrText xml:space="preserve"> PAGEREF _Toc241747868 \h </w:instrText>
             </w:r>
             <w:r>
               <w:rPr>
@@ -2652,7 +2652,7 @@
               <w14:ligatures w14:val="standardContextual"/>
             </w:rPr>
           </w:pPr>
-          <w:hyperlink w:anchor="_Toc241689321" w:history="1">
+          <w:hyperlink w:anchor="_Toc241747869" w:history="1">
             <w:r>
               <w:rPr>
                 <w:rStyle w:val="Hyperlink"/>
@@ -2676,7 +2676,7 @@
               <w:rPr>
                 <w:noProof/>
               </w:rPr>
-              <w:instrText xml:space="preserve"> PAGEREF _Toc241689321 \h </w:instrText>
+              <w:instrText xml:space="preserve"> PAGEREF _Toc241747869 \h </w:instrText>
             </w:r>
             <w:r>
               <w:rPr>
@@ -2718,7 +2718,7 @@
               <w14:ligatures w14:val="standardContextual"/>
             </w:rPr>
           </w:pPr>
-          <w:hyperlink w:anchor="_Toc241689322" w:history="1">
+          <w:hyperlink w:anchor="_Toc241747870" w:history="1">
             <w:r>
               <w:rPr>
                 <w:rStyle w:val="Hyperlink"/>
@@ -2742,7 +2742,7 @@
               <w:rPr>
                 <w:noProof/>
               </w:rPr>
-              <w:instrText xml:space="preserve"> PAGEREF _Toc241689322 \h </w:instrText>
+              <w:instrText xml:space="preserve"> PAGEREF _Toc241747870 \h </w:instrText>
             </w:r>
             <w:r>
               <w:rPr>
@@ -2784,7 +2784,7 @@
               <w14:ligatures w14:val="standardContextual"/>
             </w:rPr>
           </w:pPr>
-          <w:hyperlink w:anchor="_Toc241689323" w:history="1">
+          <w:hyperlink w:anchor="_Toc241747871" w:history="1">
             <w:r>
               <w:rPr>
                 <w:rStyle w:val="Hyperlink"/>
@@ -2808,7 +2808,7 @@
               <w:rPr>
                 <w:noProof/>
               </w:rPr>
-              <w:instrText xml:space="preserve"> PAGEREF _Toc241689323 \h </w:instrText>
+              <w:instrText xml:space="preserve"> PAGEREF _Toc241747871 \h </w:instrText>
             </w:r>
             <w:r>
               <w:rPr>
@@ -2850,7 +2850,7 @@
               <w14:ligatures w14:val="standardContextual"/>
             </w:rPr>
           </w:pPr>
-          <w:hyperlink w:anchor="_Toc241689324" w:history="1">
+          <w:hyperlink w:anchor="_Toc241747872" w:history="1">
             <w:r>
               <w:rPr>
                 <w:rStyle w:val="Hyperlink"/>
@@ -2874,7 +2874,7 @@
               <w:rPr>
                 <w:noProof/>
               </w:rPr>
-              <w:instrText xml:space="preserve"> PAGEREF _Toc241689324 \h </w:instrText>
+              <w:instrText xml:space="preserve"> PAGEREF _Toc241747872 \h </w:instrText>
             </w:r>
             <w:r>
               <w:rPr>
@@ -2916,7 +2916,7 @@
               <w14:ligatures w14:val="standardContextual"/>
             </w:rPr>
           </w:pPr>
-          <w:hyperlink w:anchor="_Toc241689325" w:history="1">
+          <w:hyperlink w:anchor="_Toc241747873" w:history="1">
             <w:r>
               <w:rPr>
                 <w:rStyle w:val="Hyperlink"/>
@@ -2940,7 +2940,7 @@
               <w:rPr>
                 <w:noProof/>
               </w:rPr>
-              <w:instrText xml:space="preserve"> PAGEREF _Toc241689325 \h </w:instrText>
+              <w:instrText xml:space="preserve"> PAGEREF _Toc241747873 \h </w:instrText>
             </w:r>
             <w:r>
               <w:rPr>
@@ -2982,7 +2982,7 @@
               <w14:ligatures w14:val="standardContextual"/>
             </w:rPr>
           </w:pPr>
-          <w:hyperlink w:anchor="_Toc241689326" w:history="1">
+          <w:hyperlink w:anchor="_Toc241747874" w:history="1">
             <w:r>
               <w:rPr>
                 <w:rStyle w:val="Hyperlink"/>
@@ -3006,7 +3006,7 @@
               <w:rPr>
                 <w:noProof/>
               </w:rPr>
-              <w:instrText xml:space="preserve"> PAGEREF _Toc241689326 \h </w:instrText>
+              <w:instrText xml:space="preserve"> PAGEREF _Toc241747874 \h </w:instrText>
             </w:r>
             <w:r>
               <w:rPr>
@@ -3024,6 +3024,204 @@
                 <w:noProof/>
               </w:rPr>
               <w:t>18</w:t>
+            </w:r>
+            <w:r>
+              <w:rPr>
+                <w:noProof/>
+              </w:rPr>
+              <w:fldChar w:fldCharType="end"/>
+            </w:r>
+          </w:hyperlink>
+        </w:p>
+        <w:p>
+          <w:pPr>
+            <w:pStyle w:val="TOC2"/>
+            <w:tabs>
+              <w:tab w:val="right" w:leader="dot" w:pos="9350"/>
+            </w:tabs>
+            <w:rPr>
+              <w:rFonts w:asciiTheme="minorHAnsi" w:eastAsiaTheme="minorEastAsia" w:hAnsiTheme="minorHAnsi" w:cstheme="minorBidi"/>
+              <w:noProof/>
+              <w:kern w:val="2"/>
+              <w:sz w:val="24"/>
+              <w:szCs w:val="24"/>
+              <w14:ligatures w14:val="standardContextual"/>
+            </w:rPr>
+          </w:pPr>
+          <w:hyperlink w:anchor="_Toc241747875" w:history="1">
+            <w:r>
+              <w:rPr>
+                <w:rStyle w:val="Hyperlink"/>
+                <w:noProof/>
+              </w:rPr>
+              <w:t>11.4 Appearance: colours, centrepieces and fonts</w:t>
+            </w:r>
+            <w:r>
+              <w:rPr>
+                <w:noProof/>
+              </w:rPr>
+              <w:tab/>
+            </w:r>
+            <w:r>
+              <w:rPr>
+                <w:noProof/>
+              </w:rPr>
+              <w:fldChar w:fldCharType="begin"/>
+            </w:r>
+            <w:r>
+              <w:rPr>
+                <w:noProof/>
+              </w:rPr>
+              <w:instrText xml:space="preserve"> PAGEREF _Toc241747875 \h </w:instrText>
+            </w:r>
+            <w:r>
+              <w:rPr>
+                <w:noProof/>
+              </w:rPr>
+            </w:r>
+            <w:r>
+              <w:rPr>
+                <w:noProof/>
+              </w:rPr>
+              <w:fldChar w:fldCharType="separate"/>
+            </w:r>
+            <w:r>
+              <w:rPr>
+                <w:noProof/>
+              </w:rPr>
+              <w:t>18</w:t>
+            </w:r>
+            <w:r>
+              <w:rPr>
+                <w:noProof/>
+              </w:rPr>
+              <w:fldChar w:fldCharType="end"/>
+            </w:r>
+          </w:hyperlink>
+        </w:p>
+        <w:p>
+          <w:pPr>
+            <w:pStyle w:val="TOC2"/>
+            <w:tabs>
+              <w:tab w:val="right" w:leader="dot" w:pos="9350"/>
+            </w:tabs>
+            <w:rPr>
+              <w:rFonts w:asciiTheme="minorHAnsi" w:eastAsiaTheme="minorEastAsia" w:hAnsiTheme="minorHAnsi" w:cstheme="minorBidi"/>
+              <w:noProof/>
+              <w:kern w:val="2"/>
+              <w:sz w:val="24"/>
+              <w:szCs w:val="24"/>
+              <w14:ligatures w14:val="standardContextual"/>
+            </w:rPr>
+          </w:pPr>
+          <w:hyperlink w:anchor="_Toc241747876" w:history="1">
+            <w:r>
+              <w:rPr>
+                <w:rStyle w:val="Hyperlink"/>
+                <w:noProof/>
+              </w:rPr>
+              <w:t>11.5 Pages open on the phone</w:t>
+            </w:r>
+            <w:r>
+              <w:rPr>
+                <w:noProof/>
+              </w:rPr>
+              <w:tab/>
+            </w:r>
+            <w:r>
+              <w:rPr>
+                <w:noProof/>
+              </w:rPr>
+              <w:fldChar w:fldCharType="begin"/>
+            </w:r>
+            <w:r>
+              <w:rPr>
+                <w:noProof/>
+              </w:rPr>
+              <w:instrText xml:space="preserve"> PAGEREF _Toc241747876 \h </w:instrText>
+            </w:r>
+            <w:r>
+              <w:rPr>
+                <w:noProof/>
+              </w:rPr>
+            </w:r>
+            <w:r>
+              <w:rPr>
+                <w:noProof/>
+              </w:rPr>
+              <w:fldChar w:fldCharType="separate"/>
+            </w:r>
+            <w:r>
+              <w:rPr>
+                <w:noProof/>
+              </w:rPr>
+              <w:t>19</w:t>
+            </w:r>
+            <w:r>
+              <w:rPr>
+                <w:noProof/>
+              </w:rPr>
+              <w:fldChar w:fldCharType="end"/>
+            </w:r>
+          </w:hyperlink>
+        </w:p>
+        <w:p>
+          <w:pPr>
+            <w:pStyle w:val="TOC2"/>
+            <w:tabs>
+              <w:tab w:val="right" w:leader="dot" w:pos="9350"/>
+            </w:tabs>
+            <w:rPr>
+              <w:rFonts w:asciiTheme="minorHAnsi" w:eastAsiaTheme="minorEastAsia" w:hAnsiTheme="minorHAnsi" w:cstheme="minorBidi"/>
+              <w:noProof/>
+              <w:kern w:val="2"/>
+              <w:sz w:val="24"/>
+              <w:szCs w:val="24"/>
+              <w14:ligatures w14:val="standardContextual"/>
+            </w:rPr>
+          </w:pPr>
+          <w:hyperlink w:anchor="_Toc241747877" w:history="1">
+            <w:r>
+              <w:rPr>
+                <w:rStyle w:val="Hyperlink"/>
+                <w:noProof/>
+              </w:rPr>
+              <w:t>11.6 Max acts on the phone</w:t>
+            </w:r>
+            <w:r>
+              <w:rPr>
+                <w:noProof/>
+              </w:rPr>
+              <w:tab/>
+            </w:r>
+            <w:r>
+              <w:rPr>
+                <w:noProof/>
+              </w:rPr>
+              <w:fldChar w:fldCharType="begin"/>
+            </w:r>
+            <w:r>
+              <w:rPr>
+                <w:noProof/>
+              </w:rPr>
+              <w:instrText xml:space="preserve"> PAGEREF _Toc241747877 \h </w:instrText>
+            </w:r>
+            <w:r>
+              <w:rPr>
+                <w:noProof/>
+              </w:rPr>
+            </w:r>
+            <w:r>
+              <w:rPr>
+                <w:noProof/>
+              </w:rPr>
+              <w:fldChar w:fldCharType="separate"/>
+            </w:r>
+            <w:r>
+              <w:rPr>
+                <w:noProof/>
+              </w:rPr>
+              <w:t>19</w:t>
             </w:r>
             <w:r>
               <w:rPr>
@@ -3048,7 +3246,7 @@
               <w14:ligatures w14:val="standardContextual"/>
             </w:rPr>
           </w:pPr>
-          <w:hyperlink w:anchor="_Toc241689327" w:history="1">
+          <w:hyperlink w:anchor="_Toc241747878" w:history="1">
             <w:r>
               <w:rPr>
                 <w:rStyle w:val="Hyperlink"/>
@@ -3072,7 +3270,7 @@
               <w:rPr>
                 <w:noProof/>
               </w:rPr>
-              <w:instrText xml:space="preserve"> PAGEREF _Toc241689327 \h </w:instrText>
+              <w:instrText xml:space="preserve"> PAGEREF _Toc241747878 \h </w:instrText>
             </w:r>
             <w:r>
               <w:rPr>
@@ -3089,7 +3287,7 @@
               <w:rPr>
                 <w:noProof/>
               </w:rPr>
-              <w:t>18</w:t>
+              <w:t>20</w:t>
             </w:r>
             <w:r>
               <w:rPr>
@@ -3114,7 +3312,7 @@
               <w14:ligatures w14:val="standardContextual"/>
             </w:rPr>
           </w:pPr>
-          <w:hyperlink w:anchor="_Toc241689328" w:history="1">
+          <w:hyperlink w:anchor="_Toc241747879" w:history="1">
             <w:r>
               <w:rPr>
                 <w:rStyle w:val="Hyperlink"/>
@@ -3138,7 +3336,7 @@
               <w:rPr>
                 <w:noProof/>
               </w:rPr>
-              <w:instrText xml:space="preserve"> PAGEREF _Toc241689328 \h </w:instrText>
+              <w:instrText xml:space="preserve"> PAGEREF _Toc241747879 \h </w:instrText>
             </w:r>
             <w:r>
               <w:rPr>
@@ -3155,7 +3353,7 @@
               <w:rPr>
                 <w:noProof/>
               </w:rPr>
-              <w:t>18</w:t>
+              <w:t>20</w:t>
             </w:r>
             <w:r>
               <w:rPr>
@@ -3180,7 +3378,7 @@
               <w14:ligatures w14:val="standardContextual"/>
             </w:rPr>
           </w:pPr>
-          <w:hyperlink w:anchor="_Toc241689329" w:history="1">
+          <w:hyperlink w:anchor="_Toc241747880" w:history="1">
             <w:r>
               <w:rPr>
                 <w:rStyle w:val="Hyperlink"/>
@@ -3204,7 +3402,7 @@
               <w:rPr>
                 <w:noProof/>
               </w:rPr>
-              <w:instrText xml:space="preserve"> PAGEREF _Toc241689329 \h </w:instrText>
+              <w:instrText xml:space="preserve"> PAGEREF _Toc241747880 \h </w:instrText>
             </w:r>
             <w:r>
               <w:rPr>
@@ -3221,7 +3419,7 @@
               <w:rPr>
                 <w:noProof/>
               </w:rPr>
-              <w:t>18</w:t>
+              <w:t>20</w:t>
             </w:r>
             <w:r>
               <w:rPr>
@@ -3246,7 +3444,7 @@
               <w14:ligatures w14:val="standardContextual"/>
             </w:rPr>
           </w:pPr>
-          <w:hyperlink w:anchor="_Toc241689330" w:history="1">
+          <w:hyperlink w:anchor="_Toc241747881" w:history="1">
             <w:r>
               <w:rPr>
                 <w:rStyle w:val="Hyperlink"/>
@@ -3270,7 +3468,7 @@
               <w:rPr>
                 <w:noProof/>
               </w:rPr>
-              <w:instrText xml:space="preserve"> PAGEREF _Toc241689330 \h </w:instrText>
+              <w:instrText xml:space="preserve"> PAGEREF _Toc241747881 \h </w:instrText>
             </w:r>
             <w:r>
               <w:rPr>
@@ -3287,7 +3485,7 @@
               <w:rPr>
                 <w:noProof/>
               </w:rPr>
-              <w:t>18</w:t>
+              <w:t>21</w:t>
             </w:r>
             <w:r>
               <w:rPr>
@@ -3312,7 +3510,7 @@
               <w14:ligatures w14:val="standardContextual"/>
             </w:rPr>
           </w:pPr>
-          <w:hyperlink w:anchor="_Toc241689331" w:history="1">
+          <w:hyperlink w:anchor="_Toc241747882" w:history="1">
             <w:r>
               <w:rPr>
                 <w:rStyle w:val="Hyperlink"/>
@@ -3336,7 +3534,7 @@
               <w:rPr>
                 <w:noProof/>
               </w:rPr>
-              <w:instrText xml:space="preserve"> PAGEREF _Toc241689331 \h </w:instrText>
+              <w:instrText xml:space="preserve"> PAGEREF _Toc241747882 \h </w:instrText>
             </w:r>
             <w:r>
               <w:rPr>
@@ -3353,7 +3551,7 @@
               <w:rPr>
                 <w:noProof/>
               </w:rPr>
-              <w:t>19</w:t>
+              <w:t>21</w:t>
             </w:r>
             <w:r>
               <w:rPr>
@@ -3378,7 +3576,7 @@
               <w14:ligatures w14:val="standardContextual"/>
             </w:rPr>
           </w:pPr>
-          <w:hyperlink w:anchor="_Toc241689332" w:history="1">
+          <w:hyperlink w:anchor="_Toc241747883" w:history="1">
             <w:r>
               <w:rPr>
                 <w:rStyle w:val="Hyperlink"/>
@@ -3402,7 +3600,7 @@
               <w:rPr>
                 <w:noProof/>
               </w:rPr>
-              <w:instrText xml:space="preserve"> PAGEREF _Toc241689332 \h </w:instrText>
+              <w:instrText xml:space="preserve"> PAGEREF _Toc241747883 \h </w:instrText>
             </w:r>
             <w:r>
               <w:rPr>
@@ -3419,7 +3617,7 @@
               <w:rPr>
                 <w:noProof/>
               </w:rPr>
-              <w:t>19</w:t>
+              <w:t>22</w:t>
             </w:r>
             <w:r>
               <w:rPr>
@@ -3444,7 +3642,7 @@
               <w14:ligatures w14:val="standardContextual"/>
             </w:rPr>
           </w:pPr>
-          <w:hyperlink w:anchor="_Toc241689333" w:history="1">
+          <w:hyperlink w:anchor="_Toc241747884" w:history="1">
             <w:r>
               <w:rPr>
                 <w:rStyle w:val="Hyperlink"/>
@@ -3468,7 +3666,7 @@
               <w:rPr>
                 <w:noProof/>
               </w:rPr>
-              <w:instrText xml:space="preserve"> PAGEREF _Toc241689333 \h </w:instrText>
+              <w:instrText xml:space="preserve"> PAGEREF _Toc241747884 \h </w:instrText>
             </w:r>
             <w:r>
               <w:rPr>
@@ -3485,7 +3683,7 @@
               <w:rPr>
                 <w:noProof/>
               </w:rPr>
-              <w:t>20</w:t>
+              <w:t>23</w:t>
             </w:r>
             <w:r>
               <w:rPr>
@@ -3510,7 +3708,7 @@
               <w14:ligatures w14:val="standardContextual"/>
             </w:rPr>
           </w:pPr>
-          <w:hyperlink w:anchor="_Toc241689334" w:history="1">
+          <w:hyperlink w:anchor="_Toc241747885" w:history="1">
             <w:r>
               <w:rPr>
                 <w:rStyle w:val="Hyperlink"/>
@@ -3534,7 +3732,7 @@
               <w:rPr>
                 <w:noProof/>
               </w:rPr>
-              <w:instrText xml:space="preserve"> PAGEREF _Toc241689334 \h </w:instrText>
+              <w:instrText xml:space="preserve"> PAGEREF _Toc241747885 \h </w:instrText>
             </w:r>
             <w:r>
               <w:rPr>
@@ -3551,7 +3749,7 @@
               <w:rPr>
                 <w:noProof/>
               </w:rPr>
-              <w:t>21</w:t>
+              <w:t>23</w:t>
             </w:r>
             <w:r>
               <w:rPr>
@@ -3576,7 +3774,7 @@
               <w14:ligatures w14:val="standardContextual"/>
             </w:rPr>
           </w:pPr>
-          <w:hyperlink w:anchor="_Toc241689335" w:history="1">
+          <w:hyperlink w:anchor="_Toc241747886" w:history="1">
             <w:r>
               <w:rPr>
                 <w:rStyle w:val="Hyperlink"/>
@@ -3600,7 +3798,7 @@
               <w:rPr>
                 <w:noProof/>
               </w:rPr>
-              <w:instrText xml:space="preserve"> PAGEREF _Toc241689335 \h </w:instrText>
+              <w:instrText xml:space="preserve"> PAGEREF _Toc241747886 \h </w:instrText>
             </w:r>
             <w:r>
               <w:rPr>
@@ -3617,7 +3815,7 @@
               <w:rPr>
                 <w:noProof/>
               </w:rPr>
-              <w:t>21</w:t>
+              <w:t>24</w:t>
             </w:r>
             <w:r>
               <w:rPr>
@@ -3643,7 +3841,7 @@
       <w:pPr>
         <w:pStyle w:val="Heading1"/>
       </w:pPr>
-      <w:bookmarkStart w:id="0" w:name="_Toc241689283"/>
+      <w:bookmarkStart w:id="0" w:name="_Toc241747831"/>
       <w:r>
         <w:lastRenderedPageBreak/>
         <w:t>1. What Max is</w:t>
@@ -3680,7 +3878,7 @@
       <w:pPr>
         <w:pStyle w:val="Heading2"/>
       </w:pPr>
-      <w:bookmarkStart w:id="1" w:name="_Toc241689284"/>
+      <w:bookmarkStart w:id="1" w:name="_Toc241747832"/>
       <w:r>
         <w:t>1.1 Constraints that shape every decision</w:t>
       </w:r>
@@ -4093,7 +4291,7 @@
       <w:pPr>
         <w:pStyle w:val="Heading2"/>
       </w:pPr>
-      <w:bookmarkStart w:id="2" w:name="_Toc241689285"/>
+      <w:bookmarkStart w:id="2" w:name="_Toc241747833"/>
       <w:r>
         <w:t>1.2 Build phases</w:t>
       </w:r>
@@ -4756,7 +4954,7 @@
       <w:pPr>
         <w:pStyle w:val="Heading1"/>
       </w:pPr>
-      <w:bookmarkStart w:id="3" w:name="_Toc241689286"/>
+      <w:bookmarkStart w:id="3" w:name="_Toc241747834"/>
       <w:r>
         <w:lastRenderedPageBreak/>
         <w:t>2. Architecture at a glance</w:t>
@@ -4781,7 +4979,7 @@
           <w:noProof/>
         </w:rPr>
         <w:drawing>
-          <wp:inline distT="0" distB="0" distL="0" distR="0" wp14:anchorId="1AA5092A" wp14:editId="485D3D70">
+          <wp:inline distT="0" distB="0" distL="0" distR="0" wp14:anchorId="343091C1" wp14:editId="4654610B">
             <wp:extent cx="5943600" cy="4591050"/>
             <wp:effectExtent l="0" t="0" r="0" b="0"/>
             <wp:docPr id="1" name="Picture 1"/>
@@ -4824,7 +5022,7 @@
       <w:pPr>
         <w:pStyle w:val="Heading2"/>
       </w:pPr>
-      <w:bookmarkStart w:id="4" w:name="_Toc241689287"/>
+      <w:bookmarkStart w:id="4" w:name="_Toc241747835"/>
       <w:r>
         <w:t>2.1 One command, step by step</w:t>
       </w:r>
@@ -4980,7 +5178,7 @@
       <w:pPr>
         <w:pStyle w:val="Heading2"/>
       </w:pPr>
-      <w:bookmarkStart w:id="5" w:name="_Toc241689288"/>
+      <w:bookmarkStart w:id="5" w:name="_Toc241747836"/>
       <w:r>
         <w:t>2.2 Where things run</w:t>
       </w:r>
@@ -6144,7 +6342,7 @@
       <w:pPr>
         <w:pStyle w:val="Heading1"/>
       </w:pPr>
-      <w:bookmarkStart w:id="6" w:name="_Toc241689289"/>
+      <w:bookmarkStart w:id="6" w:name="_Toc241747837"/>
       <w:r>
         <w:t>3. The voice pipeline</w:t>
       </w:r>
@@ -6154,7 +6352,7 @@
       <w:pPr>
         <w:pStyle w:val="Heading2"/>
       </w:pPr>
-      <w:bookmarkStart w:id="7" w:name="_Toc241689290"/>
+      <w:bookmarkStart w:id="7" w:name="_Toc241747838"/>
       <w:r>
         <w:t>3.1 Microphone input (audio.py)</w:t>
       </w:r>
@@ -6192,7 +6390,7 @@
       <w:pPr>
         <w:pStyle w:val="Heading2"/>
       </w:pPr>
-      <w:bookmarkStart w:id="8" w:name="_Toc241689291"/>
+      <w:bookmarkStart w:id="8" w:name="_Toc241747839"/>
       <w:r>
         <w:t>3.2 Wake word (wakeword.py)</w:t>
       </w:r>
@@ -6775,7 +6973,7 @@
       <w:pPr>
         <w:pStyle w:val="Heading2"/>
       </w:pPr>
-      <w:bookmarkStart w:id="9" w:name="_Toc241689292"/>
+      <w:bookmarkStart w:id="9" w:name="_Toc241747840"/>
       <w:r>
         <w:t>3.3 Listening and end of turn (listen.py)</w:t>
       </w:r>
@@ -6872,7 +7070,7 @@
       <w:pPr>
         <w:pStyle w:val="Heading2"/>
       </w:pPr>
-      <w:bookmarkStart w:id="10" w:name="_Toc241689293"/>
+      <w:bookmarkStart w:id="10" w:name="_Toc241747841"/>
       <w:r>
         <w:t>3.4 Speech-to-text (stt.py)</w:t>
       </w:r>
@@ -7446,7 +7644,7 @@
       <w:pPr>
         <w:pStyle w:val="Heading2"/>
       </w:pPr>
-      <w:bookmarkStart w:id="11" w:name="_Toc241689294"/>
+      <w:bookmarkStart w:id="11" w:name="_Toc241747842"/>
       <w:r>
         <w:t>3.5 Voice output and conversation (tts.py, main.py)</w:t>
       </w:r>
@@ -7516,7 +7714,7 @@
       <w:pPr>
         <w:pStyle w:val="Heading1"/>
       </w:pPr>
-      <w:bookmarkStart w:id="12" w:name="_Toc241689295"/>
+      <w:bookmarkStart w:id="12" w:name="_Toc241747843"/>
       <w:r>
         <w:t>4. The agent (agent.py)</w:t>
       </w:r>
@@ -7534,7 +7732,7 @@
       <w:pPr>
         <w:pStyle w:val="Heading2"/>
       </w:pPr>
-      <w:bookmarkStart w:id="13" w:name="_Toc241689296"/>
+      <w:bookmarkStart w:id="13" w:name="_Toc241747844"/>
       <w:r>
         <w:lastRenderedPageBreak/>
         <w:t>4.1 Two models, one escalation tool</w:t>
@@ -7585,7 +7783,7 @@
       <w:pPr>
         <w:pStyle w:val="Heading2"/>
       </w:pPr>
-      <w:bookmarkStart w:id="14" w:name="_Toc241689297"/>
+      <w:bookmarkStart w:id="14" w:name="_Toc241747845"/>
       <w:r>
         <w:t>4.2 Direct replies</w:t>
       </w:r>
@@ -7666,7 +7864,7 @@
       <w:pPr>
         <w:pStyle w:val="Heading2"/>
       </w:pPr>
-      <w:bookmarkStart w:id="15" w:name="_Toc241689298"/>
+      <w:bookmarkStart w:id="15" w:name="_Toc241747846"/>
       <w:r>
         <w:t>4.3 Prompt design for speed</w:t>
       </w:r>
@@ -7684,7 +7882,7 @@
       <w:pPr>
         <w:pStyle w:val="Heading2"/>
       </w:pPr>
-      <w:bookmarkStart w:id="16" w:name="_Toc241689299"/>
+      <w:bookmarkStart w:id="16" w:name="_Toc241747847"/>
       <w:r>
         <w:t>4.4 History that keeps tool calls</w:t>
       </w:r>
@@ -7702,7 +7900,7 @@
       <w:pPr>
         <w:pStyle w:val="Heading2"/>
       </w:pPr>
-      <w:bookmarkStart w:id="17" w:name="_Toc241689300"/>
+      <w:bookmarkStart w:id="17" w:name="_Toc241747848"/>
       <w:r>
         <w:t>4.5 The safety gate</w:t>
       </w:r>
@@ -7732,7 +7930,7 @@
       <w:pPr>
         <w:pStyle w:val="Heading2"/>
       </w:pPr>
-      <w:bookmarkStart w:id="18" w:name="_Toc241689301"/>
+      <w:bookmarkStart w:id="18" w:name="_Toc241747849"/>
       <w:r>
         <w:t>4.6 Memory in every request</w:t>
       </w:r>
@@ -7754,7 +7952,7 @@
       <w:pPr>
         <w:pStyle w:val="Heading2"/>
       </w:pPr>
-      <w:bookmarkStart w:id="19" w:name="_Toc241689302"/>
+      <w:bookmarkStart w:id="19" w:name="_Toc241747850"/>
       <w:r>
         <w:t>4.7 Guarding against claimed actions</w:t>
       </w:r>
@@ -7885,7 +8083,7 @@
       <w:pPr>
         <w:pStyle w:val="Heading1"/>
       </w:pPr>
-      <w:bookmarkStart w:id="20" w:name="_Toc241689303"/>
+      <w:bookmarkStart w:id="20" w:name="_Toc241747851"/>
       <w:r>
         <w:t>5. Running the language model (llm.py)</w:t>
       </w:r>
@@ -8670,7 +8868,7 @@
       <w:pPr>
         <w:pStyle w:val="Heading2"/>
       </w:pPr>
-      <w:bookmarkStart w:id="21" w:name="_Toc241689304"/>
+      <w:bookmarkStart w:id="21" w:name="_Toc241747852"/>
       <w:r>
         <w:lastRenderedPageBreak/>
         <w:t>5.1 The speed investigation</w:t>
@@ -9230,7 +9428,7 @@
       <w:pPr>
         <w:pStyle w:val="Heading1"/>
       </w:pPr>
-      <w:bookmarkStart w:id="22" w:name="_Toc241689305"/>
+      <w:bookmarkStart w:id="22" w:name="_Toc241747853"/>
       <w:r>
         <w:t>6. Tools</w:t>
       </w:r>
@@ -9240,7 +9438,7 @@
       <w:pPr>
         <w:pStyle w:val="Heading2"/>
       </w:pPr>
-      <w:bookmarkStart w:id="23" w:name="_Toc241689306"/>
+      <w:bookmarkStart w:id="23" w:name="_Toc241747854"/>
       <w:r>
         <w:t>6.1 The tool registry (tools/registry.py)</w:t>
       </w:r>
@@ -9387,7 +9585,7 @@
       <w:pPr>
         <w:pStyle w:val="Heading2"/>
       </w:pPr>
-      <w:bookmarkStart w:id="24" w:name="_Toc241689307"/>
+      <w:bookmarkStart w:id="24" w:name="_Toc241747855"/>
       <w:r>
         <w:t>6.2 Laptop tools (tools/system.py)</w:t>
       </w:r>
@@ -10106,7 +10304,7 @@
       <w:pPr>
         <w:pStyle w:val="Heading2"/>
       </w:pPr>
-      <w:bookmarkStart w:id="25" w:name="_Toc241689308"/>
+      <w:bookmarkStart w:id="25" w:name="_Toc241747856"/>
       <w:r>
         <w:t>6.3 Web search and research (web.py)</w:t>
       </w:r>
@@ -10223,7 +10421,7 @@
       <w:pPr>
         <w:pStyle w:val="Heading2"/>
       </w:pPr>
-      <w:bookmarkStart w:id="26" w:name="_Toc241689309"/>
+      <w:bookmarkStart w:id="26" w:name="_Toc241747857"/>
       <w:r>
         <w:t>6.4 Max's own browser (browser.py, tools/browser.py)</w:t>
       </w:r>
@@ -10920,7 +11118,7 @@
       <w:pPr>
         <w:pStyle w:val="Heading1"/>
       </w:pPr>
-      <w:bookmarkStart w:id="27" w:name="_Toc241689310"/>
+      <w:bookmarkStart w:id="27" w:name="_Toc241747858"/>
       <w:r>
         <w:t>7. Memory and reminders</w:t>
       </w:r>
@@ -10930,7 +11128,7 @@
       <w:pPr>
         <w:pStyle w:val="Heading2"/>
       </w:pPr>
-      <w:bookmarkStart w:id="28" w:name="_Toc241689311"/>
+      <w:bookmarkStart w:id="28" w:name="_Toc241747859"/>
       <w:r>
         <w:t>7.1 The memory store (memory.py)</w:t>
       </w:r>
@@ -11023,7 +11221,7 @@
       <w:pPr>
         <w:pStyle w:val="Heading2"/>
       </w:pPr>
-      <w:bookmarkStart w:id="29" w:name="_Toc241689312"/>
+      <w:bookmarkStart w:id="29" w:name="_Toc241747860"/>
       <w:r>
         <w:t>7.2 Reminders (reminders.py)</w:t>
       </w:r>
@@ -11041,7 +11239,7 @@
       <w:pPr>
         <w:pStyle w:val="Heading1"/>
       </w:pPr>
-      <w:bookmarkStart w:id="30" w:name="_Toc241689313"/>
+      <w:bookmarkStart w:id="30" w:name="_Toc241747861"/>
       <w:r>
         <w:t>8. Canvas and the daily digest</w:t>
       </w:r>
@@ -11051,7 +11249,7 @@
       <w:pPr>
         <w:pStyle w:val="Heading2"/>
       </w:pPr>
-      <w:bookmarkStart w:id="31" w:name="_Toc241689314"/>
+      <w:bookmarkStart w:id="31" w:name="_Toc241747862"/>
       <w:r>
         <w:t>8.1 Canvas through the calendar feed (canvas.py)</w:t>
       </w:r>
@@ -11167,7 +11365,7 @@
       <w:pPr>
         <w:pStyle w:val="Heading2"/>
       </w:pPr>
-      <w:bookmarkStart w:id="32" w:name="_Toc241689315"/>
+      <w:bookmarkStart w:id="32" w:name="_Toc241747863"/>
       <w:r>
         <w:t>8.2 The daily digest (digest.py)</w:t>
       </w:r>
@@ -11197,7 +11395,7 @@
       <w:pPr>
         <w:pStyle w:val="Heading1"/>
       </w:pPr>
-      <w:bookmarkStart w:id="33" w:name="_Toc241689316"/>
+      <w:bookmarkStart w:id="33" w:name="_Toc241747864"/>
       <w:r>
         <w:t>9. Meeting and lecture notes (notes.py)</w:t>
       </w:r>
@@ -11356,7 +11554,7 @@
       <w:pPr>
         <w:pStyle w:val="Heading2"/>
       </w:pPr>
-      <w:bookmarkStart w:id="34" w:name="_Toc241689317"/>
+      <w:bookmarkStart w:id="34" w:name="_Toc241747865"/>
       <w:r>
         <w:t>9.1 Live captions</w:t>
       </w:r>
@@ -11683,7 +11881,7 @@
       <w:pPr>
         <w:pStyle w:val="Heading2"/>
       </w:pPr>
-      <w:bookmarkStart w:id="35" w:name="_Toc241689318"/>
+      <w:bookmarkStart w:id="35" w:name="_Toc241747866"/>
       <w:r>
         <w:t>9.2 Study summaries</w:t>
       </w:r>
@@ -11841,7 +12039,7 @@
       <w:pPr>
         <w:pStyle w:val="Heading1"/>
       </w:pPr>
-      <w:bookmarkStart w:id="36" w:name="_Toc241689319"/>
+      <w:bookmarkStart w:id="36" w:name="_Toc241747867"/>
       <w:r>
         <w:t>10. Dashboard, API and desktop overlay</w:t>
       </w:r>
@@ -11851,7 +12049,7 @@
       <w:pPr>
         <w:pStyle w:val="Heading2"/>
       </w:pPr>
-      <w:bookmarkStart w:id="37" w:name="_Toc241689320"/>
+      <w:bookmarkStart w:id="37" w:name="_Toc241747868"/>
       <w:r>
         <w:t>10.1 Event bus and API (events.py, server.py)</w:t>
       </w:r>
@@ -11934,7 +12132,7 @@
       <w:pPr>
         <w:pStyle w:val="Heading2"/>
       </w:pPr>
-      <w:bookmarkStart w:id="38" w:name="_Toc241689321"/>
+      <w:bookmarkStart w:id="38" w:name="_Toc241747869"/>
       <w:r>
         <w:t>10.2 The dashboard (dashboard/)</w:t>
       </w:r>
@@ -11962,7 +12160,7 @@
       <w:pPr>
         <w:pStyle w:val="Heading2"/>
       </w:pPr>
-      <w:bookmarkStart w:id="39" w:name="_Toc241689322"/>
+      <w:bookmarkStart w:id="39" w:name="_Toc241747870"/>
       <w:r>
         <w:t>10.3 Always on: tray, auto-start and overlay</w:t>
       </w:r>
@@ -12069,7 +12267,7 @@
       <w:pPr>
         <w:pStyle w:val="Heading1"/>
       </w:pPr>
-      <w:bookmarkStart w:id="40" w:name="_Toc241689323"/>
+      <w:bookmarkStart w:id="40" w:name="_Toc241747871"/>
       <w:r>
         <w:t>11. The phone app and remote access (Phase 4)</w:t>
       </w:r>
@@ -12092,14 +12290,14 @@
         <w:t>android/</w:t>
       </w:r>
       <w:r>
-        <w:t>, Kotlin and Jetpack Compose, in the same mission-control style) gives Max a second front end. Nothing about the brain moved: transcription, the agent and the models still run on the laptop, and the phone talks to the same API and event stream as the dashboard.</w:t>
+        <w:t>, Kotlin and Jetpack Compose) gives Max a second front end. Nothing about the brain moved: transcription, the agent and the models still run on the laptop, and the phone talks to the same API and event stream as the dashboard.</w:t>
       </w:r>
     </w:p>
     <w:p>
       <w:pPr>
         <w:pStyle w:val="Heading2"/>
       </w:pPr>
-      <w:bookmarkStart w:id="41" w:name="_Toc241689324"/>
+      <w:bookmarkStart w:id="41" w:name="_Toc241747872"/>
       <w:r>
         <w:t>11.1 Reaching the laptop from anywhere</w:t>
       </w:r>
@@ -12227,7 +12425,7 @@
       <w:pPr>
         <w:pStyle w:val="Heading2"/>
       </w:pPr>
-      <w:bookmarkStart w:id="42" w:name="_Toc241689325"/>
+      <w:bookmarkStart w:id="42" w:name="_Toc241747873"/>
       <w:r>
         <w:t>11.2 What the app does</w:t>
       </w:r>
@@ -12294,7 +12492,7 @@
         <w:t>Screens:</w:t>
       </w:r>
       <w:r>
-        <w:t xml:space="preserve"> conversation, today (Canvas items, classes, reminders you can add or cancel), memory (facts, meeting/lecture notes with the live view and summaries) and settings (pairing, laptop controls such as listen now and pause).</w:t>
+        <w:t xml:space="preserve"> the Max screen (centrepiece, last question, Max's answer with times and days picked out, a "Tap to talk" pill and a keyboard button), conversation, today (Canvas items, classes, reminders you can add or cancel), memory (facts, meeting/lecture notes with the live view and summaries) and settings.</w:t>
       </w:r>
     </w:p>
     <w:p>
@@ -12341,7 +12539,7 @@
       <w:pPr>
         <w:pStyle w:val="Heading2"/>
       </w:pPr>
-      <w:bookmarkStart w:id="43" w:name="_Toc241689326"/>
+      <w:bookmarkStart w:id="43" w:name="_Toc241747874"/>
       <w:r>
         <w:lastRenderedPageBreak/>
         <w:t>11.3 Approvals from the phone</w:t>
@@ -12368,210 +12566,31 @@
     </w:p>
     <w:p>
       <w:pPr>
-        <w:pStyle w:val="Heading1"/>
-      </w:pPr>
-      <w:bookmarkStart w:id="44" w:name="_Toc241689327"/>
-      <w:r>
-        <w:t>12. Reliability on Windows</w:t>
+        <w:pStyle w:val="Heading2"/>
+      </w:pPr>
+      <w:bookmarkStart w:id="44" w:name="_Toc241747875"/>
+      <w:r>
+        <w:t>11.4 Appearance: colours, centrepieces and fonts</w:t>
       </w:r>
       <w:bookmarkEnd w:id="44"/>
     </w:p>
     <w:p>
       <w:pPr>
-        <w:pStyle w:val="Heading2"/>
-      </w:pPr>
-      <w:bookmarkStart w:id="45" w:name="_Toc241689328"/>
-      <w:r>
-        <w:t>12.1 The "only listens when its window is in front" bug</w:t>
-      </w:r>
-      <w:bookmarkEnd w:id="45"/>
-    </w:p>
-    <w:p>
-      <w:pPr>
         <w:spacing w:after="140" w:line="288" w:lineRule="auto"/>
       </w:pPr>
       <w:r>
-        <w:t xml:space="preserve">Max stopped responding whenever another window was active, first with VS Code and then even in its own Command Prompt window. The heartbeat log gave it away: the window title read </w:t>
+        <w:t xml:space="preserve">The look was chosen through rounds of mockups on a design canvas: four directions, then a premium dark set, then combinations, ending with reactor rings above the answer set in a large serif. Rather than fixing one theme, the app now has </w:t>
       </w:r>
       <w:r>
         <w:rPr>
           <w:b/>
           <w:bCs/>
         </w:rPr>
-        <w:t>"Select Max - run.bat"</w:t>
-      </w:r>
-      <w:r>
-        <w:t>. Clicking into a console puts it into text-selection mode, and while a console is not being read, Windows blocks any program the moment it prints. Max heard "Hey Max", tried to print "Listening...", and froze; the audio kept piling up in the queue. VS Code's terminal does the same when it is not the active window.</w:t>
-      </w:r>
-    </w:p>
-    <w:p>
-      <w:pPr>
-        <w:spacing w:after="140" w:line="288" w:lineRule="auto"/>
-      </w:pPr>
-      <w:r>
-        <w:t>Fix (</w:t>
-      </w:r>
-      <w:r>
-        <w:rPr>
-          <w:rFonts w:ascii="Consolas" w:eastAsia="Consolas" w:hAnsi="Consolas" w:cs="Consolas"/>
-          <w:color w:val="1F3A93"/>
-          <w:sz w:val="19"/>
-          <w:szCs w:val="19"/>
-        </w:rPr>
-        <w:t>winutil.py</w:t>
-      </w:r>
-      <w:r>
-        <w:t>):</w:t>
-      </w:r>
-    </w:p>
-    <w:p>
-      <w:pPr>
-        <w:pStyle w:val="ListParagraph"/>
-        <w:numPr>
-          <w:ilvl w:val="0"/>
-          <w:numId w:val="3"/>
-        </w:numPr>
-        <w:spacing w:after="70" w:line="276" w:lineRule="auto"/>
-      </w:pPr>
-      <w:r>
-        <w:t xml:space="preserve">All console output goes through a </w:t>
-      </w:r>
-      <w:r>
-        <w:rPr>
-          <w:b/>
-          <w:bCs/>
-        </w:rPr>
-        <w:t>background writer thread</w:t>
-      </w:r>
-      <w:r>
-        <w:t>; if the console stalls, only that thread waits.</w:t>
-      </w:r>
-    </w:p>
-    <w:p>
-      <w:pPr>
-        <w:pStyle w:val="ListParagraph"/>
-        <w:numPr>
-          <w:ilvl w:val="0"/>
-          <w:numId w:val="3"/>
-        </w:numPr>
-        <w:spacing w:after="70" w:line="276" w:lineRule="auto"/>
-      </w:pPr>
-      <w:r>
-        <w:t>Click-to-select (QuickEdit) is turned off in Max's console.</w:t>
-      </w:r>
-    </w:p>
-    <w:p>
-      <w:pPr>
-        <w:pStyle w:val="ListParagraph"/>
-        <w:numPr>
-          <w:ilvl w:val="0"/>
-          <w:numId w:val="3"/>
-        </w:numPr>
-        <w:spacing w:after="70" w:line="276" w:lineRule="auto"/>
-      </w:pPr>
-      <w:r>
-        <w:t>Windows power throttling ("efficiency mode") is disabled for Max's process and its priority raised slightly.</w:t>
-      </w:r>
-    </w:p>
-    <w:p>
-      <w:pPr>
-        <w:spacing w:after="140" w:line="288" w:lineRule="auto"/>
-      </w:pPr>
-      <w:r>
-        <w:t>A test reproduces the freeze with a pipe nobody reads: plain printing froze, the background writer kept running.</w:t>
-      </w:r>
-    </w:p>
-    <w:p>
-      <w:pPr>
-        <w:pStyle w:val="Heading2"/>
-      </w:pPr>
-      <w:bookmarkStart w:id="46" w:name="_Toc241689329"/>
-      <w:r>
-        <w:t>12.2 Heartbeat and stack dumps (diagnostics.py)</w:t>
-      </w:r>
-      <w:bookmarkEnd w:id="46"/>
-    </w:p>
-    <w:p>
-      <w:pPr>
-        <w:spacing w:after="140" w:line="288" w:lineRule="auto"/>
-      </w:pPr>
-      <w:r>
-        <w:t xml:space="preserve">Every 30 seconds Max logs one line: what the main loop is doing and for how long, how many microphone frames arrived (counted on the audio thread, independent of the main loop), the input level, how much audio is queued, and which window is in front. If the loop sits in one busy stage for over 60 seconds, the stack of every thread is written to </w:t>
-      </w:r>
-      <w:r>
-        <w:rPr>
-          <w:rFonts w:ascii="Consolas" w:eastAsia="Consolas" w:hAnsi="Consolas" w:cs="Consolas"/>
-          <w:color w:val="1F3A93"/>
-          <w:sz w:val="19"/>
-          <w:szCs w:val="19"/>
-        </w:rPr>
-        <w:t>logs/stacks.log</w:t>
-      </w:r>
-      <w:r>
-        <w:t>, showing exactly where it is stuck.</w:t>
-      </w:r>
-    </w:p>
-    <w:p>
-      <w:pPr>
-        <w:pStyle w:val="Heading2"/>
-      </w:pPr>
-      <w:bookmarkStart w:id="47" w:name="_Toc241689330"/>
-      <w:r>
-        <w:t>12.3 Launching</w:t>
-      </w:r>
-      <w:bookmarkEnd w:id="47"/>
-    </w:p>
-    <w:p>
-      <w:pPr>
-        <w:spacing w:after="140" w:line="288" w:lineRule="auto"/>
-      </w:pPr>
-      <w:r>
-        <w:rPr>
-          <w:rFonts w:ascii="Consolas" w:eastAsia="Consolas" w:hAnsi="Consolas" w:cs="Consolas"/>
-          <w:color w:val="1F3A93"/>
-          <w:sz w:val="19"/>
-          <w:szCs w:val="19"/>
-        </w:rPr>
-        <w:t>start_max.bat</w:t>
-      </w:r>
-      <w:r>
-        <w:t xml:space="preserve"> starts Max in its own minimized window. </w:t>
-      </w:r>
-      <w:r>
-        <w:rPr>
-          <w:rFonts w:ascii="Consolas" w:eastAsia="Consolas" w:hAnsi="Consolas" w:cs="Consolas"/>
-          <w:color w:val="1F3A93"/>
-          <w:sz w:val="19"/>
-          <w:szCs w:val="19"/>
-        </w:rPr>
-        <w:t>run.bat --text</w:t>
-      </w:r>
-      <w:r>
-        <w:t xml:space="preserve"> gives a typed mode for testing without a microphone; </w:t>
-      </w:r>
-      <w:r>
-        <w:rPr>
-          <w:rFonts w:ascii="Consolas" w:eastAsia="Consolas" w:hAnsi="Consolas" w:cs="Consolas"/>
-          <w:color w:val="1F3A93"/>
-          <w:sz w:val="19"/>
-          <w:szCs w:val="19"/>
-        </w:rPr>
-        <w:t>--wake-test</w:t>
-      </w:r>
-      <w:r>
-        <w:t xml:space="preserve"> shows live wake word detections for tuning.</w:t>
-      </w:r>
-    </w:p>
-    <w:p>
-      <w:pPr>
-        <w:pStyle w:val="Heading1"/>
-      </w:pPr>
-      <w:bookmarkStart w:id="48" w:name="_Toc241689331"/>
-      <w:r>
-        <w:lastRenderedPageBreak/>
-        <w:t>13. Configuration reference (config.yaml)</w:t>
-      </w:r>
-      <w:bookmarkEnd w:id="48"/>
+        <w:t>Settings → Appearance</w:t>
+      </w:r>
+      <w:r>
+        <w:t>, applied live with a preview and saved on the phone:</w:t>
+      </w:r>
     </w:p>
     <w:tbl>
       <w:tblPr>
@@ -12630,7 +12649,7 @@
                 <w:b/>
                 <w:bCs/>
               </w:rPr>
-              <w:t>Section</w:t>
+              <w:t>Setting</w:t>
             </w:r>
           </w:p>
         </w:tc>
@@ -12660,7 +12679,7 @@
                 <w:b/>
                 <w:bCs/>
               </w:rPr>
-              <w:t>Key settings</w:t>
+              <w:t>Choices</w:t>
             </w:r>
           </w:p>
         </w:tc>
@@ -12696,7 +12715,7 @@
               <w:spacing w:line="264" w:lineRule="auto"/>
             </w:pPr>
             <w:r>
-              <w:t>assistant</w:t>
+              <w:t>Colour</w:t>
             </w:r>
           </w:p>
         </w:tc>
@@ -12721,7 +12740,7 @@
               <w:spacing w:line="264" w:lineRule="auto"/>
             </w:pPr>
             <w:r>
-              <w:t>name (Max), user_name, max_steps (8)</w:t>
+              <w:t>Gold (default), Rose, Ice, Emerald, Violet, Platinum. Each sets the accent, background glow, text and core-glow colours together.</w:t>
             </w:r>
           </w:p>
         </w:tc>
@@ -12757,7 +12776,7 @@
               <w:spacing w:line="264" w:lineRule="auto"/>
             </w:pPr>
             <w:r>
-              <w:t>llm</w:t>
+              <w:t>Centrepiece</w:t>
             </w:r>
           </w:p>
         </w:tc>
@@ -12782,7 +12801,7 @@
               <w:spacing w:line="264" w:lineRule="auto"/>
             </w:pPr>
             <w:r>
-              <w:t>host, fast_model, planner_model, keep_alive, temperature, think, num_ctx, num_predict, fast_model_gpu_layers</w:t>
+              <w:t>Reactor (turning arcs and a breathing core that swells with your voice), Waveform (voice bars), or Words (just the answer).</w:t>
             </w:r>
           </w:p>
         </w:tc>
@@ -12818,7 +12837,7 @@
               <w:spacing w:line="264" w:lineRule="auto"/>
             </w:pPr>
             <w:r>
-              <w:t>wake_word</w:t>
+              <w:t>Font</w:t>
             </w:r>
           </w:p>
         </w:tc>
@@ -12843,7 +12862,7 @@
               <w:spacing w:line="264" w:lineRule="auto"/>
             </w:pPr>
             <w:r>
-              <w:t>engine (sherpa / openwakeword), phrase, cooldown_s; sherpa: model_dir, threshold, boost, streams, max_gain</w:t>
+              <w:t>Seven pairings of a display face and a body face: Classic (Instrument Serif + Manrope), Elegant, Editorial, Modern, Geometric, Tech, Soft. Bundled, so they work offline (SIL Open Font Licence).</w:t>
             </w:r>
           </w:p>
         </w:tc>
@@ -12879,7 +12898,7 @@
               <w:spacing w:line="264" w:lineRule="auto"/>
             </w:pPr>
             <w:r>
-              <w:t>web</w:t>
+              <w:t>Options</w:t>
             </w:r>
           </w:p>
         </w:tc>
@@ -12904,7 +12923,325 @@
               <w:spacing w:line="264" w:lineRule="auto"/>
             </w:pPr>
             <w:r>
-              <w:t>searxng_url, fallback_duckduckgo, results, timeout_s, read_pages</w:t>
+              <w:t>Answer size S/M/L, glow Subtle/Normal/Strong, animation on/off, voice bars around the ring (reactor), thin or bold bars (waveform).</w:t>
+            </w:r>
+          </w:p>
+        </w:tc>
+      </w:tr>
+    </w:tbl>
+    <w:p>
+      <w:pPr>
+        <w:spacing w:after="120"/>
+      </w:pPr>
+    </w:p>
+    <w:p>
+      <w:pPr>
+        <w:spacing w:after="140" w:line="288" w:lineRule="auto"/>
+      </w:pPr>
+      <w:r>
+        <w:t>The colours and fonts are read from one composition local, so every screen, the listening sheet and the menu bar follow the choice without each screen knowing about themes. The centrepieces are drawn with the Compose canvas from Max's state (idle, listening, thinking, speaking) and the live microphone level.</w:t>
+      </w:r>
+    </w:p>
+    <w:p>
+      <w:pPr>
+        <w:pStyle w:val="ListParagraph"/>
+        <w:numPr>
+          <w:ilvl w:val="0"/>
+          <w:numId w:val="3"/>
+        </w:numPr>
+        <w:spacing w:after="70" w:line="276" w:lineRule="auto"/>
+      </w:pPr>
+      <w:r>
+        <w:rPr>
+          <w:b/>
+          <w:bCs/>
+        </w:rPr>
+        <w:t>Settings rebuilt as rows:</w:t>
+      </w:r>
+      <w:r>
+        <w:t xml:space="preserve"> on a phone, two or three buttons side by side (Listen now / Pause mic / Resume, Add tile / Add widget) squeezed and wrapped their labels. Settings is now full-width rows grouped into sections, with three equal tiles for the laptop controls.</w:t>
+      </w:r>
+    </w:p>
+    <w:p>
+      <w:pPr>
+        <w:pStyle w:val="ListParagraph"/>
+        <w:numPr>
+          <w:ilvl w:val="0"/>
+          <w:numId w:val="3"/>
+        </w:numPr>
+        <w:spacing w:after="70" w:line="276" w:lineRule="auto"/>
+      </w:pPr>
+      <w:r>
+        <w:rPr>
+          <w:b/>
+          <w:bCs/>
+        </w:rPr>
+        <w:t>Checking layouts without a phone:</w:t>
+      </w:r>
+      <w:r>
+        <w:t xml:space="preserve"> Paparazzi renders the main screens to images on the laptop (layoutlib, no device or emulator), which is how the settings layout and the fonts were checked. Variable-weight font files rendered at the wrong weight there, so the app bundles one file per weight.</w:t>
+      </w:r>
+    </w:p>
+    <w:p>
+      <w:pPr>
+        <w:pStyle w:val="Heading2"/>
+      </w:pPr>
+      <w:bookmarkStart w:id="45" w:name="_Toc241747876"/>
+      <w:r>
+        <w:lastRenderedPageBreak/>
+        <w:t>11.5 Pages open on the phone</w:t>
+      </w:r>
+      <w:bookmarkEnd w:id="45"/>
+    </w:p>
+    <w:p>
+      <w:pPr>
+        <w:spacing w:after="140" w:line="288" w:lineRule="auto"/>
+      </w:pPr>
+      <w:r>
+        <w:t>Asked on the phone to "search for some cute dog photos and show me", Max replied "I'll open a search…" and nothing happened. The log showed two faults: the model called the tab tool of its laptop Chrome window, which failed because no page was open, and then promised an action it never took. Even when it worked, a search would have opened on the laptop, out of sight.</w:t>
+      </w:r>
+    </w:p>
+    <w:p>
+      <w:pPr>
+        <w:pStyle w:val="ListParagraph"/>
+        <w:numPr>
+          <w:ilvl w:val="0"/>
+          <w:numId w:val="3"/>
+        </w:numPr>
+        <w:spacing w:after="70" w:line="276" w:lineRule="auto"/>
+      </w:pPr>
+      <w:r>
+        <w:t xml:space="preserve">Commands from the phone carry a short note telling the model so: websites, searches and videos go through </w:t>
+      </w:r>
+      <w:r>
+        <w:rPr>
+          <w:rFonts w:ascii="Consolas" w:eastAsia="Consolas" w:hAnsi="Consolas" w:cs="Consolas"/>
+          <w:color w:val="1F3A93"/>
+          <w:sz w:val="19"/>
+          <w:szCs w:val="19"/>
+        </w:rPr>
+        <w:t>open_website</w:t>
+      </w:r>
+      <w:r>
+        <w:t xml:space="preserve">, phone apps through the phone tools, laptop apps through </w:t>
+      </w:r>
+      <w:r>
+        <w:rPr>
+          <w:rFonts w:ascii="Consolas" w:eastAsia="Consolas" w:hAnsi="Consolas" w:cs="Consolas"/>
+          <w:color w:val="1F3A93"/>
+          <w:sz w:val="19"/>
+          <w:szCs w:val="19"/>
+        </w:rPr>
+        <w:t>open_app</w:t>
+      </w:r>
+      <w:r>
+        <w:t>.</w:t>
+      </w:r>
+    </w:p>
+    <w:p>
+      <w:pPr>
+        <w:pStyle w:val="ListParagraph"/>
+        <w:numPr>
+          <w:ilvl w:val="0"/>
+          <w:numId w:val="3"/>
+        </w:numPr>
+        <w:spacing w:after="70" w:line="276" w:lineRule="auto"/>
+      </w:pPr>
+      <w:r>
+        <w:t xml:space="preserve">From the phone, </w:t>
+      </w:r>
+      <w:r>
+        <w:rPr>
+          <w:rFonts w:ascii="Consolas" w:eastAsia="Consolas" w:hAnsi="Consolas" w:cs="Consolas"/>
+          <w:color w:val="1F3A93"/>
+          <w:sz w:val="19"/>
+          <w:szCs w:val="19"/>
+        </w:rPr>
+        <w:t>open_website</w:t>
+      </w:r>
+      <w:r>
+        <w:t xml:space="preserve"> publishes a </w:t>
+      </w:r>
+      <w:r>
+        <w:rPr>
+          <w:rFonts w:ascii="Consolas" w:eastAsia="Consolas" w:hAnsi="Consolas" w:cs="Consolas"/>
+          <w:color w:val="1F3A93"/>
+          <w:sz w:val="19"/>
+          <w:szCs w:val="19"/>
+        </w:rPr>
+        <w:t>phone_open</w:t>
+      </w:r>
+      <w:r>
+        <w:t xml:space="preserve"> event instead of driving the laptop's Chrome; the app opens the link straight away when it is on screen, or posts a tap-to-open notification. The laptop-browser tools answer a phone command with a pointer to </w:t>
+      </w:r>
+      <w:r>
+        <w:rPr>
+          <w:rFonts w:ascii="Consolas" w:eastAsia="Consolas" w:hAnsi="Consolas" w:cs="Consolas"/>
+          <w:color w:val="1F3A93"/>
+          <w:sz w:val="19"/>
+          <w:szCs w:val="19"/>
+        </w:rPr>
+        <w:t>open_website</w:t>
+      </w:r>
+      <w:r>
+        <w:t xml:space="preserve"> instead of running.</w:t>
+      </w:r>
+    </w:p>
+    <w:p>
+      <w:pPr>
+        <w:pStyle w:val="ListParagraph"/>
+        <w:numPr>
+          <w:ilvl w:val="0"/>
+          <w:numId w:val="3"/>
+        </w:numPr>
+        <w:spacing w:after="70" w:line="276" w:lineRule="auto"/>
+      </w:pPr>
+      <w:r>
+        <w:t>The false-claim check now also catches "I'll open / search / show…" when nothing was opened, and a request for photos, images or a website that called no opening tool.</w:t>
+      </w:r>
+    </w:p>
+    <w:p>
+      <w:pPr>
+        <w:pStyle w:val="Heading2"/>
+      </w:pPr>
+      <w:bookmarkStart w:id="46" w:name="_Toc241747877"/>
+      <w:r>
+        <w:t>11.6 Max acts on the phone</w:t>
+      </w:r>
+      <w:bookmarkEnd w:id="46"/>
+    </w:p>
+    <w:p>
+      <w:pPr>
+        <w:spacing w:after="140" w:line="288" w:lineRule="auto"/>
+      </w:pPr>
+      <w:r>
+        <w:t xml:space="preserve">Max can now do things on the phone, whether the request comes from the phone or by voice to the laptop ("set a 10 minute timer on my phone"). The laptop publishes a </w:t>
+      </w:r>
+      <w:r>
+        <w:rPr>
+          <w:rFonts w:ascii="Consolas" w:eastAsia="Consolas" w:hAnsi="Consolas" w:cs="Consolas"/>
+          <w:color w:val="1F3A93"/>
+          <w:sz w:val="19"/>
+          <w:szCs w:val="19"/>
+        </w:rPr>
+        <w:t>phone_action</w:t>
+      </w:r>
+      <w:r>
+        <w:t xml:space="preserve"> event; the app carries it out with Android intents and posts the outcome back (</w:t>
+      </w:r>
+      <w:r>
+        <w:rPr>
+          <w:rFonts w:ascii="Consolas" w:eastAsia="Consolas" w:hAnsi="Consolas" w:cs="Consolas"/>
+          <w:color w:val="1F3A93"/>
+          <w:sz w:val="19"/>
+          <w:szCs w:val="19"/>
+        </w:rPr>
+        <w:t>phone.py</w:t>
+      </w:r>
+      <w:r>
+        <w:t xml:space="preserve">, </w:t>
+      </w:r>
+      <w:r>
+        <w:rPr>
+          <w:rFonts w:ascii="Consolas" w:eastAsia="Consolas" w:hAnsi="Consolas" w:cs="Consolas"/>
+          <w:color w:val="1F3A93"/>
+          <w:sz w:val="19"/>
+          <w:szCs w:val="19"/>
+        </w:rPr>
+        <w:t>/api/phone/result</w:t>
+      </w:r>
+      <w:r>
+        <w:t>), so Max can say "Alarm set for 6:30 AM" or ask "Which one: Alex Kim, Alex Ruiz?". When the link connects, the phone also posts its installed apps and battery, so app names are matched on the laptop.</w:t>
+      </w:r>
+    </w:p>
+    <w:tbl>
+      <w:tblPr>
+        <w:tblW w:w="9360" w:type="dxa"/>
+        <w:tblBorders>
+          <w:top w:val="single" w:sz="4" w:space="0" w:color="auto"/>
+          <w:left w:val="single" w:sz="4" w:space="0" w:color="auto"/>
+          <w:bottom w:val="single" w:sz="4" w:space="0" w:color="auto"/>
+          <w:right w:val="single" w:sz="4" w:space="0" w:color="auto"/>
+          <w:insideH w:val="single" w:sz="4" w:space="0" w:color="auto"/>
+          <w:insideV w:val="single" w:sz="4" w:space="0" w:color="auto"/>
+        </w:tblBorders>
+        <w:tblCellMar>
+          <w:left w:w="10" w:type="dxa"/>
+          <w:right w:w="10" w:type="dxa"/>
+        </w:tblCellMar>
+        <w:tblLook w:val="04A0" w:firstRow="1" w:lastRow="0" w:firstColumn="1" w:lastColumn="0" w:noHBand="0" w:noVBand="1"/>
+      </w:tblPr>
+      <w:tblGrid>
+        <w:gridCol w:w="3000"/>
+        <w:gridCol w:w="6360"/>
+      </w:tblGrid>
+      <w:tr>
+        <w:tblPrEx>
+          <w:tblCellMar>
+            <w:top w:w="0" w:type="dxa"/>
+            <w:bottom w:w="0" w:type="dxa"/>
+          </w:tblCellMar>
+        </w:tblPrEx>
+        <w:trPr>
+          <w:tblHeader/>
+        </w:trPr>
+        <w:tc>
+          <w:tcPr>
+            <w:tcW w:w="3000" w:type="dxa"/>
+            <w:tcBorders>
+              <w:top w:val="single" w:sz="4" w:space="0" w:color="D0D5DD"/>
+              <w:left w:val="single" w:sz="4" w:space="0" w:color="D0D5DD"/>
+              <w:bottom w:val="single" w:sz="4" w:space="0" w:color="D0D5DD"/>
+              <w:right w:val="single" w:sz="4" w:space="0" w:color="D0D5DD"/>
+            </w:tcBorders>
+            <w:shd w:val="clear" w:color="auto" w:fill="E8ECF7"/>
+            <w:tcMar>
+              <w:top w:w="70" w:type="dxa"/>
+              <w:left w:w="110" w:type="dxa"/>
+              <w:bottom w:w="70" w:type="dxa"/>
+              <w:right w:w="110" w:type="dxa"/>
+            </w:tcMar>
+          </w:tcPr>
+          <w:p>
+            <w:pPr>
+              <w:spacing w:line="264" w:lineRule="auto"/>
+            </w:pPr>
+            <w:r>
+              <w:rPr>
+                <w:b/>
+                <w:bCs/>
+              </w:rPr>
+              <w:t>Tool</w:t>
+            </w:r>
+          </w:p>
+        </w:tc>
+        <w:tc>
+          <w:tcPr>
+            <w:tcW w:w="6360" w:type="dxa"/>
+            <w:tcBorders>
+              <w:top w:val="single" w:sz="4" w:space="0" w:color="D0D5DD"/>
+              <w:left w:val="single" w:sz="4" w:space="0" w:color="D0D5DD"/>
+              <w:bottom w:val="single" w:sz="4" w:space="0" w:color="D0D5DD"/>
+              <w:right w:val="single" w:sz="4" w:space="0" w:color="D0D5DD"/>
+            </w:tcBorders>
+            <w:shd w:val="clear" w:color="auto" w:fill="E8ECF7"/>
+            <w:tcMar>
+              <w:top w:w="70" w:type="dxa"/>
+              <w:left w:w="110" w:type="dxa"/>
+              <w:bottom w:w="70" w:type="dxa"/>
+              <w:right w:w="110" w:type="dxa"/>
+            </w:tcMar>
+          </w:tcPr>
+          <w:p>
+            <w:pPr>
+              <w:spacing w:line="264" w:lineRule="auto"/>
+            </w:pPr>
+            <w:r>
+              <w:rPr>
+                <w:b/>
+                <w:bCs/>
+              </w:rPr>
+              <w:t>What happens on the phone</w:t>
             </w:r>
           </w:p>
         </w:tc>
@@ -12921,51 +13258,51 @@
         </w:trPr>
         <w:tc>
           <w:tcPr>
-            <w:tcW w:w="1800" w:type="dxa"/>
-            <w:tcBorders>
-              <w:top w:val="single" w:sz="4" w:space="0" w:color="D0D5DD"/>
-              <w:left w:val="single" w:sz="4" w:space="0" w:color="D0D5DD"/>
-              <w:bottom w:val="single" w:sz="4" w:space="0" w:color="D0D5DD"/>
-              <w:right w:val="single" w:sz="4" w:space="0" w:color="D0D5DD"/>
-            </w:tcBorders>
-            <w:tcMar>
-              <w:top w:w="70" w:type="dxa"/>
-              <w:left w:w="110" w:type="dxa"/>
-              <w:bottom w:w="70" w:type="dxa"/>
-              <w:right w:w="110" w:type="dxa"/>
-            </w:tcMar>
-          </w:tcPr>
-          <w:p>
-            <w:pPr>
-              <w:spacing w:line="264" w:lineRule="auto"/>
-            </w:pPr>
-            <w:r>
-              <w:t>browser</w:t>
-            </w:r>
-          </w:p>
-        </w:tc>
-        <w:tc>
-          <w:tcPr>
-            <w:tcW w:w="7560" w:type="dxa"/>
-            <w:tcBorders>
-              <w:top w:val="single" w:sz="4" w:space="0" w:color="D0D5DD"/>
-              <w:left w:val="single" w:sz="4" w:space="0" w:color="D0D5DD"/>
-              <w:bottom w:val="single" w:sz="4" w:space="0" w:color="D0D5DD"/>
-              <w:right w:val="single" w:sz="4" w:space="0" w:color="D0D5DD"/>
-            </w:tcBorders>
-            <w:tcMar>
-              <w:top w:w="70" w:type="dxa"/>
-              <w:left w:w="110" w:type="dxa"/>
-              <w:bottom w:w="70" w:type="dxa"/>
-              <w:right w:w="110" w:type="dxa"/>
-            </w:tcMar>
-          </w:tcPr>
-          <w:p>
-            <w:pPr>
-              <w:spacing w:line="264" w:lineRule="auto"/>
-            </w:pPr>
-            <w:r>
-              <w:t>enabled, profile_dir, channel (chrome / chromium), headless</w:t>
+            <w:tcW w:w="3000" w:type="dxa"/>
+            <w:tcBorders>
+              <w:top w:val="single" w:sz="4" w:space="0" w:color="D0D5DD"/>
+              <w:left w:val="single" w:sz="4" w:space="0" w:color="D0D5DD"/>
+              <w:bottom w:val="single" w:sz="4" w:space="0" w:color="D0D5DD"/>
+              <w:right w:val="single" w:sz="4" w:space="0" w:color="D0D5DD"/>
+            </w:tcBorders>
+            <w:tcMar>
+              <w:top w:w="70" w:type="dxa"/>
+              <w:left w:w="110" w:type="dxa"/>
+              <w:bottom w:w="70" w:type="dxa"/>
+              <w:right w:w="110" w:type="dxa"/>
+            </w:tcMar>
+          </w:tcPr>
+          <w:p>
+            <w:pPr>
+              <w:spacing w:line="264" w:lineRule="auto"/>
+            </w:pPr>
+            <w:r>
+              <w:t>phone_open_app</w:t>
+            </w:r>
+          </w:p>
+        </w:tc>
+        <w:tc>
+          <w:tcPr>
+            <w:tcW w:w="6360" w:type="dxa"/>
+            <w:tcBorders>
+              <w:top w:val="single" w:sz="4" w:space="0" w:color="D0D5DD"/>
+              <w:left w:val="single" w:sz="4" w:space="0" w:color="D0D5DD"/>
+              <w:bottom w:val="single" w:sz="4" w:space="0" w:color="D0D5DD"/>
+              <w:right w:val="single" w:sz="4" w:space="0" w:color="D0D5DD"/>
+            </w:tcBorders>
+            <w:tcMar>
+              <w:top w:w="70" w:type="dxa"/>
+              <w:left w:w="110" w:type="dxa"/>
+              <w:bottom w:w="70" w:type="dxa"/>
+              <w:right w:w="110" w:type="dxa"/>
+            </w:tcMar>
+          </w:tcPr>
+          <w:p>
+            <w:pPr>
+              <w:spacing w:line="264" w:lineRule="auto"/>
+            </w:pPr>
+            <w:r>
+              <w:t>Opens any installed app by name</w:t>
             </w:r>
           </w:p>
         </w:tc>
@@ -12982,51 +13319,51 @@
         </w:trPr>
         <w:tc>
           <w:tcPr>
-            <w:tcW w:w="1800" w:type="dxa"/>
-            <w:tcBorders>
-              <w:top w:val="single" w:sz="4" w:space="0" w:color="D0D5DD"/>
-              <w:left w:val="single" w:sz="4" w:space="0" w:color="D0D5DD"/>
-              <w:bottom w:val="single" w:sz="4" w:space="0" w:color="D0D5DD"/>
-              <w:right w:val="single" w:sz="4" w:space="0" w:color="D0D5DD"/>
-            </w:tcBorders>
-            <w:tcMar>
-              <w:top w:w="70" w:type="dxa"/>
-              <w:left w:w="110" w:type="dxa"/>
-              <w:bottom w:w="70" w:type="dxa"/>
-              <w:right w:w="110" w:type="dxa"/>
-            </w:tcMar>
-          </w:tcPr>
-          <w:p>
-            <w:pPr>
-              <w:spacing w:line="264" w:lineRule="auto"/>
-            </w:pPr>
-            <w:r>
-              <w:t>audio</w:t>
-            </w:r>
-          </w:p>
-        </w:tc>
-        <w:tc>
-          <w:tcPr>
-            <w:tcW w:w="7560" w:type="dxa"/>
-            <w:tcBorders>
-              <w:top w:val="single" w:sz="4" w:space="0" w:color="D0D5DD"/>
-              <w:left w:val="single" w:sz="4" w:space="0" w:color="D0D5DD"/>
-              <w:bottom w:val="single" w:sz="4" w:space="0" w:color="D0D5DD"/>
-              <w:right w:val="single" w:sz="4" w:space="0" w:color="D0D5DD"/>
-            </w:tcBorders>
-            <w:tcMar>
-              <w:top w:w="70" w:type="dxa"/>
-              <w:left w:w="110" w:type="dxa"/>
-              <w:bottom w:w="70" w:type="dxa"/>
-              <w:right w:w="110" w:type="dxa"/>
-            </w:tcMar>
-          </w:tcPr>
-          <w:p>
-            <w:pPr>
-              <w:spacing w:line="264" w:lineRule="auto"/>
-            </w:pPr>
-            <w:r>
-              <w:t>input/output device, silence_s, early_s, max_silence_s, no_speech_timeout_s, max_record_s, vad_sensitivity, chime, follow_up, follow_up_timeout_s</w:t>
+            <w:tcW w:w="3000" w:type="dxa"/>
+            <w:tcBorders>
+              <w:top w:val="single" w:sz="4" w:space="0" w:color="D0D5DD"/>
+              <w:left w:val="single" w:sz="4" w:space="0" w:color="D0D5DD"/>
+              <w:bottom w:val="single" w:sz="4" w:space="0" w:color="D0D5DD"/>
+              <w:right w:val="single" w:sz="4" w:space="0" w:color="D0D5DD"/>
+            </w:tcBorders>
+            <w:tcMar>
+              <w:top w:w="70" w:type="dxa"/>
+              <w:left w:w="110" w:type="dxa"/>
+              <w:bottom w:w="70" w:type="dxa"/>
+              <w:right w:w="110" w:type="dxa"/>
+            </w:tcMar>
+          </w:tcPr>
+          <w:p>
+            <w:pPr>
+              <w:spacing w:line="264" w:lineRule="auto"/>
+            </w:pPr>
+            <w:r>
+              <w:t>phone_call</w:t>
+            </w:r>
+          </w:p>
+        </w:tc>
+        <w:tc>
+          <w:tcPr>
+            <w:tcW w:w="6360" w:type="dxa"/>
+            <w:tcBorders>
+              <w:top w:val="single" w:sz="4" w:space="0" w:color="D0D5DD"/>
+              <w:left w:val="single" w:sz="4" w:space="0" w:color="D0D5DD"/>
+              <w:bottom w:val="single" w:sz="4" w:space="0" w:color="D0D5DD"/>
+              <w:right w:val="single" w:sz="4" w:space="0" w:color="D0D5DD"/>
+            </w:tcBorders>
+            <w:tcMar>
+              <w:top w:w="70" w:type="dxa"/>
+              <w:left w:w="110" w:type="dxa"/>
+              <w:bottom w:w="70" w:type="dxa"/>
+              <w:right w:w="110" w:type="dxa"/>
+            </w:tcMar>
+          </w:tcPr>
+          <w:p>
+            <w:pPr>
+              <w:spacing w:line="264" w:lineRule="auto"/>
+            </w:pPr>
+            <w:r>
+              <w:t>Calls a contact or number. Risky: Max asks first</w:t>
             </w:r>
           </w:p>
         </w:tc>
@@ -13043,51 +13380,51 @@
         </w:trPr>
         <w:tc>
           <w:tcPr>
-            <w:tcW w:w="1800" w:type="dxa"/>
-            <w:tcBorders>
-              <w:top w:val="single" w:sz="4" w:space="0" w:color="D0D5DD"/>
-              <w:left w:val="single" w:sz="4" w:space="0" w:color="D0D5DD"/>
-              <w:bottom w:val="single" w:sz="4" w:space="0" w:color="D0D5DD"/>
-              <w:right w:val="single" w:sz="4" w:space="0" w:color="D0D5DD"/>
-            </w:tcBorders>
-            <w:tcMar>
-              <w:top w:w="70" w:type="dxa"/>
-              <w:left w:w="110" w:type="dxa"/>
-              <w:bottom w:w="70" w:type="dxa"/>
-              <w:right w:w="110" w:type="dxa"/>
-            </w:tcMar>
-          </w:tcPr>
-          <w:p>
-            <w:pPr>
-              <w:spacing w:line="264" w:lineRule="auto"/>
-            </w:pPr>
-            <w:r>
-              <w:t>stt</w:t>
-            </w:r>
-          </w:p>
-        </w:tc>
-        <w:tc>
-          <w:tcPr>
-            <w:tcW w:w="7560" w:type="dxa"/>
-            <w:tcBorders>
-              <w:top w:val="single" w:sz="4" w:space="0" w:color="D0D5DD"/>
-              <w:left w:val="single" w:sz="4" w:space="0" w:color="D0D5DD"/>
-              <w:bottom w:val="single" w:sz="4" w:space="0" w:color="D0D5DD"/>
-              <w:right w:val="single" w:sz="4" w:space="0" w:color="D0D5DD"/>
-            </w:tcBorders>
-            <w:tcMar>
-              <w:top w:w="70" w:type="dxa"/>
-              <w:left w:w="110" w:type="dxa"/>
-              <w:bottom w:w="70" w:type="dxa"/>
-              <w:right w:w="110" w:type="dxa"/>
-            </w:tcMar>
-          </w:tcPr>
-          <w:p>
-            <w:pPr>
-              <w:spacing w:line="264" w:lineRule="auto"/>
-            </w:pPr>
-            <w:r>
-              <w:t>model, device, compute_type, prompt, fast_model_dir (off), fast_min_snr_db</w:t>
+            <w:tcW w:w="3000" w:type="dxa"/>
+            <w:tcBorders>
+              <w:top w:val="single" w:sz="4" w:space="0" w:color="D0D5DD"/>
+              <w:left w:val="single" w:sz="4" w:space="0" w:color="D0D5DD"/>
+              <w:bottom w:val="single" w:sz="4" w:space="0" w:color="D0D5DD"/>
+              <w:right w:val="single" w:sz="4" w:space="0" w:color="D0D5DD"/>
+            </w:tcBorders>
+            <w:tcMar>
+              <w:top w:w="70" w:type="dxa"/>
+              <w:left w:w="110" w:type="dxa"/>
+              <w:bottom w:w="70" w:type="dxa"/>
+              <w:right w:w="110" w:type="dxa"/>
+            </w:tcMar>
+          </w:tcPr>
+          <w:p>
+            <w:pPr>
+              <w:spacing w:line="264" w:lineRule="auto"/>
+            </w:pPr>
+            <w:r>
+              <w:t>phone_message</w:t>
+            </w:r>
+          </w:p>
+        </w:tc>
+        <w:tc>
+          <w:tcPr>
+            <w:tcW w:w="6360" w:type="dxa"/>
+            <w:tcBorders>
+              <w:top w:val="single" w:sz="4" w:space="0" w:color="D0D5DD"/>
+              <w:left w:val="single" w:sz="4" w:space="0" w:color="D0D5DD"/>
+              <w:bottom w:val="single" w:sz="4" w:space="0" w:color="D0D5DD"/>
+              <w:right w:val="single" w:sz="4" w:space="0" w:color="D0D5DD"/>
+            </w:tcBorders>
+            <w:tcMar>
+              <w:top w:w="70" w:type="dxa"/>
+              <w:left w:w="110" w:type="dxa"/>
+              <w:bottom w:w="70" w:type="dxa"/>
+              <w:right w:w="110" w:type="dxa"/>
+            </w:tcMar>
+          </w:tcPr>
+          <w:p>
+            <w:pPr>
+              <w:spacing w:line="264" w:lineRule="auto"/>
+            </w:pPr>
+            <w:r>
+              <w:t>SMS or WhatsApp to a contact, opened with the text typed in; the user taps Send</w:t>
             </w:r>
           </w:p>
         </w:tc>
@@ -13104,51 +13441,51 @@
         </w:trPr>
         <w:tc>
           <w:tcPr>
-            <w:tcW w:w="1800" w:type="dxa"/>
-            <w:tcBorders>
-              <w:top w:val="single" w:sz="4" w:space="0" w:color="D0D5DD"/>
-              <w:left w:val="single" w:sz="4" w:space="0" w:color="D0D5DD"/>
-              <w:bottom w:val="single" w:sz="4" w:space="0" w:color="D0D5DD"/>
-              <w:right w:val="single" w:sz="4" w:space="0" w:color="D0D5DD"/>
-            </w:tcBorders>
-            <w:tcMar>
-              <w:top w:w="70" w:type="dxa"/>
-              <w:left w:w="110" w:type="dxa"/>
-              <w:bottom w:w="70" w:type="dxa"/>
-              <w:right w:w="110" w:type="dxa"/>
-            </w:tcMar>
-          </w:tcPr>
-          <w:p>
-            <w:pPr>
-              <w:spacing w:line="264" w:lineRule="auto"/>
-            </w:pPr>
-            <w:r>
-              <w:t>tts</w:t>
-            </w:r>
-          </w:p>
-        </w:tc>
-        <w:tc>
-          <w:tcPr>
-            <w:tcW w:w="7560" w:type="dxa"/>
-            <w:tcBorders>
-              <w:top w:val="single" w:sz="4" w:space="0" w:color="D0D5DD"/>
-              <w:left w:val="single" w:sz="4" w:space="0" w:color="D0D5DD"/>
-              <w:bottom w:val="single" w:sz="4" w:space="0" w:color="D0D5DD"/>
-              <w:right w:val="single" w:sz="4" w:space="0" w:color="D0D5DD"/>
-            </w:tcBorders>
-            <w:tcMar>
-              <w:top w:w="70" w:type="dxa"/>
-              <w:left w:w="110" w:type="dxa"/>
-              <w:bottom w:w="70" w:type="dxa"/>
-              <w:right w:w="110" w:type="dxa"/>
-            </w:tcMar>
-          </w:tcPr>
-          <w:p>
-            <w:pPr>
-              <w:spacing w:line="264" w:lineRule="auto"/>
-            </w:pPr>
-            <w:r>
-              <w:t>engine, piper_voice, speed</w:t>
+            <w:tcW w:w="3000" w:type="dxa"/>
+            <w:tcBorders>
+              <w:top w:val="single" w:sz="4" w:space="0" w:color="D0D5DD"/>
+              <w:left w:val="single" w:sz="4" w:space="0" w:color="D0D5DD"/>
+              <w:bottom w:val="single" w:sz="4" w:space="0" w:color="D0D5DD"/>
+              <w:right w:val="single" w:sz="4" w:space="0" w:color="D0D5DD"/>
+            </w:tcBorders>
+            <w:tcMar>
+              <w:top w:w="70" w:type="dxa"/>
+              <w:left w:w="110" w:type="dxa"/>
+              <w:bottom w:w="70" w:type="dxa"/>
+              <w:right w:w="110" w:type="dxa"/>
+            </w:tcMar>
+          </w:tcPr>
+          <w:p>
+            <w:pPr>
+              <w:spacing w:line="264" w:lineRule="auto"/>
+            </w:pPr>
+            <w:r>
+              <w:t>phone_alarm / phone_timer</w:t>
+            </w:r>
+          </w:p>
+        </w:tc>
+        <w:tc>
+          <w:tcPr>
+            <w:tcW w:w="6360" w:type="dxa"/>
+            <w:tcBorders>
+              <w:top w:val="single" w:sz="4" w:space="0" w:color="D0D5DD"/>
+              <w:left w:val="single" w:sz="4" w:space="0" w:color="D0D5DD"/>
+              <w:bottom w:val="single" w:sz="4" w:space="0" w:color="D0D5DD"/>
+              <w:right w:val="single" w:sz="4" w:space="0" w:color="D0D5DD"/>
+            </w:tcBorders>
+            <w:tcMar>
+              <w:top w:w="70" w:type="dxa"/>
+              <w:left w:w="110" w:type="dxa"/>
+              <w:bottom w:w="70" w:type="dxa"/>
+              <w:right w:w="110" w:type="dxa"/>
+            </w:tcMar>
+          </w:tcPr>
+          <w:p>
+            <w:pPr>
+              <w:spacing w:line="264" w:lineRule="auto"/>
+            </w:pPr>
+            <w:r>
+              <w:t>Set straight away (no clock app screen)</w:t>
             </w:r>
           </w:p>
         </w:tc>
@@ -13165,51 +13502,51 @@
         </w:trPr>
         <w:tc>
           <w:tcPr>
-            <w:tcW w:w="1800" w:type="dxa"/>
-            <w:tcBorders>
-              <w:top w:val="single" w:sz="4" w:space="0" w:color="D0D5DD"/>
-              <w:left w:val="single" w:sz="4" w:space="0" w:color="D0D5DD"/>
-              <w:bottom w:val="single" w:sz="4" w:space="0" w:color="D0D5DD"/>
-              <w:right w:val="single" w:sz="4" w:space="0" w:color="D0D5DD"/>
-            </w:tcBorders>
-            <w:tcMar>
-              <w:top w:w="70" w:type="dxa"/>
-              <w:left w:w="110" w:type="dxa"/>
-              <w:bottom w:w="70" w:type="dxa"/>
-              <w:right w:w="110" w:type="dxa"/>
-            </w:tcMar>
-          </w:tcPr>
-          <w:p>
-            <w:pPr>
-              <w:spacing w:line="264" w:lineRule="auto"/>
-            </w:pPr>
-            <w:r>
-              <w:t>safety</w:t>
-            </w:r>
-          </w:p>
-        </w:tc>
-        <w:tc>
-          <w:tcPr>
-            <w:tcW w:w="7560" w:type="dxa"/>
-            <w:tcBorders>
-              <w:top w:val="single" w:sz="4" w:space="0" w:color="D0D5DD"/>
-              <w:left w:val="single" w:sz="4" w:space="0" w:color="D0D5DD"/>
-              <w:bottom w:val="single" w:sz="4" w:space="0" w:color="D0D5DD"/>
-              <w:right w:val="single" w:sz="4" w:space="0" w:color="D0D5DD"/>
-            </w:tcBorders>
-            <w:tcMar>
-              <w:top w:w="70" w:type="dxa"/>
-              <w:left w:w="110" w:type="dxa"/>
-              <w:bottom w:w="70" w:type="dxa"/>
-              <w:right w:w="110" w:type="dxa"/>
-            </w:tcMar>
-          </w:tcPr>
-          <w:p>
-            <w:pPr>
-              <w:spacing w:line="264" w:lineRule="auto"/>
-            </w:pPr>
-            <w:r>
-              <w:t>confirm_risky, confirm_timeout_s</w:t>
+            <w:tcW w:w="3000" w:type="dxa"/>
+            <w:tcBorders>
+              <w:top w:val="single" w:sz="4" w:space="0" w:color="D0D5DD"/>
+              <w:left w:val="single" w:sz="4" w:space="0" w:color="D0D5DD"/>
+              <w:bottom w:val="single" w:sz="4" w:space="0" w:color="D0D5DD"/>
+              <w:right w:val="single" w:sz="4" w:space="0" w:color="D0D5DD"/>
+            </w:tcBorders>
+            <w:tcMar>
+              <w:top w:w="70" w:type="dxa"/>
+              <w:left w:w="110" w:type="dxa"/>
+              <w:bottom w:w="70" w:type="dxa"/>
+              <w:right w:w="110" w:type="dxa"/>
+            </w:tcMar>
+          </w:tcPr>
+          <w:p>
+            <w:pPr>
+              <w:spacing w:line="264" w:lineRule="auto"/>
+            </w:pPr>
+            <w:r>
+              <w:t>phone_navigate</w:t>
+            </w:r>
+          </w:p>
+        </w:tc>
+        <w:tc>
+          <w:tcPr>
+            <w:tcW w:w="6360" w:type="dxa"/>
+            <w:tcBorders>
+              <w:top w:val="single" w:sz="4" w:space="0" w:color="D0D5DD"/>
+              <w:left w:val="single" w:sz="4" w:space="0" w:color="D0D5DD"/>
+              <w:bottom w:val="single" w:sz="4" w:space="0" w:color="D0D5DD"/>
+              <w:right w:val="single" w:sz="4" w:space="0" w:color="D0D5DD"/>
+            </w:tcBorders>
+            <w:tcMar>
+              <w:top w:w="70" w:type="dxa"/>
+              <w:left w:w="110" w:type="dxa"/>
+              <w:bottom w:w="70" w:type="dxa"/>
+              <w:right w:w="110" w:type="dxa"/>
+            </w:tcMar>
+          </w:tcPr>
+          <w:p>
+            <w:pPr>
+              <w:spacing w:line="264" w:lineRule="auto"/>
+            </w:pPr>
+            <w:r>
+              <w:t>Google Maps directions</w:t>
             </w:r>
           </w:p>
         </w:tc>
@@ -13226,51 +13563,51 @@
         </w:trPr>
         <w:tc>
           <w:tcPr>
-            <w:tcW w:w="1800" w:type="dxa"/>
-            <w:tcBorders>
-              <w:top w:val="single" w:sz="4" w:space="0" w:color="D0D5DD"/>
-              <w:left w:val="single" w:sz="4" w:space="0" w:color="D0D5DD"/>
-              <w:bottom w:val="single" w:sz="4" w:space="0" w:color="D0D5DD"/>
-              <w:right w:val="single" w:sz="4" w:space="0" w:color="D0D5DD"/>
-            </w:tcBorders>
-            <w:tcMar>
-              <w:top w:w="70" w:type="dxa"/>
-              <w:left w:w="110" w:type="dxa"/>
-              <w:bottom w:w="70" w:type="dxa"/>
-              <w:right w:w="110" w:type="dxa"/>
-            </w:tcMar>
-          </w:tcPr>
-          <w:p>
-            <w:pPr>
-              <w:spacing w:line="264" w:lineRule="auto"/>
-            </w:pPr>
-            <w:r>
-              <w:t>memory</w:t>
-            </w:r>
-          </w:p>
-        </w:tc>
-        <w:tc>
-          <w:tcPr>
-            <w:tcW w:w="7560" w:type="dxa"/>
-            <w:tcBorders>
-              <w:top w:val="single" w:sz="4" w:space="0" w:color="D0D5DD"/>
-              <w:left w:val="single" w:sz="4" w:space="0" w:color="D0D5DD"/>
-              <w:bottom w:val="single" w:sz="4" w:space="0" w:color="D0D5DD"/>
-              <w:right w:val="single" w:sz="4" w:space="0" w:color="D0D5DD"/>
-            </w:tcBorders>
-            <w:tcMar>
-              <w:top w:w="70" w:type="dxa"/>
-              <w:left w:w="110" w:type="dxa"/>
-              <w:bottom w:w="70" w:type="dxa"/>
-              <w:right w:w="110" w:type="dxa"/>
-            </w:tcMar>
-          </w:tcPr>
-          <w:p>
-            <w:pPr>
-              <w:spacing w:line="264" w:lineRule="auto"/>
-            </w:pPr>
-            <w:r>
-              <w:t>enabled, db (data/max.db)</w:t>
+            <w:tcW w:w="3000" w:type="dxa"/>
+            <w:tcBorders>
+              <w:top w:val="single" w:sz="4" w:space="0" w:color="D0D5DD"/>
+              <w:left w:val="single" w:sz="4" w:space="0" w:color="D0D5DD"/>
+              <w:bottom w:val="single" w:sz="4" w:space="0" w:color="D0D5DD"/>
+              <w:right w:val="single" w:sz="4" w:space="0" w:color="D0D5DD"/>
+            </w:tcBorders>
+            <w:tcMar>
+              <w:top w:w="70" w:type="dxa"/>
+              <w:left w:w="110" w:type="dxa"/>
+              <w:bottom w:w="70" w:type="dxa"/>
+              <w:right w:w="110" w:type="dxa"/>
+            </w:tcMar>
+          </w:tcPr>
+          <w:p>
+            <w:pPr>
+              <w:spacing w:line="264" w:lineRule="auto"/>
+            </w:pPr>
+            <w:r>
+              <w:t>phone_play</w:t>
+            </w:r>
+          </w:p>
+        </w:tc>
+        <w:tc>
+          <w:tcPr>
+            <w:tcW w:w="6360" w:type="dxa"/>
+            <w:tcBorders>
+              <w:top w:val="single" w:sz="4" w:space="0" w:color="D0D5DD"/>
+              <w:left w:val="single" w:sz="4" w:space="0" w:color="D0D5DD"/>
+              <w:bottom w:val="single" w:sz="4" w:space="0" w:color="D0D5DD"/>
+              <w:right w:val="single" w:sz="4" w:space="0" w:color="D0D5DD"/>
+            </w:tcBorders>
+            <w:tcMar>
+              <w:top w:w="70" w:type="dxa"/>
+              <w:left w:w="110" w:type="dxa"/>
+              <w:bottom w:w="70" w:type="dxa"/>
+              <w:right w:w="110" w:type="dxa"/>
+            </w:tcMar>
+          </w:tcPr>
+          <w:p>
+            <w:pPr>
+              <w:spacing w:line="264" w:lineRule="auto"/>
+            </w:pPr>
+            <w:r>
+              <w:t>Spotify or YouTube Music play-from-search; YouTube search</w:t>
             </w:r>
           </w:p>
         </w:tc>
@@ -13287,51 +13624,51 @@
         </w:trPr>
         <w:tc>
           <w:tcPr>
-            <w:tcW w:w="1800" w:type="dxa"/>
-            <w:tcBorders>
-              <w:top w:val="single" w:sz="4" w:space="0" w:color="D0D5DD"/>
-              <w:left w:val="single" w:sz="4" w:space="0" w:color="D0D5DD"/>
-              <w:bottom w:val="single" w:sz="4" w:space="0" w:color="D0D5DD"/>
-              <w:right w:val="single" w:sz="4" w:space="0" w:color="D0D5DD"/>
-            </w:tcBorders>
-            <w:tcMar>
-              <w:top w:w="70" w:type="dxa"/>
-              <w:left w:w="110" w:type="dxa"/>
-              <w:bottom w:w="70" w:type="dxa"/>
-              <w:right w:w="110" w:type="dxa"/>
-            </w:tcMar>
-          </w:tcPr>
-          <w:p>
-            <w:pPr>
-              <w:spacing w:line="264" w:lineRule="auto"/>
-            </w:pPr>
-            <w:r>
-              <w:t>digest</w:t>
-            </w:r>
-          </w:p>
-        </w:tc>
-        <w:tc>
-          <w:tcPr>
-            <w:tcW w:w="7560" w:type="dxa"/>
-            <w:tcBorders>
-              <w:top w:val="single" w:sz="4" w:space="0" w:color="D0D5DD"/>
-              <w:left w:val="single" w:sz="4" w:space="0" w:color="D0D5DD"/>
-              <w:bottom w:val="single" w:sz="4" w:space="0" w:color="D0D5DD"/>
-              <w:right w:val="single" w:sz="4" w:space="0" w:color="D0D5DD"/>
-            </w:tcBorders>
-            <w:tcMar>
-              <w:top w:w="70" w:type="dxa"/>
-              <w:left w:w="110" w:type="dxa"/>
-              <w:bottom w:w="70" w:type="dxa"/>
-              <w:right w:w="110" w:type="dxa"/>
-            </w:tcMar>
-          </w:tcPr>
-          <w:p>
-            <w:pPr>
-              <w:spacing w:line="264" w:lineRule="auto"/>
-            </w:pPr>
-            <w:r>
-              <w:t>enabled, time (07:00), weekends, catch_up_until (18:00)</w:t>
+            <w:tcW w:w="3000" w:type="dxa"/>
+            <w:tcBorders>
+              <w:top w:val="single" w:sz="4" w:space="0" w:color="D0D5DD"/>
+              <w:left w:val="single" w:sz="4" w:space="0" w:color="D0D5DD"/>
+              <w:bottom w:val="single" w:sz="4" w:space="0" w:color="D0D5DD"/>
+              <w:right w:val="single" w:sz="4" w:space="0" w:color="D0D5DD"/>
+            </w:tcBorders>
+            <w:tcMar>
+              <w:top w:w="70" w:type="dxa"/>
+              <w:left w:w="110" w:type="dxa"/>
+              <w:bottom w:w="70" w:type="dxa"/>
+              <w:right w:w="110" w:type="dxa"/>
+            </w:tcMar>
+          </w:tcPr>
+          <w:p>
+            <w:pPr>
+              <w:spacing w:line="264" w:lineRule="auto"/>
+            </w:pPr>
+            <w:r>
+              <w:t>phone_calendar_add / phone_email</w:t>
+            </w:r>
+          </w:p>
+        </w:tc>
+        <w:tc>
+          <w:tcPr>
+            <w:tcW w:w="6360" w:type="dxa"/>
+            <w:tcBorders>
+              <w:top w:val="single" w:sz="4" w:space="0" w:color="D0D5DD"/>
+              <w:left w:val="single" w:sz="4" w:space="0" w:color="D0D5DD"/>
+              <w:bottom w:val="single" w:sz="4" w:space="0" w:color="D0D5DD"/>
+              <w:right w:val="single" w:sz="4" w:space="0" w:color="D0D5DD"/>
+            </w:tcBorders>
+            <w:tcMar>
+              <w:top w:w="70" w:type="dxa"/>
+              <w:left w:w="110" w:type="dxa"/>
+              <w:bottom w:w="70" w:type="dxa"/>
+              <w:right w:w="110" w:type="dxa"/>
+            </w:tcMar>
+          </w:tcPr>
+          <w:p>
+            <w:pPr>
+              <w:spacing w:line="264" w:lineRule="auto"/>
+            </w:pPr>
+            <w:r>
+              <w:t>Opened filled in; the user taps Save / Send</w:t>
             </w:r>
           </w:p>
         </w:tc>
@@ -13348,51 +13685,51 @@
         </w:trPr>
         <w:tc>
           <w:tcPr>
-            <w:tcW w:w="1800" w:type="dxa"/>
-            <w:tcBorders>
-              <w:top w:val="single" w:sz="4" w:space="0" w:color="D0D5DD"/>
-              <w:left w:val="single" w:sz="4" w:space="0" w:color="D0D5DD"/>
-              <w:bottom w:val="single" w:sz="4" w:space="0" w:color="D0D5DD"/>
-              <w:right w:val="single" w:sz="4" w:space="0" w:color="D0D5DD"/>
-            </w:tcBorders>
-            <w:tcMar>
-              <w:top w:w="70" w:type="dxa"/>
-              <w:left w:w="110" w:type="dxa"/>
-              <w:bottom w:w="70" w:type="dxa"/>
-              <w:right w:w="110" w:type="dxa"/>
-            </w:tcMar>
-          </w:tcPr>
-          <w:p>
-            <w:pPr>
-              <w:spacing w:line="264" w:lineRule="auto"/>
-            </w:pPr>
-            <w:r>
-              <w:t>notes</w:t>
-            </w:r>
-          </w:p>
-        </w:tc>
-        <w:tc>
-          <w:tcPr>
-            <w:tcW w:w="7560" w:type="dxa"/>
-            <w:tcBorders>
-              <w:top w:val="single" w:sz="4" w:space="0" w:color="D0D5DD"/>
-              <w:left w:val="single" w:sz="4" w:space="0" w:color="D0D5DD"/>
-              <w:bottom w:val="single" w:sz="4" w:space="0" w:color="D0D5DD"/>
-              <w:right w:val="single" w:sz="4" w:space="0" w:color="D0D5DD"/>
-            </w:tcBorders>
-            <w:tcMar>
-              <w:top w:w="70" w:type="dxa"/>
-              <w:left w:w="110" w:type="dxa"/>
-              <w:bottom w:w="70" w:type="dxa"/>
-              <w:right w:w="110" w:type="dxa"/>
-            </w:tcMar>
-          </w:tcPr>
-          <w:p>
-            <w:pPr>
-              <w:spacing w:line="264" w:lineRule="auto"/>
-            </w:pPr>
-            <w:r>
-              <w:t>enabled, folder (~/Documents/Max Notes), file (quick notes), include_mic_in_meetings, live_captions, live_model</w:t>
+            <w:tcW w:w="3000" w:type="dxa"/>
+            <w:tcBorders>
+              <w:top w:val="single" w:sz="4" w:space="0" w:color="D0D5DD"/>
+              <w:left w:val="single" w:sz="4" w:space="0" w:color="D0D5DD"/>
+              <w:bottom w:val="single" w:sz="4" w:space="0" w:color="D0D5DD"/>
+              <w:right w:val="single" w:sz="4" w:space="0" w:color="D0D5DD"/>
+            </w:tcBorders>
+            <w:tcMar>
+              <w:top w:w="70" w:type="dxa"/>
+              <w:left w:w="110" w:type="dxa"/>
+              <w:bottom w:w="70" w:type="dxa"/>
+              <w:right w:w="110" w:type="dxa"/>
+            </w:tcMar>
+          </w:tcPr>
+          <w:p>
+            <w:pPr>
+              <w:spacing w:line="264" w:lineRule="auto"/>
+            </w:pPr>
+            <w:r>
+              <w:t>phone_notifications</w:t>
+            </w:r>
+          </w:p>
+        </w:tc>
+        <w:tc>
+          <w:tcPr>
+            <w:tcW w:w="6360" w:type="dxa"/>
+            <w:tcBorders>
+              <w:top w:val="single" w:sz="4" w:space="0" w:color="D0D5DD"/>
+              <w:left w:val="single" w:sz="4" w:space="0" w:color="D0D5DD"/>
+              <w:bottom w:val="single" w:sz="4" w:space="0" w:color="D0D5DD"/>
+              <w:right w:val="single" w:sz="4" w:space="0" w:color="D0D5DD"/>
+            </w:tcBorders>
+            <w:tcMar>
+              <w:top w:w="70" w:type="dxa"/>
+              <w:left w:w="110" w:type="dxa"/>
+              <w:bottom w:w="70" w:type="dxa"/>
+              <w:right w:w="110" w:type="dxa"/>
+            </w:tcMar>
+          </w:tcPr>
+          <w:p>
+            <w:pPr>
+              <w:spacing w:line="264" w:lineRule="auto"/>
+            </w:pPr>
+            <w:r>
+              <w:t>Recent notifications, for "what did I miss?"</w:t>
             </w:r>
           </w:p>
         </w:tc>
@@ -13409,6 +13746,362 @@
         </w:trPr>
         <w:tc>
           <w:tcPr>
+            <w:tcW w:w="3000" w:type="dxa"/>
+            <w:tcBorders>
+              <w:top w:val="single" w:sz="4" w:space="0" w:color="D0D5DD"/>
+              <w:left w:val="single" w:sz="4" w:space="0" w:color="D0D5DD"/>
+              <w:bottom w:val="single" w:sz="4" w:space="0" w:color="D0D5DD"/>
+              <w:right w:val="single" w:sz="4" w:space="0" w:color="D0D5DD"/>
+            </w:tcBorders>
+            <w:tcMar>
+              <w:top w:w="70" w:type="dxa"/>
+              <w:left w:w="110" w:type="dxa"/>
+              <w:bottom w:w="70" w:type="dxa"/>
+              <w:right w:w="110" w:type="dxa"/>
+            </w:tcMar>
+          </w:tcPr>
+          <w:p>
+            <w:pPr>
+              <w:spacing w:line="264" w:lineRule="auto"/>
+            </w:pPr>
+            <w:r>
+              <w:t>phone_status</w:t>
+            </w:r>
+          </w:p>
+        </w:tc>
+        <w:tc>
+          <w:tcPr>
+            <w:tcW w:w="6360" w:type="dxa"/>
+            <w:tcBorders>
+              <w:top w:val="single" w:sz="4" w:space="0" w:color="D0D5DD"/>
+              <w:left w:val="single" w:sz="4" w:space="0" w:color="D0D5DD"/>
+              <w:bottom w:val="single" w:sz="4" w:space="0" w:color="D0D5DD"/>
+              <w:right w:val="single" w:sz="4" w:space="0" w:color="D0D5DD"/>
+            </w:tcBorders>
+            <w:tcMar>
+              <w:top w:w="70" w:type="dxa"/>
+              <w:left w:w="110" w:type="dxa"/>
+              <w:bottom w:w="70" w:type="dxa"/>
+              <w:right w:w="110" w:type="dxa"/>
+            </w:tcMar>
+          </w:tcPr>
+          <w:p>
+            <w:pPr>
+              <w:spacing w:line="264" w:lineRule="auto"/>
+            </w:pPr>
+            <w:r>
+              <w:t>Battery, charging, network</w:t>
+            </w:r>
+          </w:p>
+        </w:tc>
+      </w:tr>
+    </w:tbl>
+    <w:p>
+      <w:pPr>
+        <w:spacing w:after="120"/>
+      </w:pPr>
+    </w:p>
+    <w:p>
+      <w:pPr>
+        <w:pStyle w:val="ListParagraph"/>
+        <w:numPr>
+          <w:ilvl w:val="0"/>
+          <w:numId w:val="3"/>
+        </w:numPr>
+        <w:spacing w:after="70" w:line="276" w:lineRule="auto"/>
+      </w:pPr>
+      <w:r>
+        <w:rPr>
+          <w:b/>
+          <w:bCs/>
+        </w:rPr>
+        <w:lastRenderedPageBreak/>
+        <w:t>Permissions, each off until granted</w:t>
+      </w:r>
+      <w:r>
+        <w:t xml:space="preserve"> in Settings → Phone powers: contacts (so "Mom" resolves to a number), calls (otherwise Max dials and the user taps Call), notification access (notifications are kept in memory on the phone, never saved) and "display over other apps".</w:t>
+      </w:r>
+    </w:p>
+    <w:p>
+      <w:pPr>
+        <w:pStyle w:val="ListParagraph"/>
+        <w:numPr>
+          <w:ilvl w:val="0"/>
+          <w:numId w:val="3"/>
+        </w:numPr>
+        <w:spacing w:after="70" w:line="276" w:lineRule="auto"/>
+      </w:pPr>
+      <w:r>
+        <w:rPr>
+          <w:b/>
+          <w:bCs/>
+        </w:rPr>
+        <w:t>Android only lets an app start another app while the user is looking at it.</w:t>
+      </w:r>
+      <w:r>
+        <w:t xml:space="preserve"> Requests from the phone happen at once; a request from the laptop with the phone in a pocket becomes a tap-to-open notification, unless "display over other apps" is allowed.</w:t>
+      </w:r>
+    </w:p>
+    <w:p>
+      <w:pPr>
+        <w:pStyle w:val="ListParagraph"/>
+        <w:numPr>
+          <w:ilvl w:val="0"/>
+          <w:numId w:val="3"/>
+        </w:numPr>
+        <w:spacing w:after="70" w:line="276" w:lineRule="auto"/>
+      </w:pPr>
+      <w:r>
+        <w:rPr>
+          <w:b/>
+          <w:bCs/>
+        </w:rPr>
+        <w:t>Tested with the real model</w:t>
+      </w:r>
+      <w:r>
+        <w:t xml:space="preserve"> on nine everyday requests (timer, alarm, open Instagram, call Mom, WhatsApp Alex, what did I miss, battery, directions, play lofi): each reached the right action, and the call stopped at "Call Mom from your phone?". One bug surfaced: the model asked for notifications from the app "all", which would have matched the Gallery app; it is now treated as every app.</w:t>
+      </w:r>
+    </w:p>
+    <w:p>
+      <w:pPr>
+        <w:pStyle w:val="Heading1"/>
+      </w:pPr>
+      <w:bookmarkStart w:id="47" w:name="_Toc241747878"/>
+      <w:r>
+        <w:t>12. Reliability on Windows</w:t>
+      </w:r>
+      <w:bookmarkEnd w:id="47"/>
+    </w:p>
+    <w:p>
+      <w:pPr>
+        <w:pStyle w:val="Heading2"/>
+      </w:pPr>
+      <w:bookmarkStart w:id="48" w:name="_Toc241747879"/>
+      <w:r>
+        <w:t>12.1 The "only listens when its window is in front" bug</w:t>
+      </w:r>
+      <w:bookmarkEnd w:id="48"/>
+    </w:p>
+    <w:p>
+      <w:pPr>
+        <w:spacing w:after="140" w:line="288" w:lineRule="auto"/>
+      </w:pPr>
+      <w:r>
+        <w:t xml:space="preserve">Max stopped responding whenever another window was active, first with VS Code and then even in its own Command Prompt window. The heartbeat log gave it away: the window title read </w:t>
+      </w:r>
+      <w:r>
+        <w:rPr>
+          <w:b/>
+          <w:bCs/>
+        </w:rPr>
+        <w:t>"Select Max - run.bat"</w:t>
+      </w:r>
+      <w:r>
+        <w:t>. Clicking into a console puts it into text-selection mode, and while a console is not being read, Windows blocks any program the moment it prints. Max heard "Hey Max", tried to print "Listening...", and froze; the audio kept piling up in the queue. VS Code's terminal does the same when it is not the active window.</w:t>
+      </w:r>
+    </w:p>
+    <w:p>
+      <w:pPr>
+        <w:spacing w:after="140" w:line="288" w:lineRule="auto"/>
+      </w:pPr>
+      <w:r>
+        <w:t>Fix (</w:t>
+      </w:r>
+      <w:r>
+        <w:rPr>
+          <w:rFonts w:ascii="Consolas" w:eastAsia="Consolas" w:hAnsi="Consolas" w:cs="Consolas"/>
+          <w:color w:val="1F3A93"/>
+          <w:sz w:val="19"/>
+          <w:szCs w:val="19"/>
+        </w:rPr>
+        <w:t>winutil.py</w:t>
+      </w:r>
+      <w:r>
+        <w:t>):</w:t>
+      </w:r>
+    </w:p>
+    <w:p>
+      <w:pPr>
+        <w:pStyle w:val="ListParagraph"/>
+        <w:numPr>
+          <w:ilvl w:val="0"/>
+          <w:numId w:val="3"/>
+        </w:numPr>
+        <w:spacing w:after="70" w:line="276" w:lineRule="auto"/>
+      </w:pPr>
+      <w:r>
+        <w:t xml:space="preserve">All console output goes through a </w:t>
+      </w:r>
+      <w:r>
+        <w:rPr>
+          <w:b/>
+          <w:bCs/>
+        </w:rPr>
+        <w:t>background writer thread</w:t>
+      </w:r>
+      <w:r>
+        <w:t>; if the console stalls, only that thread waits.</w:t>
+      </w:r>
+    </w:p>
+    <w:p>
+      <w:pPr>
+        <w:pStyle w:val="ListParagraph"/>
+        <w:numPr>
+          <w:ilvl w:val="0"/>
+          <w:numId w:val="3"/>
+        </w:numPr>
+        <w:spacing w:after="70" w:line="276" w:lineRule="auto"/>
+      </w:pPr>
+      <w:r>
+        <w:t>Click-to-select (QuickEdit) is turned off in Max's console.</w:t>
+      </w:r>
+    </w:p>
+    <w:p>
+      <w:pPr>
+        <w:pStyle w:val="ListParagraph"/>
+        <w:numPr>
+          <w:ilvl w:val="0"/>
+          <w:numId w:val="3"/>
+        </w:numPr>
+        <w:spacing w:after="70" w:line="276" w:lineRule="auto"/>
+      </w:pPr>
+      <w:r>
+        <w:t>Windows power throttling ("efficiency mode") is disabled for Max's process and its priority raised slightly.</w:t>
+      </w:r>
+    </w:p>
+    <w:p>
+      <w:pPr>
+        <w:spacing w:after="140" w:line="288" w:lineRule="auto"/>
+      </w:pPr>
+      <w:r>
+        <w:t>A test reproduces the freeze with a pipe nobody reads: plain printing froze, the background writer kept running.</w:t>
+      </w:r>
+    </w:p>
+    <w:p>
+      <w:pPr>
+        <w:pStyle w:val="Heading2"/>
+      </w:pPr>
+      <w:bookmarkStart w:id="49" w:name="_Toc241747880"/>
+      <w:r>
+        <w:t>12.2 Heartbeat and stack dumps (diagnostics.py)</w:t>
+      </w:r>
+      <w:bookmarkEnd w:id="49"/>
+    </w:p>
+    <w:p>
+      <w:pPr>
+        <w:spacing w:after="140" w:line="288" w:lineRule="auto"/>
+      </w:pPr>
+      <w:r>
+        <w:t xml:space="preserve">Every 30 seconds Max logs one line: what the main loop is doing and for how long, how many microphone frames arrived (counted on the audio thread, independent of the main loop), the input level, how much audio is queued, and which window is in front. If the loop sits in one busy stage for over 60 seconds, the stack of every thread is written to </w:t>
+      </w:r>
+      <w:r>
+        <w:rPr>
+          <w:rFonts w:ascii="Consolas" w:eastAsia="Consolas" w:hAnsi="Consolas" w:cs="Consolas"/>
+          <w:color w:val="1F3A93"/>
+          <w:sz w:val="19"/>
+          <w:szCs w:val="19"/>
+        </w:rPr>
+        <w:t>logs/stacks.log</w:t>
+      </w:r>
+      <w:r>
+        <w:t>, showing exactly where it is stuck.</w:t>
+      </w:r>
+    </w:p>
+    <w:p>
+      <w:pPr>
+        <w:pStyle w:val="Heading2"/>
+      </w:pPr>
+      <w:bookmarkStart w:id="50" w:name="_Toc241747881"/>
+      <w:r>
+        <w:lastRenderedPageBreak/>
+        <w:t>12.3 Launching</w:t>
+      </w:r>
+      <w:bookmarkEnd w:id="50"/>
+    </w:p>
+    <w:p>
+      <w:pPr>
+        <w:spacing w:after="140" w:line="288" w:lineRule="auto"/>
+      </w:pPr>
+      <w:r>
+        <w:rPr>
+          <w:rFonts w:ascii="Consolas" w:eastAsia="Consolas" w:hAnsi="Consolas" w:cs="Consolas"/>
+          <w:color w:val="1F3A93"/>
+          <w:sz w:val="19"/>
+          <w:szCs w:val="19"/>
+        </w:rPr>
+        <w:t>start_max.bat</w:t>
+      </w:r>
+      <w:r>
+        <w:t xml:space="preserve"> starts Max in its own minimized window. </w:t>
+      </w:r>
+      <w:r>
+        <w:rPr>
+          <w:rFonts w:ascii="Consolas" w:eastAsia="Consolas" w:hAnsi="Consolas" w:cs="Consolas"/>
+          <w:color w:val="1F3A93"/>
+          <w:sz w:val="19"/>
+          <w:szCs w:val="19"/>
+        </w:rPr>
+        <w:t>run.bat --text</w:t>
+      </w:r>
+      <w:r>
+        <w:t xml:space="preserve"> gives a typed mode for testing without a microphone; </w:t>
+      </w:r>
+      <w:r>
+        <w:rPr>
+          <w:rFonts w:ascii="Consolas" w:eastAsia="Consolas" w:hAnsi="Consolas" w:cs="Consolas"/>
+          <w:color w:val="1F3A93"/>
+          <w:sz w:val="19"/>
+          <w:szCs w:val="19"/>
+        </w:rPr>
+        <w:t>--wake-test</w:t>
+      </w:r>
+      <w:r>
+        <w:t xml:space="preserve"> shows live wake word detections for tuning.</w:t>
+      </w:r>
+    </w:p>
+    <w:p>
+      <w:pPr>
+        <w:pStyle w:val="Heading1"/>
+      </w:pPr>
+      <w:bookmarkStart w:id="51" w:name="_Toc241747882"/>
+      <w:r>
+        <w:t>13. Configuration reference (config.yaml)</w:t>
+      </w:r>
+      <w:bookmarkEnd w:id="51"/>
+    </w:p>
+    <w:tbl>
+      <w:tblPr>
+        <w:tblW w:w="9360" w:type="dxa"/>
+        <w:tblBorders>
+          <w:top w:val="single" w:sz="4" w:space="0" w:color="auto"/>
+          <w:left w:val="single" w:sz="4" w:space="0" w:color="auto"/>
+          <w:bottom w:val="single" w:sz="4" w:space="0" w:color="auto"/>
+          <w:right w:val="single" w:sz="4" w:space="0" w:color="auto"/>
+          <w:insideH w:val="single" w:sz="4" w:space="0" w:color="auto"/>
+          <w:insideV w:val="single" w:sz="4" w:space="0" w:color="auto"/>
+        </w:tblBorders>
+        <w:tblCellMar>
+          <w:left w:w="10" w:type="dxa"/>
+          <w:right w:w="10" w:type="dxa"/>
+        </w:tblCellMar>
+        <w:tblLook w:val="04A0" w:firstRow="1" w:lastRow="0" w:firstColumn="1" w:lastColumn="0" w:noHBand="0" w:noVBand="1"/>
+      </w:tblPr>
+      <w:tblGrid>
+        <w:gridCol w:w="1800"/>
+        <w:gridCol w:w="7560"/>
+      </w:tblGrid>
+      <w:tr>
+        <w:tblPrEx>
+          <w:tblCellMar>
+            <w:top w:w="0" w:type="dxa"/>
+            <w:bottom w:w="0" w:type="dxa"/>
+          </w:tblCellMar>
+        </w:tblPrEx>
+        <w:trPr>
+          <w:tblHeader/>
+        </w:trPr>
+        <w:tc>
+          <w:tcPr>
             <w:tcW w:w="1800" w:type="dxa"/>
             <w:tcBorders>
               <w:top w:val="single" w:sz="4" w:space="0" w:color="D0D5DD"/>
@@ -13416,19 +14109,24 @@
               <w:bottom w:val="single" w:sz="4" w:space="0" w:color="D0D5DD"/>
               <w:right w:val="single" w:sz="4" w:space="0" w:color="D0D5DD"/>
             </w:tcBorders>
-            <w:tcMar>
-              <w:top w:w="70" w:type="dxa"/>
-              <w:left w:w="110" w:type="dxa"/>
-              <w:bottom w:w="70" w:type="dxa"/>
-              <w:right w:w="110" w:type="dxa"/>
-            </w:tcMar>
-          </w:tcPr>
-          <w:p>
-            <w:pPr>
-              <w:spacing w:line="264" w:lineRule="auto"/>
-            </w:pPr>
-            <w:r>
-              <w:t>dashboard</w:t>
+            <w:shd w:val="clear" w:color="auto" w:fill="E8ECF7"/>
+            <w:tcMar>
+              <w:top w:w="70" w:type="dxa"/>
+              <w:left w:w="110" w:type="dxa"/>
+              <w:bottom w:w="70" w:type="dxa"/>
+              <w:right w:w="110" w:type="dxa"/>
+            </w:tcMar>
+          </w:tcPr>
+          <w:p>
+            <w:pPr>
+              <w:spacing w:line="264" w:lineRule="auto"/>
+            </w:pPr>
+            <w:r>
+              <w:rPr>
+                <w:b/>
+                <w:bCs/>
+              </w:rPr>
+              <w:t>Section</w:t>
             </w:r>
           </w:p>
         </w:tc>
@@ -13441,19 +14139,24 @@
               <w:bottom w:val="single" w:sz="4" w:space="0" w:color="D0D5DD"/>
               <w:right w:val="single" w:sz="4" w:space="0" w:color="D0D5DD"/>
             </w:tcBorders>
-            <w:tcMar>
-              <w:top w:w="70" w:type="dxa"/>
-              <w:left w:w="110" w:type="dxa"/>
-              <w:bottom w:w="70" w:type="dxa"/>
-              <w:right w:w="110" w:type="dxa"/>
-            </w:tcMar>
-          </w:tcPr>
-          <w:p>
-            <w:pPr>
-              <w:spacing w:line="264" w:lineRule="auto"/>
-            </w:pPr>
-            <w:r>
-              <w:t>enabled, host (127.0.0.1), port (8765), speak_typed_replies</w:t>
+            <w:shd w:val="clear" w:color="auto" w:fill="E8ECF7"/>
+            <w:tcMar>
+              <w:top w:w="70" w:type="dxa"/>
+              <w:left w:w="110" w:type="dxa"/>
+              <w:bottom w:w="70" w:type="dxa"/>
+              <w:right w:w="110" w:type="dxa"/>
+            </w:tcMar>
+          </w:tcPr>
+          <w:p>
+            <w:pPr>
+              <w:spacing w:line="264" w:lineRule="auto"/>
+            </w:pPr>
+            <w:r>
+              <w:rPr>
+                <w:b/>
+                <w:bCs/>
+              </w:rPr>
+              <w:t>Key settings</w:t>
             </w:r>
           </w:p>
         </w:tc>
@@ -13489,7 +14192,7 @@
               <w:spacing w:line="264" w:lineRule="auto"/>
             </w:pPr>
             <w:r>
-              <w:t>phone</w:t>
+              <w:t>assistant</w:t>
             </w:r>
           </w:p>
         </w:tc>
@@ -13514,7 +14217,7 @@
               <w:spacing w:line="264" w:lineRule="auto"/>
             </w:pPr>
             <w:r>
-              <w:t>enabled, public_url (blank = auto-detect the Tailscale name), token_file, approval_timeout_s (90)</w:t>
+              <w:t>name (Max), user_name, max_steps (8)</w:t>
             </w:r>
           </w:p>
         </w:tc>
@@ -13550,6 +14253,799 @@
               <w:spacing w:line="264" w:lineRule="auto"/>
             </w:pPr>
             <w:r>
+              <w:t>llm</w:t>
+            </w:r>
+          </w:p>
+        </w:tc>
+        <w:tc>
+          <w:tcPr>
+            <w:tcW w:w="7560" w:type="dxa"/>
+            <w:tcBorders>
+              <w:top w:val="single" w:sz="4" w:space="0" w:color="D0D5DD"/>
+              <w:left w:val="single" w:sz="4" w:space="0" w:color="D0D5DD"/>
+              <w:bottom w:val="single" w:sz="4" w:space="0" w:color="D0D5DD"/>
+              <w:right w:val="single" w:sz="4" w:space="0" w:color="D0D5DD"/>
+            </w:tcBorders>
+            <w:tcMar>
+              <w:top w:w="70" w:type="dxa"/>
+              <w:left w:w="110" w:type="dxa"/>
+              <w:bottom w:w="70" w:type="dxa"/>
+              <w:right w:w="110" w:type="dxa"/>
+            </w:tcMar>
+          </w:tcPr>
+          <w:p>
+            <w:pPr>
+              <w:spacing w:line="264" w:lineRule="auto"/>
+            </w:pPr>
+            <w:r>
+              <w:t>host, fast_model, planner_model, keep_alive, temperature, think, num_ctx, num_predict, fast_model_gpu_layers</w:t>
+            </w:r>
+          </w:p>
+        </w:tc>
+      </w:tr>
+      <w:tr>
+        <w:tblPrEx>
+          <w:tblCellMar>
+            <w:top w:w="0" w:type="dxa"/>
+            <w:bottom w:w="0" w:type="dxa"/>
+          </w:tblCellMar>
+        </w:tblPrEx>
+        <w:trPr>
+          <w:cantSplit/>
+        </w:trPr>
+        <w:tc>
+          <w:tcPr>
+            <w:tcW w:w="1800" w:type="dxa"/>
+            <w:tcBorders>
+              <w:top w:val="single" w:sz="4" w:space="0" w:color="D0D5DD"/>
+              <w:left w:val="single" w:sz="4" w:space="0" w:color="D0D5DD"/>
+              <w:bottom w:val="single" w:sz="4" w:space="0" w:color="D0D5DD"/>
+              <w:right w:val="single" w:sz="4" w:space="0" w:color="D0D5DD"/>
+            </w:tcBorders>
+            <w:tcMar>
+              <w:top w:w="70" w:type="dxa"/>
+              <w:left w:w="110" w:type="dxa"/>
+              <w:bottom w:w="70" w:type="dxa"/>
+              <w:right w:w="110" w:type="dxa"/>
+            </w:tcMar>
+          </w:tcPr>
+          <w:p>
+            <w:pPr>
+              <w:spacing w:line="264" w:lineRule="auto"/>
+            </w:pPr>
+            <w:r>
+              <w:t>wake_word</w:t>
+            </w:r>
+          </w:p>
+        </w:tc>
+        <w:tc>
+          <w:tcPr>
+            <w:tcW w:w="7560" w:type="dxa"/>
+            <w:tcBorders>
+              <w:top w:val="single" w:sz="4" w:space="0" w:color="D0D5DD"/>
+              <w:left w:val="single" w:sz="4" w:space="0" w:color="D0D5DD"/>
+              <w:bottom w:val="single" w:sz="4" w:space="0" w:color="D0D5DD"/>
+              <w:right w:val="single" w:sz="4" w:space="0" w:color="D0D5DD"/>
+            </w:tcBorders>
+            <w:tcMar>
+              <w:top w:w="70" w:type="dxa"/>
+              <w:left w:w="110" w:type="dxa"/>
+              <w:bottom w:w="70" w:type="dxa"/>
+              <w:right w:w="110" w:type="dxa"/>
+            </w:tcMar>
+          </w:tcPr>
+          <w:p>
+            <w:pPr>
+              <w:spacing w:line="264" w:lineRule="auto"/>
+            </w:pPr>
+            <w:r>
+              <w:t>engine (sherpa / openwakeword), phrase, cooldown_s; sherpa: model_dir, threshold, boost, streams, max_gain</w:t>
+            </w:r>
+          </w:p>
+        </w:tc>
+      </w:tr>
+      <w:tr>
+        <w:tblPrEx>
+          <w:tblCellMar>
+            <w:top w:w="0" w:type="dxa"/>
+            <w:bottom w:w="0" w:type="dxa"/>
+          </w:tblCellMar>
+        </w:tblPrEx>
+        <w:trPr>
+          <w:cantSplit/>
+        </w:trPr>
+        <w:tc>
+          <w:tcPr>
+            <w:tcW w:w="1800" w:type="dxa"/>
+            <w:tcBorders>
+              <w:top w:val="single" w:sz="4" w:space="0" w:color="D0D5DD"/>
+              <w:left w:val="single" w:sz="4" w:space="0" w:color="D0D5DD"/>
+              <w:bottom w:val="single" w:sz="4" w:space="0" w:color="D0D5DD"/>
+              <w:right w:val="single" w:sz="4" w:space="0" w:color="D0D5DD"/>
+            </w:tcBorders>
+            <w:tcMar>
+              <w:top w:w="70" w:type="dxa"/>
+              <w:left w:w="110" w:type="dxa"/>
+              <w:bottom w:w="70" w:type="dxa"/>
+              <w:right w:w="110" w:type="dxa"/>
+            </w:tcMar>
+          </w:tcPr>
+          <w:p>
+            <w:pPr>
+              <w:spacing w:line="264" w:lineRule="auto"/>
+            </w:pPr>
+            <w:r>
+              <w:t>web</w:t>
+            </w:r>
+          </w:p>
+        </w:tc>
+        <w:tc>
+          <w:tcPr>
+            <w:tcW w:w="7560" w:type="dxa"/>
+            <w:tcBorders>
+              <w:top w:val="single" w:sz="4" w:space="0" w:color="D0D5DD"/>
+              <w:left w:val="single" w:sz="4" w:space="0" w:color="D0D5DD"/>
+              <w:bottom w:val="single" w:sz="4" w:space="0" w:color="D0D5DD"/>
+              <w:right w:val="single" w:sz="4" w:space="0" w:color="D0D5DD"/>
+            </w:tcBorders>
+            <w:tcMar>
+              <w:top w:w="70" w:type="dxa"/>
+              <w:left w:w="110" w:type="dxa"/>
+              <w:bottom w:w="70" w:type="dxa"/>
+              <w:right w:w="110" w:type="dxa"/>
+            </w:tcMar>
+          </w:tcPr>
+          <w:p>
+            <w:pPr>
+              <w:spacing w:line="264" w:lineRule="auto"/>
+            </w:pPr>
+            <w:r>
+              <w:t>searxng_url, fallback_duckduckgo, results, timeout_s, read_pages</w:t>
+            </w:r>
+          </w:p>
+        </w:tc>
+      </w:tr>
+      <w:tr>
+        <w:tblPrEx>
+          <w:tblCellMar>
+            <w:top w:w="0" w:type="dxa"/>
+            <w:bottom w:w="0" w:type="dxa"/>
+          </w:tblCellMar>
+        </w:tblPrEx>
+        <w:trPr>
+          <w:cantSplit/>
+        </w:trPr>
+        <w:tc>
+          <w:tcPr>
+            <w:tcW w:w="1800" w:type="dxa"/>
+            <w:tcBorders>
+              <w:top w:val="single" w:sz="4" w:space="0" w:color="D0D5DD"/>
+              <w:left w:val="single" w:sz="4" w:space="0" w:color="D0D5DD"/>
+              <w:bottom w:val="single" w:sz="4" w:space="0" w:color="D0D5DD"/>
+              <w:right w:val="single" w:sz="4" w:space="0" w:color="D0D5DD"/>
+            </w:tcBorders>
+            <w:tcMar>
+              <w:top w:w="70" w:type="dxa"/>
+              <w:left w:w="110" w:type="dxa"/>
+              <w:bottom w:w="70" w:type="dxa"/>
+              <w:right w:w="110" w:type="dxa"/>
+            </w:tcMar>
+          </w:tcPr>
+          <w:p>
+            <w:pPr>
+              <w:spacing w:line="264" w:lineRule="auto"/>
+            </w:pPr>
+            <w:r>
+              <w:t>browser</w:t>
+            </w:r>
+          </w:p>
+        </w:tc>
+        <w:tc>
+          <w:tcPr>
+            <w:tcW w:w="7560" w:type="dxa"/>
+            <w:tcBorders>
+              <w:top w:val="single" w:sz="4" w:space="0" w:color="D0D5DD"/>
+              <w:left w:val="single" w:sz="4" w:space="0" w:color="D0D5DD"/>
+              <w:bottom w:val="single" w:sz="4" w:space="0" w:color="D0D5DD"/>
+              <w:right w:val="single" w:sz="4" w:space="0" w:color="D0D5DD"/>
+            </w:tcBorders>
+            <w:tcMar>
+              <w:top w:w="70" w:type="dxa"/>
+              <w:left w:w="110" w:type="dxa"/>
+              <w:bottom w:w="70" w:type="dxa"/>
+              <w:right w:w="110" w:type="dxa"/>
+            </w:tcMar>
+          </w:tcPr>
+          <w:p>
+            <w:pPr>
+              <w:spacing w:line="264" w:lineRule="auto"/>
+            </w:pPr>
+            <w:r>
+              <w:t>enabled, profile_dir, channel (chrome / chromium), headless</w:t>
+            </w:r>
+          </w:p>
+        </w:tc>
+      </w:tr>
+      <w:tr>
+        <w:tblPrEx>
+          <w:tblCellMar>
+            <w:top w:w="0" w:type="dxa"/>
+            <w:bottom w:w="0" w:type="dxa"/>
+          </w:tblCellMar>
+        </w:tblPrEx>
+        <w:trPr>
+          <w:cantSplit/>
+        </w:trPr>
+        <w:tc>
+          <w:tcPr>
+            <w:tcW w:w="1800" w:type="dxa"/>
+            <w:tcBorders>
+              <w:top w:val="single" w:sz="4" w:space="0" w:color="D0D5DD"/>
+              <w:left w:val="single" w:sz="4" w:space="0" w:color="D0D5DD"/>
+              <w:bottom w:val="single" w:sz="4" w:space="0" w:color="D0D5DD"/>
+              <w:right w:val="single" w:sz="4" w:space="0" w:color="D0D5DD"/>
+            </w:tcBorders>
+            <w:tcMar>
+              <w:top w:w="70" w:type="dxa"/>
+              <w:left w:w="110" w:type="dxa"/>
+              <w:bottom w:w="70" w:type="dxa"/>
+              <w:right w:w="110" w:type="dxa"/>
+            </w:tcMar>
+          </w:tcPr>
+          <w:p>
+            <w:pPr>
+              <w:spacing w:line="264" w:lineRule="auto"/>
+            </w:pPr>
+            <w:r>
+              <w:t>audio</w:t>
+            </w:r>
+          </w:p>
+        </w:tc>
+        <w:tc>
+          <w:tcPr>
+            <w:tcW w:w="7560" w:type="dxa"/>
+            <w:tcBorders>
+              <w:top w:val="single" w:sz="4" w:space="0" w:color="D0D5DD"/>
+              <w:left w:val="single" w:sz="4" w:space="0" w:color="D0D5DD"/>
+              <w:bottom w:val="single" w:sz="4" w:space="0" w:color="D0D5DD"/>
+              <w:right w:val="single" w:sz="4" w:space="0" w:color="D0D5DD"/>
+            </w:tcBorders>
+            <w:tcMar>
+              <w:top w:w="70" w:type="dxa"/>
+              <w:left w:w="110" w:type="dxa"/>
+              <w:bottom w:w="70" w:type="dxa"/>
+              <w:right w:w="110" w:type="dxa"/>
+            </w:tcMar>
+          </w:tcPr>
+          <w:p>
+            <w:pPr>
+              <w:spacing w:line="264" w:lineRule="auto"/>
+            </w:pPr>
+            <w:r>
+              <w:t>input/output device, silence_s, early_s, max_silence_s, no_speech_timeout_s, max_record_s, vad_sensitivity, chime, follow_up, follow_up_timeout_s</w:t>
+            </w:r>
+          </w:p>
+        </w:tc>
+      </w:tr>
+      <w:tr>
+        <w:tblPrEx>
+          <w:tblCellMar>
+            <w:top w:w="0" w:type="dxa"/>
+            <w:bottom w:w="0" w:type="dxa"/>
+          </w:tblCellMar>
+        </w:tblPrEx>
+        <w:trPr>
+          <w:cantSplit/>
+        </w:trPr>
+        <w:tc>
+          <w:tcPr>
+            <w:tcW w:w="1800" w:type="dxa"/>
+            <w:tcBorders>
+              <w:top w:val="single" w:sz="4" w:space="0" w:color="D0D5DD"/>
+              <w:left w:val="single" w:sz="4" w:space="0" w:color="D0D5DD"/>
+              <w:bottom w:val="single" w:sz="4" w:space="0" w:color="D0D5DD"/>
+              <w:right w:val="single" w:sz="4" w:space="0" w:color="D0D5DD"/>
+            </w:tcBorders>
+            <w:tcMar>
+              <w:top w:w="70" w:type="dxa"/>
+              <w:left w:w="110" w:type="dxa"/>
+              <w:bottom w:w="70" w:type="dxa"/>
+              <w:right w:w="110" w:type="dxa"/>
+            </w:tcMar>
+          </w:tcPr>
+          <w:p>
+            <w:pPr>
+              <w:spacing w:line="264" w:lineRule="auto"/>
+            </w:pPr>
+            <w:r>
+              <w:t>stt</w:t>
+            </w:r>
+          </w:p>
+        </w:tc>
+        <w:tc>
+          <w:tcPr>
+            <w:tcW w:w="7560" w:type="dxa"/>
+            <w:tcBorders>
+              <w:top w:val="single" w:sz="4" w:space="0" w:color="D0D5DD"/>
+              <w:left w:val="single" w:sz="4" w:space="0" w:color="D0D5DD"/>
+              <w:bottom w:val="single" w:sz="4" w:space="0" w:color="D0D5DD"/>
+              <w:right w:val="single" w:sz="4" w:space="0" w:color="D0D5DD"/>
+            </w:tcBorders>
+            <w:tcMar>
+              <w:top w:w="70" w:type="dxa"/>
+              <w:left w:w="110" w:type="dxa"/>
+              <w:bottom w:w="70" w:type="dxa"/>
+              <w:right w:w="110" w:type="dxa"/>
+            </w:tcMar>
+          </w:tcPr>
+          <w:p>
+            <w:pPr>
+              <w:spacing w:line="264" w:lineRule="auto"/>
+            </w:pPr>
+            <w:r>
+              <w:t>model, device, compute_type, prompt, fast_model_dir (off), fast_min_snr_db</w:t>
+            </w:r>
+          </w:p>
+        </w:tc>
+      </w:tr>
+      <w:tr>
+        <w:tblPrEx>
+          <w:tblCellMar>
+            <w:top w:w="0" w:type="dxa"/>
+            <w:bottom w:w="0" w:type="dxa"/>
+          </w:tblCellMar>
+        </w:tblPrEx>
+        <w:trPr>
+          <w:cantSplit/>
+        </w:trPr>
+        <w:tc>
+          <w:tcPr>
+            <w:tcW w:w="1800" w:type="dxa"/>
+            <w:tcBorders>
+              <w:top w:val="single" w:sz="4" w:space="0" w:color="D0D5DD"/>
+              <w:left w:val="single" w:sz="4" w:space="0" w:color="D0D5DD"/>
+              <w:bottom w:val="single" w:sz="4" w:space="0" w:color="D0D5DD"/>
+              <w:right w:val="single" w:sz="4" w:space="0" w:color="D0D5DD"/>
+            </w:tcBorders>
+            <w:tcMar>
+              <w:top w:w="70" w:type="dxa"/>
+              <w:left w:w="110" w:type="dxa"/>
+              <w:bottom w:w="70" w:type="dxa"/>
+              <w:right w:w="110" w:type="dxa"/>
+            </w:tcMar>
+          </w:tcPr>
+          <w:p>
+            <w:pPr>
+              <w:spacing w:line="264" w:lineRule="auto"/>
+            </w:pPr>
+            <w:r>
+              <w:t>tts</w:t>
+            </w:r>
+          </w:p>
+        </w:tc>
+        <w:tc>
+          <w:tcPr>
+            <w:tcW w:w="7560" w:type="dxa"/>
+            <w:tcBorders>
+              <w:top w:val="single" w:sz="4" w:space="0" w:color="D0D5DD"/>
+              <w:left w:val="single" w:sz="4" w:space="0" w:color="D0D5DD"/>
+              <w:bottom w:val="single" w:sz="4" w:space="0" w:color="D0D5DD"/>
+              <w:right w:val="single" w:sz="4" w:space="0" w:color="D0D5DD"/>
+            </w:tcBorders>
+            <w:tcMar>
+              <w:top w:w="70" w:type="dxa"/>
+              <w:left w:w="110" w:type="dxa"/>
+              <w:bottom w:w="70" w:type="dxa"/>
+              <w:right w:w="110" w:type="dxa"/>
+            </w:tcMar>
+          </w:tcPr>
+          <w:p>
+            <w:pPr>
+              <w:spacing w:line="264" w:lineRule="auto"/>
+            </w:pPr>
+            <w:r>
+              <w:t>engine, piper_voice, speed</w:t>
+            </w:r>
+          </w:p>
+        </w:tc>
+      </w:tr>
+      <w:tr>
+        <w:tblPrEx>
+          <w:tblCellMar>
+            <w:top w:w="0" w:type="dxa"/>
+            <w:bottom w:w="0" w:type="dxa"/>
+          </w:tblCellMar>
+        </w:tblPrEx>
+        <w:trPr>
+          <w:cantSplit/>
+        </w:trPr>
+        <w:tc>
+          <w:tcPr>
+            <w:tcW w:w="1800" w:type="dxa"/>
+            <w:tcBorders>
+              <w:top w:val="single" w:sz="4" w:space="0" w:color="D0D5DD"/>
+              <w:left w:val="single" w:sz="4" w:space="0" w:color="D0D5DD"/>
+              <w:bottom w:val="single" w:sz="4" w:space="0" w:color="D0D5DD"/>
+              <w:right w:val="single" w:sz="4" w:space="0" w:color="D0D5DD"/>
+            </w:tcBorders>
+            <w:tcMar>
+              <w:top w:w="70" w:type="dxa"/>
+              <w:left w:w="110" w:type="dxa"/>
+              <w:bottom w:w="70" w:type="dxa"/>
+              <w:right w:w="110" w:type="dxa"/>
+            </w:tcMar>
+          </w:tcPr>
+          <w:p>
+            <w:pPr>
+              <w:spacing w:line="264" w:lineRule="auto"/>
+            </w:pPr>
+            <w:r>
+              <w:t>safety</w:t>
+            </w:r>
+          </w:p>
+        </w:tc>
+        <w:tc>
+          <w:tcPr>
+            <w:tcW w:w="7560" w:type="dxa"/>
+            <w:tcBorders>
+              <w:top w:val="single" w:sz="4" w:space="0" w:color="D0D5DD"/>
+              <w:left w:val="single" w:sz="4" w:space="0" w:color="D0D5DD"/>
+              <w:bottom w:val="single" w:sz="4" w:space="0" w:color="D0D5DD"/>
+              <w:right w:val="single" w:sz="4" w:space="0" w:color="D0D5DD"/>
+            </w:tcBorders>
+            <w:tcMar>
+              <w:top w:w="70" w:type="dxa"/>
+              <w:left w:w="110" w:type="dxa"/>
+              <w:bottom w:w="70" w:type="dxa"/>
+              <w:right w:w="110" w:type="dxa"/>
+            </w:tcMar>
+          </w:tcPr>
+          <w:p>
+            <w:pPr>
+              <w:spacing w:line="264" w:lineRule="auto"/>
+            </w:pPr>
+            <w:r>
+              <w:t>confirm_risky, confirm_timeout_s</w:t>
+            </w:r>
+          </w:p>
+        </w:tc>
+      </w:tr>
+      <w:tr>
+        <w:tblPrEx>
+          <w:tblCellMar>
+            <w:top w:w="0" w:type="dxa"/>
+            <w:bottom w:w="0" w:type="dxa"/>
+          </w:tblCellMar>
+        </w:tblPrEx>
+        <w:trPr>
+          <w:cantSplit/>
+        </w:trPr>
+        <w:tc>
+          <w:tcPr>
+            <w:tcW w:w="1800" w:type="dxa"/>
+            <w:tcBorders>
+              <w:top w:val="single" w:sz="4" w:space="0" w:color="D0D5DD"/>
+              <w:left w:val="single" w:sz="4" w:space="0" w:color="D0D5DD"/>
+              <w:bottom w:val="single" w:sz="4" w:space="0" w:color="D0D5DD"/>
+              <w:right w:val="single" w:sz="4" w:space="0" w:color="D0D5DD"/>
+            </w:tcBorders>
+            <w:tcMar>
+              <w:top w:w="70" w:type="dxa"/>
+              <w:left w:w="110" w:type="dxa"/>
+              <w:bottom w:w="70" w:type="dxa"/>
+              <w:right w:w="110" w:type="dxa"/>
+            </w:tcMar>
+          </w:tcPr>
+          <w:p>
+            <w:pPr>
+              <w:spacing w:line="264" w:lineRule="auto"/>
+            </w:pPr>
+            <w:r>
+              <w:t>memory</w:t>
+            </w:r>
+          </w:p>
+        </w:tc>
+        <w:tc>
+          <w:tcPr>
+            <w:tcW w:w="7560" w:type="dxa"/>
+            <w:tcBorders>
+              <w:top w:val="single" w:sz="4" w:space="0" w:color="D0D5DD"/>
+              <w:left w:val="single" w:sz="4" w:space="0" w:color="D0D5DD"/>
+              <w:bottom w:val="single" w:sz="4" w:space="0" w:color="D0D5DD"/>
+              <w:right w:val="single" w:sz="4" w:space="0" w:color="D0D5DD"/>
+            </w:tcBorders>
+            <w:tcMar>
+              <w:top w:w="70" w:type="dxa"/>
+              <w:left w:w="110" w:type="dxa"/>
+              <w:bottom w:w="70" w:type="dxa"/>
+              <w:right w:w="110" w:type="dxa"/>
+            </w:tcMar>
+          </w:tcPr>
+          <w:p>
+            <w:pPr>
+              <w:spacing w:line="264" w:lineRule="auto"/>
+            </w:pPr>
+            <w:r>
+              <w:t>enabled, db (data/max.db)</w:t>
+            </w:r>
+          </w:p>
+        </w:tc>
+      </w:tr>
+      <w:tr>
+        <w:tblPrEx>
+          <w:tblCellMar>
+            <w:top w:w="0" w:type="dxa"/>
+            <w:bottom w:w="0" w:type="dxa"/>
+          </w:tblCellMar>
+        </w:tblPrEx>
+        <w:trPr>
+          <w:cantSplit/>
+        </w:trPr>
+        <w:tc>
+          <w:tcPr>
+            <w:tcW w:w="1800" w:type="dxa"/>
+            <w:tcBorders>
+              <w:top w:val="single" w:sz="4" w:space="0" w:color="D0D5DD"/>
+              <w:left w:val="single" w:sz="4" w:space="0" w:color="D0D5DD"/>
+              <w:bottom w:val="single" w:sz="4" w:space="0" w:color="D0D5DD"/>
+              <w:right w:val="single" w:sz="4" w:space="0" w:color="D0D5DD"/>
+            </w:tcBorders>
+            <w:tcMar>
+              <w:top w:w="70" w:type="dxa"/>
+              <w:left w:w="110" w:type="dxa"/>
+              <w:bottom w:w="70" w:type="dxa"/>
+              <w:right w:w="110" w:type="dxa"/>
+            </w:tcMar>
+          </w:tcPr>
+          <w:p>
+            <w:pPr>
+              <w:spacing w:line="264" w:lineRule="auto"/>
+            </w:pPr>
+            <w:r>
+              <w:t>digest</w:t>
+            </w:r>
+          </w:p>
+        </w:tc>
+        <w:tc>
+          <w:tcPr>
+            <w:tcW w:w="7560" w:type="dxa"/>
+            <w:tcBorders>
+              <w:top w:val="single" w:sz="4" w:space="0" w:color="D0D5DD"/>
+              <w:left w:val="single" w:sz="4" w:space="0" w:color="D0D5DD"/>
+              <w:bottom w:val="single" w:sz="4" w:space="0" w:color="D0D5DD"/>
+              <w:right w:val="single" w:sz="4" w:space="0" w:color="D0D5DD"/>
+            </w:tcBorders>
+            <w:tcMar>
+              <w:top w:w="70" w:type="dxa"/>
+              <w:left w:w="110" w:type="dxa"/>
+              <w:bottom w:w="70" w:type="dxa"/>
+              <w:right w:w="110" w:type="dxa"/>
+            </w:tcMar>
+          </w:tcPr>
+          <w:p>
+            <w:pPr>
+              <w:spacing w:line="264" w:lineRule="auto"/>
+            </w:pPr>
+            <w:r>
+              <w:t>enabled, time (07:00), weekends, catch_up_until (18:00)</w:t>
+            </w:r>
+          </w:p>
+        </w:tc>
+      </w:tr>
+      <w:tr>
+        <w:tblPrEx>
+          <w:tblCellMar>
+            <w:top w:w="0" w:type="dxa"/>
+            <w:bottom w:w="0" w:type="dxa"/>
+          </w:tblCellMar>
+        </w:tblPrEx>
+        <w:trPr>
+          <w:cantSplit/>
+        </w:trPr>
+        <w:tc>
+          <w:tcPr>
+            <w:tcW w:w="1800" w:type="dxa"/>
+            <w:tcBorders>
+              <w:top w:val="single" w:sz="4" w:space="0" w:color="D0D5DD"/>
+              <w:left w:val="single" w:sz="4" w:space="0" w:color="D0D5DD"/>
+              <w:bottom w:val="single" w:sz="4" w:space="0" w:color="D0D5DD"/>
+              <w:right w:val="single" w:sz="4" w:space="0" w:color="D0D5DD"/>
+            </w:tcBorders>
+            <w:tcMar>
+              <w:top w:w="70" w:type="dxa"/>
+              <w:left w:w="110" w:type="dxa"/>
+              <w:bottom w:w="70" w:type="dxa"/>
+              <w:right w:w="110" w:type="dxa"/>
+            </w:tcMar>
+          </w:tcPr>
+          <w:p>
+            <w:pPr>
+              <w:spacing w:line="264" w:lineRule="auto"/>
+            </w:pPr>
+            <w:r>
+              <w:t>notes</w:t>
+            </w:r>
+          </w:p>
+        </w:tc>
+        <w:tc>
+          <w:tcPr>
+            <w:tcW w:w="7560" w:type="dxa"/>
+            <w:tcBorders>
+              <w:top w:val="single" w:sz="4" w:space="0" w:color="D0D5DD"/>
+              <w:left w:val="single" w:sz="4" w:space="0" w:color="D0D5DD"/>
+              <w:bottom w:val="single" w:sz="4" w:space="0" w:color="D0D5DD"/>
+              <w:right w:val="single" w:sz="4" w:space="0" w:color="D0D5DD"/>
+            </w:tcBorders>
+            <w:tcMar>
+              <w:top w:w="70" w:type="dxa"/>
+              <w:left w:w="110" w:type="dxa"/>
+              <w:bottom w:w="70" w:type="dxa"/>
+              <w:right w:w="110" w:type="dxa"/>
+            </w:tcMar>
+          </w:tcPr>
+          <w:p>
+            <w:pPr>
+              <w:spacing w:line="264" w:lineRule="auto"/>
+            </w:pPr>
+            <w:r>
+              <w:t>enabled, folder (~/Documents/Max Notes), file (quick notes), include_mic_in_meetings, live_captions, live_model</w:t>
+            </w:r>
+          </w:p>
+        </w:tc>
+      </w:tr>
+      <w:tr>
+        <w:tblPrEx>
+          <w:tblCellMar>
+            <w:top w:w="0" w:type="dxa"/>
+            <w:bottom w:w="0" w:type="dxa"/>
+          </w:tblCellMar>
+        </w:tblPrEx>
+        <w:trPr>
+          <w:cantSplit/>
+        </w:trPr>
+        <w:tc>
+          <w:tcPr>
+            <w:tcW w:w="1800" w:type="dxa"/>
+            <w:tcBorders>
+              <w:top w:val="single" w:sz="4" w:space="0" w:color="D0D5DD"/>
+              <w:left w:val="single" w:sz="4" w:space="0" w:color="D0D5DD"/>
+              <w:bottom w:val="single" w:sz="4" w:space="0" w:color="D0D5DD"/>
+              <w:right w:val="single" w:sz="4" w:space="0" w:color="D0D5DD"/>
+            </w:tcBorders>
+            <w:tcMar>
+              <w:top w:w="70" w:type="dxa"/>
+              <w:left w:w="110" w:type="dxa"/>
+              <w:bottom w:w="70" w:type="dxa"/>
+              <w:right w:w="110" w:type="dxa"/>
+            </w:tcMar>
+          </w:tcPr>
+          <w:p>
+            <w:pPr>
+              <w:spacing w:line="264" w:lineRule="auto"/>
+            </w:pPr>
+            <w:r>
+              <w:t>dashboard</w:t>
+            </w:r>
+          </w:p>
+        </w:tc>
+        <w:tc>
+          <w:tcPr>
+            <w:tcW w:w="7560" w:type="dxa"/>
+            <w:tcBorders>
+              <w:top w:val="single" w:sz="4" w:space="0" w:color="D0D5DD"/>
+              <w:left w:val="single" w:sz="4" w:space="0" w:color="D0D5DD"/>
+              <w:bottom w:val="single" w:sz="4" w:space="0" w:color="D0D5DD"/>
+              <w:right w:val="single" w:sz="4" w:space="0" w:color="D0D5DD"/>
+            </w:tcBorders>
+            <w:tcMar>
+              <w:top w:w="70" w:type="dxa"/>
+              <w:left w:w="110" w:type="dxa"/>
+              <w:bottom w:w="70" w:type="dxa"/>
+              <w:right w:w="110" w:type="dxa"/>
+            </w:tcMar>
+          </w:tcPr>
+          <w:p>
+            <w:pPr>
+              <w:spacing w:line="264" w:lineRule="auto"/>
+            </w:pPr>
+            <w:r>
+              <w:t>enabled, host (127.0.0.1), port (8765), speak_typed_replies</w:t>
+            </w:r>
+          </w:p>
+        </w:tc>
+      </w:tr>
+      <w:tr>
+        <w:tblPrEx>
+          <w:tblCellMar>
+            <w:top w:w="0" w:type="dxa"/>
+            <w:bottom w:w="0" w:type="dxa"/>
+          </w:tblCellMar>
+        </w:tblPrEx>
+        <w:trPr>
+          <w:cantSplit/>
+        </w:trPr>
+        <w:tc>
+          <w:tcPr>
+            <w:tcW w:w="1800" w:type="dxa"/>
+            <w:tcBorders>
+              <w:top w:val="single" w:sz="4" w:space="0" w:color="D0D5DD"/>
+              <w:left w:val="single" w:sz="4" w:space="0" w:color="D0D5DD"/>
+              <w:bottom w:val="single" w:sz="4" w:space="0" w:color="D0D5DD"/>
+              <w:right w:val="single" w:sz="4" w:space="0" w:color="D0D5DD"/>
+            </w:tcBorders>
+            <w:tcMar>
+              <w:top w:w="70" w:type="dxa"/>
+              <w:left w:w="110" w:type="dxa"/>
+              <w:bottom w:w="70" w:type="dxa"/>
+              <w:right w:w="110" w:type="dxa"/>
+            </w:tcMar>
+          </w:tcPr>
+          <w:p>
+            <w:pPr>
+              <w:spacing w:line="264" w:lineRule="auto"/>
+            </w:pPr>
+            <w:r>
+              <w:t>phone</w:t>
+            </w:r>
+          </w:p>
+        </w:tc>
+        <w:tc>
+          <w:tcPr>
+            <w:tcW w:w="7560" w:type="dxa"/>
+            <w:tcBorders>
+              <w:top w:val="single" w:sz="4" w:space="0" w:color="D0D5DD"/>
+              <w:left w:val="single" w:sz="4" w:space="0" w:color="D0D5DD"/>
+              <w:bottom w:val="single" w:sz="4" w:space="0" w:color="D0D5DD"/>
+              <w:right w:val="single" w:sz="4" w:space="0" w:color="D0D5DD"/>
+            </w:tcBorders>
+            <w:tcMar>
+              <w:top w:w="70" w:type="dxa"/>
+              <w:left w:w="110" w:type="dxa"/>
+              <w:bottom w:w="70" w:type="dxa"/>
+              <w:right w:w="110" w:type="dxa"/>
+            </w:tcMar>
+          </w:tcPr>
+          <w:p>
+            <w:pPr>
+              <w:spacing w:line="264" w:lineRule="auto"/>
+            </w:pPr>
+            <w:r>
+              <w:t>enabled, public_url (blank = auto-detect the Tailscale name), token_file, approval_timeout_s (90)</w:t>
+            </w:r>
+          </w:p>
+        </w:tc>
+      </w:tr>
+      <w:tr>
+        <w:tblPrEx>
+          <w:tblCellMar>
+            <w:top w:w="0" w:type="dxa"/>
+            <w:bottom w:w="0" w:type="dxa"/>
+          </w:tblCellMar>
+        </w:tblPrEx>
+        <w:trPr>
+          <w:cantSplit/>
+        </w:trPr>
+        <w:tc>
+          <w:tcPr>
+            <w:tcW w:w="1800" w:type="dxa"/>
+            <w:tcBorders>
+              <w:top w:val="single" w:sz="4" w:space="0" w:color="D0D5DD"/>
+              <w:left w:val="single" w:sz="4" w:space="0" w:color="D0D5DD"/>
+              <w:bottom w:val="single" w:sz="4" w:space="0" w:color="D0D5DD"/>
+              <w:right w:val="single" w:sz="4" w:space="0" w:color="D0D5DD"/>
+            </w:tcBorders>
+            <w:tcMar>
+              <w:top w:w="70" w:type="dxa"/>
+              <w:left w:w="110" w:type="dxa"/>
+              <w:bottom w:w="70" w:type="dxa"/>
+              <w:right w:w="110" w:type="dxa"/>
+            </w:tcMar>
+          </w:tcPr>
+          <w:p>
+            <w:pPr>
+              <w:spacing w:line="264" w:lineRule="auto"/>
+            </w:pPr>
+            <w:r>
               <w:t>secrets.yaml</w:t>
             </w:r>
           </w:p>
@@ -13590,11 +15086,12 @@
       <w:pPr>
         <w:pStyle w:val="Heading1"/>
       </w:pPr>
-      <w:bookmarkStart w:id="49" w:name="_Toc241689332"/>
-      <w:r>
+      <w:bookmarkStart w:id="52" w:name="_Toc241747883"/>
+      <w:r>
+        <w:lastRenderedPageBreak/>
         <w:t>14. Project layout</w:t>
       </w:r>
-      <w:bookmarkEnd w:id="49"/>
+      <w:bookmarkEnd w:id="52"/>
     </w:p>
     <w:tbl>
       <w:tblPr>
@@ -13902,7 +15399,6 @@
               <w:spacing w:line="264" w:lineRule="auto"/>
             </w:pPr>
             <w:r>
-              <w:lastRenderedPageBreak/>
               <w:t>max_assistant/audio.py / listen.py</w:t>
             </w:r>
           </w:p>
@@ -14574,7 +16070,7 @@
               <w:spacing w:line="264" w:lineRule="auto"/>
             </w:pPr>
             <w:r>
-              <w:t>max_assistant/overlay/, tray.py</w:t>
+              <w:t>max_assistant/phone.py, tools/phone.py</w:t>
             </w:r>
           </w:p>
         </w:tc>
@@ -14599,7 +16095,7 @@
               <w:spacing w:line="264" w:lineRule="auto"/>
             </w:pPr>
             <w:r>
-              <w:t>Desktop overlay; tray icon</w:t>
+              <w:t>Phone actions: the request/answer link to the app and the 11 phone tools</w:t>
             </w:r>
           </w:p>
         </w:tc>
@@ -14635,7 +16131,7 @@
               <w:spacing w:line="264" w:lineRule="auto"/>
             </w:pPr>
             <w:r>
-              <w:t>dashboard/</w:t>
+              <w:t>max_assistant/overlay/, tray.py</w:t>
             </w:r>
           </w:p>
         </w:tc>
@@ -14660,7 +16156,7 @@
               <w:spacing w:line="264" w:lineRule="auto"/>
             </w:pPr>
             <w:r>
-              <w:t>React + Vite + TypeScript dashboard</w:t>
+              <w:t>Desktop overlay; tray icon</w:t>
             </w:r>
           </w:p>
         </w:tc>
@@ -14696,7 +16192,7 @@
               <w:spacing w:line="264" w:lineRule="auto"/>
             </w:pPr>
             <w:r>
-              <w:t>android/</w:t>
+              <w:t>dashboard/</w:t>
             </w:r>
           </w:p>
         </w:tc>
@@ -14721,7 +16217,7 @@
               <w:spacing w:line="264" w:lineRule="auto"/>
             </w:pPr>
             <w:r>
-              <w:t>Kotlin + Jetpack Compose phone app; build.ps1 builds and installs it (JDK and SDK in C:\max-android, no Android Studio)</w:t>
+              <w:t>React + Vite + TypeScript dashboard</w:t>
             </w:r>
           </w:p>
         </w:tc>
@@ -14757,7 +16253,7 @@
               <w:spacing w:line="264" w:lineRule="auto"/>
             </w:pPr>
             <w:r>
-              <w:t>tests/test_max.py</w:t>
+              <w:t>android/</w:t>
             </w:r>
           </w:p>
         </w:tc>
@@ -14782,7 +16278,7 @@
               <w:spacing w:line="264" w:lineRule="auto"/>
             </w:pPr>
             <w:r>
-              <w:t>97 tests; no microphone, GPU, Ollama or internet needed</w:t>
+              <w:t>Kotlin + Jetpack Compose phone app (Look.kt themes, Centrepiece.kt, PhoneActions.kt, the notification listener); build.ps1 builds and installs it (JDK and SDK in C:\max-android, no Android Studio)</w:t>
             </w:r>
           </w:p>
         </w:tc>
@@ -14818,7 +16314,8 @@
               <w:spacing w:line="264" w:lineRule="auto"/>
             </w:pPr>
             <w:r>
-              <w:t>config.yaml, setup.ps1, run.bat, start_max.bat, overlay.bat, install_autostart.ps1</w:t>
+              <w:lastRenderedPageBreak/>
+              <w:t>tests/test_max.py</w:t>
             </w:r>
           </w:p>
         </w:tc>
@@ -14843,7 +16340,7 @@
               <w:spacing w:line="264" w:lineRule="auto"/>
             </w:pPr>
             <w:r>
-              <w:t>Settings, setup, launchers, auto-start</w:t>
+              <w:t>102 tests; no microphone, GPU, Ollama or internet needed (plus Paparazzi screen renders in android/)</w:t>
             </w:r>
           </w:p>
         </w:tc>
@@ -14879,6 +16376,67 @@
               <w:spacing w:line="264" w:lineRule="auto"/>
             </w:pPr>
             <w:r>
+              <w:t>config.yaml, setup.ps1, run.bat, start_max.bat, overlay.bat, install_autostart.ps1</w:t>
+            </w:r>
+          </w:p>
+        </w:tc>
+        <w:tc>
+          <w:tcPr>
+            <w:tcW w:w="5760" w:type="dxa"/>
+            <w:tcBorders>
+              <w:top w:val="single" w:sz="4" w:space="0" w:color="D0D5DD"/>
+              <w:left w:val="single" w:sz="4" w:space="0" w:color="D0D5DD"/>
+              <w:bottom w:val="single" w:sz="4" w:space="0" w:color="D0D5DD"/>
+              <w:right w:val="single" w:sz="4" w:space="0" w:color="D0D5DD"/>
+            </w:tcBorders>
+            <w:tcMar>
+              <w:top w:w="70" w:type="dxa"/>
+              <w:left w:w="110" w:type="dxa"/>
+              <w:bottom w:w="70" w:type="dxa"/>
+              <w:right w:w="110" w:type="dxa"/>
+            </w:tcMar>
+          </w:tcPr>
+          <w:p>
+            <w:pPr>
+              <w:spacing w:line="264" w:lineRule="auto"/>
+            </w:pPr>
+            <w:r>
+              <w:t>Settings, setup, launchers, auto-start</w:t>
+            </w:r>
+          </w:p>
+        </w:tc>
+      </w:tr>
+      <w:tr>
+        <w:tblPrEx>
+          <w:tblCellMar>
+            <w:top w:w="0" w:type="dxa"/>
+            <w:bottom w:w="0" w:type="dxa"/>
+          </w:tblCellMar>
+        </w:tblPrEx>
+        <w:trPr>
+          <w:cantSplit/>
+        </w:trPr>
+        <w:tc>
+          <w:tcPr>
+            <w:tcW w:w="3600" w:type="dxa"/>
+            <w:tcBorders>
+              <w:top w:val="single" w:sz="4" w:space="0" w:color="D0D5DD"/>
+              <w:left w:val="single" w:sz="4" w:space="0" w:color="D0D5DD"/>
+              <w:bottom w:val="single" w:sz="4" w:space="0" w:color="D0D5DD"/>
+              <w:right w:val="single" w:sz="4" w:space="0" w:color="D0D5DD"/>
+            </w:tcBorders>
+            <w:tcMar>
+              <w:top w:w="70" w:type="dxa"/>
+              <w:left w:w="110" w:type="dxa"/>
+              <w:bottom w:w="70" w:type="dxa"/>
+              <w:right w:w="110" w:type="dxa"/>
+            </w:tcMar>
+          </w:tcPr>
+          <w:p>
+            <w:pPr>
+              <w:spacing w:line="264" w:lineRule="auto"/>
+            </w:pPr>
+            <w:r>
               <w:t>docker-compose.yml, searxng/</w:t>
             </w:r>
           </w:p>
@@ -14914,25 +16472,24 @@
       <w:pPr>
         <w:pStyle w:val="Heading1"/>
       </w:pPr>
-      <w:bookmarkStart w:id="50" w:name="_Toc241689333"/>
+      <w:bookmarkStart w:id="53" w:name="_Toc241747884"/>
       <w:r>
         <w:t>15. How it is tested</w:t>
       </w:r>
-      <w:bookmarkEnd w:id="50"/>
+      <w:bookmarkEnd w:id="53"/>
     </w:p>
     <w:p>
       <w:pPr>
         <w:spacing w:after="140" w:line="288" w:lineRule="auto"/>
       </w:pPr>
       <w:r>
-        <w:t xml:space="preserve">The 97 automated tests run anywhere: the language model, microphone, browser page, search engine, Canvas feed and embedding model are replaced by small fakes. They cover the tool registry, the agent loop (direct replies, escalation, history, false-claim nudges, direct routes), the wake-word logic, element picking, the listener's end-of-turn logic, speech-to-text routing, the non-blocking console, follow-up </w:t>
-      </w:r>
-      <w:r>
-        <w:lastRenderedPageBreak/>
-        <w:t>conversations, memory and reminders, Canvas parsing, the digest schedule, the API (approvals, controls, notes, summaries), phone access (token required remotely and through the Tailscale proxy, the token never handed out remotely, commands tagged by origin, tap-only approvals that time out to no, the voice endpoint), live captions (with a fake streaming recognizer, plus a real-model check that is skipped when the model is not downloaded) and the notes pipeline (chunking at pauses, section notes, exact-quote</w:t>
-      </w:r>
-      <w:r>
-        <w:t xml:space="preserve"> deadlines, Whisper replacing captions). One test rejects duplicate keys in config.yaml.</w:t>
+        <w:t>The 102 automated tests run anywhere: the language model, microphone, browser page, search engine, Canvas feed and embedding model are replaced by small fakes. They cover the tool registry, the agent loop (direct replies, escalation, history, false-claim nudges, direct routes), the wake-word logic, element picking, the listener's end-of-turn logic, speech-to-text routing, the non-blocking console, follow-up conversations, memory and reminders, Canvas parsing, the digest schedule, the API (approvals, control</w:t>
+      </w:r>
+      <w:r>
+        <w:t>s, notes, summaries), phone access (token required remotely and through the Tailscale proxy, the token never handed out remotely, commands tagged by origin, tap-only approvals that time out to no, the voice endpoint, searches from the phone opening on the phone, the laptop-browser tools redirected, the reported "I'll open a search" failure replayed, phone actions and their answers, an offline or slow phone, and the full action round trip over the API), live captions (with a fake streaming recognizer, plus a</w:t>
+      </w:r>
+      <w:r>
+        <w:t xml:space="preserve"> real-model check that is skipped when the model is not downloaded) and the notes pipeline (chunking at pauses, section notes, exact-quote deadlines, Whisper replacing captions). One test rejects duplicate keys in config.yaml.</w:t>
       </w:r>
     </w:p>
     <w:p>
@@ -14947,11 +16504,11 @@
       <w:pPr>
         <w:pStyle w:val="Heading1"/>
       </w:pPr>
-      <w:bookmarkStart w:id="51" w:name="_Toc241689334"/>
+      <w:bookmarkStart w:id="54" w:name="_Toc241747885"/>
       <w:r>
         <w:t>16. Key lessons</w:t>
       </w:r>
-      <w:bookmarkEnd w:id="51"/>
+      <w:bookmarkEnd w:id="54"/>
     </w:p>
     <w:p>
       <w:pPr>
@@ -15047,6 +16604,7 @@
           <w:b/>
           <w:bCs/>
         </w:rPr>
+        <w:lastRenderedPageBreak/>
         <w:t>Never let an always-on loop wait on something it does not control:</w:t>
       </w:r>
       <w:r>
@@ -15139,10 +16697,10 @@
           <w:b/>
           <w:bCs/>
         </w:rPr>
-        <w:t>Don't trust where a request comes from just because it's local.</w:t>
-      </w:r>
-      <w:r>
-        <w:t xml:space="preserve"> Through Tailscale, every phone request arrives from 127.0.0.1; the forwarding headers are what tell them apart.</w:t>
+        <w:t>Know where the user is.</w:t>
+      </w:r>
+      <w:r>
+        <w:t xml:space="preserve"> The same words mean different things on the phone and at the laptop; telling the model where a command came from fixed "open YouTube" opening Spotify on the laptop.</w:t>
       </w:r>
     </w:p>
     <w:p>
@@ -15159,6 +16717,46 @@
           <w:b/>
           <w:bCs/>
         </w:rPr>
+        <w:t>Check designs where they will be used.</w:t>
+      </w:r>
+      <w:r>
+        <w:t xml:space="preserve"> Buttons that fit a desktop mockup wrapped on a phone; offscreen renders of the real screens caught layout and font problems before the user did.</w:t>
+      </w:r>
+    </w:p>
+    <w:p>
+      <w:pPr>
+        <w:pStyle w:val="ListParagraph"/>
+        <w:numPr>
+          <w:ilvl w:val="0"/>
+          <w:numId w:val="3"/>
+        </w:numPr>
+        <w:spacing w:after="70" w:line="276" w:lineRule="auto"/>
+      </w:pPr>
+      <w:r>
+        <w:rPr>
+          <w:b/>
+          <w:bCs/>
+        </w:rPr>
+        <w:t>Don't trust where a request comes from just because it's local.</w:t>
+      </w:r>
+      <w:r>
+        <w:t xml:space="preserve"> Through Tailscale, every phone request arrives from 127.0.0.1; the forwarding headers are what tell them apart.</w:t>
+      </w:r>
+    </w:p>
+    <w:p>
+      <w:pPr>
+        <w:pStyle w:val="ListParagraph"/>
+        <w:numPr>
+          <w:ilvl w:val="0"/>
+          <w:numId w:val="3"/>
+        </w:numPr>
+        <w:spacing w:after="70" w:line="276" w:lineRule="auto"/>
+      </w:pPr>
+      <w:r>
+        <w:rPr>
+          <w:b/>
+          <w:bCs/>
+        </w:rPr>
         <w:t>Keep secrets out of the repo and out of screenshots.</w:t>
       </w:r>
       <w:r>
@@ -15169,11 +16767,11 @@
       <w:pPr>
         <w:pStyle w:val="Heading1"/>
       </w:pPr>
-      <w:bookmarkStart w:id="52" w:name="_Toc241689335"/>
+      <w:bookmarkStart w:id="55" w:name="_Toc241747886"/>
       <w:r>
         <w:t>17. What comes next</w:t>
       </w:r>
-      <w:bookmarkEnd w:id="52"/>
+      <w:bookmarkEnd w:id="55"/>
     </w:p>
     <w:p>
       <w:pPr>
@@ -15197,11 +16795,7 @@
         <w:t>Phase 6</w:t>
       </w:r>
       <w:r>
-        <w:t xml:space="preserve"> connects Gmail, Google Calendar and Tasks, followed by polish and a demo video. Now that the phone reaches Max from anywhere, the remaining limit is that the laptop has to stay on; </w:t>
-      </w:r>
-      <w:r>
-        <w:lastRenderedPageBreak/>
-        <w:t>moving the brain to an always-on box (a Mac mini or a small PC with a GPU) would only change the address in the app.</w:t>
+        <w:t xml:space="preserve"> connects Gmail, Google Calendar and Tasks, followed by polish and a demo video. Now that the phone reaches Max from anywhere, the remaining limit is that the laptop has to stay on; moving the brain to an always-on box (a Mac mini or a small PC with a GPU) would only change the address in the app.</w:t>
       </w:r>
     </w:p>
     <w:sectPr>
@@ -15326,223 +16920,223 @@
 <file path=word/numbering.xml><?xml version="1.0" encoding="utf-8"?>
 <w:numbering xmlns:wpc="http://schemas.microsoft.com/office/word/2010/wordprocessingCanvas" xmlns:cx="http://schemas.microsoft.com/office/drawing/2014/chartex" xmlns:cx1="http://schemas.microsoft.com/office/drawing/2015/9/8/chartex" xmlns:cx2="http://schemas.microsoft.com/office/drawing/2015/10/21/chartex" xmlns:cx3="http://schemas.microsoft.com/office/drawing/2016/5/9/chartex" xmlns:cx4="http://schemas.microsoft.com/office/drawing/2016/5/10/chartex" xmlns:cx5="http://schemas.microsoft.com/office/drawing/2016/5/11/chartex" xmlns:cx6="http://schemas.microsoft.com/office/drawing/2016/5/12/chartex" xmlns:cx7="http://schemas.microsoft.com/office/drawing/2016/5/13/chartex" xmlns:cx8="http://schemas.microsoft.com/office/drawing/2016/5/14/chartex" xmlns:mc="http://schemas.openxmlformats.org/markup-compatibility/2006" xmlns:aink="http://schemas.microsoft.com/office/drawing/2016/ink" xmlns:am3d="http://schemas.microsoft.com/office/drawing/2017/model3d" xmlns:o="urn:schemas-microsoft-com:office:office" xmlns:oel="http://schemas.microsoft.com/office/2019/extlst" xmlns:r="http://schemas.openxmlformats.org/officeDocument/2006/relationships" xmlns:m="http://schemas.openxmlformats.org/officeDocument/2006/math" xmlns:v="urn:schemas-microsoft-com:vml" xmlns:wp14="http://schemas.microsoft.com/office/word/2010/wordprocessingDrawing" xmlns:wp="http://schemas.openxmlformats.org/drawingml/2006/wordprocessingDrawing" xmlns:w10="urn:schemas-microsoft-com:office:word" xmlns:w="http://schemas.openxmlformats.org/wordprocessingml/2006/main" xmlns:w14="http://schemas.microsoft.com/office/word/2010/wordml" xmlns:w15="http://schemas.microsoft.com/office/word/2012/wordml" xmlns:w16cex="http://schemas.microsoft.com/office/word/2018/wordml/cex" xmlns:w16cid="http://schemas.microsoft.com/office/word/2016/wordml/cid" xmlns:w16="http://schemas.microsoft.com/office/word/2018/wordml" xmlns:w16du="http://schemas.microsoft.com/office/word/2023/wordml/word16du" xmlns:w16sdtdh="http://schemas.microsoft.com/office/word/2020/wordml/sdtdatahash" xmlns:w16sdtfl="http://schemas.microsoft.com/office/word/2024/wordml/sdtformatlock" xmlns:w16se="http://schemas.microsoft.com/office/word/2015/wordml/symex" xmlns:wpg="http://schemas.microsoft.com/office/word/2010/wordprocessingGroup" xmlns:wpi="http://schemas.microsoft.com/office/word/2010/wordprocessingInk" xmlns:wne="http://schemas.microsoft.com/office/word/2006/wordml" xmlns:wps="http://schemas.microsoft.com/office/word/2010/wordprocessingShape" mc:Ignorable="w14 w15 w16se w16cid w16 w16cex w16sdtdh w16sdtfl w16du wp14">
   <w:abstractNum w:abstractNumId="0" w15:restartNumberingAfterBreak="0">
-    <w:nsid w:val="47DC7CC4"/>
+    <w:nsid w:val="3E8E0BA1"/>
     <w:multiLevelType w:val="hybridMultilevel"/>
-    <w:tmpl w:val="719ABC1E"/>
-    <w:lvl w:ilvl="0" w:tplc="7A9E8FAE">
+    <w:tmpl w:val="AA9A5DF4"/>
+    <w:lvl w:ilvl="0" w:tplc="EDD216EA">
       <w:start w:val="1"/>
-      <w:numFmt w:val="decimal"/>
-      <w:lvlText w:val="%1."/>
+      <w:numFmt w:val="bullet"/>
+      <w:lvlText w:val="•"/>
       <w:lvlJc w:val="left"/>
       <w:pPr>
-        <w:ind w:left="540" w:hanging="320"/>
+        <w:ind w:left="540" w:hanging="270"/>
       </w:pPr>
     </w:lvl>
-    <w:lvl w:ilvl="1" w:tplc="93C68124">
+    <w:lvl w:ilvl="1" w:tplc="62E67A70">
+      <w:start w:val="1"/>
+      <w:numFmt w:val="bullet"/>
+      <w:lvlText w:val="–"/>
+      <w:lvlJc w:val="left"/>
+      <w:pPr>
+        <w:ind w:left="1080" w:hanging="270"/>
+      </w:pPr>
+    </w:lvl>
+    <w:lvl w:ilvl="2" w:tplc="8A58F91A">
       <w:numFmt w:val="decimal"/>
       <w:lvlText w:val=""/>
       <w:lvlJc w:val="left"/>
     </w:lvl>
-    <w:lvl w:ilvl="2" w:tplc="AE7EB10A">
+    <w:lvl w:ilvl="3" w:tplc="23468FE2">
       <w:numFmt w:val="decimal"/>
       <w:lvlText w:val=""/>
       <w:lvlJc w:val="left"/>
     </w:lvl>
-    <w:lvl w:ilvl="3" w:tplc="46D4A460">
+    <w:lvl w:ilvl="4" w:tplc="48C888EE">
       <w:numFmt w:val="decimal"/>
       <w:lvlText w:val=""/>
       <w:lvlJc w:val="left"/>
     </w:lvl>
-    <w:lvl w:ilvl="4" w:tplc="70748EDA">
+    <w:lvl w:ilvl="5" w:tplc="76F02FEE">
       <w:numFmt w:val="decimal"/>
       <w:lvlText w:val=""/>
       <w:lvlJc w:val="left"/>
     </w:lvl>
-    <w:lvl w:ilvl="5" w:tplc="AF2232DA">
+    <w:lvl w:ilvl="6" w:tplc="4C32860A">
       <w:numFmt w:val="decimal"/>
       <w:lvlText w:val=""/>
       <w:lvlJc w:val="left"/>
     </w:lvl>
-    <w:lvl w:ilvl="6" w:tplc="55923544">
+    <w:lvl w:ilvl="7" w:tplc="92A09C96">
       <w:numFmt w:val="decimal"/>
       <w:lvlText w:val=""/>
       <w:lvlJc w:val="left"/>
     </w:lvl>
-    <w:lvl w:ilvl="7" w:tplc="E71CD9A0">
-      <w:numFmt w:val="decimal"/>
-      <w:lvlText w:val=""/>
-      <w:lvlJc w:val="left"/>
-    </w:lvl>
-    <w:lvl w:ilvl="8" w:tplc="633C7BFA">
+    <w:lvl w:ilvl="8" w:tplc="C440746C">
       <w:numFmt w:val="decimal"/>
       <w:lvlText w:val=""/>
       <w:lvlJc w:val="left"/>
     </w:lvl>
   </w:abstractNum>
   <w:abstractNum w:abstractNumId="1" w15:restartNumberingAfterBreak="0">
-    <w:nsid w:val="682D4EB5"/>
+    <w:nsid w:val="50C37F32"/>
     <w:multiLevelType w:val="hybridMultilevel"/>
-    <w:tmpl w:val="786C6DBE"/>
-    <w:lvl w:ilvl="0" w:tplc="742C5BAC">
+    <w:tmpl w:val="45620DCA"/>
+    <w:lvl w:ilvl="0" w:tplc="679A0D06">
       <w:start w:val="1"/>
       <w:numFmt w:val="bullet"/>
-      <w:lvlText w:val="•"/>
+      <w:lvlText w:val="●"/>
       <w:lvlJc w:val="left"/>
       <w:pPr>
-        <w:ind w:left="540" w:hanging="270"/>
+        <w:ind w:left="720" w:hanging="360"/>
       </w:pPr>
     </w:lvl>
-    <w:lvl w:ilvl="1" w:tplc="37C62362">
+    <w:lvl w:ilvl="1" w:tplc="DAC0B86E">
       <w:start w:val="1"/>
       <w:numFmt w:val="bullet"/>
-      <w:lvlText w:val="–"/>
+      <w:lvlText w:val="○"/>
       <w:lvlJc w:val="left"/>
       <w:pPr>
-        <w:ind w:left="1080" w:hanging="270"/>
+        <w:ind w:left="1440" w:hanging="360"/>
       </w:pPr>
     </w:lvl>
-    <w:lvl w:ilvl="2" w:tplc="ED4E52D0">
+    <w:lvl w:ilvl="2" w:tplc="0A76AED8">
+      <w:start w:val="1"/>
+      <w:numFmt w:val="bullet"/>
+      <w:lvlText w:val="■"/>
+      <w:lvlJc w:val="left"/>
+      <w:pPr>
+        <w:ind w:left="2160" w:hanging="360"/>
+      </w:pPr>
+    </w:lvl>
+    <w:lvl w:ilvl="3" w:tplc="15F605EC">
+      <w:start w:val="1"/>
+      <w:numFmt w:val="bullet"/>
+      <w:lvlText w:val="●"/>
+      <w:lvlJc w:val="left"/>
+      <w:pPr>
+        <w:ind w:left="2880" w:hanging="360"/>
+      </w:pPr>
+    </w:lvl>
+    <w:lvl w:ilvl="4" w:tplc="98AA6232">
+      <w:start w:val="1"/>
+      <w:numFmt w:val="bullet"/>
+      <w:lvlText w:val="○"/>
+      <w:lvlJc w:val="left"/>
+      <w:pPr>
+        <w:ind w:left="3600" w:hanging="360"/>
+      </w:pPr>
+    </w:lvl>
+    <w:lvl w:ilvl="5" w:tplc="A3407BA8">
+      <w:start w:val="1"/>
+      <w:numFmt w:val="bullet"/>
+      <w:lvlText w:val="■"/>
+      <w:lvlJc w:val="left"/>
+      <w:pPr>
+        <w:ind w:left="4320" w:hanging="360"/>
+      </w:pPr>
+    </w:lvl>
+    <w:lvl w:ilvl="6" w:tplc="7F98918C">
+      <w:start w:val="1"/>
+      <w:numFmt w:val="bullet"/>
+      <w:lvlText w:val="●"/>
+      <w:lvlJc w:val="left"/>
+      <w:pPr>
+        <w:ind w:left="5040" w:hanging="360"/>
+      </w:pPr>
+    </w:lvl>
+    <w:lvl w:ilvl="7" w:tplc="1910BEF6">
+      <w:start w:val="1"/>
+      <w:numFmt w:val="bullet"/>
+      <w:lvlText w:val="●"/>
+      <w:lvlJc w:val="left"/>
+      <w:pPr>
+        <w:ind w:left="5760" w:hanging="360"/>
+      </w:pPr>
+    </w:lvl>
+    <w:lvl w:ilvl="8" w:tplc="8DDCBFA0">
+      <w:start w:val="1"/>
+      <w:numFmt w:val="bullet"/>
+      <w:lvlText w:val="●"/>
+      <w:lvlJc w:val="left"/>
+      <w:pPr>
+        <w:ind w:left="6480" w:hanging="360"/>
+      </w:pPr>
+    </w:lvl>
+  </w:abstractNum>
+  <w:abstractNum w:abstractNumId="2" w15:restartNumberingAfterBreak="0">
+    <w:nsid w:val="768F156E"/>
+    <w:multiLevelType w:val="hybridMultilevel"/>
+    <w:tmpl w:val="C4627C48"/>
+    <w:lvl w:ilvl="0" w:tplc="73A8548C">
+      <w:start w:val="1"/>
+      <w:numFmt w:val="decimal"/>
+      <w:lvlText w:val="%1."/>
+      <w:lvlJc w:val="left"/>
+      <w:pPr>
+        <w:ind w:left="540" w:hanging="320"/>
+      </w:pPr>
+    </w:lvl>
+    <w:lvl w:ilvl="1" w:tplc="0A2A67D4">
       <w:numFmt w:val="decimal"/>
       <w:lvlText w:val=""/>
       <w:lvlJc w:val="left"/>
     </w:lvl>
-    <w:lvl w:ilvl="3" w:tplc="5D08962E">
+    <w:lvl w:ilvl="2" w:tplc="BBDA3E7A">
       <w:numFmt w:val="decimal"/>
       <w:lvlText w:val=""/>
       <w:lvlJc w:val="left"/>
     </w:lvl>
-    <w:lvl w:ilvl="4" w:tplc="FC26FD50">
+    <w:lvl w:ilvl="3" w:tplc="2F821564">
       <w:numFmt w:val="decimal"/>
       <w:lvlText w:val=""/>
       <w:lvlJc w:val="left"/>
     </w:lvl>
-    <w:lvl w:ilvl="5" w:tplc="A1C0ACCA">
+    <w:lvl w:ilvl="4" w:tplc="E0DCEE8C">
       <w:numFmt w:val="decimal"/>
       <w:lvlText w:val=""/>
       <w:lvlJc w:val="left"/>
     </w:lvl>
-    <w:lvl w:ilvl="6" w:tplc="762020B6">
+    <w:lvl w:ilvl="5" w:tplc="169E3266">
       <w:numFmt w:val="decimal"/>
       <w:lvlText w:val=""/>
       <w:lvlJc w:val="left"/>
     </w:lvl>
-    <w:lvl w:ilvl="7" w:tplc="60A4CF9E">
+    <w:lvl w:ilvl="6" w:tplc="C5667394">
       <w:numFmt w:val="decimal"/>
       <w:lvlText w:val=""/>
       <w:lvlJc w:val="left"/>
     </w:lvl>
-    <w:lvl w:ilvl="8" w:tplc="7F66E10C">
+    <w:lvl w:ilvl="7" w:tplc="53647ACA">
+      <w:numFmt w:val="decimal"/>
+      <w:lvlText w:val=""/>
+      <w:lvlJc w:val="left"/>
+    </w:lvl>
+    <w:lvl w:ilvl="8" w:tplc="F3D0089A">
       <w:numFmt w:val="decimal"/>
       <w:lvlText w:val=""/>
       <w:lvlJc w:val="left"/>
     </w:lvl>
   </w:abstractNum>
-  <w:abstractNum w:abstractNumId="2" w15:restartNumberingAfterBreak="0">
-    <w:nsid w:val="706075B4"/>
-    <w:multiLevelType w:val="hybridMultilevel"/>
-    <w:tmpl w:val="192612AE"/>
-    <w:lvl w:ilvl="0" w:tplc="DC124340">
-      <w:start w:val="1"/>
-      <w:numFmt w:val="bullet"/>
-      <w:lvlText w:val="●"/>
-      <w:lvlJc w:val="left"/>
-      <w:pPr>
-        <w:ind w:left="720" w:hanging="360"/>
-      </w:pPr>
-    </w:lvl>
-    <w:lvl w:ilvl="1" w:tplc="607CE438">
-      <w:start w:val="1"/>
-      <w:numFmt w:val="bullet"/>
-      <w:lvlText w:val="○"/>
-      <w:lvlJc w:val="left"/>
-      <w:pPr>
-        <w:ind w:left="1440" w:hanging="360"/>
-      </w:pPr>
-    </w:lvl>
-    <w:lvl w:ilvl="2" w:tplc="D57807A6">
-      <w:start w:val="1"/>
-      <w:numFmt w:val="bullet"/>
-      <w:lvlText w:val="■"/>
-      <w:lvlJc w:val="left"/>
-      <w:pPr>
-        <w:ind w:left="2160" w:hanging="360"/>
-      </w:pPr>
-    </w:lvl>
-    <w:lvl w:ilvl="3" w:tplc="A3DC977A">
-      <w:start w:val="1"/>
-      <w:numFmt w:val="bullet"/>
-      <w:lvlText w:val="●"/>
-      <w:lvlJc w:val="left"/>
-      <w:pPr>
-        <w:ind w:left="2880" w:hanging="360"/>
-      </w:pPr>
-    </w:lvl>
-    <w:lvl w:ilvl="4" w:tplc="C412A1D0">
-      <w:start w:val="1"/>
-      <w:numFmt w:val="bullet"/>
-      <w:lvlText w:val="○"/>
-      <w:lvlJc w:val="left"/>
-      <w:pPr>
-        <w:ind w:left="3600" w:hanging="360"/>
-      </w:pPr>
-    </w:lvl>
-    <w:lvl w:ilvl="5" w:tplc="12D4C81A">
-      <w:start w:val="1"/>
-      <w:numFmt w:val="bullet"/>
-      <w:lvlText w:val="■"/>
-      <w:lvlJc w:val="left"/>
-      <w:pPr>
-        <w:ind w:left="4320" w:hanging="360"/>
-      </w:pPr>
-    </w:lvl>
-    <w:lvl w:ilvl="6" w:tplc="110C640E">
-      <w:start w:val="1"/>
-      <w:numFmt w:val="bullet"/>
-      <w:lvlText w:val="●"/>
-      <w:lvlJc w:val="left"/>
-      <w:pPr>
-        <w:ind w:left="5040" w:hanging="360"/>
-      </w:pPr>
-    </w:lvl>
-    <w:lvl w:ilvl="7" w:tplc="D7707C84">
-      <w:start w:val="1"/>
-      <w:numFmt w:val="bullet"/>
-      <w:lvlText w:val="●"/>
-      <w:lvlJc w:val="left"/>
-      <w:pPr>
-        <w:ind w:left="5760" w:hanging="360"/>
-      </w:pPr>
-    </w:lvl>
-    <w:lvl w:ilvl="8" w:tplc="4836B402">
-      <w:start w:val="1"/>
-      <w:numFmt w:val="bullet"/>
-      <w:lvlText w:val="●"/>
-      <w:lvlJc w:val="left"/>
-      <w:pPr>
-        <w:ind w:left="6480" w:hanging="360"/>
-      </w:pPr>
-    </w:lvl>
-  </w:abstractNum>
-  <w:num w:numId="1" w16cid:durableId="2000111386">
+  <w:num w:numId="1" w16cid:durableId="967125532">
+    <w:abstractNumId w:val="1"/>
+    <w:lvlOverride w:ilvl="0">
+      <w:startOverride w:val="1"/>
+    </w:lvlOverride>
+  </w:num>
+  <w:num w:numId="2" w16cid:durableId="726608226">
     <w:abstractNumId w:val="2"/>
     <w:lvlOverride w:ilvl="0">
       <w:startOverride w:val="1"/>
     </w:lvlOverride>
   </w:num>
-  <w:num w:numId="2" w16cid:durableId="1809280255">
+  <w:num w:numId="3" w16cid:durableId="2122798952">
     <w:abstractNumId w:val="0"/>
     <w:lvlOverride w:ilvl="0">
       <w:startOverride w:val="1"/>
     </w:lvlOverride>
   </w:num>
-  <w:num w:numId="3" w16cid:durableId="636375439">
-    <w:abstractNumId w:val="1"/>
-    <w:lvlOverride w:ilvl="0">
-      <w:startOverride w:val="1"/>
-    </w:lvlOverride>
-  </w:num>
-  <w:num w:numId="4" w16cid:durableId="1012031942">
-    <w:abstractNumId w:val="0"/>
+  <w:num w:numId="4" w16cid:durableId="522859833">
+    <w:abstractNumId w:val="2"/>
     <w:lvlOverride w:ilvl="0">
       <w:startOverride w:val="1"/>
     </w:lvlOverride>

--- a/docs/Max-Technical-Guide.docx
+++ b/docs/Max-Technical-Guide.docx
@@ -69,7 +69,7 @@
         <w:t>Status:</w:t>
       </w:r>
       <w:r>
-        <w:t xml:space="preserve"> October 1, 2026. 102 automated tests passing.</w:t>
+        <w:t xml:space="preserve"> October 1, 2026. 118 automated tests passing; command accuracy test 99%.</w:t>
       </w:r>
     </w:p>
     <w:p>
@@ -111,7 +111,7 @@
     <w:sdt>
       <w:sdtPr>
         <w:alias w:val="Contents"/>
-        <w:id w:val="-2047126000"/>
+        <w:id w:val="2144226941"/>
       </w:sdtPr>
       <w:sdtEndPr>
         <w:rPr>
@@ -144,7 +144,7 @@
           <w:r>
             <w:fldChar w:fldCharType="separate"/>
           </w:r>
-          <w:hyperlink w:anchor="_Toc241747831" w:history="1">
+          <w:hyperlink w:anchor="_Toc241771678" w:history="1">
             <w:r>
               <w:rPr>
                 <w:rStyle w:val="Hyperlink"/>
@@ -168,7 +168,7 @@
               <w:rPr>
                 <w:noProof/>
               </w:rPr>
-              <w:instrText xml:space="preserve"> PAGEREF _Toc241747831 \h </w:instrText>
+              <w:instrText xml:space="preserve"> PAGEREF _Toc241771678 \h </w:instrText>
             </w:r>
             <w:r>
               <w:rPr>
@@ -210,7 +210,7 @@
               <w14:ligatures w14:val="standardContextual"/>
             </w:rPr>
           </w:pPr>
-          <w:hyperlink w:anchor="_Toc241747832" w:history="1">
+          <w:hyperlink w:anchor="_Toc241771679" w:history="1">
             <w:r>
               <w:rPr>
                 <w:rStyle w:val="Hyperlink"/>
@@ -234,7 +234,7 @@
               <w:rPr>
                 <w:noProof/>
               </w:rPr>
-              <w:instrText xml:space="preserve"> PAGEREF _Toc241747832 \h </w:instrText>
+              <w:instrText xml:space="preserve"> PAGEREF _Toc241771679 \h </w:instrText>
             </w:r>
             <w:r>
               <w:rPr>
@@ -276,7 +276,7 @@
               <w14:ligatures w14:val="standardContextual"/>
             </w:rPr>
           </w:pPr>
-          <w:hyperlink w:anchor="_Toc241747833" w:history="1">
+          <w:hyperlink w:anchor="_Toc241771680" w:history="1">
             <w:r>
               <w:rPr>
                 <w:rStyle w:val="Hyperlink"/>
@@ -300,7 +300,7 @@
               <w:rPr>
                 <w:noProof/>
               </w:rPr>
-              <w:instrText xml:space="preserve"> PAGEREF _Toc241747833 \h </w:instrText>
+              <w:instrText xml:space="preserve"> PAGEREF _Toc241771680 \h </w:instrText>
             </w:r>
             <w:r>
               <w:rPr>
@@ -342,7 +342,7 @@
               <w14:ligatures w14:val="standardContextual"/>
             </w:rPr>
           </w:pPr>
-          <w:hyperlink w:anchor="_Toc241747834" w:history="1">
+          <w:hyperlink w:anchor="_Toc241771681" w:history="1">
             <w:r>
               <w:rPr>
                 <w:rStyle w:val="Hyperlink"/>
@@ -366,7 +366,7 @@
               <w:rPr>
                 <w:noProof/>
               </w:rPr>
-              <w:instrText xml:space="preserve"> PAGEREF _Toc241747834 \h </w:instrText>
+              <w:instrText xml:space="preserve"> PAGEREF _Toc241771681 \h </w:instrText>
             </w:r>
             <w:r>
               <w:rPr>
@@ -408,7 +408,7 @@
               <w14:ligatures w14:val="standardContextual"/>
             </w:rPr>
           </w:pPr>
-          <w:hyperlink w:anchor="_Toc241747835" w:history="1">
+          <w:hyperlink w:anchor="_Toc241771682" w:history="1">
             <w:r>
               <w:rPr>
                 <w:rStyle w:val="Hyperlink"/>
@@ -432,7 +432,7 @@
               <w:rPr>
                 <w:noProof/>
               </w:rPr>
-              <w:instrText xml:space="preserve"> PAGEREF _Toc241747835 \h </w:instrText>
+              <w:instrText xml:space="preserve"> PAGEREF _Toc241771682 \h </w:instrText>
             </w:r>
             <w:r>
               <w:rPr>
@@ -474,7 +474,7 @@
               <w14:ligatures w14:val="standardContextual"/>
             </w:rPr>
           </w:pPr>
-          <w:hyperlink w:anchor="_Toc241747836" w:history="1">
+          <w:hyperlink w:anchor="_Toc241771683" w:history="1">
             <w:r>
               <w:rPr>
                 <w:rStyle w:val="Hyperlink"/>
@@ -498,7 +498,7 @@
               <w:rPr>
                 <w:noProof/>
               </w:rPr>
-              <w:instrText xml:space="preserve"> PAGEREF _Toc241747836 \h </w:instrText>
+              <w:instrText xml:space="preserve"> PAGEREF _Toc241771683 \h </w:instrText>
             </w:r>
             <w:r>
               <w:rPr>
@@ -540,7 +540,7 @@
               <w14:ligatures w14:val="standardContextual"/>
             </w:rPr>
           </w:pPr>
-          <w:hyperlink w:anchor="_Toc241747837" w:history="1">
+          <w:hyperlink w:anchor="_Toc241771684" w:history="1">
             <w:r>
               <w:rPr>
                 <w:rStyle w:val="Hyperlink"/>
@@ -564,7 +564,7 @@
               <w:rPr>
                 <w:noProof/>
               </w:rPr>
-              <w:instrText xml:space="preserve"> PAGEREF _Toc241747837 \h </w:instrText>
+              <w:instrText xml:space="preserve"> PAGEREF _Toc241771684 \h </w:instrText>
             </w:r>
             <w:r>
               <w:rPr>
@@ -606,7 +606,7 @@
               <w14:ligatures w14:val="standardContextual"/>
             </w:rPr>
           </w:pPr>
-          <w:hyperlink w:anchor="_Toc241747838" w:history="1">
+          <w:hyperlink w:anchor="_Toc241771685" w:history="1">
             <w:r>
               <w:rPr>
                 <w:rStyle w:val="Hyperlink"/>
@@ -630,7 +630,7 @@
               <w:rPr>
                 <w:noProof/>
               </w:rPr>
-              <w:instrText xml:space="preserve"> PAGEREF _Toc241747838 \h </w:instrText>
+              <w:instrText xml:space="preserve"> PAGEREF _Toc241771685 \h </w:instrText>
             </w:r>
             <w:r>
               <w:rPr>
@@ -672,7 +672,7 @@
               <w14:ligatures w14:val="standardContextual"/>
             </w:rPr>
           </w:pPr>
-          <w:hyperlink w:anchor="_Toc241747839" w:history="1">
+          <w:hyperlink w:anchor="_Toc241771686" w:history="1">
             <w:r>
               <w:rPr>
                 <w:rStyle w:val="Hyperlink"/>
@@ -696,7 +696,7 @@
               <w:rPr>
                 <w:noProof/>
               </w:rPr>
-              <w:instrText xml:space="preserve"> PAGEREF _Toc241747839 \h </w:instrText>
+              <w:instrText xml:space="preserve"> PAGEREF _Toc241771686 \h </w:instrText>
             </w:r>
             <w:r>
               <w:rPr>
@@ -738,7 +738,7 @@
               <w14:ligatures w14:val="standardContextual"/>
             </w:rPr>
           </w:pPr>
-          <w:hyperlink w:anchor="_Toc241747840" w:history="1">
+          <w:hyperlink w:anchor="_Toc241771687" w:history="1">
             <w:r>
               <w:rPr>
                 <w:rStyle w:val="Hyperlink"/>
@@ -762,7 +762,7 @@
               <w:rPr>
                 <w:noProof/>
               </w:rPr>
-              <w:instrText xml:space="preserve"> PAGEREF _Toc241747840 \h </w:instrText>
+              <w:instrText xml:space="preserve"> PAGEREF _Toc241771687 \h </w:instrText>
             </w:r>
             <w:r>
               <w:rPr>
@@ -804,7 +804,7 @@
               <w14:ligatures w14:val="standardContextual"/>
             </w:rPr>
           </w:pPr>
-          <w:hyperlink w:anchor="_Toc241747841" w:history="1">
+          <w:hyperlink w:anchor="_Toc241771688" w:history="1">
             <w:r>
               <w:rPr>
                 <w:rStyle w:val="Hyperlink"/>
@@ -828,7 +828,7 @@
               <w:rPr>
                 <w:noProof/>
               </w:rPr>
-              <w:instrText xml:space="preserve"> PAGEREF _Toc241747841 \h </w:instrText>
+              <w:instrText xml:space="preserve"> PAGEREF _Toc241771688 \h </w:instrText>
             </w:r>
             <w:r>
               <w:rPr>
@@ -870,7 +870,7 @@
               <w14:ligatures w14:val="standardContextual"/>
             </w:rPr>
           </w:pPr>
-          <w:hyperlink w:anchor="_Toc241747842" w:history="1">
+          <w:hyperlink w:anchor="_Toc241771689" w:history="1">
             <w:r>
               <w:rPr>
                 <w:rStyle w:val="Hyperlink"/>
@@ -894,7 +894,73 @@
               <w:rPr>
                 <w:noProof/>
               </w:rPr>
-              <w:instrText xml:space="preserve"> PAGEREF _Toc241747842 \h </w:instrText>
+              <w:instrText xml:space="preserve"> PAGEREF _Toc241771689 \h </w:instrText>
+            </w:r>
+            <w:r>
+              <w:rPr>
+                <w:noProof/>
+              </w:rPr>
+            </w:r>
+            <w:r>
+              <w:rPr>
+                <w:noProof/>
+              </w:rPr>
+              <w:fldChar w:fldCharType="separate"/>
+            </w:r>
+            <w:r>
+              <w:rPr>
+                <w:noProof/>
+              </w:rPr>
+              <w:t>8</w:t>
+            </w:r>
+            <w:r>
+              <w:rPr>
+                <w:noProof/>
+              </w:rPr>
+              <w:fldChar w:fldCharType="end"/>
+            </w:r>
+          </w:hyperlink>
+        </w:p>
+        <w:p>
+          <w:pPr>
+            <w:pStyle w:val="TOC2"/>
+            <w:tabs>
+              <w:tab w:val="right" w:leader="dot" w:pos="9350"/>
+            </w:tabs>
+            <w:rPr>
+              <w:rFonts w:asciiTheme="minorHAnsi" w:eastAsiaTheme="minorEastAsia" w:hAnsiTheme="minorHAnsi" w:cstheme="minorBidi"/>
+              <w:noProof/>
+              <w:kern w:val="2"/>
+              <w:sz w:val="24"/>
+              <w:szCs w:val="24"/>
+              <w14:ligatures w14:val="standardContextual"/>
+            </w:rPr>
+          </w:pPr>
+          <w:hyperlink w:anchor="_Toc241771690" w:history="1">
+            <w:r>
+              <w:rPr>
+                <w:rStyle w:val="Hyperlink"/>
+                <w:noProof/>
+              </w:rPr>
+              <w:t>3.6 Speaking while thinking, and being interrupted (speech.py)</w:t>
+            </w:r>
+            <w:r>
+              <w:rPr>
+                <w:noProof/>
+              </w:rPr>
+              <w:tab/>
+            </w:r>
+            <w:r>
+              <w:rPr>
+                <w:noProof/>
+              </w:rPr>
+              <w:fldChar w:fldCharType="begin"/>
+            </w:r>
+            <w:r>
+              <w:rPr>
+                <w:noProof/>
+              </w:rPr>
+              <w:instrText xml:space="preserve"> PAGEREF _Toc241771690 \h </w:instrText>
             </w:r>
             <w:r>
               <w:rPr>
@@ -936,7 +1002,7 @@
               <w14:ligatures w14:val="standardContextual"/>
             </w:rPr>
           </w:pPr>
-          <w:hyperlink w:anchor="_Toc241747843" w:history="1">
+          <w:hyperlink w:anchor="_Toc241771691" w:history="1">
             <w:r>
               <w:rPr>
                 <w:rStyle w:val="Hyperlink"/>
@@ -960,7 +1026,7 @@
               <w:rPr>
                 <w:noProof/>
               </w:rPr>
-              <w:instrText xml:space="preserve"> PAGEREF _Toc241747843 \h </w:instrText>
+              <w:instrText xml:space="preserve"> PAGEREF _Toc241771691 \h </w:instrText>
             </w:r>
             <w:r>
               <w:rPr>
@@ -977,7 +1043,7 @@
               <w:rPr>
                 <w:noProof/>
               </w:rPr>
-              <w:t>8</w:t>
+              <w:t>9</w:t>
             </w:r>
             <w:r>
               <w:rPr>
@@ -1002,7 +1068,7 @@
               <w14:ligatures w14:val="standardContextual"/>
             </w:rPr>
           </w:pPr>
-          <w:hyperlink w:anchor="_Toc241747844" w:history="1">
+          <w:hyperlink w:anchor="_Toc241771692" w:history="1">
             <w:r>
               <w:rPr>
                 <w:rStyle w:val="Hyperlink"/>
@@ -1026,7 +1092,7 @@
               <w:rPr>
                 <w:noProof/>
               </w:rPr>
-              <w:instrText xml:space="preserve"> PAGEREF _Toc241747844 \h </w:instrText>
+              <w:instrText xml:space="preserve"> PAGEREF _Toc241771692 \h </w:instrText>
             </w:r>
             <w:r>
               <w:rPr>
@@ -1068,7 +1134,7 @@
               <w14:ligatures w14:val="standardContextual"/>
             </w:rPr>
           </w:pPr>
-          <w:hyperlink w:anchor="_Toc241747845" w:history="1">
+          <w:hyperlink w:anchor="_Toc241771693" w:history="1">
             <w:r>
               <w:rPr>
                 <w:rStyle w:val="Hyperlink"/>
@@ -1092,7 +1158,7 @@
               <w:rPr>
                 <w:noProof/>
               </w:rPr>
-              <w:instrText xml:space="preserve"> PAGEREF _Toc241747845 \h </w:instrText>
+              <w:instrText xml:space="preserve"> PAGEREF _Toc241771693 \h </w:instrText>
             </w:r>
             <w:r>
               <w:rPr>
@@ -1134,7 +1200,7 @@
               <w14:ligatures w14:val="standardContextual"/>
             </w:rPr>
           </w:pPr>
-          <w:hyperlink w:anchor="_Toc241747846" w:history="1">
+          <w:hyperlink w:anchor="_Toc241771694" w:history="1">
             <w:r>
               <w:rPr>
                 <w:rStyle w:val="Hyperlink"/>
@@ -1158,7 +1224,7 @@
               <w:rPr>
                 <w:noProof/>
               </w:rPr>
-              <w:instrText xml:space="preserve"> PAGEREF _Toc241747846 \h </w:instrText>
+              <w:instrText xml:space="preserve"> PAGEREF _Toc241771694 \h </w:instrText>
             </w:r>
             <w:r>
               <w:rPr>
@@ -1200,7 +1266,7 @@
               <w14:ligatures w14:val="standardContextual"/>
             </w:rPr>
           </w:pPr>
-          <w:hyperlink w:anchor="_Toc241747847" w:history="1">
+          <w:hyperlink w:anchor="_Toc241771695" w:history="1">
             <w:r>
               <w:rPr>
                 <w:rStyle w:val="Hyperlink"/>
@@ -1224,7 +1290,7 @@
               <w:rPr>
                 <w:noProof/>
               </w:rPr>
-              <w:instrText xml:space="preserve"> PAGEREF _Toc241747847 \h </w:instrText>
+              <w:instrText xml:space="preserve"> PAGEREF _Toc241771695 \h </w:instrText>
             </w:r>
             <w:r>
               <w:rPr>
@@ -1241,7 +1307,7 @@
               <w:rPr>
                 <w:noProof/>
               </w:rPr>
-              <w:t>9</w:t>
+              <w:t>10</w:t>
             </w:r>
             <w:r>
               <w:rPr>
@@ -1266,7 +1332,7 @@
               <w14:ligatures w14:val="standardContextual"/>
             </w:rPr>
           </w:pPr>
-          <w:hyperlink w:anchor="_Toc241747848" w:history="1">
+          <w:hyperlink w:anchor="_Toc241771696" w:history="1">
             <w:r>
               <w:rPr>
                 <w:rStyle w:val="Hyperlink"/>
@@ -1290,7 +1356,7 @@
               <w:rPr>
                 <w:noProof/>
               </w:rPr>
-              <w:instrText xml:space="preserve"> PAGEREF _Toc241747848 \h </w:instrText>
+              <w:instrText xml:space="preserve"> PAGEREF _Toc241771696 \h </w:instrText>
             </w:r>
             <w:r>
               <w:rPr>
@@ -1307,7 +1373,7 @@
               <w:rPr>
                 <w:noProof/>
               </w:rPr>
-              <w:t>9</w:t>
+              <w:t>10</w:t>
             </w:r>
             <w:r>
               <w:rPr>
@@ -1332,7 +1398,7 @@
               <w14:ligatures w14:val="standardContextual"/>
             </w:rPr>
           </w:pPr>
-          <w:hyperlink w:anchor="_Toc241747849" w:history="1">
+          <w:hyperlink w:anchor="_Toc241771697" w:history="1">
             <w:r>
               <w:rPr>
                 <w:rStyle w:val="Hyperlink"/>
@@ -1356,7 +1422,7 @@
               <w:rPr>
                 <w:noProof/>
               </w:rPr>
-              <w:instrText xml:space="preserve"> PAGEREF _Toc241747849 \h </w:instrText>
+              <w:instrText xml:space="preserve"> PAGEREF _Toc241771697 \h </w:instrText>
             </w:r>
             <w:r>
               <w:rPr>
@@ -1373,7 +1439,7 @@
               <w:rPr>
                 <w:noProof/>
               </w:rPr>
-              <w:t>9</w:t>
+              <w:t>10</w:t>
             </w:r>
             <w:r>
               <w:rPr>
@@ -1398,7 +1464,7 @@
               <w14:ligatures w14:val="standardContextual"/>
             </w:rPr>
           </w:pPr>
-          <w:hyperlink w:anchor="_Toc241747850" w:history="1">
+          <w:hyperlink w:anchor="_Toc241771698" w:history="1">
             <w:r>
               <w:rPr>
                 <w:rStyle w:val="Hyperlink"/>
@@ -1422,7 +1488,7 @@
               <w:rPr>
                 <w:noProof/>
               </w:rPr>
-              <w:instrText xml:space="preserve"> PAGEREF _Toc241747850 \h </w:instrText>
+              <w:instrText xml:space="preserve"> PAGEREF _Toc241771698 \h </w:instrText>
             </w:r>
             <w:r>
               <w:rPr>
@@ -1440,6 +1506,138 @@
                 <w:noProof/>
               </w:rPr>
               <w:t>10</w:t>
+            </w:r>
+            <w:r>
+              <w:rPr>
+                <w:noProof/>
+              </w:rPr>
+              <w:fldChar w:fldCharType="end"/>
+            </w:r>
+          </w:hyperlink>
+        </w:p>
+        <w:p>
+          <w:pPr>
+            <w:pStyle w:val="TOC2"/>
+            <w:tabs>
+              <w:tab w:val="right" w:leader="dot" w:pos="9350"/>
+            </w:tabs>
+            <w:rPr>
+              <w:rFonts w:asciiTheme="minorHAnsi" w:eastAsiaTheme="minorEastAsia" w:hAnsiTheme="minorHAnsi" w:cstheme="minorBidi"/>
+              <w:noProof/>
+              <w:kern w:val="2"/>
+              <w:sz w:val="24"/>
+              <w:szCs w:val="24"/>
+              <w14:ligatures w14:val="standardContextual"/>
+            </w:rPr>
+          </w:pPr>
+          <w:hyperlink w:anchor="_Toc241771699" w:history="1">
+            <w:r>
+              <w:rPr>
+                <w:rStyle w:val="Hyperlink"/>
+                <w:noProof/>
+              </w:rPr>
+              <w:t>4.8 Only the tools a request needs (toolselect.py)</w:t>
+            </w:r>
+            <w:r>
+              <w:rPr>
+                <w:noProof/>
+              </w:rPr>
+              <w:tab/>
+            </w:r>
+            <w:r>
+              <w:rPr>
+                <w:noProof/>
+              </w:rPr>
+              <w:fldChar w:fldCharType="begin"/>
+            </w:r>
+            <w:r>
+              <w:rPr>
+                <w:noProof/>
+              </w:rPr>
+              <w:instrText xml:space="preserve"> PAGEREF _Toc241771699 \h </w:instrText>
+            </w:r>
+            <w:r>
+              <w:rPr>
+                <w:noProof/>
+              </w:rPr>
+            </w:r>
+            <w:r>
+              <w:rPr>
+                <w:noProof/>
+              </w:rPr>
+              <w:fldChar w:fldCharType="separate"/>
+            </w:r>
+            <w:r>
+              <w:rPr>
+                <w:noProof/>
+              </w:rPr>
+              <w:t>10</w:t>
+            </w:r>
+            <w:r>
+              <w:rPr>
+                <w:noProof/>
+              </w:rPr>
+              <w:fldChar w:fldCharType="end"/>
+            </w:r>
+          </w:hyperlink>
+        </w:p>
+        <w:p>
+          <w:pPr>
+            <w:pStyle w:val="TOC2"/>
+            <w:tabs>
+              <w:tab w:val="right" w:leader="dot" w:pos="9350"/>
+            </w:tabs>
+            <w:rPr>
+              <w:rFonts w:asciiTheme="minorHAnsi" w:eastAsiaTheme="minorEastAsia" w:hAnsiTheme="minorHAnsi" w:cstheme="minorBidi"/>
+              <w:noProof/>
+              <w:kern w:val="2"/>
+              <w:sz w:val="24"/>
+              <w:szCs w:val="24"/>
+              <w14:ligatures w14:val="standardContextual"/>
+            </w:rPr>
+          </w:pPr>
+          <w:hyperlink w:anchor="_Toc241771700" w:history="1">
+            <w:r>
+              <w:rPr>
+                <w:rStyle w:val="Hyperlink"/>
+                <w:noProof/>
+              </w:rPr>
+              <w:t>4.9 Voice ID (voiceid.py)</w:t>
+            </w:r>
+            <w:r>
+              <w:rPr>
+                <w:noProof/>
+              </w:rPr>
+              <w:tab/>
+            </w:r>
+            <w:r>
+              <w:rPr>
+                <w:noProof/>
+              </w:rPr>
+              <w:fldChar w:fldCharType="begin"/>
+            </w:r>
+            <w:r>
+              <w:rPr>
+                <w:noProof/>
+              </w:rPr>
+              <w:instrText xml:space="preserve"> PAGEREF _Toc241771700 \h </w:instrText>
+            </w:r>
+            <w:r>
+              <w:rPr>
+                <w:noProof/>
+              </w:rPr>
+            </w:r>
+            <w:r>
+              <w:rPr>
+                <w:noProof/>
+              </w:rPr>
+              <w:fldChar w:fldCharType="separate"/>
+            </w:r>
+            <w:r>
+              <w:rPr>
+                <w:noProof/>
+              </w:rPr>
+              <w:t>11</w:t>
             </w:r>
             <w:r>
               <w:rPr>
@@ -1464,7 +1662,7 @@
               <w14:ligatures w14:val="standardContextual"/>
             </w:rPr>
           </w:pPr>
-          <w:hyperlink w:anchor="_Toc241747851" w:history="1">
+          <w:hyperlink w:anchor="_Toc241771701" w:history="1">
             <w:r>
               <w:rPr>
                 <w:rStyle w:val="Hyperlink"/>
@@ -1488,7 +1686,7 @@
               <w:rPr>
                 <w:noProof/>
               </w:rPr>
-              <w:instrText xml:space="preserve"> PAGEREF _Toc241747851 \h </w:instrText>
+              <w:instrText xml:space="preserve"> PAGEREF _Toc241771701 \h </w:instrText>
             </w:r>
             <w:r>
               <w:rPr>
@@ -1505,7 +1703,7 @@
               <w:rPr>
                 <w:noProof/>
               </w:rPr>
-              <w:t>10</w:t>
+              <w:t>11</w:t>
             </w:r>
             <w:r>
               <w:rPr>
@@ -1530,7 +1728,7 @@
               <w14:ligatures w14:val="standardContextual"/>
             </w:rPr>
           </w:pPr>
-          <w:hyperlink w:anchor="_Toc241747852" w:history="1">
+          <w:hyperlink w:anchor="_Toc241771702" w:history="1">
             <w:r>
               <w:rPr>
                 <w:rStyle w:val="Hyperlink"/>
@@ -1554,7 +1752,7 @@
               <w:rPr>
                 <w:noProof/>
               </w:rPr>
-              <w:instrText xml:space="preserve"> PAGEREF _Toc241747852 \h </w:instrText>
+              <w:instrText xml:space="preserve"> PAGEREF _Toc241771702 \h </w:instrText>
             </w:r>
             <w:r>
               <w:rPr>
@@ -1571,7 +1769,7 @@
               <w:rPr>
                 <w:noProof/>
               </w:rPr>
-              <w:t>11</w:t>
+              <w:t>12</w:t>
             </w:r>
             <w:r>
               <w:rPr>
@@ -1596,7 +1794,7 @@
               <w14:ligatures w14:val="standardContextual"/>
             </w:rPr>
           </w:pPr>
-          <w:hyperlink w:anchor="_Toc241747853" w:history="1">
+          <w:hyperlink w:anchor="_Toc241771703" w:history="1">
             <w:r>
               <w:rPr>
                 <w:rStyle w:val="Hyperlink"/>
@@ -1620,7 +1818,7 @@
               <w:rPr>
                 <w:noProof/>
               </w:rPr>
-              <w:instrText xml:space="preserve"> PAGEREF _Toc241747853 \h </w:instrText>
+              <w:instrText xml:space="preserve"> PAGEREF _Toc241771703 \h </w:instrText>
             </w:r>
             <w:r>
               <w:rPr>
@@ -1637,7 +1835,7 @@
               <w:rPr>
                 <w:noProof/>
               </w:rPr>
-              <w:t>11</w:t>
+              <w:t>12</w:t>
             </w:r>
             <w:r>
               <w:rPr>
@@ -1662,7 +1860,7 @@
               <w14:ligatures w14:val="standardContextual"/>
             </w:rPr>
           </w:pPr>
-          <w:hyperlink w:anchor="_Toc241747854" w:history="1">
+          <w:hyperlink w:anchor="_Toc241771704" w:history="1">
             <w:r>
               <w:rPr>
                 <w:rStyle w:val="Hyperlink"/>
@@ -1686,7 +1884,7 @@
               <w:rPr>
                 <w:noProof/>
               </w:rPr>
-              <w:instrText xml:space="preserve"> PAGEREF _Toc241747854 \h </w:instrText>
+              <w:instrText xml:space="preserve"> PAGEREF _Toc241771704 \h </w:instrText>
             </w:r>
             <w:r>
               <w:rPr>
@@ -1703,7 +1901,7 @@
               <w:rPr>
                 <w:noProof/>
               </w:rPr>
-              <w:t>11</w:t>
+              <w:t>12</w:t>
             </w:r>
             <w:r>
               <w:rPr>
@@ -1728,7 +1926,7 @@
               <w14:ligatures w14:val="standardContextual"/>
             </w:rPr>
           </w:pPr>
-          <w:hyperlink w:anchor="_Toc241747855" w:history="1">
+          <w:hyperlink w:anchor="_Toc241771705" w:history="1">
             <w:r>
               <w:rPr>
                 <w:rStyle w:val="Hyperlink"/>
@@ -1752,7 +1950,7 @@
               <w:rPr>
                 <w:noProof/>
               </w:rPr>
-              <w:instrText xml:space="preserve"> PAGEREF _Toc241747855 \h </w:instrText>
+              <w:instrText xml:space="preserve"> PAGEREF _Toc241771705 \h </w:instrText>
             </w:r>
             <w:r>
               <w:rPr>
@@ -1769,7 +1967,7 @@
               <w:rPr>
                 <w:noProof/>
               </w:rPr>
-              <w:t>11</w:t>
+              <w:t>13</w:t>
             </w:r>
             <w:r>
               <w:rPr>
@@ -1794,7 +1992,7 @@
               <w14:ligatures w14:val="standardContextual"/>
             </w:rPr>
           </w:pPr>
-          <w:hyperlink w:anchor="_Toc241747856" w:history="1">
+          <w:hyperlink w:anchor="_Toc241771706" w:history="1">
             <w:r>
               <w:rPr>
                 <w:rStyle w:val="Hyperlink"/>
@@ -1818,7 +2016,7 @@
               <w:rPr>
                 <w:noProof/>
               </w:rPr>
-              <w:instrText xml:space="preserve"> PAGEREF _Toc241747856 \h </w:instrText>
+              <w:instrText xml:space="preserve"> PAGEREF _Toc241771706 \h </w:instrText>
             </w:r>
             <w:r>
               <w:rPr>
@@ -1835,7 +2033,7 @@
               <w:rPr>
                 <w:noProof/>
               </w:rPr>
-              <w:t>12</w:t>
+              <w:t>13</w:t>
             </w:r>
             <w:r>
               <w:rPr>
@@ -1860,7 +2058,7 @@
               <w14:ligatures w14:val="standardContextual"/>
             </w:rPr>
           </w:pPr>
-          <w:hyperlink w:anchor="_Toc241747857" w:history="1">
+          <w:hyperlink w:anchor="_Toc241771707" w:history="1">
             <w:r>
               <w:rPr>
                 <w:rStyle w:val="Hyperlink"/>
@@ -1884,7 +2082,7 @@
               <w:rPr>
                 <w:noProof/>
               </w:rPr>
-              <w:instrText xml:space="preserve"> PAGEREF _Toc241747857 \h </w:instrText>
+              <w:instrText xml:space="preserve"> PAGEREF _Toc241771707 \h </w:instrText>
             </w:r>
             <w:r>
               <w:rPr>
@@ -1901,7 +2099,73 @@
               <w:rPr>
                 <w:noProof/>
               </w:rPr>
-              <w:t>12</w:t>
+              <w:t>14</w:t>
+            </w:r>
+            <w:r>
+              <w:rPr>
+                <w:noProof/>
+              </w:rPr>
+              <w:fldChar w:fldCharType="end"/>
+            </w:r>
+          </w:hyperlink>
+        </w:p>
+        <w:p>
+          <w:pPr>
+            <w:pStyle w:val="TOC2"/>
+            <w:tabs>
+              <w:tab w:val="right" w:leader="dot" w:pos="9350"/>
+            </w:tabs>
+            <w:rPr>
+              <w:rFonts w:asciiTheme="minorHAnsi" w:eastAsiaTheme="minorEastAsia" w:hAnsiTheme="minorHAnsi" w:cstheme="minorBidi"/>
+              <w:noProof/>
+              <w:kern w:val="2"/>
+              <w:sz w:val="24"/>
+              <w:szCs w:val="24"/>
+              <w14:ligatures w14:val="standardContextual"/>
+            </w:rPr>
+          </w:pPr>
+          <w:hyperlink w:anchor="_Toc241771708" w:history="1">
+            <w:r>
+              <w:rPr>
+                <w:rStyle w:val="Hyperlink"/>
+                <w:noProof/>
+              </w:rPr>
+              <w:t>6.5 Read my screen (tools/screen.py)</w:t>
+            </w:r>
+            <w:r>
+              <w:rPr>
+                <w:noProof/>
+              </w:rPr>
+              <w:tab/>
+            </w:r>
+            <w:r>
+              <w:rPr>
+                <w:noProof/>
+              </w:rPr>
+              <w:fldChar w:fldCharType="begin"/>
+            </w:r>
+            <w:r>
+              <w:rPr>
+                <w:noProof/>
+              </w:rPr>
+              <w:instrText xml:space="preserve"> PAGEREF _Toc241771708 \h </w:instrText>
+            </w:r>
+            <w:r>
+              <w:rPr>
+                <w:noProof/>
+              </w:rPr>
+            </w:r>
+            <w:r>
+              <w:rPr>
+                <w:noProof/>
+              </w:rPr>
+              <w:fldChar w:fldCharType="separate"/>
+            </w:r>
+            <w:r>
+              <w:rPr>
+                <w:noProof/>
+              </w:rPr>
+              <w:t>15</w:t>
             </w:r>
             <w:r>
               <w:rPr>
@@ -1926,7 +2190,7 @@
               <w14:ligatures w14:val="standardContextual"/>
             </w:rPr>
           </w:pPr>
-          <w:hyperlink w:anchor="_Toc241747858" w:history="1">
+          <w:hyperlink w:anchor="_Toc241771709" w:history="1">
             <w:r>
               <w:rPr>
                 <w:rStyle w:val="Hyperlink"/>
@@ -1950,7 +2214,7 @@
               <w:rPr>
                 <w:noProof/>
               </w:rPr>
-              <w:instrText xml:space="preserve"> PAGEREF _Toc241747858 \h </w:instrText>
+              <w:instrText xml:space="preserve"> PAGEREF _Toc241771709 \h </w:instrText>
             </w:r>
             <w:r>
               <w:rPr>
@@ -1967,7 +2231,7 @@
               <w:rPr>
                 <w:noProof/>
               </w:rPr>
-              <w:t>13</w:t>
+              <w:t>15</w:t>
             </w:r>
             <w:r>
               <w:rPr>
@@ -1992,7 +2256,7 @@
               <w14:ligatures w14:val="standardContextual"/>
             </w:rPr>
           </w:pPr>
-          <w:hyperlink w:anchor="_Toc241747859" w:history="1">
+          <w:hyperlink w:anchor="_Toc241771710" w:history="1">
             <w:r>
               <w:rPr>
                 <w:rStyle w:val="Hyperlink"/>
@@ -2016,7 +2280,7 @@
               <w:rPr>
                 <w:noProof/>
               </w:rPr>
-              <w:instrText xml:space="preserve"> PAGEREF _Toc241747859 \h </w:instrText>
+              <w:instrText xml:space="preserve"> PAGEREF _Toc241771710 \h </w:instrText>
             </w:r>
             <w:r>
               <w:rPr>
@@ -2033,7 +2297,7 @@
               <w:rPr>
                 <w:noProof/>
               </w:rPr>
-              <w:t>13</w:t>
+              <w:t>15</w:t>
             </w:r>
             <w:r>
               <w:rPr>
@@ -2058,7 +2322,7 @@
               <w14:ligatures w14:val="standardContextual"/>
             </w:rPr>
           </w:pPr>
-          <w:hyperlink w:anchor="_Toc241747860" w:history="1">
+          <w:hyperlink w:anchor="_Toc241771711" w:history="1">
             <w:r>
               <w:rPr>
                 <w:rStyle w:val="Hyperlink"/>
@@ -2082,7 +2346,7 @@
               <w:rPr>
                 <w:noProof/>
               </w:rPr>
-              <w:instrText xml:space="preserve"> PAGEREF _Toc241747860 \h </w:instrText>
+              <w:instrText xml:space="preserve"> PAGEREF _Toc241771711 \h </w:instrText>
             </w:r>
             <w:r>
               <w:rPr>
@@ -2099,7 +2363,7 @@
               <w:rPr>
                 <w:noProof/>
               </w:rPr>
-              <w:t>14</w:t>
+              <w:t>15</w:t>
             </w:r>
             <w:r>
               <w:rPr>
@@ -2124,7 +2388,7 @@
               <w14:ligatures w14:val="standardContextual"/>
             </w:rPr>
           </w:pPr>
-          <w:hyperlink w:anchor="_Toc241747861" w:history="1">
+          <w:hyperlink w:anchor="_Toc241771712" w:history="1">
             <w:r>
               <w:rPr>
                 <w:rStyle w:val="Hyperlink"/>
@@ -2148,7 +2412,7 @@
               <w:rPr>
                 <w:noProof/>
               </w:rPr>
-              <w:instrText xml:space="preserve"> PAGEREF _Toc241747861 \h </w:instrText>
+              <w:instrText xml:space="preserve"> PAGEREF _Toc241771712 \h </w:instrText>
             </w:r>
             <w:r>
               <w:rPr>
@@ -2165,7 +2429,7 @@
               <w:rPr>
                 <w:noProof/>
               </w:rPr>
-              <w:t>14</w:t>
+              <w:t>15</w:t>
             </w:r>
             <w:r>
               <w:rPr>
@@ -2190,7 +2454,7 @@
               <w14:ligatures w14:val="standardContextual"/>
             </w:rPr>
           </w:pPr>
-          <w:hyperlink w:anchor="_Toc241747862" w:history="1">
+          <w:hyperlink w:anchor="_Toc241771713" w:history="1">
             <w:r>
               <w:rPr>
                 <w:rStyle w:val="Hyperlink"/>
@@ -2214,7 +2478,7 @@
               <w:rPr>
                 <w:noProof/>
               </w:rPr>
-              <w:instrText xml:space="preserve"> PAGEREF _Toc241747862 \h </w:instrText>
+              <w:instrText xml:space="preserve"> PAGEREF _Toc241771713 \h </w:instrText>
             </w:r>
             <w:r>
               <w:rPr>
@@ -2231,7 +2495,7 @@
               <w:rPr>
                 <w:noProof/>
               </w:rPr>
-              <w:t>14</w:t>
+              <w:t>15</w:t>
             </w:r>
             <w:r>
               <w:rPr>
@@ -2256,7 +2520,7 @@
               <w14:ligatures w14:val="standardContextual"/>
             </w:rPr>
           </w:pPr>
-          <w:hyperlink w:anchor="_Toc241747863" w:history="1">
+          <w:hyperlink w:anchor="_Toc241771714" w:history="1">
             <w:r>
               <w:rPr>
                 <w:rStyle w:val="Hyperlink"/>
@@ -2280,7 +2544,7 @@
               <w:rPr>
                 <w:noProof/>
               </w:rPr>
-              <w:instrText xml:space="preserve"> PAGEREF _Toc241747863 \h </w:instrText>
+              <w:instrText xml:space="preserve"> PAGEREF _Toc241771714 \h </w:instrText>
             </w:r>
             <w:r>
               <w:rPr>
@@ -2297,7 +2561,73 @@
               <w:rPr>
                 <w:noProof/>
               </w:rPr>
-              <w:t>14</w:t>
+              <w:t>16</w:t>
+            </w:r>
+            <w:r>
+              <w:rPr>
+                <w:noProof/>
+              </w:rPr>
+              <w:fldChar w:fldCharType="end"/>
+            </w:r>
+          </w:hyperlink>
+        </w:p>
+        <w:p>
+          <w:pPr>
+            <w:pStyle w:val="TOC2"/>
+            <w:tabs>
+              <w:tab w:val="right" w:leader="dot" w:pos="9350"/>
+            </w:tabs>
+            <w:rPr>
+              <w:rFonts w:asciiTheme="minorHAnsi" w:eastAsiaTheme="minorEastAsia" w:hAnsiTheme="minorHAnsi" w:cstheme="minorBidi"/>
+              <w:noProof/>
+              <w:kern w:val="2"/>
+              <w:sz w:val="24"/>
+              <w:szCs w:val="24"/>
+              <w14:ligatures w14:val="standardContextual"/>
+            </w:rPr>
+          </w:pPr>
+          <w:hyperlink w:anchor="_Toc241771715" w:history="1">
+            <w:r>
+              <w:rPr>
+                <w:rStyle w:val="Hyperlink"/>
+                <w:noProof/>
+              </w:rPr>
+              <w:t>8.3 Deadline countdown (alerts.py)</w:t>
+            </w:r>
+            <w:r>
+              <w:rPr>
+                <w:noProof/>
+              </w:rPr>
+              <w:tab/>
+            </w:r>
+            <w:r>
+              <w:rPr>
+                <w:noProof/>
+              </w:rPr>
+              <w:fldChar w:fldCharType="begin"/>
+            </w:r>
+            <w:r>
+              <w:rPr>
+                <w:noProof/>
+              </w:rPr>
+              <w:instrText xml:space="preserve"> PAGEREF _Toc241771715 \h </w:instrText>
+            </w:r>
+            <w:r>
+              <w:rPr>
+                <w:noProof/>
+              </w:rPr>
+            </w:r>
+            <w:r>
+              <w:rPr>
+                <w:noProof/>
+              </w:rPr>
+              <w:fldChar w:fldCharType="separate"/>
+            </w:r>
+            <w:r>
+              <w:rPr>
+                <w:noProof/>
+              </w:rPr>
+              <w:t>16</w:t>
             </w:r>
             <w:r>
               <w:rPr>
@@ -2322,7 +2652,7 @@
               <w14:ligatures w14:val="standardContextual"/>
             </w:rPr>
           </w:pPr>
-          <w:hyperlink w:anchor="_Toc241747864" w:history="1">
+          <w:hyperlink w:anchor="_Toc241771716" w:history="1">
             <w:r>
               <w:rPr>
                 <w:rStyle w:val="Hyperlink"/>
@@ -2346,7 +2676,7 @@
               <w:rPr>
                 <w:noProof/>
               </w:rPr>
-              <w:instrText xml:space="preserve"> PAGEREF _Toc241747864 \h </w:instrText>
+              <w:instrText xml:space="preserve"> PAGEREF _Toc241771716 \h </w:instrText>
             </w:r>
             <w:r>
               <w:rPr>
@@ -2363,7 +2693,7 @@
               <w:rPr>
                 <w:noProof/>
               </w:rPr>
-              <w:t>14</w:t>
+              <w:t>16</w:t>
             </w:r>
             <w:r>
               <w:rPr>
@@ -2388,7 +2718,7 @@
               <w14:ligatures w14:val="standardContextual"/>
             </w:rPr>
           </w:pPr>
-          <w:hyperlink w:anchor="_Toc241747865" w:history="1">
+          <w:hyperlink w:anchor="_Toc241771717" w:history="1">
             <w:r>
               <w:rPr>
                 <w:rStyle w:val="Hyperlink"/>
@@ -2412,7 +2742,7 @@
               <w:rPr>
                 <w:noProof/>
               </w:rPr>
-              <w:instrText xml:space="preserve"> PAGEREF _Toc241747865 \h </w:instrText>
+              <w:instrText xml:space="preserve"> PAGEREF _Toc241771717 \h </w:instrText>
             </w:r>
             <w:r>
               <w:rPr>
@@ -2429,7 +2759,7 @@
               <w:rPr>
                 <w:noProof/>
               </w:rPr>
-              <w:t>15</w:t>
+              <w:t>17</w:t>
             </w:r>
             <w:r>
               <w:rPr>
@@ -2454,7 +2784,7 @@
               <w14:ligatures w14:val="standardContextual"/>
             </w:rPr>
           </w:pPr>
-          <w:hyperlink w:anchor="_Toc241747866" w:history="1">
+          <w:hyperlink w:anchor="_Toc241771718" w:history="1">
             <w:r>
               <w:rPr>
                 <w:rStyle w:val="Hyperlink"/>
@@ -2478,7 +2808,7 @@
               <w:rPr>
                 <w:noProof/>
               </w:rPr>
-              <w:instrText xml:space="preserve"> PAGEREF _Toc241747866 \h </w:instrText>
+              <w:instrText xml:space="preserve"> PAGEREF _Toc241771718 \h </w:instrText>
             </w:r>
             <w:r>
               <w:rPr>
@@ -2495,7 +2825,73 @@
               <w:rPr>
                 <w:noProof/>
               </w:rPr>
-              <w:t>15</w:t>
+              <w:t>17</w:t>
+            </w:r>
+            <w:r>
+              <w:rPr>
+                <w:noProof/>
+              </w:rPr>
+              <w:fldChar w:fldCharType="end"/>
+            </w:r>
+          </w:hyperlink>
+        </w:p>
+        <w:p>
+          <w:pPr>
+            <w:pStyle w:val="TOC2"/>
+            <w:tabs>
+              <w:tab w:val="right" w:leader="dot" w:pos="9350"/>
+            </w:tabs>
+            <w:rPr>
+              <w:rFonts w:asciiTheme="minorHAnsi" w:eastAsiaTheme="minorEastAsia" w:hAnsiTheme="minorHAnsi" w:cstheme="minorBidi"/>
+              <w:noProof/>
+              <w:kern w:val="2"/>
+              <w:sz w:val="24"/>
+              <w:szCs w:val="24"/>
+              <w14:ligatures w14:val="standardContextual"/>
+            </w:rPr>
+          </w:pPr>
+          <w:hyperlink w:anchor="_Toc241771719" w:history="1">
+            <w:r>
+              <w:rPr>
+                <w:rStyle w:val="Hyperlink"/>
+                <w:noProof/>
+              </w:rPr>
+              <w:t>9.3 Ask your course material (course.py)</w:t>
+            </w:r>
+            <w:r>
+              <w:rPr>
+                <w:noProof/>
+              </w:rPr>
+              <w:tab/>
+            </w:r>
+            <w:r>
+              <w:rPr>
+                <w:noProof/>
+              </w:rPr>
+              <w:fldChar w:fldCharType="begin"/>
+            </w:r>
+            <w:r>
+              <w:rPr>
+                <w:noProof/>
+              </w:rPr>
+              <w:instrText xml:space="preserve"> PAGEREF _Toc241771719 \h </w:instrText>
+            </w:r>
+            <w:r>
+              <w:rPr>
+                <w:noProof/>
+              </w:rPr>
+            </w:r>
+            <w:r>
+              <w:rPr>
+                <w:noProof/>
+              </w:rPr>
+              <w:fldChar w:fldCharType="separate"/>
+            </w:r>
+            <w:r>
+              <w:rPr>
+                <w:noProof/>
+              </w:rPr>
+              <w:t>18</w:t>
             </w:r>
             <w:r>
               <w:rPr>
@@ -2520,7 +2916,7 @@
               <w14:ligatures w14:val="standardContextual"/>
             </w:rPr>
           </w:pPr>
-          <w:hyperlink w:anchor="_Toc241747867" w:history="1">
+          <w:hyperlink w:anchor="_Toc241771720" w:history="1">
             <w:r>
               <w:rPr>
                 <w:rStyle w:val="Hyperlink"/>
@@ -2544,7 +2940,7 @@
               <w:rPr>
                 <w:noProof/>
               </w:rPr>
-              <w:instrText xml:space="preserve"> PAGEREF _Toc241747867 \h </w:instrText>
+              <w:instrText xml:space="preserve"> PAGEREF _Toc241771720 \h </w:instrText>
             </w:r>
             <w:r>
               <w:rPr>
@@ -2561,7 +2957,7 @@
               <w:rPr>
                 <w:noProof/>
               </w:rPr>
-              <w:t>16</w:t>
+              <w:t>18</w:t>
             </w:r>
             <w:r>
               <w:rPr>
@@ -2586,7 +2982,7 @@
               <w14:ligatures w14:val="standardContextual"/>
             </w:rPr>
           </w:pPr>
-          <w:hyperlink w:anchor="_Toc241747868" w:history="1">
+          <w:hyperlink w:anchor="_Toc241771721" w:history="1">
             <w:r>
               <w:rPr>
                 <w:rStyle w:val="Hyperlink"/>
@@ -2610,7 +3006,7 @@
               <w:rPr>
                 <w:noProof/>
               </w:rPr>
-              <w:instrText xml:space="preserve"> PAGEREF _Toc241747868 \h </w:instrText>
+              <w:instrText xml:space="preserve"> PAGEREF _Toc241771721 \h </w:instrText>
             </w:r>
             <w:r>
               <w:rPr>
@@ -2627,7 +3023,7 @@
               <w:rPr>
                 <w:noProof/>
               </w:rPr>
-              <w:t>16</w:t>
+              <w:t>18</w:t>
             </w:r>
             <w:r>
               <w:rPr>
@@ -2652,7 +3048,7 @@
               <w14:ligatures w14:val="standardContextual"/>
             </w:rPr>
           </w:pPr>
-          <w:hyperlink w:anchor="_Toc241747869" w:history="1">
+          <w:hyperlink w:anchor="_Toc241771722" w:history="1">
             <w:r>
               <w:rPr>
                 <w:rStyle w:val="Hyperlink"/>
@@ -2676,7 +3072,7 @@
               <w:rPr>
                 <w:noProof/>
               </w:rPr>
-              <w:instrText xml:space="preserve"> PAGEREF _Toc241747869 \h </w:instrText>
+              <w:instrText xml:space="preserve"> PAGEREF _Toc241771722 \h </w:instrText>
             </w:r>
             <w:r>
               <w:rPr>
@@ -2693,7 +3089,7 @@
               <w:rPr>
                 <w:noProof/>
               </w:rPr>
-              <w:t>16</w:t>
+              <w:t>18</w:t>
             </w:r>
             <w:r>
               <w:rPr>
@@ -2718,7 +3114,7 @@
               <w14:ligatures w14:val="standardContextual"/>
             </w:rPr>
           </w:pPr>
-          <w:hyperlink w:anchor="_Toc241747870" w:history="1">
+          <w:hyperlink w:anchor="_Toc241771723" w:history="1">
             <w:r>
               <w:rPr>
                 <w:rStyle w:val="Hyperlink"/>
@@ -2742,7 +3138,7 @@
               <w:rPr>
                 <w:noProof/>
               </w:rPr>
-              <w:instrText xml:space="preserve"> PAGEREF _Toc241747870 \h </w:instrText>
+              <w:instrText xml:space="preserve"> PAGEREF _Toc241771723 \h </w:instrText>
             </w:r>
             <w:r>
               <w:rPr>
@@ -2759,7 +3155,73 @@
               <w:rPr>
                 <w:noProof/>
               </w:rPr>
-              <w:t>16</w:t>
+              <w:t>18</w:t>
+            </w:r>
+            <w:r>
+              <w:rPr>
+                <w:noProof/>
+              </w:rPr>
+              <w:fldChar w:fldCharType="end"/>
+            </w:r>
+          </w:hyperlink>
+        </w:p>
+        <w:p>
+          <w:pPr>
+            <w:pStyle w:val="TOC2"/>
+            <w:tabs>
+              <w:tab w:val="right" w:leader="dot" w:pos="9350"/>
+            </w:tabs>
+            <w:rPr>
+              <w:rFonts w:asciiTheme="minorHAnsi" w:eastAsiaTheme="minorEastAsia" w:hAnsiTheme="minorHAnsi" w:cstheme="minorBidi"/>
+              <w:noProof/>
+              <w:kern w:val="2"/>
+              <w:sz w:val="24"/>
+              <w:szCs w:val="24"/>
+              <w14:ligatures w14:val="standardContextual"/>
+            </w:rPr>
+          </w:pPr>
+          <w:hyperlink w:anchor="_Toc241771724" w:history="1">
+            <w:r>
+              <w:rPr>
+                <w:rStyle w:val="Hyperlink"/>
+                <w:noProof/>
+              </w:rPr>
+              <w:t>10.4 Privacy page</w:t>
+            </w:r>
+            <w:r>
+              <w:rPr>
+                <w:noProof/>
+              </w:rPr>
+              <w:tab/>
+            </w:r>
+            <w:r>
+              <w:rPr>
+                <w:noProof/>
+              </w:rPr>
+              <w:fldChar w:fldCharType="begin"/>
+            </w:r>
+            <w:r>
+              <w:rPr>
+                <w:noProof/>
+              </w:rPr>
+              <w:instrText xml:space="preserve"> PAGEREF _Toc241771724 \h </w:instrText>
+            </w:r>
+            <w:r>
+              <w:rPr>
+                <w:noProof/>
+              </w:rPr>
+            </w:r>
+            <w:r>
+              <w:rPr>
+                <w:noProof/>
+              </w:rPr>
+              <w:fldChar w:fldCharType="separate"/>
+            </w:r>
+            <w:r>
+              <w:rPr>
+                <w:noProof/>
+              </w:rPr>
+              <w:t>19</w:t>
             </w:r>
             <w:r>
               <w:rPr>
@@ -2784,7 +3246,7 @@
               <w14:ligatures w14:val="standardContextual"/>
             </w:rPr>
           </w:pPr>
-          <w:hyperlink w:anchor="_Toc241747871" w:history="1">
+          <w:hyperlink w:anchor="_Toc241771725" w:history="1">
             <w:r>
               <w:rPr>
                 <w:rStyle w:val="Hyperlink"/>
@@ -2808,7 +3270,7 @@
               <w:rPr>
                 <w:noProof/>
               </w:rPr>
-              <w:instrText xml:space="preserve"> PAGEREF _Toc241747871 \h </w:instrText>
+              <w:instrText xml:space="preserve"> PAGEREF _Toc241771725 \h </w:instrText>
             </w:r>
             <w:r>
               <w:rPr>
@@ -2825,7 +3287,7 @@
               <w:rPr>
                 <w:noProof/>
               </w:rPr>
-              <w:t>17</w:t>
+              <w:t>19</w:t>
             </w:r>
             <w:r>
               <w:rPr>
@@ -2850,7 +3312,7 @@
               <w14:ligatures w14:val="standardContextual"/>
             </w:rPr>
           </w:pPr>
-          <w:hyperlink w:anchor="_Toc241747872" w:history="1">
+          <w:hyperlink w:anchor="_Toc241771726" w:history="1">
             <w:r>
               <w:rPr>
                 <w:rStyle w:val="Hyperlink"/>
@@ -2874,7 +3336,7 @@
               <w:rPr>
                 <w:noProof/>
               </w:rPr>
-              <w:instrText xml:space="preserve"> PAGEREF _Toc241747872 \h </w:instrText>
+              <w:instrText xml:space="preserve"> PAGEREF _Toc241771726 \h </w:instrText>
             </w:r>
             <w:r>
               <w:rPr>
@@ -2891,7 +3353,7 @@
               <w:rPr>
                 <w:noProof/>
               </w:rPr>
-              <w:t>17</w:t>
+              <w:t>19</w:t>
             </w:r>
             <w:r>
               <w:rPr>
@@ -2916,7 +3378,7 @@
               <w14:ligatures w14:val="standardContextual"/>
             </w:rPr>
           </w:pPr>
-          <w:hyperlink w:anchor="_Toc241747873" w:history="1">
+          <w:hyperlink w:anchor="_Toc241771727" w:history="1">
             <w:r>
               <w:rPr>
                 <w:rStyle w:val="Hyperlink"/>
@@ -2940,7 +3402,7 @@
               <w:rPr>
                 <w:noProof/>
               </w:rPr>
-              <w:instrText xml:space="preserve"> PAGEREF _Toc241747873 \h </w:instrText>
+              <w:instrText xml:space="preserve"> PAGEREF _Toc241771727 \h </w:instrText>
             </w:r>
             <w:r>
               <w:rPr>
@@ -2957,7 +3419,7 @@
               <w:rPr>
                 <w:noProof/>
               </w:rPr>
-              <w:t>17</w:t>
+              <w:t>19</w:t>
             </w:r>
             <w:r>
               <w:rPr>
@@ -2982,7 +3444,7 @@
               <w14:ligatures w14:val="standardContextual"/>
             </w:rPr>
           </w:pPr>
-          <w:hyperlink w:anchor="_Toc241747874" w:history="1">
+          <w:hyperlink w:anchor="_Toc241771728" w:history="1">
             <w:r>
               <w:rPr>
                 <w:rStyle w:val="Hyperlink"/>
@@ -3006,7 +3468,7 @@
               <w:rPr>
                 <w:noProof/>
               </w:rPr>
-              <w:instrText xml:space="preserve"> PAGEREF _Toc241747874 \h </w:instrText>
+              <w:instrText xml:space="preserve"> PAGEREF _Toc241771728 \h </w:instrText>
             </w:r>
             <w:r>
               <w:rPr>
@@ -3023,7 +3485,7 @@
               <w:rPr>
                 <w:noProof/>
               </w:rPr>
-              <w:t>18</w:t>
+              <w:t>20</w:t>
             </w:r>
             <w:r>
               <w:rPr>
@@ -3048,7 +3510,7 @@
               <w14:ligatures w14:val="standardContextual"/>
             </w:rPr>
           </w:pPr>
-          <w:hyperlink w:anchor="_Toc241747875" w:history="1">
+          <w:hyperlink w:anchor="_Toc241771729" w:history="1">
             <w:r>
               <w:rPr>
                 <w:rStyle w:val="Hyperlink"/>
@@ -3072,7 +3534,7 @@
               <w:rPr>
                 <w:noProof/>
               </w:rPr>
-              <w:instrText xml:space="preserve"> PAGEREF _Toc241747875 \h </w:instrText>
+              <w:instrText xml:space="preserve"> PAGEREF _Toc241771729 \h </w:instrText>
             </w:r>
             <w:r>
               <w:rPr>
@@ -3089,7 +3551,7 @@
               <w:rPr>
                 <w:noProof/>
               </w:rPr>
-              <w:t>18</w:t>
+              <w:t>20</w:t>
             </w:r>
             <w:r>
               <w:rPr>
@@ -3114,7 +3576,7 @@
               <w14:ligatures w14:val="standardContextual"/>
             </w:rPr>
           </w:pPr>
-          <w:hyperlink w:anchor="_Toc241747876" w:history="1">
+          <w:hyperlink w:anchor="_Toc241771730" w:history="1">
             <w:r>
               <w:rPr>
                 <w:rStyle w:val="Hyperlink"/>
@@ -3138,7 +3600,7 @@
               <w:rPr>
                 <w:noProof/>
               </w:rPr>
-              <w:instrText xml:space="preserve"> PAGEREF _Toc241747876 \h </w:instrText>
+              <w:instrText xml:space="preserve"> PAGEREF _Toc241771730 \h </w:instrText>
             </w:r>
             <w:r>
               <w:rPr>
@@ -3155,7 +3617,7 @@
               <w:rPr>
                 <w:noProof/>
               </w:rPr>
-              <w:t>19</w:t>
+              <w:t>21</w:t>
             </w:r>
             <w:r>
               <w:rPr>
@@ -3180,7 +3642,7 @@
               <w14:ligatures w14:val="standardContextual"/>
             </w:rPr>
           </w:pPr>
-          <w:hyperlink w:anchor="_Toc241747877" w:history="1">
+          <w:hyperlink w:anchor="_Toc241771731" w:history="1">
             <w:r>
               <w:rPr>
                 <w:rStyle w:val="Hyperlink"/>
@@ -3204,7 +3666,7 @@
               <w:rPr>
                 <w:noProof/>
               </w:rPr>
-              <w:instrText xml:space="preserve"> PAGEREF _Toc241747877 \h </w:instrText>
+              <w:instrText xml:space="preserve"> PAGEREF _Toc241771731 \h </w:instrText>
             </w:r>
             <w:r>
               <w:rPr>
@@ -3221,7 +3683,7 @@
               <w:rPr>
                 <w:noProof/>
               </w:rPr>
-              <w:t>19</w:t>
+              <w:t>21</w:t>
             </w:r>
             <w:r>
               <w:rPr>
@@ -3246,7 +3708,7 @@
               <w14:ligatures w14:val="standardContextual"/>
             </w:rPr>
           </w:pPr>
-          <w:hyperlink w:anchor="_Toc241747878" w:history="1">
+          <w:hyperlink w:anchor="_Toc241771732" w:history="1">
             <w:r>
               <w:rPr>
                 <w:rStyle w:val="Hyperlink"/>
@@ -3270,7 +3732,7 @@
               <w:rPr>
                 <w:noProof/>
               </w:rPr>
-              <w:instrText xml:space="preserve"> PAGEREF _Toc241747878 \h </w:instrText>
+              <w:instrText xml:space="preserve"> PAGEREF _Toc241771732 \h </w:instrText>
             </w:r>
             <w:r>
               <w:rPr>
@@ -3287,7 +3749,7 @@
               <w:rPr>
                 <w:noProof/>
               </w:rPr>
-              <w:t>20</w:t>
+              <w:t>22</w:t>
             </w:r>
             <w:r>
               <w:rPr>
@@ -3312,7 +3774,7 @@
               <w14:ligatures w14:val="standardContextual"/>
             </w:rPr>
           </w:pPr>
-          <w:hyperlink w:anchor="_Toc241747879" w:history="1">
+          <w:hyperlink w:anchor="_Toc241771733" w:history="1">
             <w:r>
               <w:rPr>
                 <w:rStyle w:val="Hyperlink"/>
@@ -3336,7 +3798,7 @@
               <w:rPr>
                 <w:noProof/>
               </w:rPr>
-              <w:instrText xml:space="preserve"> PAGEREF _Toc241747879 \h </w:instrText>
+              <w:instrText xml:space="preserve"> PAGEREF _Toc241771733 \h </w:instrText>
             </w:r>
             <w:r>
               <w:rPr>
@@ -3353,7 +3815,7 @@
               <w:rPr>
                 <w:noProof/>
               </w:rPr>
-              <w:t>20</w:t>
+              <w:t>22</w:t>
             </w:r>
             <w:r>
               <w:rPr>
@@ -3378,7 +3840,7 @@
               <w14:ligatures w14:val="standardContextual"/>
             </w:rPr>
           </w:pPr>
-          <w:hyperlink w:anchor="_Toc241747880" w:history="1">
+          <w:hyperlink w:anchor="_Toc241771734" w:history="1">
             <w:r>
               <w:rPr>
                 <w:rStyle w:val="Hyperlink"/>
@@ -3402,7 +3864,7 @@
               <w:rPr>
                 <w:noProof/>
               </w:rPr>
-              <w:instrText xml:space="preserve"> PAGEREF _Toc241747880 \h </w:instrText>
+              <w:instrText xml:space="preserve"> PAGEREF _Toc241771734 \h </w:instrText>
             </w:r>
             <w:r>
               <w:rPr>
@@ -3419,7 +3881,7 @@
               <w:rPr>
                 <w:noProof/>
               </w:rPr>
-              <w:t>20</w:t>
+              <w:t>23</w:t>
             </w:r>
             <w:r>
               <w:rPr>
@@ -3444,7 +3906,7 @@
               <w14:ligatures w14:val="standardContextual"/>
             </w:rPr>
           </w:pPr>
-          <w:hyperlink w:anchor="_Toc241747881" w:history="1">
+          <w:hyperlink w:anchor="_Toc241771735" w:history="1">
             <w:r>
               <w:rPr>
                 <w:rStyle w:val="Hyperlink"/>
@@ -3468,7 +3930,7 @@
               <w:rPr>
                 <w:noProof/>
               </w:rPr>
-              <w:instrText xml:space="preserve"> PAGEREF _Toc241747881 \h </w:instrText>
+              <w:instrText xml:space="preserve"> PAGEREF _Toc241771735 \h </w:instrText>
             </w:r>
             <w:r>
               <w:rPr>
@@ -3485,7 +3947,7 @@
               <w:rPr>
                 <w:noProof/>
               </w:rPr>
-              <w:t>21</w:t>
+              <w:t>23</w:t>
             </w:r>
             <w:r>
               <w:rPr>
@@ -3510,7 +3972,7 @@
               <w14:ligatures w14:val="standardContextual"/>
             </w:rPr>
           </w:pPr>
-          <w:hyperlink w:anchor="_Toc241747882" w:history="1">
+          <w:hyperlink w:anchor="_Toc241771736" w:history="1">
             <w:r>
               <w:rPr>
                 <w:rStyle w:val="Hyperlink"/>
@@ -3534,7 +3996,7 @@
               <w:rPr>
                 <w:noProof/>
               </w:rPr>
-              <w:instrText xml:space="preserve"> PAGEREF _Toc241747882 \h </w:instrText>
+              <w:instrText xml:space="preserve"> PAGEREF _Toc241771736 \h </w:instrText>
             </w:r>
             <w:r>
               <w:rPr>
@@ -3551,7 +4013,7 @@
               <w:rPr>
                 <w:noProof/>
               </w:rPr>
-              <w:t>21</w:t>
+              <w:t>23</w:t>
             </w:r>
             <w:r>
               <w:rPr>
@@ -3576,7 +4038,7 @@
               <w14:ligatures w14:val="standardContextual"/>
             </w:rPr>
           </w:pPr>
-          <w:hyperlink w:anchor="_Toc241747883" w:history="1">
+          <w:hyperlink w:anchor="_Toc241771737" w:history="1">
             <w:r>
               <w:rPr>
                 <w:rStyle w:val="Hyperlink"/>
@@ -3600,7 +4062,7 @@
               <w:rPr>
                 <w:noProof/>
               </w:rPr>
-              <w:instrText xml:space="preserve"> PAGEREF _Toc241747883 \h </w:instrText>
+              <w:instrText xml:space="preserve"> PAGEREF _Toc241771737 \h </w:instrText>
             </w:r>
             <w:r>
               <w:rPr>
@@ -3617,7 +4079,7 @@
               <w:rPr>
                 <w:noProof/>
               </w:rPr>
-              <w:t>22</w:t>
+              <w:t>24</w:t>
             </w:r>
             <w:r>
               <w:rPr>
@@ -3642,7 +4104,7 @@
               <w14:ligatures w14:val="standardContextual"/>
             </w:rPr>
           </w:pPr>
-          <w:hyperlink w:anchor="_Toc241747884" w:history="1">
+          <w:hyperlink w:anchor="_Toc241771738" w:history="1">
             <w:r>
               <w:rPr>
                 <w:rStyle w:val="Hyperlink"/>
@@ -3666,7 +4128,7 @@
               <w:rPr>
                 <w:noProof/>
               </w:rPr>
-              <w:instrText xml:space="preserve"> PAGEREF _Toc241747884 \h </w:instrText>
+              <w:instrText xml:space="preserve"> PAGEREF _Toc241771738 \h </w:instrText>
             </w:r>
             <w:r>
               <w:rPr>
@@ -3683,7 +4145,73 @@
               <w:rPr>
                 <w:noProof/>
               </w:rPr>
-              <w:t>23</w:t>
+              <w:t>25</w:t>
+            </w:r>
+            <w:r>
+              <w:rPr>
+                <w:noProof/>
+              </w:rPr>
+              <w:fldChar w:fldCharType="end"/>
+            </w:r>
+          </w:hyperlink>
+        </w:p>
+        <w:p>
+          <w:pPr>
+            <w:pStyle w:val="TOC2"/>
+            <w:tabs>
+              <w:tab w:val="right" w:leader="dot" w:pos="9350"/>
+            </w:tabs>
+            <w:rPr>
+              <w:rFonts w:asciiTheme="minorHAnsi" w:eastAsiaTheme="minorEastAsia" w:hAnsiTheme="minorHAnsi" w:cstheme="minorBidi"/>
+              <w:noProof/>
+              <w:kern w:val="2"/>
+              <w:sz w:val="24"/>
+              <w:szCs w:val="24"/>
+              <w14:ligatures w14:val="standardContextual"/>
+            </w:rPr>
+          </w:pPr>
+          <w:hyperlink w:anchor="_Toc241771739" w:history="1">
+            <w:r>
+              <w:rPr>
+                <w:rStyle w:val="Hyperlink"/>
+                <w:noProof/>
+              </w:rPr>
+              <w:t>15.1 Command accuracy test (evals.py)</w:t>
+            </w:r>
+            <w:r>
+              <w:rPr>
+                <w:noProof/>
+              </w:rPr>
+              <w:tab/>
+            </w:r>
+            <w:r>
+              <w:rPr>
+                <w:noProof/>
+              </w:rPr>
+              <w:fldChar w:fldCharType="begin"/>
+            </w:r>
+            <w:r>
+              <w:rPr>
+                <w:noProof/>
+              </w:rPr>
+              <w:instrText xml:space="preserve"> PAGEREF _Toc241771739 \h </w:instrText>
+            </w:r>
+            <w:r>
+              <w:rPr>
+                <w:noProof/>
+              </w:rPr>
+            </w:r>
+            <w:r>
+              <w:rPr>
+                <w:noProof/>
+              </w:rPr>
+              <w:fldChar w:fldCharType="separate"/>
+            </w:r>
+            <w:r>
+              <w:rPr>
+                <w:noProof/>
+              </w:rPr>
+              <w:t>26</w:t>
             </w:r>
             <w:r>
               <w:rPr>
@@ -3708,7 +4236,7 @@
               <w14:ligatures w14:val="standardContextual"/>
             </w:rPr>
           </w:pPr>
-          <w:hyperlink w:anchor="_Toc241747885" w:history="1">
+          <w:hyperlink w:anchor="_Toc241771740" w:history="1">
             <w:r>
               <w:rPr>
                 <w:rStyle w:val="Hyperlink"/>
@@ -3732,7 +4260,7 @@
               <w:rPr>
                 <w:noProof/>
               </w:rPr>
-              <w:instrText xml:space="preserve"> PAGEREF _Toc241747885 \h </w:instrText>
+              <w:instrText xml:space="preserve"> PAGEREF _Toc241771740 \h </w:instrText>
             </w:r>
             <w:r>
               <w:rPr>
@@ -3749,7 +4277,7 @@
               <w:rPr>
                 <w:noProof/>
               </w:rPr>
-              <w:t>23</w:t>
+              <w:t>26</w:t>
             </w:r>
             <w:r>
               <w:rPr>
@@ -3774,7 +4302,7 @@
               <w14:ligatures w14:val="standardContextual"/>
             </w:rPr>
           </w:pPr>
-          <w:hyperlink w:anchor="_Toc241747886" w:history="1">
+          <w:hyperlink w:anchor="_Toc241771741" w:history="1">
             <w:r>
               <w:rPr>
                 <w:rStyle w:val="Hyperlink"/>
@@ -3798,7 +4326,7 @@
               <w:rPr>
                 <w:noProof/>
               </w:rPr>
-              <w:instrText xml:space="preserve"> PAGEREF _Toc241747886 \h </w:instrText>
+              <w:instrText xml:space="preserve"> PAGEREF _Toc241771741 \h </w:instrText>
             </w:r>
             <w:r>
               <w:rPr>
@@ -3815,7 +4343,7 @@
               <w:rPr>
                 <w:noProof/>
               </w:rPr>
-              <w:t>24</w:t>
+              <w:t>27</w:t>
             </w:r>
             <w:r>
               <w:rPr>
@@ -3841,7 +4369,7 @@
       <w:pPr>
         <w:pStyle w:val="Heading1"/>
       </w:pPr>
-      <w:bookmarkStart w:id="0" w:name="_Toc241747831"/>
+      <w:bookmarkStart w:id="0" w:name="_Toc241771678"/>
       <w:r>
         <w:lastRenderedPageBreak/>
         <w:t>1. What Max is</w:t>
@@ -3878,7 +4406,7 @@
       <w:pPr>
         <w:pStyle w:val="Heading2"/>
       </w:pPr>
-      <w:bookmarkStart w:id="1" w:name="_Toc241747832"/>
+      <w:bookmarkStart w:id="1" w:name="_Toc241771679"/>
       <w:r>
         <w:t>1.1 Constraints that shape every decision</w:t>
       </w:r>
@@ -3899,7 +4427,7 @@
           <w:left w:w="10" w:type="dxa"/>
           <w:right w:w="10" w:type="dxa"/>
         </w:tblCellMar>
-        <w:tblLook w:val="04A0" w:firstRow="1" w:lastRow="0" w:firstColumn="1" w:lastColumn="0" w:noHBand="0" w:noVBand="1"/>
+        <w:tblLook w:val="0000" w:firstRow="0" w:lastRow="0" w:firstColumn="0" w:lastColumn="0" w:noHBand="0" w:noVBand="0"/>
       </w:tblPr>
       <w:tblGrid>
         <w:gridCol w:w="2600"/>
@@ -4291,7 +4819,7 @@
       <w:pPr>
         <w:pStyle w:val="Heading2"/>
       </w:pPr>
-      <w:bookmarkStart w:id="2" w:name="_Toc241747833"/>
+      <w:bookmarkStart w:id="2" w:name="_Toc241771680"/>
       <w:r>
         <w:t>1.2 Build phases</w:t>
       </w:r>
@@ -4312,7 +4840,7 @@
           <w:left w:w="10" w:type="dxa"/>
           <w:right w:w="10" w:type="dxa"/>
         </w:tblCellMar>
-        <w:tblLook w:val="04A0" w:firstRow="1" w:lastRow="0" w:firstColumn="1" w:lastColumn="0" w:noHBand="0" w:noVBand="1"/>
+        <w:tblLook w:val="0000" w:firstRow="0" w:lastRow="0" w:firstColumn="0" w:lastColumn="0" w:noHBand="0" w:noVBand="0"/>
       </w:tblPr>
       <w:tblGrid>
         <w:gridCol w:w="900"/>
@@ -4954,7 +5482,7 @@
       <w:pPr>
         <w:pStyle w:val="Heading1"/>
       </w:pPr>
-      <w:bookmarkStart w:id="3" w:name="_Toc241747834"/>
+      <w:bookmarkStart w:id="3" w:name="_Toc241771681"/>
       <w:r>
         <w:lastRenderedPageBreak/>
         <w:t>2. Architecture at a glance</w:t>
@@ -4979,7 +5507,7 @@
           <w:noProof/>
         </w:rPr>
         <w:drawing>
-          <wp:inline distT="0" distB="0" distL="0" distR="0" wp14:anchorId="343091C1" wp14:editId="4654610B">
+          <wp:inline distT="0" distB="0" distL="0" distR="0" wp14:anchorId="700BCE21" wp14:editId="0FEFBF5A">
             <wp:extent cx="5943600" cy="4591050"/>
             <wp:effectExtent l="0" t="0" r="0" b="0"/>
             <wp:docPr id="1" name="Picture 1"/>
@@ -5022,7 +5550,7 @@
       <w:pPr>
         <w:pStyle w:val="Heading2"/>
       </w:pPr>
-      <w:bookmarkStart w:id="4" w:name="_Toc241747835"/>
+      <w:bookmarkStart w:id="4" w:name="_Toc241771682"/>
       <w:r>
         <w:t>2.1 One command, step by step</w:t>
       </w:r>
@@ -5178,7 +5706,7 @@
       <w:pPr>
         <w:pStyle w:val="Heading2"/>
       </w:pPr>
-      <w:bookmarkStart w:id="5" w:name="_Toc241747836"/>
+      <w:bookmarkStart w:id="5" w:name="_Toc241771683"/>
       <w:r>
         <w:t>2.2 Where things run</w:t>
       </w:r>
@@ -5199,7 +5727,7 @@
           <w:left w:w="10" w:type="dxa"/>
           <w:right w:w="10" w:type="dxa"/>
         </w:tblCellMar>
-        <w:tblLook w:val="04A0" w:firstRow="1" w:lastRow="0" w:firstColumn="1" w:lastColumn="0" w:noHBand="0" w:noVBand="1"/>
+        <w:tblLook w:val="0000" w:firstRow="0" w:lastRow="0" w:firstColumn="0" w:lastColumn="0" w:noHBand="0" w:noVBand="0"/>
       </w:tblPr>
       <w:tblGrid>
         <w:gridCol w:w="1700"/>
@@ -6342,7 +6870,7 @@
       <w:pPr>
         <w:pStyle w:val="Heading1"/>
       </w:pPr>
-      <w:bookmarkStart w:id="6" w:name="_Toc241747837"/>
+      <w:bookmarkStart w:id="6" w:name="_Toc241771684"/>
       <w:r>
         <w:t>3. The voice pipeline</w:t>
       </w:r>
@@ -6352,7 +6880,7 @@
       <w:pPr>
         <w:pStyle w:val="Heading2"/>
       </w:pPr>
-      <w:bookmarkStart w:id="7" w:name="_Toc241747838"/>
+      <w:bookmarkStart w:id="7" w:name="_Toc241771685"/>
       <w:r>
         <w:t>3.1 Microphone input (audio.py)</w:t>
       </w:r>
@@ -6390,7 +6918,7 @@
       <w:pPr>
         <w:pStyle w:val="Heading2"/>
       </w:pPr>
-      <w:bookmarkStart w:id="8" w:name="_Toc241747839"/>
+      <w:bookmarkStart w:id="8" w:name="_Toc241771686"/>
       <w:r>
         <w:t>3.2 Wake word (wakeword.py)</w:t>
       </w:r>
@@ -6495,7 +7023,7 @@
           <w:left w:w="10" w:type="dxa"/>
           <w:right w:w="10" w:type="dxa"/>
         </w:tblCellMar>
-        <w:tblLook w:val="04A0" w:firstRow="1" w:lastRow="0" w:firstColumn="1" w:lastColumn="0" w:noHBand="0" w:noVBand="1"/>
+        <w:tblLook w:val="0000" w:firstRow="0" w:lastRow="0" w:firstColumn="0" w:lastColumn="0" w:noHBand="0" w:noVBand="0"/>
       </w:tblPr>
       <w:tblGrid>
         <w:gridCol w:w="4560"/>
@@ -6973,7 +7501,7 @@
       <w:pPr>
         <w:pStyle w:val="Heading2"/>
       </w:pPr>
-      <w:bookmarkStart w:id="9" w:name="_Toc241747840"/>
+      <w:bookmarkStart w:id="9" w:name="_Toc241771687"/>
       <w:r>
         <w:t>3.3 Listening and end of turn (listen.py)</w:t>
       </w:r>
@@ -7070,7 +7598,7 @@
       <w:pPr>
         <w:pStyle w:val="Heading2"/>
       </w:pPr>
-      <w:bookmarkStart w:id="10" w:name="_Toc241747841"/>
+      <w:bookmarkStart w:id="10" w:name="_Toc241771688"/>
       <w:r>
         <w:t>3.4 Speech-to-text (stt.py)</w:t>
       </w:r>
@@ -7109,7 +7637,7 @@
           <w:left w:w="10" w:type="dxa"/>
           <w:right w:w="10" w:type="dxa"/>
         </w:tblCellMar>
-        <w:tblLook w:val="04A0" w:firstRow="1" w:lastRow="0" w:firstColumn="1" w:lastColumn="0" w:noHBand="0" w:noVBand="1"/>
+        <w:tblLook w:val="0000" w:firstRow="0" w:lastRow="0" w:firstColumn="0" w:lastColumn="0" w:noHBand="0" w:noVBand="0"/>
       </w:tblPr>
       <w:tblGrid>
         <w:gridCol w:w="3360"/>
@@ -7582,7 +8110,7 @@
           <w:left w:w="10" w:type="dxa"/>
           <w:right w:w="10" w:type="dxa"/>
         </w:tblCellMar>
-        <w:tblLook w:val="04A0" w:firstRow="1" w:lastRow="0" w:firstColumn="1" w:lastColumn="0" w:noHBand="0" w:noVBand="1"/>
+        <w:tblLook w:val="0000" w:firstRow="0" w:lastRow="0" w:firstColumn="0" w:lastColumn="0" w:noHBand="0" w:noVBand="0"/>
       </w:tblPr>
       <w:tblGrid>
         <w:gridCol w:w="9360"/>
@@ -7644,7 +8172,7 @@
       <w:pPr>
         <w:pStyle w:val="Heading2"/>
       </w:pPr>
-      <w:bookmarkStart w:id="11" w:name="_Toc241747842"/>
+      <w:bookmarkStart w:id="11" w:name="_Toc241771689"/>
       <w:r>
         <w:t>3.5 Voice output and conversation (tts.py, main.py)</w:t>
       </w:r>
@@ -7712,13 +8240,73 @@
     </w:p>
     <w:p>
       <w:pPr>
+        <w:pStyle w:val="Heading2"/>
+      </w:pPr>
+      <w:bookmarkStart w:id="12" w:name="_Toc241771690"/>
+      <w:r>
+        <w:t>3.6 Speaking while thinking, and being interrupted (speech.py)</w:t>
+      </w:r>
+      <w:bookmarkEnd w:id="12"/>
+    </w:p>
+    <w:p>
+      <w:pPr>
+        <w:pStyle w:val="ListParagraph"/>
+        <w:numPr>
+          <w:ilvl w:val="0"/>
+          <w:numId w:val="3"/>
+        </w:numPr>
+        <w:spacing w:after="70" w:line="276" w:lineRule="auto"/>
+      </w:pPr>
+      <w:r>
+        <w:rPr>
+          <w:b/>
+          <w:bCs/>
+        </w:rPr>
+        <w:t>Streaming:</w:t>
+      </w:r>
+      <w:r>
+        <w:t xml:space="preserve"> the model's reply is streamed from Ollama and each finished sentence is spoken on a worker thread while the rest is still being written. Measured with the real model, speech starts 0.6-0.7 s after the question instead of 1.1-1.7 s, and the gain grows with longer answers. A sentence that claims an action ("I'll remind you...") stops the streaming for that reply, and </w:t>
+      </w:r>
+      <w:r>
+        <w:lastRenderedPageBreak/>
+        <w:t>streaming is skipped while a clear request is still waiting for its tool, so the false-claim correction (4.7) can still replace the reply befor</w:t>
+      </w:r>
+      <w:r>
+        <w:t>e it is heard.</w:t>
+      </w:r>
+    </w:p>
+    <w:p>
+      <w:pPr>
+        <w:pStyle w:val="ListParagraph"/>
+        <w:numPr>
+          <w:ilvl w:val="0"/>
+          <w:numId w:val="3"/>
+        </w:numPr>
+        <w:spacing w:after="70" w:line="276" w:lineRule="auto"/>
+      </w:pPr>
+      <w:r>
+        <w:rPr>
+          <w:b/>
+          <w:bCs/>
+        </w:rPr>
+        <w:t>Interrupting:</w:t>
+      </w:r>
+      <w:r>
+        <w:t xml:space="preserve"> while Max talks, a second small keyword spotter (the same sherpa-onnx model as the wake word) listens for "stop", "Max stop", "stop it" and "Hey Max". "Stop" cuts the reply off; "Hey Max" cuts it off and listens to a new request. On laptop speakers the microphone hears Max itself, so a keyword that appears in the sentence being spoken (or a word starting with it, like "stopped") is ignored. A single short "stop" was missed when it straddled a decoding chunk, so the spotter uses three staggered streams like</w:t>
+      </w:r>
+      <w:r>
+        <w:t xml:space="preserve"> the wake word: 6 of 6 phrases caught at normal volume, when quiet with background noise, and when spoken fast.</w:t>
+      </w:r>
+    </w:p>
+    <w:p>
+      <w:pPr>
         <w:pStyle w:val="Heading1"/>
       </w:pPr>
-      <w:bookmarkStart w:id="12" w:name="_Toc241747843"/>
+      <w:bookmarkStart w:id="13" w:name="_Toc241771691"/>
       <w:r>
         <w:t>4. The agent (agent.py)</w:t>
       </w:r>
-      <w:bookmarkEnd w:id="12"/>
+      <w:bookmarkEnd w:id="13"/>
     </w:p>
     <w:p>
       <w:pPr>
@@ -7732,12 +8320,11 @@
       <w:pPr>
         <w:pStyle w:val="Heading2"/>
       </w:pPr>
-      <w:bookmarkStart w:id="13" w:name="_Toc241747844"/>
-      <w:r>
-        <w:lastRenderedPageBreak/>
+      <w:bookmarkStart w:id="14" w:name="_Toc241771692"/>
+      <w:r>
         <w:t>4.1 Two models, one escalation tool</w:t>
       </w:r>
-      <w:bookmarkEnd w:id="13"/>
+      <w:bookmarkEnd w:id="14"/>
     </w:p>
     <w:p>
       <w:pPr>
@@ -7783,11 +8370,11 @@
       <w:pPr>
         <w:pStyle w:val="Heading2"/>
       </w:pPr>
-      <w:bookmarkStart w:id="14" w:name="_Toc241747845"/>
+      <w:bookmarkStart w:id="15" w:name="_Toc241771693"/>
       <w:r>
         <w:t>4.2 Direct replies</w:t>
       </w:r>
-      <w:bookmarkEnd w:id="14"/>
+      <w:bookmarkEnd w:id="15"/>
     </w:p>
     <w:p>
       <w:pPr>
@@ -7864,11 +8451,11 @@
       <w:pPr>
         <w:pStyle w:val="Heading2"/>
       </w:pPr>
-      <w:bookmarkStart w:id="15" w:name="_Toc241747846"/>
+      <w:bookmarkStart w:id="16" w:name="_Toc241771694"/>
       <w:r>
         <w:t>4.3 Prompt design for speed</w:t>
       </w:r>
-      <w:bookmarkEnd w:id="15"/>
+      <w:bookmarkEnd w:id="16"/>
     </w:p>
     <w:p>
       <w:pPr>
@@ -7882,11 +8469,12 @@
       <w:pPr>
         <w:pStyle w:val="Heading2"/>
       </w:pPr>
-      <w:bookmarkStart w:id="16" w:name="_Toc241747847"/>
-      <w:r>
+      <w:bookmarkStart w:id="17" w:name="_Toc241771695"/>
+      <w:r>
+        <w:lastRenderedPageBreak/>
         <w:t>4.4 History that keeps tool calls</w:t>
       </w:r>
-      <w:bookmarkEnd w:id="16"/>
+      <w:bookmarkEnd w:id="17"/>
     </w:p>
     <w:p>
       <w:pPr>
@@ -7900,11 +8488,11 @@
       <w:pPr>
         <w:pStyle w:val="Heading2"/>
       </w:pPr>
-      <w:bookmarkStart w:id="17" w:name="_Toc241747848"/>
+      <w:bookmarkStart w:id="18" w:name="_Toc241771696"/>
       <w:r>
         <w:t>4.5 The safety gate</w:t>
       </w:r>
-      <w:bookmarkEnd w:id="17"/>
+      <w:bookmarkEnd w:id="18"/>
     </w:p>
     <w:p>
       <w:pPr>
@@ -7930,33 +8518,29 @@
       <w:pPr>
         <w:pStyle w:val="Heading2"/>
       </w:pPr>
-      <w:bookmarkStart w:id="18" w:name="_Toc241747849"/>
+      <w:bookmarkStart w:id="19" w:name="_Toc241771697"/>
       <w:r>
         <w:t>4.6 Memory in every request</w:t>
       </w:r>
-      <w:bookmarkEnd w:id="18"/>
+      <w:bookmarkEnd w:id="19"/>
     </w:p>
     <w:p>
       <w:pPr>
         <w:spacing w:after="140" w:line="288" w:lineRule="auto"/>
       </w:pPr>
       <w:r>
-        <w:t xml:space="preserve">Before each request, the facts that match it best (by meaning, see section 7) are appended to the user's message as "(You remember: ...)". They go in the user message, not the system prompt, so the cached </w:t>
-      </w:r>
-      <w:r>
-        <w:lastRenderedPageBreak/>
-        <w:t>prompt prefix keeps working. Only facts scoring above 0.68 are attached: in measurements, a question and the fact it is about scored 0.74-0.88, unrelated pairs at most 0.61.</w:t>
+        <w:t>Before each request, the facts that match it best (by meaning, see section 7) are appended to the user's message as "(You remember: ...)". They go in the user message, not the system prompt, so the cached prompt prefix keeps working. Only facts scoring above 0.68 are attached: in measurements, a question and the fact it is about scored 0.74-0.88, unrelated pairs at most 0.61.</w:t>
       </w:r>
     </w:p>
     <w:p>
       <w:pPr>
         <w:pStyle w:val="Heading2"/>
       </w:pPr>
-      <w:bookmarkStart w:id="19" w:name="_Toc241747850"/>
+      <w:bookmarkStart w:id="20" w:name="_Toc241771698"/>
       <w:r>
         <w:t>4.7 Guarding against claimed actions</w:t>
       </w:r>
-      <w:bookmarkEnd w:id="19"/>
+      <w:bookmarkEnd w:id="20"/>
     </w:p>
     <w:p>
       <w:pPr>
@@ -8021,7 +8605,7 @@
           <w:left w:w="10" w:type="dxa"/>
           <w:right w:w="10" w:type="dxa"/>
         </w:tblCellMar>
-        <w:tblLook w:val="04A0" w:firstRow="1" w:lastRow="0" w:firstColumn="1" w:lastColumn="0" w:noHBand="0" w:noVBand="1"/>
+        <w:tblLook w:val="0000" w:firstRow="0" w:lastRow="0" w:firstColumn="0" w:lastColumn="0" w:noHBand="0" w:noVBand="0"/>
       </w:tblPr>
       <w:tblGrid>
         <w:gridCol w:w="9360"/>
@@ -8081,20 +8665,141 @@
     </w:p>
     <w:p>
       <w:pPr>
-        <w:pStyle w:val="Heading1"/>
-      </w:pPr>
-      <w:bookmarkStart w:id="20" w:name="_Toc241747851"/>
-      <w:r>
-        <w:t>5. Running the language model (llm.py)</w:t>
-      </w:r>
-      <w:bookmarkEnd w:id="20"/>
+        <w:pStyle w:val="Heading2"/>
+      </w:pPr>
+      <w:bookmarkStart w:id="21" w:name="_Toc241771699"/>
+      <w:r>
+        <w:t>4.8 Only the tools a request needs (toolselect.py)</w:t>
+      </w:r>
+      <w:bookmarkEnd w:id="21"/>
     </w:p>
     <w:p>
       <w:pPr>
         <w:spacing w:after="140" w:line="288" w:lineRule="auto"/>
       </w:pPr>
       <w:r>
-        <w:t>Max talks to Ollama over its local HTTP API (</w:t>
+        <w:t xml:space="preserve">Every tool's name, description and parameters are sent to the model with each request. By the time Max had 49 tools, those definitions alone were about </w:t>
+      </w:r>
+      <w:r>
+        <w:rPr>
+          <w:b/>
+          <w:bCs/>
+        </w:rPr>
+        <w:t>5,200 tokens</w:t>
+      </w:r>
+      <w:r>
+        <w:t>, more than the model's whole 4,096-token window (which must also hold the system prompt and the conversation), so Ollama refused requests whenever memory was on. The phone tools had pushed it over; earlier phone tests had run with memory off and missed it. Doubling the window would not fit next to the model on the 4 GB GPU.</w:t>
+      </w:r>
+    </w:p>
+    <w:p>
+      <w:pPr>
+        <w:pStyle w:val="ListParagraph"/>
+        <w:numPr>
+          <w:ilvl w:val="0"/>
+          <w:numId w:val="3"/>
+        </w:numPr>
+        <w:spacing w:after="70" w:line="276" w:lineRule="auto"/>
+      </w:pPr>
+      <w:r>
+        <w:lastRenderedPageBreak/>
+        <w:t xml:space="preserve">Each request now gets a small </w:t>
+      </w:r>
+      <w:r>
+        <w:rPr>
+          <w:b/>
+          <w:bCs/>
+        </w:rPr>
+        <w:t>core</w:t>
+      </w:r>
+      <w:r>
+        <w:t xml:space="preserve"> (open or search the web, open apps, the time), the </w:t>
+      </w:r>
+      <w:r>
+        <w:rPr>
+          <w:b/>
+          <w:bCs/>
+        </w:rPr>
+        <w:t>tool families</w:t>
+      </w:r>
+      <w:r>
+        <w:t xml:space="preserve"> that match it by meaning (the same bge-small embeddings memory uses) or by clear keywords ("my phone", "remind", "lecture slides"), and the families used in the </w:t>
+      </w:r>
+      <w:r>
+        <w:rPr>
+          <w:b/>
+          <w:bCs/>
+        </w:rPr>
+        <w:t>last two turns</w:t>
+      </w:r>
+      <w:r>
+        <w:t xml:space="preserve"> so follow-ups like "click the second one" still work. A family travels together (all browser tools, all phone tools) and the total is capped.</w:t>
+      </w:r>
+    </w:p>
+    <w:p>
+      <w:pPr>
+        <w:pStyle w:val="ListParagraph"/>
+        <w:numPr>
+          <w:ilvl w:val="0"/>
+          <w:numId w:val="3"/>
+        </w:numPr>
+        <w:spacing w:after="70" w:line="276" w:lineRule="auto"/>
+      </w:pPr>
+      <w:r>
+        <w:t>Requests now cost 1,200-3,000 tokens. If Ollama still reports an overflow, the agent retries once without the earlier conversation instead of failing.</w:t>
+      </w:r>
+    </w:p>
+    <w:p>
+      <w:pPr>
+        <w:pStyle w:val="ListParagraph"/>
+        <w:numPr>
+          <w:ilvl w:val="0"/>
+          <w:numId w:val="3"/>
+        </w:numPr>
+        <w:spacing w:after="70" w:line="276" w:lineRule="auto"/>
+      </w:pPr>
+      <w:r>
+        <w:t>The command accuracy test (15.1) found more places where the model answered without acting. The clear-request checks now cover volume, media keys, emailing the digest, calendar events, email, finding files, reading the screen and cancelling a named reminder, and run before a direct reply too ("email me my summary" had run the spoken summary instead). Details the model drops but the user clearly said are filled in by code: "search YouTube for lofi" sets the YouTube site, "skip this song" means next.</w:t>
+      </w:r>
+    </w:p>
+    <w:p>
+      <w:pPr>
+        <w:pStyle w:val="Heading2"/>
+      </w:pPr>
+      <w:bookmarkStart w:id="22" w:name="_Toc241771700"/>
+      <w:r>
+        <w:t>4.9 Voice ID (voiceid.py)</w:t>
+      </w:r>
+      <w:bookmarkEnd w:id="22"/>
+    </w:p>
+    <w:p>
+      <w:pPr>
+        <w:spacing w:after="140" w:line="288" w:lineRule="auto"/>
+      </w:pPr>
+      <w:r>
+        <w:t xml:space="preserve">A risky request, or the spoken "yes" that confirms one, in a voice that isn't the user's no longer counts. Max says it didn't recognise the voice and waits for an </w:t>
+      </w:r>
+      <w:r>
+        <w:rPr>
+          <w:b/>
+          <w:bCs/>
+        </w:rPr>
+        <w:t>Approve</w:t>
+      </w:r>
+      <w:r>
+        <w:t xml:space="preserve"> tap on the phone (or refuses if the phone isn't connected). Phone and dashboard commands are unaffected; they are already authenticated.</w:t>
+      </w:r>
+    </w:p>
+    <w:p>
+      <w:pPr>
+        <w:pStyle w:val="ListParagraph"/>
+        <w:numPr>
+          <w:ilvl w:val="0"/>
+          <w:numId w:val="3"/>
+        </w:numPr>
+        <w:spacing w:after="70" w:line="276" w:lineRule="auto"/>
+      </w:pPr>
+      <w:r>
+        <w:t>A speaker-embedding model turns a recording into a voiceprint, numbers that describe the voice rather than the words. Enrolment (</w:t>
       </w:r>
       <w:r>
         <w:rPr>
@@ -8103,10 +8808,10 @@
           <w:sz w:val="19"/>
           <w:szCs w:val="19"/>
         </w:rPr>
-        <w:t>/api/chat</w:t>
-      </w:r>
-      <w:r>
-        <w:t xml:space="preserve"> with tools). Key settings live in </w:t>
+        <w:t>run.bat --enroll-voice</w:t>
+      </w:r>
+      <w:r>
+        <w:t xml:space="preserve">) averages six sentences into </w:t>
       </w:r>
       <w:r>
         <w:rPr>
@@ -8115,22 +8820,10 @@
           <w:sz w:val="19"/>
           <w:szCs w:val="19"/>
         </w:rPr>
-        <w:t>config.yaml</w:t>
-      </w:r>
-      <w:r>
-        <w:t xml:space="preserve"> under </w:t>
-      </w:r>
-      <w:r>
-        <w:rPr>
-          <w:rFonts w:ascii="Consolas" w:eastAsia="Consolas" w:hAnsi="Consolas" w:cs="Consolas"/>
-          <w:color w:val="1F3A93"/>
-          <w:sz w:val="19"/>
-          <w:szCs w:val="19"/>
-        </w:rPr>
-        <w:t>llm</w:t>
-      </w:r>
-      <w:r>
-        <w:t>.</w:t>
+        <w:t>data/voice_profile.npy</w:t>
+      </w:r>
+      <w:r>
+        <w:t>; no audio is kept. Each command takes about 100 ms to check on the CPU.</w:t>
       </w:r>
     </w:p>
     <w:tbl>
@@ -8148,7 +8841,673 @@
           <w:left w:w="10" w:type="dxa"/>
           <w:right w:w="10" w:type="dxa"/>
         </w:tblCellMar>
-        <w:tblLook w:val="04A0" w:firstRow="1" w:lastRow="0" w:firstColumn="1" w:lastColumn="0" w:noHBand="0" w:noVBand="1"/>
+        <w:tblLook w:val="0000" w:firstRow="0" w:lastRow="0" w:firstColumn="0" w:lastColumn="0" w:noHBand="0" w:noVBand="0"/>
+      </w:tblPr>
+      <w:tblGrid>
+        <w:gridCol w:w="3400"/>
+        <w:gridCol w:w="2000"/>
+        <w:gridCol w:w="2400"/>
+        <w:gridCol w:w="1560"/>
+      </w:tblGrid>
+      <w:tr>
+        <w:tblPrEx>
+          <w:tblCellMar>
+            <w:top w:w="0" w:type="dxa"/>
+            <w:bottom w:w="0" w:type="dxa"/>
+          </w:tblCellMar>
+        </w:tblPrEx>
+        <w:trPr>
+          <w:tblHeader/>
+        </w:trPr>
+        <w:tc>
+          <w:tcPr>
+            <w:tcW w:w="3400" w:type="dxa"/>
+            <w:tcBorders>
+              <w:top w:val="single" w:sz="4" w:space="0" w:color="D0D5DD"/>
+              <w:left w:val="single" w:sz="4" w:space="0" w:color="D0D5DD"/>
+              <w:bottom w:val="single" w:sz="4" w:space="0" w:color="D0D5DD"/>
+              <w:right w:val="single" w:sz="4" w:space="0" w:color="D0D5DD"/>
+            </w:tcBorders>
+            <w:shd w:val="clear" w:color="auto" w:fill="E8ECF7"/>
+            <w:tcMar>
+              <w:top w:w="70" w:type="dxa"/>
+              <w:left w:w="110" w:type="dxa"/>
+              <w:bottom w:w="70" w:type="dxa"/>
+              <w:right w:w="110" w:type="dxa"/>
+            </w:tcMar>
+          </w:tcPr>
+          <w:p>
+            <w:pPr>
+              <w:spacing w:line="264" w:lineRule="auto"/>
+            </w:pPr>
+            <w:r>
+              <w:rPr>
+                <w:b/>
+                <w:bCs/>
+              </w:rPr>
+              <w:t>Model (sherpa-onnx, CPU)</w:t>
+            </w:r>
+          </w:p>
+        </w:tc>
+        <w:tc>
+          <w:tcPr>
+            <w:tcW w:w="2000" w:type="dxa"/>
+            <w:tcBorders>
+              <w:top w:val="single" w:sz="4" w:space="0" w:color="D0D5DD"/>
+              <w:left w:val="single" w:sz="4" w:space="0" w:color="D0D5DD"/>
+              <w:bottom w:val="single" w:sz="4" w:space="0" w:color="D0D5DD"/>
+              <w:right w:val="single" w:sz="4" w:space="0" w:color="D0D5DD"/>
+            </w:tcBorders>
+            <w:shd w:val="clear" w:color="auto" w:fill="E8ECF7"/>
+            <w:tcMar>
+              <w:top w:w="70" w:type="dxa"/>
+              <w:left w:w="110" w:type="dxa"/>
+              <w:bottom w:w="70" w:type="dxa"/>
+              <w:right w:w="110" w:type="dxa"/>
+            </w:tcMar>
+          </w:tcPr>
+          <w:p>
+            <w:pPr>
+              <w:spacing w:line="264" w:lineRule="auto"/>
+            </w:pPr>
+            <w:r>
+              <w:rPr>
+                <w:b/>
+                <w:bCs/>
+              </w:rPr>
+              <w:t>Lowest score for the user</w:t>
+            </w:r>
+          </w:p>
+        </w:tc>
+        <w:tc>
+          <w:tcPr>
+            <w:tcW w:w="2400" w:type="dxa"/>
+            <w:tcBorders>
+              <w:top w:val="single" w:sz="4" w:space="0" w:color="D0D5DD"/>
+              <w:left w:val="single" w:sz="4" w:space="0" w:color="D0D5DD"/>
+              <w:bottom w:val="single" w:sz="4" w:space="0" w:color="D0D5DD"/>
+              <w:right w:val="single" w:sz="4" w:space="0" w:color="D0D5DD"/>
+            </w:tcBorders>
+            <w:shd w:val="clear" w:color="auto" w:fill="E8ECF7"/>
+            <w:tcMar>
+              <w:top w:w="70" w:type="dxa"/>
+              <w:left w:w="110" w:type="dxa"/>
+              <w:bottom w:w="70" w:type="dxa"/>
+              <w:right w:w="110" w:type="dxa"/>
+            </w:tcMar>
+          </w:tcPr>
+          <w:p>
+            <w:pPr>
+              <w:spacing w:line="264" w:lineRule="auto"/>
+            </w:pPr>
+            <w:r>
+              <w:rPr>
+                <w:b/>
+                <w:bCs/>
+              </w:rPr>
+              <w:t>Highest score for other voices</w:t>
+            </w:r>
+          </w:p>
+        </w:tc>
+        <w:tc>
+          <w:tcPr>
+            <w:tcW w:w="1560" w:type="dxa"/>
+            <w:tcBorders>
+              <w:top w:val="single" w:sz="4" w:space="0" w:color="D0D5DD"/>
+              <w:left w:val="single" w:sz="4" w:space="0" w:color="D0D5DD"/>
+              <w:bottom w:val="single" w:sz="4" w:space="0" w:color="D0D5DD"/>
+              <w:right w:val="single" w:sz="4" w:space="0" w:color="D0D5DD"/>
+            </w:tcBorders>
+            <w:shd w:val="clear" w:color="auto" w:fill="E8ECF7"/>
+            <w:tcMar>
+              <w:top w:w="70" w:type="dxa"/>
+              <w:left w:w="110" w:type="dxa"/>
+              <w:bottom w:w="70" w:type="dxa"/>
+              <w:right w:w="110" w:type="dxa"/>
+            </w:tcMar>
+          </w:tcPr>
+          <w:p>
+            <w:pPr>
+              <w:spacing w:line="264" w:lineRule="auto"/>
+            </w:pPr>
+            <w:r>
+              <w:rPr>
+                <w:b/>
+                <w:bCs/>
+              </w:rPr>
+              <w:t>Gap</w:t>
+            </w:r>
+          </w:p>
+        </w:tc>
+      </w:tr>
+      <w:tr>
+        <w:tblPrEx>
+          <w:tblCellMar>
+            <w:top w:w="0" w:type="dxa"/>
+            <w:bottom w:w="0" w:type="dxa"/>
+          </w:tblCellMar>
+        </w:tblPrEx>
+        <w:trPr>
+          <w:cantSplit/>
+        </w:trPr>
+        <w:tc>
+          <w:tcPr>
+            <w:tcW w:w="3400" w:type="dxa"/>
+            <w:tcBorders>
+              <w:top w:val="single" w:sz="4" w:space="0" w:color="D0D5DD"/>
+              <w:left w:val="single" w:sz="4" w:space="0" w:color="D0D5DD"/>
+              <w:bottom w:val="single" w:sz="4" w:space="0" w:color="D0D5DD"/>
+              <w:right w:val="single" w:sz="4" w:space="0" w:color="D0D5DD"/>
+            </w:tcBorders>
+            <w:tcMar>
+              <w:top w:w="70" w:type="dxa"/>
+              <w:left w:w="110" w:type="dxa"/>
+              <w:bottom w:w="70" w:type="dxa"/>
+              <w:right w:w="110" w:type="dxa"/>
+            </w:tcMar>
+          </w:tcPr>
+          <w:p>
+            <w:pPr>
+              <w:spacing w:line="264" w:lineRule="auto"/>
+            </w:pPr>
+            <w:r>
+              <w:t>ERes2Net, VoxCeleb (chosen)</w:t>
+            </w:r>
+          </w:p>
+        </w:tc>
+        <w:tc>
+          <w:tcPr>
+            <w:tcW w:w="2000" w:type="dxa"/>
+            <w:tcBorders>
+              <w:top w:val="single" w:sz="4" w:space="0" w:color="D0D5DD"/>
+              <w:left w:val="single" w:sz="4" w:space="0" w:color="D0D5DD"/>
+              <w:bottom w:val="single" w:sz="4" w:space="0" w:color="D0D5DD"/>
+              <w:right w:val="single" w:sz="4" w:space="0" w:color="D0D5DD"/>
+            </w:tcBorders>
+            <w:tcMar>
+              <w:top w:w="70" w:type="dxa"/>
+              <w:left w:w="110" w:type="dxa"/>
+              <w:bottom w:w="70" w:type="dxa"/>
+              <w:right w:w="110" w:type="dxa"/>
+            </w:tcMar>
+          </w:tcPr>
+          <w:p>
+            <w:pPr>
+              <w:spacing w:line="264" w:lineRule="auto"/>
+            </w:pPr>
+            <w:r>
+              <w:t>0.63</w:t>
+            </w:r>
+          </w:p>
+        </w:tc>
+        <w:tc>
+          <w:tcPr>
+            <w:tcW w:w="2400" w:type="dxa"/>
+            <w:tcBorders>
+              <w:top w:val="single" w:sz="4" w:space="0" w:color="D0D5DD"/>
+              <w:left w:val="single" w:sz="4" w:space="0" w:color="D0D5DD"/>
+              <w:bottom w:val="single" w:sz="4" w:space="0" w:color="D0D5DD"/>
+              <w:right w:val="single" w:sz="4" w:space="0" w:color="D0D5DD"/>
+            </w:tcBorders>
+            <w:tcMar>
+              <w:top w:w="70" w:type="dxa"/>
+              <w:left w:w="110" w:type="dxa"/>
+              <w:bottom w:w="70" w:type="dxa"/>
+              <w:right w:w="110" w:type="dxa"/>
+            </w:tcMar>
+          </w:tcPr>
+          <w:p>
+            <w:pPr>
+              <w:spacing w:line="264" w:lineRule="auto"/>
+            </w:pPr>
+            <w:r>
+              <w:t>0.21</w:t>
+            </w:r>
+          </w:p>
+        </w:tc>
+        <w:tc>
+          <w:tcPr>
+            <w:tcW w:w="1560" w:type="dxa"/>
+            <w:tcBorders>
+              <w:top w:val="single" w:sz="4" w:space="0" w:color="D0D5DD"/>
+              <w:left w:val="single" w:sz="4" w:space="0" w:color="D0D5DD"/>
+              <w:bottom w:val="single" w:sz="4" w:space="0" w:color="D0D5DD"/>
+              <w:right w:val="single" w:sz="4" w:space="0" w:color="D0D5DD"/>
+            </w:tcBorders>
+            <w:tcMar>
+              <w:top w:w="70" w:type="dxa"/>
+              <w:left w:w="110" w:type="dxa"/>
+              <w:bottom w:w="70" w:type="dxa"/>
+              <w:right w:w="110" w:type="dxa"/>
+            </w:tcMar>
+          </w:tcPr>
+          <w:p>
+            <w:pPr>
+              <w:spacing w:line="264" w:lineRule="auto"/>
+            </w:pPr>
+            <w:r>
+              <w:t>+0.42</w:t>
+            </w:r>
+          </w:p>
+        </w:tc>
+      </w:tr>
+      <w:tr>
+        <w:tblPrEx>
+          <w:tblCellMar>
+            <w:top w:w="0" w:type="dxa"/>
+            <w:bottom w:w="0" w:type="dxa"/>
+          </w:tblCellMar>
+        </w:tblPrEx>
+        <w:trPr>
+          <w:cantSplit/>
+        </w:trPr>
+        <w:tc>
+          <w:tcPr>
+            <w:tcW w:w="3400" w:type="dxa"/>
+            <w:tcBorders>
+              <w:top w:val="single" w:sz="4" w:space="0" w:color="D0D5DD"/>
+              <w:left w:val="single" w:sz="4" w:space="0" w:color="D0D5DD"/>
+              <w:bottom w:val="single" w:sz="4" w:space="0" w:color="D0D5DD"/>
+              <w:right w:val="single" w:sz="4" w:space="0" w:color="D0D5DD"/>
+            </w:tcBorders>
+            <w:tcMar>
+              <w:top w:w="70" w:type="dxa"/>
+              <w:left w:w="110" w:type="dxa"/>
+              <w:bottom w:w="70" w:type="dxa"/>
+              <w:right w:w="110" w:type="dxa"/>
+            </w:tcMar>
+          </w:tcPr>
+          <w:p>
+            <w:pPr>
+              <w:spacing w:line="264" w:lineRule="auto"/>
+            </w:pPr>
+            <w:r>
+              <w:t>TitaNet small</w:t>
+            </w:r>
+          </w:p>
+        </w:tc>
+        <w:tc>
+          <w:tcPr>
+            <w:tcW w:w="2000" w:type="dxa"/>
+            <w:tcBorders>
+              <w:top w:val="single" w:sz="4" w:space="0" w:color="D0D5DD"/>
+              <w:left w:val="single" w:sz="4" w:space="0" w:color="D0D5DD"/>
+              <w:bottom w:val="single" w:sz="4" w:space="0" w:color="D0D5DD"/>
+              <w:right w:val="single" w:sz="4" w:space="0" w:color="D0D5DD"/>
+            </w:tcBorders>
+            <w:tcMar>
+              <w:top w:w="70" w:type="dxa"/>
+              <w:left w:w="110" w:type="dxa"/>
+              <w:bottom w:w="70" w:type="dxa"/>
+              <w:right w:w="110" w:type="dxa"/>
+            </w:tcMar>
+          </w:tcPr>
+          <w:p>
+            <w:pPr>
+              <w:spacing w:line="264" w:lineRule="auto"/>
+            </w:pPr>
+            <w:r>
+              <w:t>0.61</w:t>
+            </w:r>
+          </w:p>
+        </w:tc>
+        <w:tc>
+          <w:tcPr>
+            <w:tcW w:w="2400" w:type="dxa"/>
+            <w:tcBorders>
+              <w:top w:val="single" w:sz="4" w:space="0" w:color="D0D5DD"/>
+              <w:left w:val="single" w:sz="4" w:space="0" w:color="D0D5DD"/>
+              <w:bottom w:val="single" w:sz="4" w:space="0" w:color="D0D5DD"/>
+              <w:right w:val="single" w:sz="4" w:space="0" w:color="D0D5DD"/>
+            </w:tcBorders>
+            <w:tcMar>
+              <w:top w:w="70" w:type="dxa"/>
+              <w:left w:w="110" w:type="dxa"/>
+              <w:bottom w:w="70" w:type="dxa"/>
+              <w:right w:w="110" w:type="dxa"/>
+            </w:tcMar>
+          </w:tcPr>
+          <w:p>
+            <w:pPr>
+              <w:spacing w:line="264" w:lineRule="auto"/>
+            </w:pPr>
+            <w:r>
+              <w:t>0.37</w:t>
+            </w:r>
+          </w:p>
+        </w:tc>
+        <w:tc>
+          <w:tcPr>
+            <w:tcW w:w="1560" w:type="dxa"/>
+            <w:tcBorders>
+              <w:top w:val="single" w:sz="4" w:space="0" w:color="D0D5DD"/>
+              <w:left w:val="single" w:sz="4" w:space="0" w:color="D0D5DD"/>
+              <w:bottom w:val="single" w:sz="4" w:space="0" w:color="D0D5DD"/>
+              <w:right w:val="single" w:sz="4" w:space="0" w:color="D0D5DD"/>
+            </w:tcBorders>
+            <w:tcMar>
+              <w:top w:w="70" w:type="dxa"/>
+              <w:left w:w="110" w:type="dxa"/>
+              <w:bottom w:w="70" w:type="dxa"/>
+              <w:right w:w="110" w:type="dxa"/>
+            </w:tcMar>
+          </w:tcPr>
+          <w:p>
+            <w:pPr>
+              <w:spacing w:line="264" w:lineRule="auto"/>
+            </w:pPr>
+            <w:r>
+              <w:t>+0.24</w:t>
+            </w:r>
+          </w:p>
+        </w:tc>
+      </w:tr>
+      <w:tr>
+        <w:tblPrEx>
+          <w:tblCellMar>
+            <w:top w:w="0" w:type="dxa"/>
+            <w:bottom w:w="0" w:type="dxa"/>
+          </w:tblCellMar>
+        </w:tblPrEx>
+        <w:trPr>
+          <w:cantSplit/>
+        </w:trPr>
+        <w:tc>
+          <w:tcPr>
+            <w:tcW w:w="3400" w:type="dxa"/>
+            <w:tcBorders>
+              <w:top w:val="single" w:sz="4" w:space="0" w:color="D0D5DD"/>
+              <w:left w:val="single" w:sz="4" w:space="0" w:color="D0D5DD"/>
+              <w:bottom w:val="single" w:sz="4" w:space="0" w:color="D0D5DD"/>
+              <w:right w:val="single" w:sz="4" w:space="0" w:color="D0D5DD"/>
+            </w:tcBorders>
+            <w:tcMar>
+              <w:top w:w="70" w:type="dxa"/>
+              <w:left w:w="110" w:type="dxa"/>
+              <w:bottom w:w="70" w:type="dxa"/>
+              <w:right w:w="110" w:type="dxa"/>
+            </w:tcMar>
+          </w:tcPr>
+          <w:p>
+            <w:pPr>
+              <w:spacing w:line="264" w:lineRule="auto"/>
+            </w:pPr>
+            <w:r>
+              <w:t>ResNet34</w:t>
+            </w:r>
+          </w:p>
+        </w:tc>
+        <w:tc>
+          <w:tcPr>
+            <w:tcW w:w="2000" w:type="dxa"/>
+            <w:tcBorders>
+              <w:top w:val="single" w:sz="4" w:space="0" w:color="D0D5DD"/>
+              <w:left w:val="single" w:sz="4" w:space="0" w:color="D0D5DD"/>
+              <w:bottom w:val="single" w:sz="4" w:space="0" w:color="D0D5DD"/>
+              <w:right w:val="single" w:sz="4" w:space="0" w:color="D0D5DD"/>
+            </w:tcBorders>
+            <w:tcMar>
+              <w:top w:w="70" w:type="dxa"/>
+              <w:left w:w="110" w:type="dxa"/>
+              <w:bottom w:w="70" w:type="dxa"/>
+              <w:right w:w="110" w:type="dxa"/>
+            </w:tcMar>
+          </w:tcPr>
+          <w:p>
+            <w:pPr>
+              <w:spacing w:line="264" w:lineRule="auto"/>
+            </w:pPr>
+            <w:r>
+              <w:t>0.68</w:t>
+            </w:r>
+          </w:p>
+        </w:tc>
+        <w:tc>
+          <w:tcPr>
+            <w:tcW w:w="2400" w:type="dxa"/>
+            <w:tcBorders>
+              <w:top w:val="single" w:sz="4" w:space="0" w:color="D0D5DD"/>
+              <w:left w:val="single" w:sz="4" w:space="0" w:color="D0D5DD"/>
+              <w:bottom w:val="single" w:sz="4" w:space="0" w:color="D0D5DD"/>
+              <w:right w:val="single" w:sz="4" w:space="0" w:color="D0D5DD"/>
+            </w:tcBorders>
+            <w:tcMar>
+              <w:top w:w="70" w:type="dxa"/>
+              <w:left w:w="110" w:type="dxa"/>
+              <w:bottom w:w="70" w:type="dxa"/>
+              <w:right w:w="110" w:type="dxa"/>
+            </w:tcMar>
+          </w:tcPr>
+          <w:p>
+            <w:pPr>
+              <w:spacing w:line="264" w:lineRule="auto"/>
+            </w:pPr>
+            <w:r>
+              <w:t>0.65</w:t>
+            </w:r>
+          </w:p>
+        </w:tc>
+        <w:tc>
+          <w:tcPr>
+            <w:tcW w:w="1560" w:type="dxa"/>
+            <w:tcBorders>
+              <w:top w:val="single" w:sz="4" w:space="0" w:color="D0D5DD"/>
+              <w:left w:val="single" w:sz="4" w:space="0" w:color="D0D5DD"/>
+              <w:bottom w:val="single" w:sz="4" w:space="0" w:color="D0D5DD"/>
+              <w:right w:val="single" w:sz="4" w:space="0" w:color="D0D5DD"/>
+            </w:tcBorders>
+            <w:tcMar>
+              <w:top w:w="70" w:type="dxa"/>
+              <w:left w:w="110" w:type="dxa"/>
+              <w:bottom w:w="70" w:type="dxa"/>
+              <w:right w:w="110" w:type="dxa"/>
+            </w:tcMar>
+          </w:tcPr>
+          <w:p>
+            <w:pPr>
+              <w:spacing w:line="264" w:lineRule="auto"/>
+            </w:pPr>
+            <w:r>
+              <w:t>+0.02</w:t>
+            </w:r>
+          </w:p>
+        </w:tc>
+      </w:tr>
+      <w:tr>
+        <w:tblPrEx>
+          <w:tblCellMar>
+            <w:top w:w="0" w:type="dxa"/>
+            <w:bottom w:w="0" w:type="dxa"/>
+          </w:tblCellMar>
+        </w:tblPrEx>
+        <w:trPr>
+          <w:cantSplit/>
+        </w:trPr>
+        <w:tc>
+          <w:tcPr>
+            <w:tcW w:w="3400" w:type="dxa"/>
+            <w:tcBorders>
+              <w:top w:val="single" w:sz="4" w:space="0" w:color="D0D5DD"/>
+              <w:left w:val="single" w:sz="4" w:space="0" w:color="D0D5DD"/>
+              <w:bottom w:val="single" w:sz="4" w:space="0" w:color="D0D5DD"/>
+              <w:right w:val="single" w:sz="4" w:space="0" w:color="D0D5DD"/>
+            </w:tcBorders>
+            <w:tcMar>
+              <w:top w:w="70" w:type="dxa"/>
+              <w:left w:w="110" w:type="dxa"/>
+              <w:bottom w:w="70" w:type="dxa"/>
+              <w:right w:w="110" w:type="dxa"/>
+            </w:tcMar>
+          </w:tcPr>
+          <w:p>
+            <w:pPr>
+              <w:spacing w:line="264" w:lineRule="auto"/>
+            </w:pPr>
+            <w:r>
+              <w:t>CAM++</w:t>
+            </w:r>
+          </w:p>
+        </w:tc>
+        <w:tc>
+          <w:tcPr>
+            <w:tcW w:w="2000" w:type="dxa"/>
+            <w:tcBorders>
+              <w:top w:val="single" w:sz="4" w:space="0" w:color="D0D5DD"/>
+              <w:left w:val="single" w:sz="4" w:space="0" w:color="D0D5DD"/>
+              <w:bottom w:val="single" w:sz="4" w:space="0" w:color="D0D5DD"/>
+              <w:right w:val="single" w:sz="4" w:space="0" w:color="D0D5DD"/>
+            </w:tcBorders>
+            <w:tcMar>
+              <w:top w:w="70" w:type="dxa"/>
+              <w:left w:w="110" w:type="dxa"/>
+              <w:bottom w:w="70" w:type="dxa"/>
+              <w:right w:w="110" w:type="dxa"/>
+            </w:tcMar>
+          </w:tcPr>
+          <w:p>
+            <w:pPr>
+              <w:spacing w:line="264" w:lineRule="auto"/>
+            </w:pPr>
+            <w:r>
+              <w:t>0.25</w:t>
+            </w:r>
+          </w:p>
+        </w:tc>
+        <w:tc>
+          <w:tcPr>
+            <w:tcW w:w="2400" w:type="dxa"/>
+            <w:tcBorders>
+              <w:top w:val="single" w:sz="4" w:space="0" w:color="D0D5DD"/>
+              <w:left w:val="single" w:sz="4" w:space="0" w:color="D0D5DD"/>
+              <w:bottom w:val="single" w:sz="4" w:space="0" w:color="D0D5DD"/>
+              <w:right w:val="single" w:sz="4" w:space="0" w:color="D0D5DD"/>
+            </w:tcBorders>
+            <w:tcMar>
+              <w:top w:w="70" w:type="dxa"/>
+              <w:left w:w="110" w:type="dxa"/>
+              <w:bottom w:w="70" w:type="dxa"/>
+              <w:right w:w="110" w:type="dxa"/>
+            </w:tcMar>
+          </w:tcPr>
+          <w:p>
+            <w:pPr>
+              <w:spacing w:line="264" w:lineRule="auto"/>
+            </w:pPr>
+            <w:r>
+              <w:t>0.41</w:t>
+            </w:r>
+          </w:p>
+        </w:tc>
+        <w:tc>
+          <w:tcPr>
+            <w:tcW w:w="1560" w:type="dxa"/>
+            <w:tcBorders>
+              <w:top w:val="single" w:sz="4" w:space="0" w:color="D0D5DD"/>
+              <w:left w:val="single" w:sz="4" w:space="0" w:color="D0D5DD"/>
+              <w:bottom w:val="single" w:sz="4" w:space="0" w:color="D0D5DD"/>
+              <w:right w:val="single" w:sz="4" w:space="0" w:color="D0D5DD"/>
+            </w:tcBorders>
+            <w:tcMar>
+              <w:top w:w="70" w:type="dxa"/>
+              <w:left w:w="110" w:type="dxa"/>
+              <w:bottom w:w="70" w:type="dxa"/>
+              <w:right w:w="110" w:type="dxa"/>
+            </w:tcMar>
+          </w:tcPr>
+          <w:p>
+            <w:pPr>
+              <w:spacing w:line="264" w:lineRule="auto"/>
+            </w:pPr>
+            <w:r>
+              <w:t>-0.16</w:t>
+            </w:r>
+          </w:p>
+        </w:tc>
+      </w:tr>
+    </w:tbl>
+    <w:p>
+      <w:pPr>
+        <w:spacing w:after="120"/>
+      </w:pPr>
+    </w:p>
+    <w:p>
+      <w:pPr>
+        <w:spacing w:after="140" w:line="288" w:lineRule="auto"/>
+      </w:pPr>
+      <w:r>
+        <w:t>Measured with synthetic voices (different Piper voices as "other people"), including quiet speech with background noise. The threshold sits in the middle of the gap (0.42) and is configurable, since a real voice and microphone score differently.</w:t>
+      </w:r>
+    </w:p>
+    <w:p>
+      <w:pPr>
+        <w:pStyle w:val="Heading1"/>
+      </w:pPr>
+      <w:bookmarkStart w:id="23" w:name="_Toc241771701"/>
+      <w:r>
+        <w:t>5. Running the language model (llm.py)</w:t>
+      </w:r>
+      <w:bookmarkEnd w:id="23"/>
+    </w:p>
+    <w:p>
+      <w:pPr>
+        <w:spacing w:after="140" w:line="288" w:lineRule="auto"/>
+      </w:pPr>
+      <w:r>
+        <w:t>Max talks to Ollama over its local HTTP API (</w:t>
+      </w:r>
+      <w:r>
+        <w:rPr>
+          <w:rFonts w:ascii="Consolas" w:eastAsia="Consolas" w:hAnsi="Consolas" w:cs="Consolas"/>
+          <w:color w:val="1F3A93"/>
+          <w:sz w:val="19"/>
+          <w:szCs w:val="19"/>
+        </w:rPr>
+        <w:t>/api/chat</w:t>
+      </w:r>
+      <w:r>
+        <w:t xml:space="preserve"> with tools). Key settings live in </w:t>
+      </w:r>
+      <w:r>
+        <w:rPr>
+          <w:rFonts w:ascii="Consolas" w:eastAsia="Consolas" w:hAnsi="Consolas" w:cs="Consolas"/>
+          <w:color w:val="1F3A93"/>
+          <w:sz w:val="19"/>
+          <w:szCs w:val="19"/>
+        </w:rPr>
+        <w:t>config.yaml</w:t>
+      </w:r>
+      <w:r>
+        <w:t xml:space="preserve"> under </w:t>
+      </w:r>
+      <w:r>
+        <w:rPr>
+          <w:rFonts w:ascii="Consolas" w:eastAsia="Consolas" w:hAnsi="Consolas" w:cs="Consolas"/>
+          <w:color w:val="1F3A93"/>
+          <w:sz w:val="19"/>
+          <w:szCs w:val="19"/>
+        </w:rPr>
+        <w:t>llm</w:t>
+      </w:r>
+      <w:r>
+        <w:t>.</w:t>
+      </w:r>
+    </w:p>
+    <w:tbl>
+      <w:tblPr>
+        <w:tblW w:w="9360" w:type="dxa"/>
+        <w:tblBorders>
+          <w:top w:val="single" w:sz="4" w:space="0" w:color="auto"/>
+          <w:left w:val="single" w:sz="4" w:space="0" w:color="auto"/>
+          <w:bottom w:val="single" w:sz="4" w:space="0" w:color="auto"/>
+          <w:right w:val="single" w:sz="4" w:space="0" w:color="auto"/>
+          <w:insideH w:val="single" w:sz="4" w:space="0" w:color="auto"/>
+          <w:insideV w:val="single" w:sz="4" w:space="0" w:color="auto"/>
+        </w:tblBorders>
+        <w:tblCellMar>
+          <w:left w:w="10" w:type="dxa"/>
+          <w:right w:w="10" w:type="dxa"/>
+        </w:tblCellMar>
+        <w:tblLook w:val="0000" w:firstRow="0" w:lastRow="0" w:firstColumn="0" w:lastColumn="0" w:noHBand="0" w:noVBand="0"/>
       </w:tblPr>
       <w:tblGrid>
         <w:gridCol w:w="3161"/>
@@ -8191,6 +9550,7 @@
                 <w:b/>
                 <w:bCs/>
               </w:rPr>
+              <w:lastRenderedPageBreak/>
               <w:t>Setting</w:t>
             </w:r>
           </w:p>
@@ -8868,12 +10228,11 @@
       <w:pPr>
         <w:pStyle w:val="Heading2"/>
       </w:pPr>
-      <w:bookmarkStart w:id="21" w:name="_Toc241747852"/>
-      <w:r>
-        <w:lastRenderedPageBreak/>
+      <w:bookmarkStart w:id="24" w:name="_Toc241771702"/>
+      <w:r>
         <w:t>5.1 The speed investigation</w:t>
       </w:r>
-      <w:bookmarkEnd w:id="21"/>
+      <w:bookmarkEnd w:id="24"/>
     </w:p>
     <w:p>
       <w:pPr>
@@ -8898,7 +10257,7 @@
           <w:left w:w="10" w:type="dxa"/>
           <w:right w:w="10" w:type="dxa"/>
         </w:tblCellMar>
-        <w:tblLook w:val="04A0" w:firstRow="1" w:lastRow="0" w:firstColumn="1" w:lastColumn="0" w:noHBand="0" w:noVBand="1"/>
+        <w:tblLook w:val="0000" w:firstRow="0" w:lastRow="0" w:firstColumn="0" w:lastColumn="0" w:noHBand="0" w:noVBand="0"/>
       </w:tblPr>
       <w:tblGrid>
         <w:gridCol w:w="5160"/>
@@ -9371,7 +10730,7 @@
           <w:left w:w="10" w:type="dxa"/>
           <w:right w:w="10" w:type="dxa"/>
         </w:tblCellMar>
-        <w:tblLook w:val="04A0" w:firstRow="1" w:lastRow="0" w:firstColumn="1" w:lastColumn="0" w:noHBand="0" w:noVBand="1"/>
+        <w:tblLook w:val="0000" w:firstRow="0" w:lastRow="0" w:firstColumn="0" w:lastColumn="0" w:noHBand="0" w:noVBand="0"/>
       </w:tblPr>
       <w:tblGrid>
         <w:gridCol w:w="9360"/>
@@ -9428,21 +10787,21 @@
       <w:pPr>
         <w:pStyle w:val="Heading1"/>
       </w:pPr>
-      <w:bookmarkStart w:id="22" w:name="_Toc241747853"/>
+      <w:bookmarkStart w:id="25" w:name="_Toc241771703"/>
       <w:r>
         <w:t>6. Tools</w:t>
       </w:r>
-      <w:bookmarkEnd w:id="22"/>
+      <w:bookmarkEnd w:id="25"/>
     </w:p>
     <w:p>
       <w:pPr>
         <w:pStyle w:val="Heading2"/>
       </w:pPr>
-      <w:bookmarkStart w:id="23" w:name="_Toc241747854"/>
+      <w:bookmarkStart w:id="26" w:name="_Toc241771704"/>
       <w:r>
         <w:t>6.1 The tool registry (tools/registry.py)</w:t>
       </w:r>
-      <w:bookmarkEnd w:id="23"/>
+      <w:bookmarkEnd w:id="26"/>
     </w:p>
     <w:p>
       <w:pPr>
@@ -9482,6 +10841,7 @@
           <w:sz w:val="19"/>
           <w:szCs w:val="19"/>
         </w:rPr>
+        <w:lastRenderedPageBreak/>
         <w:t>params</w:t>
       </w:r>
       <w:r>
@@ -9585,11 +10945,11 @@
       <w:pPr>
         <w:pStyle w:val="Heading2"/>
       </w:pPr>
-      <w:bookmarkStart w:id="24" w:name="_Toc241747855"/>
+      <w:bookmarkStart w:id="27" w:name="_Toc241771705"/>
       <w:r>
         <w:t>6.2 Laptop tools (tools/system.py)</w:t>
       </w:r>
-      <w:bookmarkEnd w:id="24"/>
+      <w:bookmarkEnd w:id="27"/>
     </w:p>
     <w:tbl>
       <w:tblPr>
@@ -9606,7 +10966,7 @@
           <w:left w:w="10" w:type="dxa"/>
           <w:right w:w="10" w:type="dxa"/>
         </w:tblCellMar>
-        <w:tblLook w:val="04A0" w:firstRow="1" w:lastRow="0" w:firstColumn="1" w:lastColumn="0" w:noHBand="0" w:noVBand="1"/>
+        <w:tblLook w:val="0000" w:firstRow="0" w:lastRow="0" w:firstColumn="0" w:lastColumn="0" w:noHBand="0" w:noVBand="0"/>
       </w:tblPr>
       <w:tblGrid>
         <w:gridCol w:w="2600"/>
@@ -10019,7 +11379,6 @@
               <w:spacing w:line="264" w:lineRule="auto"/>
             </w:pPr>
             <w:r>
-              <w:lastRenderedPageBreak/>
               <w:t>system_status</w:t>
             </w:r>
           </w:p>
@@ -10304,11 +11663,11 @@
       <w:pPr>
         <w:pStyle w:val="Heading2"/>
       </w:pPr>
-      <w:bookmarkStart w:id="25" w:name="_Toc241747856"/>
+      <w:bookmarkStart w:id="28" w:name="_Toc241771706"/>
       <w:r>
         <w:t>6.3 Web search and research (web.py)</w:t>
       </w:r>
-      <w:bookmarkEnd w:id="25"/>
+      <w:bookmarkEnd w:id="28"/>
     </w:p>
     <w:p>
       <w:pPr>
@@ -10414,6 +11773,7 @@
         <w:spacing w:after="140" w:line="288" w:lineRule="auto"/>
       </w:pPr>
       <w:r>
+        <w:lastRenderedPageBreak/>
         <w:t>Result: "Who won the most recent Super Bowl?" went from a wrong 2021 answer to "Super Bowl LX, February 8 2026, Seattle 29 New England 13, per ESPN."</w:t>
       </w:r>
     </w:p>
@@ -10421,11 +11781,11 @@
       <w:pPr>
         <w:pStyle w:val="Heading2"/>
       </w:pPr>
-      <w:bookmarkStart w:id="26" w:name="_Toc241747857"/>
+      <w:bookmarkStart w:id="29" w:name="_Toc241771707"/>
       <w:r>
         <w:t>6.4 Max's own browser (browser.py, tools/browser.py)</w:t>
       </w:r>
-      <w:bookmarkEnd w:id="26"/>
+      <w:bookmarkEnd w:id="29"/>
     </w:p>
     <w:p>
       <w:pPr>
@@ -10531,7 +11891,6 @@
         <w:spacing w:after="70" w:line="276" w:lineRule="auto"/>
       </w:pPr>
       <w:r>
-        <w:lastRenderedPageBreak/>
         <w:t>By name: fuzzy match of the words you said against element text; clear winners are clicked directly.</w:t>
       </w:r>
     </w:p>
@@ -10597,7 +11956,7 @@
           <w:left w:w="10" w:type="dxa"/>
           <w:right w:w="10" w:type="dxa"/>
         </w:tblCellMar>
-        <w:tblLook w:val="04A0" w:firstRow="1" w:lastRow="0" w:firstColumn="1" w:lastColumn="0" w:noHBand="0" w:noVBand="1"/>
+        <w:tblLook w:val="0000" w:firstRow="0" w:lastRow="0" w:firstColumn="0" w:lastColumn="0" w:noHBand="0" w:noVBand="0"/>
       </w:tblPr>
       <w:tblGrid>
         <w:gridCol w:w="2600"/>
@@ -11061,7 +12420,7 @@
           <w:left w:w="10" w:type="dxa"/>
           <w:right w:w="10" w:type="dxa"/>
         </w:tblCellMar>
-        <w:tblLook w:val="04A0" w:firstRow="1" w:lastRow="0" w:firstColumn="1" w:lastColumn="0" w:noHBand="0" w:noVBand="1"/>
+        <w:tblLook w:val="0000" w:firstRow="0" w:lastRow="0" w:firstColumn="0" w:lastColumn="0" w:noHBand="0" w:noVBand="0"/>
       </w:tblPr>
       <w:tblGrid>
         <w:gridCol w:w="9360"/>
@@ -11108,6 +12467,7 @@
               <w:spacing w:line="276" w:lineRule="auto"/>
             </w:pPr>
             <w:r>
+              <w:lastRenderedPageBreak/>
               <w:t>Clicks on buttons whose text looks like buy, pay, order, send, post, subscribe, delete, confirm and similar ask for a spoken yes. Pressing Enter anywhere except a search box also asks. Password fields are never typed into.</w:t>
             </w:r>
           </w:p>
@@ -11116,23 +12476,42 @@
     </w:tbl>
     <w:p>
       <w:pPr>
+        <w:pStyle w:val="Heading2"/>
+      </w:pPr>
+      <w:bookmarkStart w:id="30" w:name="_Toc241771708"/>
+      <w:r>
+        <w:lastRenderedPageBreak/>
+        <w:t>6.5 Read my screen (tools/screen.py)</w:t>
+      </w:r>
+      <w:bookmarkEnd w:id="30"/>
+    </w:p>
+    <w:p>
+      <w:pPr>
+        <w:spacing w:after="140" w:line="288" w:lineRule="auto"/>
+      </w:pPr>
+      <w:r>
+        <w:t>"What does this error mean?" or "summarise what's on my screen": only when asked, Max captures the window in front into memory (never saved), reads its text with Windows' built-in OCR (winocr) and gives the text and the question to the local model. Plain "what does this error mean?" first got "what does the error say?" back, so references to "this error", "this page" or "my screen" now count as a clear request to read it. During development it was tested only on generated images, never on the real screen.</w:t>
+      </w:r>
+    </w:p>
+    <w:p>
+      <w:pPr>
         <w:pStyle w:val="Heading1"/>
       </w:pPr>
-      <w:bookmarkStart w:id="27" w:name="_Toc241747858"/>
+      <w:bookmarkStart w:id="31" w:name="_Toc241771709"/>
       <w:r>
         <w:t>7. Memory and reminders</w:t>
       </w:r>
-      <w:bookmarkEnd w:id="27"/>
+      <w:bookmarkEnd w:id="31"/>
     </w:p>
     <w:p>
       <w:pPr>
         <w:pStyle w:val="Heading2"/>
       </w:pPr>
-      <w:bookmarkStart w:id="28" w:name="_Toc241747859"/>
+      <w:bookmarkStart w:id="32" w:name="_Toc241771710"/>
       <w:r>
         <w:t>7.1 The memory store (memory.py)</w:t>
       </w:r>
-      <w:bookmarkEnd w:id="28"/>
+      <w:bookmarkEnd w:id="32"/>
     </w:p>
     <w:p>
       <w:pPr>
@@ -11213,7 +12592,6 @@
         <w:spacing w:after="70" w:line="276" w:lineRule="auto"/>
       </w:pPr>
       <w:r>
-        <w:lastRenderedPageBreak/>
         <w:t>Everything survives restarts: it lives on disk, not in the program.</w:t>
       </w:r>
     </w:p>
@@ -11221,11 +12599,11 @@
       <w:pPr>
         <w:pStyle w:val="Heading2"/>
       </w:pPr>
-      <w:bookmarkStart w:id="29" w:name="_Toc241747860"/>
+      <w:bookmarkStart w:id="33" w:name="_Toc241771711"/>
       <w:r>
         <w:t>7.2 Reminders (reminders.py)</w:t>
       </w:r>
-      <w:bookmarkEnd w:id="29"/>
+      <w:bookmarkEnd w:id="33"/>
     </w:p>
     <w:p>
       <w:pPr>
@@ -11239,21 +12617,21 @@
       <w:pPr>
         <w:pStyle w:val="Heading1"/>
       </w:pPr>
-      <w:bookmarkStart w:id="30" w:name="_Toc241747861"/>
+      <w:bookmarkStart w:id="34" w:name="_Toc241771712"/>
       <w:r>
         <w:t>8. Canvas and the daily digest</w:t>
       </w:r>
-      <w:bookmarkEnd w:id="30"/>
+      <w:bookmarkEnd w:id="34"/>
     </w:p>
     <w:p>
       <w:pPr>
         <w:pStyle w:val="Heading2"/>
       </w:pPr>
-      <w:bookmarkStart w:id="31" w:name="_Toc241747862"/>
+      <w:bookmarkStart w:id="35" w:name="_Toc241771713"/>
       <w:r>
         <w:t>8.1 Canvas through the calendar feed (canvas.py)</w:t>
       </w:r>
-      <w:bookmarkEnd w:id="31"/>
+      <w:bookmarkEnd w:id="35"/>
     </w:p>
     <w:p>
       <w:pPr>
@@ -11295,6 +12673,7 @@
         <w:spacing w:after="70" w:line="276" w:lineRule="auto"/>
       </w:pPr>
       <w:r>
+        <w:lastRenderedPageBreak/>
         <w:t xml:space="preserve">Items with UID </w:t>
       </w:r>
       <w:r>
@@ -11365,11 +12744,11 @@
       <w:pPr>
         <w:pStyle w:val="Heading2"/>
       </w:pPr>
-      <w:bookmarkStart w:id="32" w:name="_Toc241747863"/>
+      <w:bookmarkStart w:id="36" w:name="_Toc241771714"/>
       <w:r>
         <w:t>8.2 The daily digest (digest.py)</w:t>
       </w:r>
-      <w:bookmarkEnd w:id="32"/>
+      <w:bookmarkEnd w:id="36"/>
     </w:p>
     <w:p>
       <w:pPr>
@@ -11393,13 +12772,31 @@
     </w:p>
     <w:p>
       <w:pPr>
+        <w:pStyle w:val="Heading2"/>
+      </w:pPr>
+      <w:bookmarkStart w:id="37" w:name="_Toc241771715"/>
+      <w:r>
+        <w:t>8.3 Deadline countdown (alerts.py)</w:t>
+      </w:r>
+      <w:bookmarkEnd w:id="37"/>
+    </w:p>
+    <w:p>
+      <w:pPr>
+        <w:spacing w:after="140" w:line="288" w:lineRule="auto"/>
+      </w:pPr>
+      <w:r>
+        <w:t>Every minute, anything on Canvas due within 24 hours or 3 hours, and any class starting within 10 minutes, becomes a phone notification (tap opens the Canvas or Zoom link). Each alert is sent once (remembered in the database), and if the laptop was off and an item is already inside the 3-hour window only that alert goes out. The phone shows alerts it missed while offline when it reconnects, tracking them by timestamp because event numbers restart whenever Max restarts.</w:t>
+      </w:r>
+    </w:p>
+    <w:p>
+      <w:pPr>
         <w:pStyle w:val="Heading1"/>
       </w:pPr>
-      <w:bookmarkStart w:id="33" w:name="_Toc241747864"/>
+      <w:bookmarkStart w:id="38" w:name="_Toc241771716"/>
       <w:r>
         <w:t>9. Meeting and lecture notes (notes.py)</w:t>
       </w:r>
-      <w:bookmarkEnd w:id="33"/>
+      <w:bookmarkEnd w:id="38"/>
     </w:p>
     <w:p>
       <w:pPr>
@@ -11463,7 +12860,6 @@
           <w:b/>
           <w:bCs/>
         </w:rPr>
-        <w:lastRenderedPageBreak/>
         <w:t>Live captions:</w:t>
       </w:r>
       <w:r>
@@ -11524,6 +12920,7 @@
           <w:b/>
           <w:bCs/>
         </w:rPr>
+        <w:lastRenderedPageBreak/>
         <w:t>Final notes:</w:t>
       </w:r>
       <w:r>
@@ -11554,11 +12951,11 @@
       <w:pPr>
         <w:pStyle w:val="Heading2"/>
       </w:pPr>
-      <w:bookmarkStart w:id="34" w:name="_Toc241747865"/>
+      <w:bookmarkStart w:id="39" w:name="_Toc241771717"/>
       <w:r>
         <w:t>9.1 Live captions</w:t>
       </w:r>
-      <w:bookmarkEnd w:id="34"/>
+      <w:bookmarkEnd w:id="39"/>
     </w:p>
     <w:p>
       <w:pPr>
@@ -11583,7 +12980,7 @@
           <w:left w:w="10" w:type="dxa"/>
           <w:right w:w="10" w:type="dxa"/>
         </w:tblCellMar>
-        <w:tblLook w:val="04A0" w:firstRow="1" w:lastRow="0" w:firstColumn="1" w:lastColumn="0" w:noHBand="0" w:noVBand="1"/>
+        <w:tblLook w:val="0000" w:firstRow="0" w:lastRow="0" w:firstColumn="0" w:lastColumn="0" w:noHBand="0" w:noVBand="0"/>
       </w:tblPr>
       <w:tblGrid>
         <w:gridCol w:w="3300"/>
@@ -11881,11 +13278,11 @@
       <w:pPr>
         <w:pStyle w:val="Heading2"/>
       </w:pPr>
-      <w:bookmarkStart w:id="35" w:name="_Toc241747866"/>
+      <w:bookmarkStart w:id="40" w:name="_Toc241771718"/>
       <w:r>
         <w:t>9.2 Study summaries</w:t>
       </w:r>
-      <w:bookmarkEnd w:id="35"/>
+      <w:bookmarkEnd w:id="40"/>
     </w:p>
     <w:p>
       <w:pPr>
@@ -11932,7 +13329,7 @@
           <w:left w:w="10" w:type="dxa"/>
           <w:right w:w="10" w:type="dxa"/>
         </w:tblCellMar>
-        <w:tblLook w:val="04A0" w:firstRow="1" w:lastRow="0" w:firstColumn="1" w:lastColumn="0" w:noHBand="0" w:noVBand="1"/>
+        <w:tblLook w:val="0000" w:firstRow="0" w:lastRow="0" w:firstColumn="0" w:lastColumn="0" w:noHBand="0" w:noVBand="0"/>
       </w:tblPr>
       <w:tblGrid>
         <w:gridCol w:w="9360"/>
@@ -11971,7 +13368,6 @@
                 <w:bCs/>
                 <w:color w:val="3B5BDB"/>
               </w:rPr>
-              <w:lastRenderedPageBreak/>
               <w:t>Why the exact quotes</w:t>
             </w:r>
           </w:p>
@@ -12032,28 +13428,74 @@
         <w:t>Documents\Max Notes\&lt;date&gt; &lt;title&gt;</w:t>
       </w:r>
       <w:r>
-        <w:t>. No audio is kept. On a 2-minute test lecture the notes captured every definition, the assignment (due Friday, October 9, 11:59 PM, as a PDF on Canvas), the Monday quiz and the moved office hours; the write-up took about a minute after stopping.</w:t>
+        <w:t xml:space="preserve">. No audio is kept. On a 2-minute test lecture the notes captured every definition, the assignment (due Friday, </w:t>
+      </w:r>
+      <w:r>
+        <w:lastRenderedPageBreak/>
+        <w:t>October 9, 11:59 PM, as a PDF on Canvas), the Monday quiz and the moved office hours; the write-up took about a minute after stopping.</w:t>
+      </w:r>
+    </w:p>
+    <w:p>
+      <w:pPr>
+        <w:pStyle w:val="Heading2"/>
+      </w:pPr>
+      <w:bookmarkStart w:id="41" w:name="_Toc241771719"/>
+      <w:r>
+        <w:t>9.3 Ask your course material (course.py)</w:t>
+      </w:r>
+      <w:bookmarkEnd w:id="41"/>
+    </w:p>
+    <w:p>
+      <w:pPr>
+        <w:spacing w:after="140" w:line="288" w:lineRule="auto"/>
+      </w:pPr>
+      <w:r>
+        <w:t xml:space="preserve">Slides, PDFs, Word and text files in </w:t>
+      </w:r>
+      <w:r>
+        <w:rPr>
+          <w:rFonts w:ascii="Consolas" w:eastAsia="Consolas" w:hAnsi="Consolas" w:cs="Consolas"/>
+          <w:color w:val="1F3A93"/>
+          <w:sz w:val="19"/>
+          <w:szCs w:val="19"/>
+        </w:rPr>
+        <w:t>Documents\Max Course Material</w:t>
+      </w:r>
+      <w:r>
+        <w:t xml:space="preserve"> (one subfolder per course), plus saved lecture notes, are split into passages by page or slide, embedded with bge-small and kept in </w:t>
+      </w:r>
+      <w:r>
+        <w:rPr>
+          <w:rFonts w:ascii="Consolas" w:eastAsia="Consolas" w:hAnsi="Consolas" w:cs="Consolas"/>
+          <w:color w:val="1F3A93"/>
+          <w:sz w:val="19"/>
+          <w:szCs w:val="19"/>
+        </w:rPr>
+        <w:t>data/course.db</w:t>
+      </w:r>
+      <w:r>
+        <w:t>. A background scan every 10 minutes picks up new, changed and deleted files without re-reading unchanged ones. A question retrieves the best passages by meaning, with a small boost for exact terms such as "SPARQL", and the model answers from them and says which file and page they came from. The files are never changed or moved. With the real models, questions about a lab handout PDF, lecture slides and a Word review sheet each found the right page.</w:t>
       </w:r>
     </w:p>
     <w:p>
       <w:pPr>
         <w:pStyle w:val="Heading1"/>
       </w:pPr>
-      <w:bookmarkStart w:id="36" w:name="_Toc241747867"/>
+      <w:bookmarkStart w:id="42" w:name="_Toc241771720"/>
       <w:r>
         <w:t>10. Dashboard, API and desktop overlay</w:t>
       </w:r>
-      <w:bookmarkEnd w:id="36"/>
+      <w:bookmarkEnd w:id="42"/>
     </w:p>
     <w:p>
       <w:pPr>
         <w:pStyle w:val="Heading2"/>
       </w:pPr>
-      <w:bookmarkStart w:id="37" w:name="_Toc241747868"/>
+      <w:bookmarkStart w:id="43" w:name="_Toc241771721"/>
       <w:r>
         <w:t>10.1 Event bus and API (events.py, server.py)</w:t>
       </w:r>
-      <w:bookmarkEnd w:id="37"/>
+      <w:bookmarkEnd w:id="43"/>
     </w:p>
     <w:p>
       <w:pPr>
@@ -12132,11 +13574,11 @@
       <w:pPr>
         <w:pStyle w:val="Heading2"/>
       </w:pPr>
-      <w:bookmarkStart w:id="38" w:name="_Toc241747869"/>
+      <w:bookmarkStart w:id="44" w:name="_Toc241771722"/>
       <w:r>
         <w:t>10.2 The dashboard (dashboard/)</w:t>
       </w:r>
-      <w:bookmarkEnd w:id="38"/>
+      <w:bookmarkEnd w:id="44"/>
     </w:p>
     <w:p>
       <w:pPr>
@@ -12160,11 +13602,11 @@
       <w:pPr>
         <w:pStyle w:val="Heading2"/>
       </w:pPr>
-      <w:bookmarkStart w:id="39" w:name="_Toc241747870"/>
+      <w:bookmarkStart w:id="45" w:name="_Toc241771723"/>
       <w:r>
         <w:t>10.3 Always on: tray, auto-start and overlay</w:t>
       </w:r>
-      <w:bookmarkEnd w:id="39"/>
+      <w:bookmarkEnd w:id="45"/>
     </w:p>
     <w:p>
       <w:pPr>
@@ -12212,6 +13654,7 @@
           <w:b/>
           <w:bCs/>
         </w:rPr>
+        <w:lastRenderedPageBreak/>
         <w:t>Auto-start</w:t>
       </w:r>
       <w:r>
@@ -12244,7 +13687,6 @@
           <w:b/>
           <w:bCs/>
         </w:rPr>
-        <w:lastRenderedPageBreak/>
         <w:t>Desktop overlay</w:t>
       </w:r>
       <w:r>
@@ -12265,13 +13707,51 @@
     </w:p>
     <w:p>
       <w:pPr>
+        <w:pStyle w:val="Heading2"/>
+      </w:pPr>
+      <w:bookmarkStart w:id="46" w:name="_Toc241771724"/>
+      <w:r>
+        <w:t>10.4 Privacy page</w:t>
+      </w:r>
+      <w:bookmarkEnd w:id="46"/>
+    </w:p>
+    <w:p>
+      <w:pPr>
+        <w:spacing w:after="140" w:line="288" w:lineRule="auto"/>
+      </w:pPr>
+      <w:r>
+        <w:t xml:space="preserve">A dashboard tab lists everything Max keeps on the laptop (facts, conversations, the action log, reminders, notes, quick notes, the course index, Max's browser data, logs, small settings, the voiceprint and the phone pairing) with where each lives and how much there is. </w:t>
+      </w:r>
+      <w:r>
+        <w:rPr>
+          <w:b/>
+          <w:bCs/>
+        </w:rPr>
+        <w:t>Export</w:t>
+      </w:r>
+      <w:r>
+        <w:t xml:space="preserve"> makes one zip of the database tables as JSON plus notes; the browser profile, the phone token and secrets are left out. </w:t>
+      </w:r>
+      <w:r>
+        <w:rPr>
+          <w:b/>
+          <w:bCs/>
+        </w:rPr>
+        <w:t>Delete</w:t>
+      </w:r>
+      <w:r>
+        <w:t xml:space="preserve"> works per category with a second click to confirm, and only from the laptop itself, never over the phone link; deleting notes removes only folders Max created inside its notes folder.</w:t>
+      </w:r>
+    </w:p>
+    <w:p>
+      <w:pPr>
         <w:pStyle w:val="Heading1"/>
       </w:pPr>
-      <w:bookmarkStart w:id="40" w:name="_Toc241747871"/>
+      <w:bookmarkStart w:id="47" w:name="_Toc241771725"/>
       <w:r>
         <w:t>11. The phone app and remote access (Phase 4)</w:t>
       </w:r>
-      <w:bookmarkEnd w:id="40"/>
+      <w:bookmarkEnd w:id="47"/>
     </w:p>
     <w:p>
       <w:pPr>
@@ -12297,11 +13777,11 @@
       <w:pPr>
         <w:pStyle w:val="Heading2"/>
       </w:pPr>
-      <w:bookmarkStart w:id="41" w:name="_Toc241747872"/>
+      <w:bookmarkStart w:id="48" w:name="_Toc241771726"/>
       <w:r>
         <w:t>11.1 Reaching the laptop from anywhere</w:t>
       </w:r>
-      <w:bookmarkEnd w:id="41"/>
+      <w:bookmarkEnd w:id="48"/>
     </w:p>
     <w:p>
       <w:pPr>
@@ -12425,11 +13905,11 @@
       <w:pPr>
         <w:pStyle w:val="Heading2"/>
       </w:pPr>
-      <w:bookmarkStart w:id="42" w:name="_Toc241747873"/>
+      <w:bookmarkStart w:id="49" w:name="_Toc241771727"/>
       <w:r>
         <w:t>11.2 What the app does</w:t>
       </w:r>
-      <w:bookmarkEnd w:id="42"/>
+      <w:bookmarkEnd w:id="49"/>
     </w:p>
     <w:p>
       <w:pPr>
@@ -12509,6 +13989,7 @@
           <w:b/>
           <w:bCs/>
         </w:rPr>
+        <w:lastRenderedPageBreak/>
         <w:t>Always connected:</w:t>
       </w:r>
       <w:r>
@@ -12539,12 +14020,11 @@
       <w:pPr>
         <w:pStyle w:val="Heading2"/>
       </w:pPr>
-      <w:bookmarkStart w:id="43" w:name="_Toc241747874"/>
-      <w:r>
-        <w:lastRenderedPageBreak/>
+      <w:bookmarkStart w:id="50" w:name="_Toc241771728"/>
+      <w:r>
         <w:t>11.3 Approvals from the phone</w:t>
       </w:r>
-      <w:bookmarkEnd w:id="43"/>
+      <w:bookmarkEnd w:id="50"/>
     </w:p>
     <w:p>
       <w:pPr>
@@ -12568,11 +14048,11 @@
       <w:pPr>
         <w:pStyle w:val="Heading2"/>
       </w:pPr>
-      <w:bookmarkStart w:id="44" w:name="_Toc241747875"/>
+      <w:bookmarkStart w:id="51" w:name="_Toc241771729"/>
       <w:r>
         <w:t>11.4 Appearance: colours, centrepieces and fonts</w:t>
       </w:r>
-      <w:bookmarkEnd w:id="44"/>
+      <w:bookmarkEnd w:id="51"/>
     </w:p>
     <w:p>
       <w:pPr>
@@ -12607,7 +14087,7 @@
           <w:left w:w="10" w:type="dxa"/>
           <w:right w:w="10" w:type="dxa"/>
         </w:tblCellMar>
-        <w:tblLook w:val="04A0" w:firstRow="1" w:lastRow="0" w:firstColumn="1" w:lastColumn="0" w:noHBand="0" w:noVBand="1"/>
+        <w:tblLook w:val="0000" w:firstRow="0" w:lastRow="0" w:firstColumn="0" w:lastColumn="0" w:noHBand="0" w:noVBand="0"/>
       </w:tblPr>
       <w:tblGrid>
         <w:gridCol w:w="1800"/>
@@ -12956,6 +14436,7 @@
           <w:b/>
           <w:bCs/>
         </w:rPr>
+        <w:lastRenderedPageBreak/>
         <w:t>Settings rebuilt as rows:</w:t>
       </w:r>
       <w:r>
@@ -12986,12 +14467,11 @@
       <w:pPr>
         <w:pStyle w:val="Heading2"/>
       </w:pPr>
-      <w:bookmarkStart w:id="45" w:name="_Toc241747876"/>
-      <w:r>
-        <w:lastRenderedPageBreak/>
+      <w:bookmarkStart w:id="52" w:name="_Toc241771730"/>
+      <w:r>
         <w:t>11.5 Pages open on the phone</w:t>
       </w:r>
-      <w:bookmarkEnd w:id="45"/>
+      <w:bookmarkEnd w:id="52"/>
     </w:p>
     <w:p>
       <w:pPr>
@@ -13104,11 +14584,11 @@
       <w:pPr>
         <w:pStyle w:val="Heading2"/>
       </w:pPr>
-      <w:bookmarkStart w:id="46" w:name="_Toc241747877"/>
+      <w:bookmarkStart w:id="53" w:name="_Toc241771731"/>
       <w:r>
         <w:t>11.6 Max acts on the phone</w:t>
       </w:r>
-      <w:bookmarkEnd w:id="46"/>
+      <w:bookmarkEnd w:id="53"/>
     </w:p>
     <w:p>
       <w:pPr>
@@ -13169,7 +14649,7 @@
           <w:left w:w="10" w:type="dxa"/>
           <w:right w:w="10" w:type="dxa"/>
         </w:tblCellMar>
-        <w:tblLook w:val="04A0" w:firstRow="1" w:lastRow="0" w:firstColumn="1" w:lastColumn="0" w:noHBand="0" w:noVBand="1"/>
+        <w:tblLook w:val="0000" w:firstRow="0" w:lastRow="0" w:firstColumn="0" w:lastColumn="0" w:noHBand="0" w:noVBand="0"/>
       </w:tblPr>
       <w:tblGrid>
         <w:gridCol w:w="3000"/>
@@ -13643,6 +15123,7 @@
               <w:spacing w:line="264" w:lineRule="auto"/>
             </w:pPr>
             <w:r>
+              <w:lastRenderedPageBreak/>
               <w:t>phone_calendar_add / phone_email</w:t>
             </w:r>
           </w:p>
@@ -13815,7 +15296,6 @@
           <w:b/>
           <w:bCs/>
         </w:rPr>
-        <w:lastRenderedPageBreak/>
         <w:t>Permissions, each off until granted</w:t>
       </w:r>
       <w:r>
@@ -13866,21 +15346,21 @@
       <w:pPr>
         <w:pStyle w:val="Heading1"/>
       </w:pPr>
-      <w:bookmarkStart w:id="47" w:name="_Toc241747878"/>
+      <w:bookmarkStart w:id="54" w:name="_Toc241771732"/>
       <w:r>
         <w:t>12. Reliability on Windows</w:t>
       </w:r>
-      <w:bookmarkEnd w:id="47"/>
+      <w:bookmarkEnd w:id="54"/>
     </w:p>
     <w:p>
       <w:pPr>
         <w:pStyle w:val="Heading2"/>
       </w:pPr>
-      <w:bookmarkStart w:id="48" w:name="_Toc241747879"/>
+      <w:bookmarkStart w:id="55" w:name="_Toc241771733"/>
       <w:r>
         <w:t>12.1 The "only listens when its window is in front" bug</w:t>
       </w:r>
-      <w:bookmarkEnd w:id="48"/>
+      <w:bookmarkEnd w:id="55"/>
     </w:p>
     <w:p>
       <w:pPr>
@@ -13981,11 +15461,12 @@
       <w:pPr>
         <w:pStyle w:val="Heading2"/>
       </w:pPr>
-      <w:bookmarkStart w:id="49" w:name="_Toc241747880"/>
-      <w:r>
+      <w:bookmarkStart w:id="56" w:name="_Toc241771734"/>
+      <w:r>
+        <w:lastRenderedPageBreak/>
         <w:t>12.2 Heartbeat and stack dumps (diagnostics.py)</w:t>
       </w:r>
-      <w:bookmarkEnd w:id="49"/>
+      <w:bookmarkEnd w:id="56"/>
     </w:p>
     <w:p>
       <w:pPr>
@@ -14011,12 +15492,11 @@
       <w:pPr>
         <w:pStyle w:val="Heading2"/>
       </w:pPr>
-      <w:bookmarkStart w:id="50" w:name="_Toc241747881"/>
-      <w:r>
-        <w:lastRenderedPageBreak/>
+      <w:bookmarkStart w:id="57" w:name="_Toc241771735"/>
+      <w:r>
         <w:t>12.3 Launching</w:t>
       </w:r>
-      <w:bookmarkEnd w:id="50"/>
+      <w:bookmarkEnd w:id="57"/>
     </w:p>
     <w:p>
       <w:pPr>
@@ -14063,11 +15543,11 @@
       <w:pPr>
         <w:pStyle w:val="Heading1"/>
       </w:pPr>
-      <w:bookmarkStart w:id="51" w:name="_Toc241747882"/>
+      <w:bookmarkStart w:id="58" w:name="_Toc241771736"/>
       <w:r>
         <w:t>13. Configuration reference (config.yaml)</w:t>
       </w:r>
-      <w:bookmarkEnd w:id="51"/>
+      <w:bookmarkEnd w:id="58"/>
     </w:p>
     <w:tbl>
       <w:tblPr>
@@ -14084,7 +15564,7 @@
           <w:left w:w="10" w:type="dxa"/>
           <w:right w:w="10" w:type="dxa"/>
         </w:tblCellMar>
-        <w:tblLook w:val="04A0" w:firstRow="1" w:lastRow="0" w:firstColumn="1" w:lastColumn="0" w:noHBand="0" w:noVBand="1"/>
+        <w:tblLook w:val="0000" w:firstRow="0" w:lastRow="0" w:firstColumn="0" w:lastColumn="0" w:noHBand="0" w:noVBand="0"/>
       </w:tblPr>
       <w:tblGrid>
         <w:gridCol w:w="1800"/>
@@ -14522,7 +16002,7 @@
               <w:spacing w:line="264" w:lineRule="auto"/>
             </w:pPr>
             <w:r>
-              <w:t>input/output device, silence_s, early_s, max_silence_s, no_speech_timeout_s, max_record_s, vad_sensitivity, chime, follow_up, follow_up_timeout_s</w:t>
+              <w:t>input/output device, silence_s, early_s, max_silence_s, no_speech_timeout_s, max_record_s, vad_sensitivity, chime, follow_up, follow_up_timeout_s, stream_replies, barge_in</w:t>
             </w:r>
           </w:p>
         </w:tc>
@@ -15046,6 +16526,190 @@
               <w:spacing w:line="264" w:lineRule="auto"/>
             </w:pPr>
             <w:r>
+              <w:t>alerts</w:t>
+            </w:r>
+          </w:p>
+        </w:tc>
+        <w:tc>
+          <w:tcPr>
+            <w:tcW w:w="7560" w:type="dxa"/>
+            <w:tcBorders>
+              <w:top w:val="single" w:sz="4" w:space="0" w:color="D0D5DD"/>
+              <w:left w:val="single" w:sz="4" w:space="0" w:color="D0D5DD"/>
+              <w:bottom w:val="single" w:sz="4" w:space="0" w:color="D0D5DD"/>
+              <w:right w:val="single" w:sz="4" w:space="0" w:color="D0D5DD"/>
+            </w:tcBorders>
+            <w:tcMar>
+              <w:top w:w="70" w:type="dxa"/>
+              <w:left w:w="110" w:type="dxa"/>
+              <w:bottom w:w="70" w:type="dxa"/>
+              <w:right w:w="110" w:type="dxa"/>
+            </w:tcMar>
+          </w:tcPr>
+          <w:p>
+            <w:pPr>
+              <w:spacing w:line="264" w:lineRule="auto"/>
+            </w:pPr>
+            <w:r>
+              <w:t>enabled, hours_before_due ([24, 3]), minutes_before_class (10)</w:t>
+            </w:r>
+          </w:p>
+        </w:tc>
+      </w:tr>
+      <w:tr>
+        <w:tblPrEx>
+          <w:tblCellMar>
+            <w:top w:w="0" w:type="dxa"/>
+            <w:bottom w:w="0" w:type="dxa"/>
+          </w:tblCellMar>
+        </w:tblPrEx>
+        <w:trPr>
+          <w:cantSplit/>
+        </w:trPr>
+        <w:tc>
+          <w:tcPr>
+            <w:tcW w:w="1800" w:type="dxa"/>
+            <w:tcBorders>
+              <w:top w:val="single" w:sz="4" w:space="0" w:color="D0D5DD"/>
+              <w:left w:val="single" w:sz="4" w:space="0" w:color="D0D5DD"/>
+              <w:bottom w:val="single" w:sz="4" w:space="0" w:color="D0D5DD"/>
+              <w:right w:val="single" w:sz="4" w:space="0" w:color="D0D5DD"/>
+            </w:tcBorders>
+            <w:tcMar>
+              <w:top w:w="70" w:type="dxa"/>
+              <w:left w:w="110" w:type="dxa"/>
+              <w:bottom w:w="70" w:type="dxa"/>
+              <w:right w:w="110" w:type="dxa"/>
+            </w:tcMar>
+          </w:tcPr>
+          <w:p>
+            <w:pPr>
+              <w:spacing w:line="264" w:lineRule="auto"/>
+            </w:pPr>
+            <w:r>
+              <w:lastRenderedPageBreak/>
+              <w:t>course</w:t>
+            </w:r>
+          </w:p>
+        </w:tc>
+        <w:tc>
+          <w:tcPr>
+            <w:tcW w:w="7560" w:type="dxa"/>
+            <w:tcBorders>
+              <w:top w:val="single" w:sz="4" w:space="0" w:color="D0D5DD"/>
+              <w:left w:val="single" w:sz="4" w:space="0" w:color="D0D5DD"/>
+              <w:bottom w:val="single" w:sz="4" w:space="0" w:color="D0D5DD"/>
+              <w:right w:val="single" w:sz="4" w:space="0" w:color="D0D5DD"/>
+            </w:tcBorders>
+            <w:tcMar>
+              <w:top w:w="70" w:type="dxa"/>
+              <w:left w:w="110" w:type="dxa"/>
+              <w:bottom w:w="70" w:type="dxa"/>
+              <w:right w:w="110" w:type="dxa"/>
+            </w:tcMar>
+          </w:tcPr>
+          <w:p>
+            <w:pPr>
+              <w:spacing w:line="264" w:lineRule="auto"/>
+            </w:pPr>
+            <w:r>
+              <w:t>enabled, folders, include_lecture_notes, rescan_minutes, index</w:t>
+            </w:r>
+          </w:p>
+        </w:tc>
+      </w:tr>
+      <w:tr>
+        <w:tblPrEx>
+          <w:tblCellMar>
+            <w:top w:w="0" w:type="dxa"/>
+            <w:bottom w:w="0" w:type="dxa"/>
+          </w:tblCellMar>
+        </w:tblPrEx>
+        <w:trPr>
+          <w:cantSplit/>
+        </w:trPr>
+        <w:tc>
+          <w:tcPr>
+            <w:tcW w:w="1800" w:type="dxa"/>
+            <w:tcBorders>
+              <w:top w:val="single" w:sz="4" w:space="0" w:color="D0D5DD"/>
+              <w:left w:val="single" w:sz="4" w:space="0" w:color="D0D5DD"/>
+              <w:bottom w:val="single" w:sz="4" w:space="0" w:color="D0D5DD"/>
+              <w:right w:val="single" w:sz="4" w:space="0" w:color="D0D5DD"/>
+            </w:tcBorders>
+            <w:tcMar>
+              <w:top w:w="70" w:type="dxa"/>
+              <w:left w:w="110" w:type="dxa"/>
+              <w:bottom w:w="70" w:type="dxa"/>
+              <w:right w:w="110" w:type="dxa"/>
+            </w:tcMar>
+          </w:tcPr>
+          <w:p>
+            <w:pPr>
+              <w:spacing w:line="264" w:lineRule="auto"/>
+            </w:pPr>
+            <w:r>
+              <w:t>voice_id</w:t>
+            </w:r>
+          </w:p>
+        </w:tc>
+        <w:tc>
+          <w:tcPr>
+            <w:tcW w:w="7560" w:type="dxa"/>
+            <w:tcBorders>
+              <w:top w:val="single" w:sz="4" w:space="0" w:color="D0D5DD"/>
+              <w:left w:val="single" w:sz="4" w:space="0" w:color="D0D5DD"/>
+              <w:bottom w:val="single" w:sz="4" w:space="0" w:color="D0D5DD"/>
+              <w:right w:val="single" w:sz="4" w:space="0" w:color="D0D5DD"/>
+            </w:tcBorders>
+            <w:tcMar>
+              <w:top w:w="70" w:type="dxa"/>
+              <w:left w:w="110" w:type="dxa"/>
+              <w:bottom w:w="70" w:type="dxa"/>
+              <w:right w:w="110" w:type="dxa"/>
+            </w:tcMar>
+          </w:tcPr>
+          <w:p>
+            <w:pPr>
+              <w:spacing w:line="264" w:lineRule="auto"/>
+            </w:pPr>
+            <w:r>
+              <w:t>enabled, model, profile (data/voice_profile.npy), threshold (0.42)</w:t>
+            </w:r>
+          </w:p>
+        </w:tc>
+      </w:tr>
+      <w:tr>
+        <w:tblPrEx>
+          <w:tblCellMar>
+            <w:top w:w="0" w:type="dxa"/>
+            <w:bottom w:w="0" w:type="dxa"/>
+          </w:tblCellMar>
+        </w:tblPrEx>
+        <w:trPr>
+          <w:cantSplit/>
+        </w:trPr>
+        <w:tc>
+          <w:tcPr>
+            <w:tcW w:w="1800" w:type="dxa"/>
+            <w:tcBorders>
+              <w:top w:val="single" w:sz="4" w:space="0" w:color="D0D5DD"/>
+              <w:left w:val="single" w:sz="4" w:space="0" w:color="D0D5DD"/>
+              <w:bottom w:val="single" w:sz="4" w:space="0" w:color="D0D5DD"/>
+              <w:right w:val="single" w:sz="4" w:space="0" w:color="D0D5DD"/>
+            </w:tcBorders>
+            <w:tcMar>
+              <w:top w:w="70" w:type="dxa"/>
+              <w:left w:w="110" w:type="dxa"/>
+              <w:bottom w:w="70" w:type="dxa"/>
+              <w:right w:w="110" w:type="dxa"/>
+            </w:tcMar>
+          </w:tcPr>
+          <w:p>
+            <w:pPr>
+              <w:spacing w:line="264" w:lineRule="auto"/>
+            </w:pPr>
+            <w:r>
               <w:t>secrets.yaml</w:t>
             </w:r>
           </w:p>
@@ -15086,12 +16750,11 @@
       <w:pPr>
         <w:pStyle w:val="Heading1"/>
       </w:pPr>
-      <w:bookmarkStart w:id="52" w:name="_Toc241747883"/>
-      <w:r>
-        <w:lastRenderedPageBreak/>
+      <w:bookmarkStart w:id="59" w:name="_Toc241771737"/>
+      <w:r>
         <w:t>14. Project layout</w:t>
       </w:r>
-      <w:bookmarkEnd w:id="52"/>
+      <w:bookmarkEnd w:id="59"/>
     </w:p>
     <w:tbl>
       <w:tblPr>
@@ -15108,7 +16771,7 @@
           <w:left w:w="10" w:type="dxa"/>
           <w:right w:w="10" w:type="dxa"/>
         </w:tblCellMar>
-        <w:tblLook w:val="04A0" w:firstRow="1" w:lastRow="0" w:firstColumn="1" w:lastColumn="0" w:noHBand="0" w:noVBand="1"/>
+        <w:tblLook w:val="0000" w:firstRow="0" w:lastRow="0" w:firstColumn="0" w:lastColumn="0" w:noHBand="0" w:noVBand="0"/>
       </w:tblPr>
       <w:tblGrid>
         <w:gridCol w:w="3600"/>
@@ -16131,7 +17794,8 @@
               <w:spacing w:line="264" w:lineRule="auto"/>
             </w:pPr>
             <w:r>
-              <w:t>max_assistant/overlay/, tray.py</w:t>
+              <w:lastRenderedPageBreak/>
+              <w:t>max_assistant/toolselect.py</w:t>
             </w:r>
           </w:p>
         </w:tc>
@@ -16156,7 +17820,7 @@
               <w:spacing w:line="264" w:lineRule="auto"/>
             </w:pPr>
             <w:r>
-              <w:t>Desktop overlay; tray icon</w:t>
+              <w:t>Only the tools a request needs</w:t>
             </w:r>
           </w:p>
         </w:tc>
@@ -16192,7 +17856,7 @@
               <w:spacing w:line="264" w:lineRule="auto"/>
             </w:pPr>
             <w:r>
-              <w:t>dashboard/</w:t>
+              <w:t>max_assistant/speech.py</w:t>
             </w:r>
           </w:p>
         </w:tc>
@@ -16217,7 +17881,7 @@
               <w:spacing w:line="264" w:lineRule="auto"/>
             </w:pPr>
             <w:r>
-              <w:t>React + Vite + TypeScript dashboard</w:t>
+              <w:t>Speaking while thinking; interrupting</w:t>
             </w:r>
           </w:p>
         </w:tc>
@@ -16253,7 +17917,7 @@
               <w:spacing w:line="264" w:lineRule="auto"/>
             </w:pPr>
             <w:r>
-              <w:t>android/</w:t>
+              <w:t>max_assistant/voiceid.py</w:t>
             </w:r>
           </w:p>
         </w:tc>
@@ -16278,7 +17942,7 @@
               <w:spacing w:line="264" w:lineRule="auto"/>
             </w:pPr>
             <w:r>
-              <w:t>Kotlin + Jetpack Compose phone app (Look.kt themes, Centrepiece.kt, PhoneActions.kt, the notification listener); build.ps1 builds and installs it (JDK and SDK in C:\max-android, no Android Studio)</w:t>
+              <w:t>Voice ID (speaker embeddings, enrolment)</w:t>
             </w:r>
           </w:p>
         </w:tc>
@@ -16314,8 +17978,7 @@
               <w:spacing w:line="264" w:lineRule="auto"/>
             </w:pPr>
             <w:r>
-              <w:lastRenderedPageBreak/>
-              <w:t>tests/test_max.py</w:t>
+              <w:t>max_assistant/course.py, tools/course.py</w:t>
             </w:r>
           </w:p>
         </w:tc>
@@ -16340,7 +18003,7 @@
               <w:spacing w:line="264" w:lineRule="auto"/>
             </w:pPr>
             <w:r>
-              <w:t>102 tests; no microphone, GPU, Ollama or internet needed (plus Paparazzi screen renders in android/)</w:t>
+              <w:t>Course material index and search</w:t>
             </w:r>
           </w:p>
         </w:tc>
@@ -16376,7 +18039,7 @@
               <w:spacing w:line="264" w:lineRule="auto"/>
             </w:pPr>
             <w:r>
-              <w:t>config.yaml, setup.ps1, run.bat, start_max.bat, overlay.bat, install_autostart.ps1</w:t>
+              <w:t>max_assistant/tools/screen.py</w:t>
             </w:r>
           </w:p>
         </w:tc>
@@ -16401,7 +18064,7 @@
               <w:spacing w:line="264" w:lineRule="auto"/>
             </w:pPr>
             <w:r>
-              <w:t>Settings, setup, launchers, auto-start</w:t>
+              <w:t>Read my screen (Windows OCR)</w:t>
             </w:r>
           </w:p>
         </w:tc>
@@ -16437,6 +18100,433 @@
               <w:spacing w:line="264" w:lineRule="auto"/>
             </w:pPr>
             <w:r>
+              <w:t>max_assistant/alerts.py, privacy.py</w:t>
+            </w:r>
+          </w:p>
+        </w:tc>
+        <w:tc>
+          <w:tcPr>
+            <w:tcW w:w="5760" w:type="dxa"/>
+            <w:tcBorders>
+              <w:top w:val="single" w:sz="4" w:space="0" w:color="D0D5DD"/>
+              <w:left w:val="single" w:sz="4" w:space="0" w:color="D0D5DD"/>
+              <w:bottom w:val="single" w:sz="4" w:space="0" w:color="D0D5DD"/>
+              <w:right w:val="single" w:sz="4" w:space="0" w:color="D0D5DD"/>
+            </w:tcBorders>
+            <w:tcMar>
+              <w:top w:w="70" w:type="dxa"/>
+              <w:left w:w="110" w:type="dxa"/>
+              <w:bottom w:w="70" w:type="dxa"/>
+              <w:right w:w="110" w:type="dxa"/>
+            </w:tcMar>
+          </w:tcPr>
+          <w:p>
+            <w:pPr>
+              <w:spacing w:line="264" w:lineRule="auto"/>
+            </w:pPr>
+            <w:r>
+              <w:t>Deadline countdown; privacy page</w:t>
+            </w:r>
+          </w:p>
+        </w:tc>
+      </w:tr>
+      <w:tr>
+        <w:tblPrEx>
+          <w:tblCellMar>
+            <w:top w:w="0" w:type="dxa"/>
+            <w:bottom w:w="0" w:type="dxa"/>
+          </w:tblCellMar>
+        </w:tblPrEx>
+        <w:trPr>
+          <w:cantSplit/>
+        </w:trPr>
+        <w:tc>
+          <w:tcPr>
+            <w:tcW w:w="3600" w:type="dxa"/>
+            <w:tcBorders>
+              <w:top w:val="single" w:sz="4" w:space="0" w:color="D0D5DD"/>
+              <w:left w:val="single" w:sz="4" w:space="0" w:color="D0D5DD"/>
+              <w:bottom w:val="single" w:sz="4" w:space="0" w:color="D0D5DD"/>
+              <w:right w:val="single" w:sz="4" w:space="0" w:color="D0D5DD"/>
+            </w:tcBorders>
+            <w:tcMar>
+              <w:top w:w="70" w:type="dxa"/>
+              <w:left w:w="110" w:type="dxa"/>
+              <w:bottom w:w="70" w:type="dxa"/>
+              <w:right w:w="110" w:type="dxa"/>
+            </w:tcMar>
+          </w:tcPr>
+          <w:p>
+            <w:pPr>
+              <w:spacing w:line="264" w:lineRule="auto"/>
+            </w:pPr>
+            <w:r>
+              <w:t>max_assistant/evals.py, evals/commands.yaml</w:t>
+            </w:r>
+          </w:p>
+        </w:tc>
+        <w:tc>
+          <w:tcPr>
+            <w:tcW w:w="5760" w:type="dxa"/>
+            <w:tcBorders>
+              <w:top w:val="single" w:sz="4" w:space="0" w:color="D0D5DD"/>
+              <w:left w:val="single" w:sz="4" w:space="0" w:color="D0D5DD"/>
+              <w:bottom w:val="single" w:sz="4" w:space="0" w:color="D0D5DD"/>
+              <w:right w:val="single" w:sz="4" w:space="0" w:color="D0D5DD"/>
+            </w:tcBorders>
+            <w:tcMar>
+              <w:top w:w="70" w:type="dxa"/>
+              <w:left w:w="110" w:type="dxa"/>
+              <w:bottom w:w="70" w:type="dxa"/>
+              <w:right w:w="110" w:type="dxa"/>
+            </w:tcMar>
+          </w:tcPr>
+          <w:p>
+            <w:pPr>
+              <w:spacing w:line="264" w:lineRule="auto"/>
+            </w:pPr>
+            <w:r>
+              <w:t>Command accuracy test</w:t>
+            </w:r>
+          </w:p>
+        </w:tc>
+      </w:tr>
+      <w:tr>
+        <w:tblPrEx>
+          <w:tblCellMar>
+            <w:top w:w="0" w:type="dxa"/>
+            <w:bottom w:w="0" w:type="dxa"/>
+          </w:tblCellMar>
+        </w:tblPrEx>
+        <w:trPr>
+          <w:cantSplit/>
+        </w:trPr>
+        <w:tc>
+          <w:tcPr>
+            <w:tcW w:w="3600" w:type="dxa"/>
+            <w:tcBorders>
+              <w:top w:val="single" w:sz="4" w:space="0" w:color="D0D5DD"/>
+              <w:left w:val="single" w:sz="4" w:space="0" w:color="D0D5DD"/>
+              <w:bottom w:val="single" w:sz="4" w:space="0" w:color="D0D5DD"/>
+              <w:right w:val="single" w:sz="4" w:space="0" w:color="D0D5DD"/>
+            </w:tcBorders>
+            <w:tcMar>
+              <w:top w:w="70" w:type="dxa"/>
+              <w:left w:w="110" w:type="dxa"/>
+              <w:bottom w:w="70" w:type="dxa"/>
+              <w:right w:w="110" w:type="dxa"/>
+            </w:tcMar>
+          </w:tcPr>
+          <w:p>
+            <w:pPr>
+              <w:spacing w:line="264" w:lineRule="auto"/>
+            </w:pPr>
+            <w:r>
+              <w:t>max_assistant/overlay/, tray.py</w:t>
+            </w:r>
+          </w:p>
+        </w:tc>
+        <w:tc>
+          <w:tcPr>
+            <w:tcW w:w="5760" w:type="dxa"/>
+            <w:tcBorders>
+              <w:top w:val="single" w:sz="4" w:space="0" w:color="D0D5DD"/>
+              <w:left w:val="single" w:sz="4" w:space="0" w:color="D0D5DD"/>
+              <w:bottom w:val="single" w:sz="4" w:space="0" w:color="D0D5DD"/>
+              <w:right w:val="single" w:sz="4" w:space="0" w:color="D0D5DD"/>
+            </w:tcBorders>
+            <w:tcMar>
+              <w:top w:w="70" w:type="dxa"/>
+              <w:left w:w="110" w:type="dxa"/>
+              <w:bottom w:w="70" w:type="dxa"/>
+              <w:right w:w="110" w:type="dxa"/>
+            </w:tcMar>
+          </w:tcPr>
+          <w:p>
+            <w:pPr>
+              <w:spacing w:line="264" w:lineRule="auto"/>
+            </w:pPr>
+            <w:r>
+              <w:t>Desktop overlay; tray icon</w:t>
+            </w:r>
+          </w:p>
+        </w:tc>
+      </w:tr>
+      <w:tr>
+        <w:tblPrEx>
+          <w:tblCellMar>
+            <w:top w:w="0" w:type="dxa"/>
+            <w:bottom w:w="0" w:type="dxa"/>
+          </w:tblCellMar>
+        </w:tblPrEx>
+        <w:trPr>
+          <w:cantSplit/>
+        </w:trPr>
+        <w:tc>
+          <w:tcPr>
+            <w:tcW w:w="3600" w:type="dxa"/>
+            <w:tcBorders>
+              <w:top w:val="single" w:sz="4" w:space="0" w:color="D0D5DD"/>
+              <w:left w:val="single" w:sz="4" w:space="0" w:color="D0D5DD"/>
+              <w:bottom w:val="single" w:sz="4" w:space="0" w:color="D0D5DD"/>
+              <w:right w:val="single" w:sz="4" w:space="0" w:color="D0D5DD"/>
+            </w:tcBorders>
+            <w:tcMar>
+              <w:top w:w="70" w:type="dxa"/>
+              <w:left w:w="110" w:type="dxa"/>
+              <w:bottom w:w="70" w:type="dxa"/>
+              <w:right w:w="110" w:type="dxa"/>
+            </w:tcMar>
+          </w:tcPr>
+          <w:p>
+            <w:pPr>
+              <w:spacing w:line="264" w:lineRule="auto"/>
+            </w:pPr>
+            <w:r>
+              <w:t>dashboard/</w:t>
+            </w:r>
+          </w:p>
+        </w:tc>
+        <w:tc>
+          <w:tcPr>
+            <w:tcW w:w="5760" w:type="dxa"/>
+            <w:tcBorders>
+              <w:top w:val="single" w:sz="4" w:space="0" w:color="D0D5DD"/>
+              <w:left w:val="single" w:sz="4" w:space="0" w:color="D0D5DD"/>
+              <w:bottom w:val="single" w:sz="4" w:space="0" w:color="D0D5DD"/>
+              <w:right w:val="single" w:sz="4" w:space="0" w:color="D0D5DD"/>
+            </w:tcBorders>
+            <w:tcMar>
+              <w:top w:w="70" w:type="dxa"/>
+              <w:left w:w="110" w:type="dxa"/>
+              <w:bottom w:w="70" w:type="dxa"/>
+              <w:right w:w="110" w:type="dxa"/>
+            </w:tcMar>
+          </w:tcPr>
+          <w:p>
+            <w:pPr>
+              <w:spacing w:line="264" w:lineRule="auto"/>
+            </w:pPr>
+            <w:r>
+              <w:t>React + Vite + TypeScript dashboard</w:t>
+            </w:r>
+          </w:p>
+        </w:tc>
+      </w:tr>
+      <w:tr>
+        <w:tblPrEx>
+          <w:tblCellMar>
+            <w:top w:w="0" w:type="dxa"/>
+            <w:bottom w:w="0" w:type="dxa"/>
+          </w:tblCellMar>
+        </w:tblPrEx>
+        <w:trPr>
+          <w:cantSplit/>
+        </w:trPr>
+        <w:tc>
+          <w:tcPr>
+            <w:tcW w:w="3600" w:type="dxa"/>
+            <w:tcBorders>
+              <w:top w:val="single" w:sz="4" w:space="0" w:color="D0D5DD"/>
+              <w:left w:val="single" w:sz="4" w:space="0" w:color="D0D5DD"/>
+              <w:bottom w:val="single" w:sz="4" w:space="0" w:color="D0D5DD"/>
+              <w:right w:val="single" w:sz="4" w:space="0" w:color="D0D5DD"/>
+            </w:tcBorders>
+            <w:tcMar>
+              <w:top w:w="70" w:type="dxa"/>
+              <w:left w:w="110" w:type="dxa"/>
+              <w:bottom w:w="70" w:type="dxa"/>
+              <w:right w:w="110" w:type="dxa"/>
+            </w:tcMar>
+          </w:tcPr>
+          <w:p>
+            <w:pPr>
+              <w:spacing w:line="264" w:lineRule="auto"/>
+            </w:pPr>
+            <w:r>
+              <w:t>android/</w:t>
+            </w:r>
+          </w:p>
+        </w:tc>
+        <w:tc>
+          <w:tcPr>
+            <w:tcW w:w="5760" w:type="dxa"/>
+            <w:tcBorders>
+              <w:top w:val="single" w:sz="4" w:space="0" w:color="D0D5DD"/>
+              <w:left w:val="single" w:sz="4" w:space="0" w:color="D0D5DD"/>
+              <w:bottom w:val="single" w:sz="4" w:space="0" w:color="D0D5DD"/>
+              <w:right w:val="single" w:sz="4" w:space="0" w:color="D0D5DD"/>
+            </w:tcBorders>
+            <w:tcMar>
+              <w:top w:w="70" w:type="dxa"/>
+              <w:left w:w="110" w:type="dxa"/>
+              <w:bottom w:w="70" w:type="dxa"/>
+              <w:right w:w="110" w:type="dxa"/>
+            </w:tcMar>
+          </w:tcPr>
+          <w:p>
+            <w:pPr>
+              <w:spacing w:line="264" w:lineRule="auto"/>
+            </w:pPr>
+            <w:r>
+              <w:t>Kotlin + Jetpack Compose phone app (Look.kt themes, Centrepiece.kt, PhoneActions.kt, the notification listener); build.ps1 builds and installs it (JDK and SDK in C:\max-android, no Android Studio)</w:t>
+            </w:r>
+          </w:p>
+        </w:tc>
+      </w:tr>
+      <w:tr>
+        <w:tblPrEx>
+          <w:tblCellMar>
+            <w:top w:w="0" w:type="dxa"/>
+            <w:bottom w:w="0" w:type="dxa"/>
+          </w:tblCellMar>
+        </w:tblPrEx>
+        <w:trPr>
+          <w:cantSplit/>
+        </w:trPr>
+        <w:tc>
+          <w:tcPr>
+            <w:tcW w:w="3600" w:type="dxa"/>
+            <w:tcBorders>
+              <w:top w:val="single" w:sz="4" w:space="0" w:color="D0D5DD"/>
+              <w:left w:val="single" w:sz="4" w:space="0" w:color="D0D5DD"/>
+              <w:bottom w:val="single" w:sz="4" w:space="0" w:color="D0D5DD"/>
+              <w:right w:val="single" w:sz="4" w:space="0" w:color="D0D5DD"/>
+            </w:tcBorders>
+            <w:tcMar>
+              <w:top w:w="70" w:type="dxa"/>
+              <w:left w:w="110" w:type="dxa"/>
+              <w:bottom w:w="70" w:type="dxa"/>
+              <w:right w:w="110" w:type="dxa"/>
+            </w:tcMar>
+          </w:tcPr>
+          <w:p>
+            <w:pPr>
+              <w:spacing w:line="264" w:lineRule="auto"/>
+            </w:pPr>
+            <w:r>
+              <w:t>tests/test_max.py</w:t>
+            </w:r>
+          </w:p>
+        </w:tc>
+        <w:tc>
+          <w:tcPr>
+            <w:tcW w:w="5760" w:type="dxa"/>
+            <w:tcBorders>
+              <w:top w:val="single" w:sz="4" w:space="0" w:color="D0D5DD"/>
+              <w:left w:val="single" w:sz="4" w:space="0" w:color="D0D5DD"/>
+              <w:bottom w:val="single" w:sz="4" w:space="0" w:color="D0D5DD"/>
+              <w:right w:val="single" w:sz="4" w:space="0" w:color="D0D5DD"/>
+            </w:tcBorders>
+            <w:tcMar>
+              <w:top w:w="70" w:type="dxa"/>
+              <w:left w:w="110" w:type="dxa"/>
+              <w:bottom w:w="70" w:type="dxa"/>
+              <w:right w:w="110" w:type="dxa"/>
+            </w:tcMar>
+          </w:tcPr>
+          <w:p>
+            <w:pPr>
+              <w:spacing w:line="264" w:lineRule="auto"/>
+            </w:pPr>
+            <w:r>
+              <w:t>118 tests; no microphone, GPU, Ollama or internet needed (plus Paparazzi screen renders in android/)</w:t>
+            </w:r>
+          </w:p>
+        </w:tc>
+      </w:tr>
+      <w:tr>
+        <w:tblPrEx>
+          <w:tblCellMar>
+            <w:top w:w="0" w:type="dxa"/>
+            <w:bottom w:w="0" w:type="dxa"/>
+          </w:tblCellMar>
+        </w:tblPrEx>
+        <w:trPr>
+          <w:cantSplit/>
+        </w:trPr>
+        <w:tc>
+          <w:tcPr>
+            <w:tcW w:w="3600" w:type="dxa"/>
+            <w:tcBorders>
+              <w:top w:val="single" w:sz="4" w:space="0" w:color="D0D5DD"/>
+              <w:left w:val="single" w:sz="4" w:space="0" w:color="D0D5DD"/>
+              <w:bottom w:val="single" w:sz="4" w:space="0" w:color="D0D5DD"/>
+              <w:right w:val="single" w:sz="4" w:space="0" w:color="D0D5DD"/>
+            </w:tcBorders>
+            <w:tcMar>
+              <w:top w:w="70" w:type="dxa"/>
+              <w:left w:w="110" w:type="dxa"/>
+              <w:bottom w:w="70" w:type="dxa"/>
+              <w:right w:w="110" w:type="dxa"/>
+            </w:tcMar>
+          </w:tcPr>
+          <w:p>
+            <w:pPr>
+              <w:spacing w:line="264" w:lineRule="auto"/>
+            </w:pPr>
+            <w:r>
+              <w:t>config.yaml, setup.ps1, run.bat, start_max.bat, overlay.bat, install_autostart.ps1</w:t>
+            </w:r>
+          </w:p>
+        </w:tc>
+        <w:tc>
+          <w:tcPr>
+            <w:tcW w:w="5760" w:type="dxa"/>
+            <w:tcBorders>
+              <w:top w:val="single" w:sz="4" w:space="0" w:color="D0D5DD"/>
+              <w:left w:val="single" w:sz="4" w:space="0" w:color="D0D5DD"/>
+              <w:bottom w:val="single" w:sz="4" w:space="0" w:color="D0D5DD"/>
+              <w:right w:val="single" w:sz="4" w:space="0" w:color="D0D5DD"/>
+            </w:tcBorders>
+            <w:tcMar>
+              <w:top w:w="70" w:type="dxa"/>
+              <w:left w:w="110" w:type="dxa"/>
+              <w:bottom w:w="70" w:type="dxa"/>
+              <w:right w:w="110" w:type="dxa"/>
+            </w:tcMar>
+          </w:tcPr>
+          <w:p>
+            <w:pPr>
+              <w:spacing w:line="264" w:lineRule="auto"/>
+            </w:pPr>
+            <w:r>
+              <w:t>Settings, setup, launchers, auto-start</w:t>
+            </w:r>
+          </w:p>
+        </w:tc>
+      </w:tr>
+      <w:tr>
+        <w:tblPrEx>
+          <w:tblCellMar>
+            <w:top w:w="0" w:type="dxa"/>
+            <w:bottom w:w="0" w:type="dxa"/>
+          </w:tblCellMar>
+        </w:tblPrEx>
+        <w:trPr>
+          <w:cantSplit/>
+        </w:trPr>
+        <w:tc>
+          <w:tcPr>
+            <w:tcW w:w="3600" w:type="dxa"/>
+            <w:tcBorders>
+              <w:top w:val="single" w:sz="4" w:space="0" w:color="D0D5DD"/>
+              <w:left w:val="single" w:sz="4" w:space="0" w:color="D0D5DD"/>
+              <w:bottom w:val="single" w:sz="4" w:space="0" w:color="D0D5DD"/>
+              <w:right w:val="single" w:sz="4" w:space="0" w:color="D0D5DD"/>
+            </w:tcBorders>
+            <w:tcMar>
+              <w:top w:w="70" w:type="dxa"/>
+              <w:left w:w="110" w:type="dxa"/>
+              <w:bottom w:w="70" w:type="dxa"/>
+              <w:right w:w="110" w:type="dxa"/>
+            </w:tcMar>
+          </w:tcPr>
+          <w:p>
+            <w:pPr>
+              <w:spacing w:line="264" w:lineRule="auto"/>
+            </w:pPr>
+            <w:r>
               <w:t>docker-compose.yml, searxng/</w:t>
             </w:r>
           </w:p>
@@ -16472,24 +18562,31 @@
       <w:pPr>
         <w:pStyle w:val="Heading1"/>
       </w:pPr>
-      <w:bookmarkStart w:id="53" w:name="_Toc241747884"/>
+      <w:bookmarkStart w:id="60" w:name="_Toc241771738"/>
       <w:r>
         <w:t>15. How it is tested</w:t>
       </w:r>
-      <w:bookmarkEnd w:id="53"/>
+      <w:bookmarkEnd w:id="60"/>
     </w:p>
     <w:p>
       <w:pPr>
         <w:spacing w:after="140" w:line="288" w:lineRule="auto"/>
       </w:pPr>
       <w:r>
-        <w:t>The 102 automated tests run anywhere: the language model, microphone, browser page, search engine, Canvas feed and embedding model are replaced by small fakes. They cover the tool registry, the agent loop (direct replies, escalation, history, false-claim nudges, direct routes), the wake-word logic, element picking, the listener's end-of-turn logic, speech-to-text routing, the non-blocking console, follow-up conversations, memory and reminders, Canvas parsing, the digest schedule, the API (approvals, control</w:t>
+        <w:t>The 118 automated tests run anywhere: the language model, microphone, browser page, search engine, Canvas feed and embedding model are replaced by small fakes. They cover the tool registry, the agent loop (direct replies, escalation, history, false-claim nudges, direct routes), the wake-word logic, element picking, the listener's end-of-turn logic, speech-to-text routing, the non-blocking console, follow-up conversations, memory and reminders, Canvas parsing, the digest schedule, the API (approvals, control</w:t>
       </w:r>
       <w:r>
         <w:t>s, notes, summaries), phone access (token required remotely and through the Tailscale proxy, the token never handed out remotely, commands tagged by origin, tap-only approvals that time out to no, the voice endpoint, searches from the phone opening on the phone, the laptop-browser tools redirected, the reported "I'll open a search" failure replayed, phone actions and their answers, an offline or slow phone, and the full action round trip over the API), live captions (with a fake streaming recognizer, plus a</w:t>
       </w:r>
       <w:r>
-        <w:t xml:space="preserve"> real-model check that is skipped when the model is not downloaded) and the notes pipeline (chunking at pauses, section notes, exact-quote deadlines, Whisper replacing captions). One test rejects duplicate keys in config.yaml.</w:t>
+        <w:t xml:space="preserve"> real-model check that is skipped when the model is not downloaded) and the notes pipeline (chunking </w:t>
+      </w:r>
+      <w:r>
+        <w:lastRenderedPageBreak/>
+        <w:t>at pauses, section notes, exact-quote deadlines, Whisper replacing captions). Newer tests cover streaming speech (sentences spoken early, claims halting the stream, interrupts stopping the rest), interrupt keywords and the echo filter, deadline alerts, the privacy page (export leaves secrets out, deletion is laptop-only), course files (PDF, slides and Word indexed, the right page returned, unchanged files sk</w:t>
+      </w:r>
+      <w:r>
+        <w:t>ipped), reading the screen from a generated image, tool selection and the overflow retry, and voice ID with the real model when it is downloaded. One test rejects duplicate keys in config.yaml.</w:t>
       </w:r>
     </w:p>
     <w:p>
@@ -16502,13 +18599,454 @@
     </w:p>
     <w:p>
       <w:pPr>
+        <w:pStyle w:val="Heading2"/>
+      </w:pPr>
+      <w:bookmarkStart w:id="61" w:name="_Toc241771739"/>
+      <w:r>
+        <w:t>15.1 Command accuracy test (evals.py)</w:t>
+      </w:r>
+      <w:bookmarkEnd w:id="61"/>
+    </w:p>
+    <w:p>
+      <w:pPr>
+        <w:spacing w:after="140" w:line="288" w:lineRule="auto"/>
+      </w:pPr>
+      <w:r>
+        <w:rPr>
+          <w:rFonts w:ascii="Consolas" w:eastAsia="Consolas" w:hAnsi="Consolas" w:cs="Consolas"/>
+          <w:color w:val="1F3A93"/>
+          <w:sz w:val="19"/>
+          <w:szCs w:val="19"/>
+        </w:rPr>
+        <w:t>evals/commands.yaml</w:t>
+      </w:r>
+      <w:r>
+        <w:t xml:space="preserve"> holds about 90 realistic commands across categories, each with the action Max should take and, for many, a detail to check (a 10-minute timer, the YouTube site, WhatsApp). </w:t>
+      </w:r>
+      <w:r>
+        <w:rPr>
+          <w:rFonts w:ascii="Consolas" w:eastAsia="Consolas" w:hAnsi="Consolas" w:cs="Consolas"/>
+          <w:color w:val="1F3A93"/>
+          <w:sz w:val="19"/>
+          <w:szCs w:val="19"/>
+        </w:rPr>
+        <w:t>python -m max_assistant.evals</w:t>
+      </w:r>
+      <w:r>
+        <w:t xml:space="preserve"> sends them to the real models with every tool stubbed, so nothing happens on the laptop or the phone, and records whether the right tool was called, whether the details were right, the time taken and the prompt size. Results go to </w:t>
+      </w:r>
+      <w:r>
+        <w:rPr>
+          <w:rFonts w:ascii="Consolas" w:eastAsia="Consolas" w:hAnsi="Consolas" w:cs="Consolas"/>
+          <w:color w:val="1F3A93"/>
+          <w:sz w:val="19"/>
+          <w:szCs w:val="19"/>
+        </w:rPr>
+        <w:t>data/evals/</w:t>
+      </w:r>
+      <w:r>
+        <w:t xml:space="preserve"> and the dashboard's Accuracy tab, which charts them over runs.</w:t>
+      </w:r>
+    </w:p>
+    <w:tbl>
+      <w:tblPr>
+        <w:tblW w:w="9360" w:type="dxa"/>
+        <w:tblBorders>
+          <w:top w:val="single" w:sz="4" w:space="0" w:color="auto"/>
+          <w:left w:val="single" w:sz="4" w:space="0" w:color="auto"/>
+          <w:bottom w:val="single" w:sz="4" w:space="0" w:color="auto"/>
+          <w:right w:val="single" w:sz="4" w:space="0" w:color="auto"/>
+          <w:insideH w:val="single" w:sz="4" w:space="0" w:color="auto"/>
+          <w:insideV w:val="single" w:sz="4" w:space="0" w:color="auto"/>
+        </w:tblBorders>
+        <w:tblCellMar>
+          <w:left w:w="10" w:type="dxa"/>
+          <w:right w:w="10" w:type="dxa"/>
+        </w:tblCellMar>
+        <w:tblLook w:val="0000" w:firstRow="0" w:lastRow="0" w:firstColumn="0" w:lastColumn="0" w:noHBand="0" w:noVBand="0"/>
+      </w:tblPr>
+      <w:tblGrid>
+        <w:gridCol w:w="3600"/>
+        <w:gridCol w:w="1900"/>
+        <w:gridCol w:w="2000"/>
+        <w:gridCol w:w="1860"/>
+      </w:tblGrid>
+      <w:tr>
+        <w:tblPrEx>
+          <w:tblCellMar>
+            <w:top w:w="0" w:type="dxa"/>
+            <w:bottom w:w="0" w:type="dxa"/>
+          </w:tblCellMar>
+        </w:tblPrEx>
+        <w:trPr>
+          <w:tblHeader/>
+        </w:trPr>
+        <w:tc>
+          <w:tcPr>
+            <w:tcW w:w="3600" w:type="dxa"/>
+            <w:tcBorders>
+              <w:top w:val="single" w:sz="4" w:space="0" w:color="D0D5DD"/>
+              <w:left w:val="single" w:sz="4" w:space="0" w:color="D0D5DD"/>
+              <w:bottom w:val="single" w:sz="4" w:space="0" w:color="D0D5DD"/>
+              <w:right w:val="single" w:sz="4" w:space="0" w:color="D0D5DD"/>
+            </w:tcBorders>
+            <w:shd w:val="clear" w:color="auto" w:fill="E8ECF7"/>
+            <w:tcMar>
+              <w:top w:w="70" w:type="dxa"/>
+              <w:left w:w="110" w:type="dxa"/>
+              <w:bottom w:w="70" w:type="dxa"/>
+              <w:right w:w="110" w:type="dxa"/>
+            </w:tcMar>
+          </w:tcPr>
+          <w:p>
+            <w:pPr>
+              <w:spacing w:line="264" w:lineRule="auto"/>
+            </w:pPr>
+            <w:r>
+              <w:rPr>
+                <w:b/>
+                <w:bCs/>
+              </w:rPr>
+              <w:t>Run</w:t>
+            </w:r>
+          </w:p>
+        </w:tc>
+        <w:tc>
+          <w:tcPr>
+            <w:tcW w:w="1900" w:type="dxa"/>
+            <w:tcBorders>
+              <w:top w:val="single" w:sz="4" w:space="0" w:color="D0D5DD"/>
+              <w:left w:val="single" w:sz="4" w:space="0" w:color="D0D5DD"/>
+              <w:bottom w:val="single" w:sz="4" w:space="0" w:color="D0D5DD"/>
+              <w:right w:val="single" w:sz="4" w:space="0" w:color="D0D5DD"/>
+            </w:tcBorders>
+            <w:shd w:val="clear" w:color="auto" w:fill="E8ECF7"/>
+            <w:tcMar>
+              <w:top w:w="70" w:type="dxa"/>
+              <w:left w:w="110" w:type="dxa"/>
+              <w:bottom w:w="70" w:type="dxa"/>
+              <w:right w:w="110" w:type="dxa"/>
+            </w:tcMar>
+          </w:tcPr>
+          <w:p>
+            <w:pPr>
+              <w:spacing w:line="264" w:lineRule="auto"/>
+            </w:pPr>
+            <w:r>
+              <w:rPr>
+                <w:b/>
+                <w:bCs/>
+              </w:rPr>
+              <w:t>Right action</w:t>
+            </w:r>
+          </w:p>
+        </w:tc>
+        <w:tc>
+          <w:tcPr>
+            <w:tcW w:w="2000" w:type="dxa"/>
+            <w:tcBorders>
+              <w:top w:val="single" w:sz="4" w:space="0" w:color="D0D5DD"/>
+              <w:left w:val="single" w:sz="4" w:space="0" w:color="D0D5DD"/>
+              <w:bottom w:val="single" w:sz="4" w:space="0" w:color="D0D5DD"/>
+              <w:right w:val="single" w:sz="4" w:space="0" w:color="D0D5DD"/>
+            </w:tcBorders>
+            <w:shd w:val="clear" w:color="auto" w:fill="E8ECF7"/>
+            <w:tcMar>
+              <w:top w:w="70" w:type="dxa"/>
+              <w:left w:w="110" w:type="dxa"/>
+              <w:bottom w:w="70" w:type="dxa"/>
+              <w:right w:w="110" w:type="dxa"/>
+            </w:tcMar>
+          </w:tcPr>
+          <w:p>
+            <w:pPr>
+              <w:spacing w:line="264" w:lineRule="auto"/>
+            </w:pPr>
+            <w:r>
+              <w:rPr>
+                <w:b/>
+                <w:bCs/>
+              </w:rPr>
+              <w:t>Right details too</w:t>
+            </w:r>
+          </w:p>
+        </w:tc>
+        <w:tc>
+          <w:tcPr>
+            <w:tcW w:w="1860" w:type="dxa"/>
+            <w:tcBorders>
+              <w:top w:val="single" w:sz="4" w:space="0" w:color="D0D5DD"/>
+              <w:left w:val="single" w:sz="4" w:space="0" w:color="D0D5DD"/>
+              <w:bottom w:val="single" w:sz="4" w:space="0" w:color="D0D5DD"/>
+              <w:right w:val="single" w:sz="4" w:space="0" w:color="D0D5DD"/>
+            </w:tcBorders>
+            <w:shd w:val="clear" w:color="auto" w:fill="E8ECF7"/>
+            <w:tcMar>
+              <w:top w:w="70" w:type="dxa"/>
+              <w:left w:w="110" w:type="dxa"/>
+              <w:bottom w:w="70" w:type="dxa"/>
+              <w:right w:w="110" w:type="dxa"/>
+            </w:tcMar>
+          </w:tcPr>
+          <w:p>
+            <w:pPr>
+              <w:spacing w:line="264" w:lineRule="auto"/>
+            </w:pPr>
+            <w:r>
+              <w:rPr>
+                <w:b/>
+                <w:bCs/>
+              </w:rPr>
+              <w:t>Median time</w:t>
+            </w:r>
+          </w:p>
+        </w:tc>
+      </w:tr>
+      <w:tr>
+        <w:tblPrEx>
+          <w:tblCellMar>
+            <w:top w:w="0" w:type="dxa"/>
+            <w:bottom w:w="0" w:type="dxa"/>
+          </w:tblCellMar>
+        </w:tblPrEx>
+        <w:trPr>
+          <w:cantSplit/>
+        </w:trPr>
+        <w:tc>
+          <w:tcPr>
+            <w:tcW w:w="3600" w:type="dxa"/>
+            <w:tcBorders>
+              <w:top w:val="single" w:sz="4" w:space="0" w:color="D0D5DD"/>
+              <w:left w:val="single" w:sz="4" w:space="0" w:color="D0D5DD"/>
+              <w:bottom w:val="single" w:sz="4" w:space="0" w:color="D0D5DD"/>
+              <w:right w:val="single" w:sz="4" w:space="0" w:color="D0D5DD"/>
+            </w:tcBorders>
+            <w:tcMar>
+              <w:top w:w="70" w:type="dxa"/>
+              <w:left w:w="110" w:type="dxa"/>
+              <w:bottom w:w="70" w:type="dxa"/>
+              <w:right w:w="110" w:type="dxa"/>
+            </w:tcMar>
+          </w:tcPr>
+          <w:p>
+            <w:pPr>
+              <w:spacing w:line="264" w:lineRule="auto"/>
+            </w:pPr>
+            <w:r>
+              <w:t>First run</w:t>
+            </w:r>
+          </w:p>
+        </w:tc>
+        <w:tc>
+          <w:tcPr>
+            <w:tcW w:w="1900" w:type="dxa"/>
+            <w:tcBorders>
+              <w:top w:val="single" w:sz="4" w:space="0" w:color="D0D5DD"/>
+              <w:left w:val="single" w:sz="4" w:space="0" w:color="D0D5DD"/>
+              <w:bottom w:val="single" w:sz="4" w:space="0" w:color="D0D5DD"/>
+              <w:right w:val="single" w:sz="4" w:space="0" w:color="D0D5DD"/>
+            </w:tcBorders>
+            <w:tcMar>
+              <w:top w:w="70" w:type="dxa"/>
+              <w:left w:w="110" w:type="dxa"/>
+              <w:bottom w:w="70" w:type="dxa"/>
+              <w:right w:w="110" w:type="dxa"/>
+            </w:tcMar>
+          </w:tcPr>
+          <w:p>
+            <w:pPr>
+              <w:spacing w:line="264" w:lineRule="auto"/>
+            </w:pPr>
+            <w:r>
+              <w:t>90%</w:t>
+            </w:r>
+          </w:p>
+        </w:tc>
+        <w:tc>
+          <w:tcPr>
+            <w:tcW w:w="2000" w:type="dxa"/>
+            <w:tcBorders>
+              <w:top w:val="single" w:sz="4" w:space="0" w:color="D0D5DD"/>
+              <w:left w:val="single" w:sz="4" w:space="0" w:color="D0D5DD"/>
+              <w:bottom w:val="single" w:sz="4" w:space="0" w:color="D0D5DD"/>
+              <w:right w:val="single" w:sz="4" w:space="0" w:color="D0D5DD"/>
+            </w:tcBorders>
+            <w:tcMar>
+              <w:top w:w="70" w:type="dxa"/>
+              <w:left w:w="110" w:type="dxa"/>
+              <w:bottom w:w="70" w:type="dxa"/>
+              <w:right w:w="110" w:type="dxa"/>
+            </w:tcMar>
+          </w:tcPr>
+          <w:p>
+            <w:pPr>
+              <w:spacing w:line="264" w:lineRule="auto"/>
+            </w:pPr>
+            <w:r>
+              <w:t>84%</w:t>
+            </w:r>
+          </w:p>
+        </w:tc>
+        <w:tc>
+          <w:tcPr>
+            <w:tcW w:w="1860" w:type="dxa"/>
+            <w:tcBorders>
+              <w:top w:val="single" w:sz="4" w:space="0" w:color="D0D5DD"/>
+              <w:left w:val="single" w:sz="4" w:space="0" w:color="D0D5DD"/>
+              <w:bottom w:val="single" w:sz="4" w:space="0" w:color="D0D5DD"/>
+              <w:right w:val="single" w:sz="4" w:space="0" w:color="D0D5DD"/>
+            </w:tcBorders>
+            <w:tcMar>
+              <w:top w:w="70" w:type="dxa"/>
+              <w:left w:w="110" w:type="dxa"/>
+              <w:bottom w:w="70" w:type="dxa"/>
+              <w:right w:w="110" w:type="dxa"/>
+            </w:tcMar>
+          </w:tcPr>
+          <w:p>
+            <w:pPr>
+              <w:spacing w:line="264" w:lineRule="auto"/>
+            </w:pPr>
+            <w:r>
+              <w:t>1.35 s</w:t>
+            </w:r>
+          </w:p>
+        </w:tc>
+      </w:tr>
+      <w:tr>
+        <w:tblPrEx>
+          <w:tblCellMar>
+            <w:top w:w="0" w:type="dxa"/>
+            <w:bottom w:w="0" w:type="dxa"/>
+          </w:tblCellMar>
+        </w:tblPrEx>
+        <w:trPr>
+          <w:cantSplit/>
+        </w:trPr>
+        <w:tc>
+          <w:tcPr>
+            <w:tcW w:w="3600" w:type="dxa"/>
+            <w:tcBorders>
+              <w:top w:val="single" w:sz="4" w:space="0" w:color="D0D5DD"/>
+              <w:left w:val="single" w:sz="4" w:space="0" w:color="D0D5DD"/>
+              <w:bottom w:val="single" w:sz="4" w:space="0" w:color="D0D5DD"/>
+              <w:right w:val="single" w:sz="4" w:space="0" w:color="D0D5DD"/>
+            </w:tcBorders>
+            <w:tcMar>
+              <w:top w:w="70" w:type="dxa"/>
+              <w:left w:w="110" w:type="dxa"/>
+              <w:bottom w:w="70" w:type="dxa"/>
+              <w:right w:w="110" w:type="dxa"/>
+            </w:tcMar>
+          </w:tcPr>
+          <w:p>
+            <w:pPr>
+              <w:spacing w:line="264" w:lineRule="auto"/>
+            </w:pPr>
+            <w:r>
+              <w:t>After the fixes it surfaced (4.8)</w:t>
+            </w:r>
+          </w:p>
+        </w:tc>
+        <w:tc>
+          <w:tcPr>
+            <w:tcW w:w="1900" w:type="dxa"/>
+            <w:tcBorders>
+              <w:top w:val="single" w:sz="4" w:space="0" w:color="D0D5DD"/>
+              <w:left w:val="single" w:sz="4" w:space="0" w:color="D0D5DD"/>
+              <w:bottom w:val="single" w:sz="4" w:space="0" w:color="D0D5DD"/>
+              <w:right w:val="single" w:sz="4" w:space="0" w:color="D0D5DD"/>
+            </w:tcBorders>
+            <w:tcMar>
+              <w:top w:w="70" w:type="dxa"/>
+              <w:left w:w="110" w:type="dxa"/>
+              <w:bottom w:w="70" w:type="dxa"/>
+              <w:right w:w="110" w:type="dxa"/>
+            </w:tcMar>
+          </w:tcPr>
+          <w:p>
+            <w:pPr>
+              <w:spacing w:line="264" w:lineRule="auto"/>
+            </w:pPr>
+            <w:r>
+              <w:t>99%</w:t>
+            </w:r>
+          </w:p>
+        </w:tc>
+        <w:tc>
+          <w:tcPr>
+            <w:tcW w:w="2000" w:type="dxa"/>
+            <w:tcBorders>
+              <w:top w:val="single" w:sz="4" w:space="0" w:color="D0D5DD"/>
+              <w:left w:val="single" w:sz="4" w:space="0" w:color="D0D5DD"/>
+              <w:bottom w:val="single" w:sz="4" w:space="0" w:color="D0D5DD"/>
+              <w:right w:val="single" w:sz="4" w:space="0" w:color="D0D5DD"/>
+            </w:tcBorders>
+            <w:tcMar>
+              <w:top w:w="70" w:type="dxa"/>
+              <w:left w:w="110" w:type="dxa"/>
+              <w:bottom w:w="70" w:type="dxa"/>
+              <w:right w:w="110" w:type="dxa"/>
+            </w:tcMar>
+          </w:tcPr>
+          <w:p>
+            <w:pPr>
+              <w:spacing w:line="264" w:lineRule="auto"/>
+            </w:pPr>
+            <w:r>
+              <w:t>99%</w:t>
+            </w:r>
+          </w:p>
+        </w:tc>
+        <w:tc>
+          <w:tcPr>
+            <w:tcW w:w="1860" w:type="dxa"/>
+            <w:tcBorders>
+              <w:top w:val="single" w:sz="4" w:space="0" w:color="D0D5DD"/>
+              <w:left w:val="single" w:sz="4" w:space="0" w:color="D0D5DD"/>
+              <w:bottom w:val="single" w:sz="4" w:space="0" w:color="D0D5DD"/>
+              <w:right w:val="single" w:sz="4" w:space="0" w:color="D0D5DD"/>
+            </w:tcBorders>
+            <w:tcMar>
+              <w:top w:w="70" w:type="dxa"/>
+              <w:left w:w="110" w:type="dxa"/>
+              <w:bottom w:w="70" w:type="dxa"/>
+              <w:right w:w="110" w:type="dxa"/>
+            </w:tcMar>
+          </w:tcPr>
+          <w:p>
+            <w:pPr>
+              <w:spacing w:line="264" w:lineRule="auto"/>
+            </w:pPr>
+            <w:r>
+              <w:t>1.42 s</w:t>
+            </w:r>
+          </w:p>
+        </w:tc>
+      </w:tr>
+    </w:tbl>
+    <w:p>
+      <w:pPr>
+        <w:spacing w:after="120"/>
+      </w:pPr>
+    </w:p>
+    <w:p>
+      <w:pPr>
+        <w:spacing w:after="140" w:line="288" w:lineRule="auto"/>
+      </w:pPr>
+      <w:r>
+        <w:t>The one remaining miss is arguable ("search it for knowledge graphs" after opening Wikipedia ran a web search) and is left in rather than tuned away.</w:t>
+      </w:r>
+    </w:p>
+    <w:p>
+      <w:pPr>
         <w:pStyle w:val="Heading1"/>
       </w:pPr>
-      <w:bookmarkStart w:id="54" w:name="_Toc241747885"/>
+      <w:bookmarkStart w:id="62" w:name="_Toc241771740"/>
       <w:r>
         <w:t>16. Key lessons</w:t>
       </w:r>
-      <w:bookmarkEnd w:id="54"/>
+      <w:bookmarkEnd w:id="62"/>
     </w:p>
     <w:p>
       <w:pPr>
@@ -16604,7 +19142,6 @@
           <w:b/>
           <w:bCs/>
         </w:rPr>
-        <w:lastRenderedPageBreak/>
         <w:t>Never let an always-on loop wait on something it does not control:</w:t>
       </w:r>
       <w:r>
@@ -16625,6 +19162,7 @@
           <w:b/>
           <w:bCs/>
         </w:rPr>
+        <w:lastRenderedPageBreak/>
         <w:t>Don't let a small model paraphrase critical facts.</w:t>
       </w:r>
       <w:r>
@@ -16697,10 +19235,10 @@
           <w:b/>
           <w:bCs/>
         </w:rPr>
-        <w:t>Know where the user is.</w:t>
-      </w:r>
-      <w:r>
-        <w:t xml:space="preserve"> The same words mean different things on the phone and at the laptop; telling the model where a command came from fixed "open YouTube" opening Spotify on the laptop.</w:t>
+        <w:t>Budgets creep.</w:t>
+      </w:r>
+      <w:r>
+        <w:t xml:space="preserve"> Each tool was small, but 49 of them outgrew the model's window; a feature can be correct on its own and still break the whole. Test with everything switched on.</w:t>
       </w:r>
     </w:p>
     <w:p>
@@ -16717,10 +19255,10 @@
           <w:b/>
           <w:bCs/>
         </w:rPr>
-        <w:t>Check designs where they will be used.</w:t>
-      </w:r>
-      <w:r>
-        <w:t xml:space="preserve"> Buttons that fit a desktop mockup wrapped on a phone; offscreen renders of the real screens caught layout and font problems before the user did.</w:t>
+        <w:t>Build the benchmark early.</w:t>
+      </w:r>
+      <w:r>
+        <w:t xml:space="preserve"> Ninety recorded commands turned vague "it sometimes misunderstands" into a list of specific fixes, and raised accuracy from 90% to 99%.</w:t>
       </w:r>
     </w:p>
     <w:p>
@@ -16737,10 +19275,10 @@
           <w:b/>
           <w:bCs/>
         </w:rPr>
-        <w:t>Don't trust where a request comes from just because it's local.</w:t>
-      </w:r>
-      <w:r>
-        <w:t xml:space="preserve"> Through Tailscale, every phone request arrives from 127.0.0.1; the forwarding headers are what tell them apart.</w:t>
+        <w:t>Know where the user is.</w:t>
+      </w:r>
+      <w:r>
+        <w:t xml:space="preserve"> The same words mean different things on the phone and at the laptop; telling the model where a command came from fixed "open YouTube" opening Spotify on the laptop.</w:t>
       </w:r>
     </w:p>
     <w:p>
@@ -16757,6 +19295,46 @@
           <w:b/>
           <w:bCs/>
         </w:rPr>
+        <w:t>Check designs where they will be used.</w:t>
+      </w:r>
+      <w:r>
+        <w:t xml:space="preserve"> Buttons that fit a desktop mockup wrapped on a phone; offscreen renders of the real screens caught layout and font problems before the user did.</w:t>
+      </w:r>
+    </w:p>
+    <w:p>
+      <w:pPr>
+        <w:pStyle w:val="ListParagraph"/>
+        <w:numPr>
+          <w:ilvl w:val="0"/>
+          <w:numId w:val="3"/>
+        </w:numPr>
+        <w:spacing w:after="70" w:line="276" w:lineRule="auto"/>
+      </w:pPr>
+      <w:r>
+        <w:rPr>
+          <w:b/>
+          <w:bCs/>
+        </w:rPr>
+        <w:t>Don't trust where a request comes from just because it's local.</w:t>
+      </w:r>
+      <w:r>
+        <w:t xml:space="preserve"> Through Tailscale, every phone request arrives from 127.0.0.1; the forwarding headers are what tell them apart.</w:t>
+      </w:r>
+    </w:p>
+    <w:p>
+      <w:pPr>
+        <w:pStyle w:val="ListParagraph"/>
+        <w:numPr>
+          <w:ilvl w:val="0"/>
+          <w:numId w:val="3"/>
+        </w:numPr>
+        <w:spacing w:after="70" w:line="276" w:lineRule="auto"/>
+      </w:pPr>
+      <w:r>
+        <w:rPr>
+          <w:b/>
+          <w:bCs/>
+        </w:rPr>
         <w:t>Keep secrets out of the repo and out of screenshots.</w:t>
       </w:r>
       <w:r>
@@ -16767,11 +19345,11 @@
       <w:pPr>
         <w:pStyle w:val="Heading1"/>
       </w:pPr>
-      <w:bookmarkStart w:id="55" w:name="_Toc241747886"/>
+      <w:bookmarkStart w:id="63" w:name="_Toc241771741"/>
       <w:r>
         <w:t>17. What comes next</w:t>
       </w:r>
-      <w:bookmarkEnd w:id="55"/>
+      <w:bookmarkEnd w:id="63"/>
     </w:p>
     <w:p>
       <w:pPr>
@@ -16920,223 +19498,223 @@
 <file path=word/numbering.xml><?xml version="1.0" encoding="utf-8"?>
 <w:numbering xmlns:wpc="http://schemas.microsoft.com/office/word/2010/wordprocessingCanvas" xmlns:cx="http://schemas.microsoft.com/office/drawing/2014/chartex" xmlns:cx1="http://schemas.microsoft.com/office/drawing/2015/9/8/chartex" xmlns:cx2="http://schemas.microsoft.com/office/drawing/2015/10/21/chartex" xmlns:cx3="http://schemas.microsoft.com/office/drawing/2016/5/9/chartex" xmlns:cx4="http://schemas.microsoft.com/office/drawing/2016/5/10/chartex" xmlns:cx5="http://schemas.microsoft.com/office/drawing/2016/5/11/chartex" xmlns:cx6="http://schemas.microsoft.com/office/drawing/2016/5/12/chartex" xmlns:cx7="http://schemas.microsoft.com/office/drawing/2016/5/13/chartex" xmlns:cx8="http://schemas.microsoft.com/office/drawing/2016/5/14/chartex" xmlns:mc="http://schemas.openxmlformats.org/markup-compatibility/2006" xmlns:aink="http://schemas.microsoft.com/office/drawing/2016/ink" xmlns:am3d="http://schemas.microsoft.com/office/drawing/2017/model3d" xmlns:o="urn:schemas-microsoft-com:office:office" xmlns:oel="http://schemas.microsoft.com/office/2019/extlst" xmlns:r="http://schemas.openxmlformats.org/officeDocument/2006/relationships" xmlns:m="http://schemas.openxmlformats.org/officeDocument/2006/math" xmlns:v="urn:schemas-microsoft-com:vml" xmlns:wp14="http://schemas.microsoft.com/office/word/2010/wordprocessingDrawing" xmlns:wp="http://schemas.openxmlformats.org/drawingml/2006/wordprocessingDrawing" xmlns:w10="urn:schemas-microsoft-com:office:word" xmlns:w="http://schemas.openxmlformats.org/wordprocessingml/2006/main" xmlns:w14="http://schemas.microsoft.com/office/word/2010/wordml" xmlns:w15="http://schemas.microsoft.com/office/word/2012/wordml" xmlns:w16cex="http://schemas.microsoft.com/office/word/2018/wordml/cex" xmlns:w16cid="http://schemas.microsoft.com/office/word/2016/wordml/cid" xmlns:w16="http://schemas.microsoft.com/office/word/2018/wordml" xmlns:w16du="http://schemas.microsoft.com/office/word/2023/wordml/word16du" xmlns:w16sdtdh="http://schemas.microsoft.com/office/word/2020/wordml/sdtdatahash" xmlns:w16sdtfl="http://schemas.microsoft.com/office/word/2024/wordml/sdtformatlock" xmlns:w16se="http://schemas.microsoft.com/office/word/2015/wordml/symex" xmlns:wpg="http://schemas.microsoft.com/office/word/2010/wordprocessingGroup" xmlns:wpi="http://schemas.microsoft.com/office/word/2010/wordprocessingInk" xmlns:wne="http://schemas.microsoft.com/office/word/2006/wordml" xmlns:wps="http://schemas.microsoft.com/office/word/2010/wordprocessingShape" mc:Ignorable="w14 w15 w16se w16cid w16 w16cex w16sdtdh w16sdtfl w16du wp14">
   <w:abstractNum w:abstractNumId="0" w15:restartNumberingAfterBreak="0">
-    <w:nsid w:val="3E8E0BA1"/>
+    <w:nsid w:val="2D525AF4"/>
     <w:multiLevelType w:val="hybridMultilevel"/>
-    <w:tmpl w:val="AA9A5DF4"/>
-    <w:lvl w:ilvl="0" w:tplc="EDD216EA">
+    <w:tmpl w:val="23D025C0"/>
+    <w:lvl w:ilvl="0" w:tplc="84F29692">
       <w:start w:val="1"/>
-      <w:numFmt w:val="bullet"/>
-      <w:lvlText w:val="•"/>
+      <w:numFmt w:val="decimal"/>
+      <w:lvlText w:val="%1."/>
       <w:lvlJc w:val="left"/>
       <w:pPr>
-        <w:ind w:left="540" w:hanging="270"/>
+        <w:ind w:left="540" w:hanging="320"/>
       </w:pPr>
     </w:lvl>
-    <w:lvl w:ilvl="1" w:tplc="62E67A70">
-      <w:start w:val="1"/>
-      <w:numFmt w:val="bullet"/>
-      <w:lvlText w:val="–"/>
-      <w:lvlJc w:val="left"/>
-      <w:pPr>
-        <w:ind w:left="1080" w:hanging="270"/>
-      </w:pPr>
-    </w:lvl>
-    <w:lvl w:ilvl="2" w:tplc="8A58F91A">
+    <w:lvl w:ilvl="1" w:tplc="D6CC0C04">
       <w:numFmt w:val="decimal"/>
       <w:lvlText w:val=""/>
       <w:lvlJc w:val="left"/>
     </w:lvl>
-    <w:lvl w:ilvl="3" w:tplc="23468FE2">
+    <w:lvl w:ilvl="2" w:tplc="3BE8BF90">
       <w:numFmt w:val="decimal"/>
       <w:lvlText w:val=""/>
       <w:lvlJc w:val="left"/>
     </w:lvl>
-    <w:lvl w:ilvl="4" w:tplc="48C888EE">
+    <w:lvl w:ilvl="3" w:tplc="AD3692C8">
       <w:numFmt w:val="decimal"/>
       <w:lvlText w:val=""/>
       <w:lvlJc w:val="left"/>
     </w:lvl>
-    <w:lvl w:ilvl="5" w:tplc="76F02FEE">
+    <w:lvl w:ilvl="4" w:tplc="66D42E44">
       <w:numFmt w:val="decimal"/>
       <w:lvlText w:val=""/>
       <w:lvlJc w:val="left"/>
     </w:lvl>
-    <w:lvl w:ilvl="6" w:tplc="4C32860A">
+    <w:lvl w:ilvl="5" w:tplc="49828C96">
       <w:numFmt w:val="decimal"/>
       <w:lvlText w:val=""/>
       <w:lvlJc w:val="left"/>
     </w:lvl>
-    <w:lvl w:ilvl="7" w:tplc="92A09C96">
+    <w:lvl w:ilvl="6" w:tplc="EE92DF2E">
       <w:numFmt w:val="decimal"/>
       <w:lvlText w:val=""/>
       <w:lvlJc w:val="left"/>
     </w:lvl>
-    <w:lvl w:ilvl="8" w:tplc="C440746C">
+    <w:lvl w:ilvl="7" w:tplc="957C5536">
+      <w:numFmt w:val="decimal"/>
+      <w:lvlText w:val=""/>
+      <w:lvlJc w:val="left"/>
+    </w:lvl>
+    <w:lvl w:ilvl="8" w:tplc="51802978">
       <w:numFmt w:val="decimal"/>
       <w:lvlText w:val=""/>
       <w:lvlJc w:val="left"/>
     </w:lvl>
   </w:abstractNum>
   <w:abstractNum w:abstractNumId="1" w15:restartNumberingAfterBreak="0">
-    <w:nsid w:val="50C37F32"/>
+    <w:nsid w:val="33F02C06"/>
     <w:multiLevelType w:val="hybridMultilevel"/>
-    <w:tmpl w:val="45620DCA"/>
-    <w:lvl w:ilvl="0" w:tplc="679A0D06">
+    <w:tmpl w:val="1862C44E"/>
+    <w:lvl w:ilvl="0" w:tplc="75246D14">
       <w:start w:val="1"/>
       <w:numFmt w:val="bullet"/>
-      <w:lvlText w:val="●"/>
+      <w:lvlText w:val="•"/>
       <w:lvlJc w:val="left"/>
       <w:pPr>
-        <w:ind w:left="720" w:hanging="360"/>
+        <w:ind w:left="540" w:hanging="270"/>
       </w:pPr>
     </w:lvl>
-    <w:lvl w:ilvl="1" w:tplc="DAC0B86E">
+    <w:lvl w:ilvl="1" w:tplc="06F05DE0">
       <w:start w:val="1"/>
       <w:numFmt w:val="bullet"/>
-      <w:lvlText w:val="○"/>
+      <w:lvlText w:val="–"/>
       <w:lvlJc w:val="left"/>
       <w:pPr>
-        <w:ind w:left="1440" w:hanging="360"/>
+        <w:ind w:left="1080" w:hanging="270"/>
       </w:pPr>
     </w:lvl>
-    <w:lvl w:ilvl="2" w:tplc="0A76AED8">
-      <w:start w:val="1"/>
-      <w:numFmt w:val="bullet"/>
-      <w:lvlText w:val="■"/>
-      <w:lvlJc w:val="left"/>
-      <w:pPr>
-        <w:ind w:left="2160" w:hanging="360"/>
-      </w:pPr>
-    </w:lvl>
-    <w:lvl w:ilvl="3" w:tplc="15F605EC">
-      <w:start w:val="1"/>
-      <w:numFmt w:val="bullet"/>
-      <w:lvlText w:val="●"/>
-      <w:lvlJc w:val="left"/>
-      <w:pPr>
-        <w:ind w:left="2880" w:hanging="360"/>
-      </w:pPr>
-    </w:lvl>
-    <w:lvl w:ilvl="4" w:tplc="98AA6232">
-      <w:start w:val="1"/>
-      <w:numFmt w:val="bullet"/>
-      <w:lvlText w:val="○"/>
-      <w:lvlJc w:val="left"/>
-      <w:pPr>
-        <w:ind w:left="3600" w:hanging="360"/>
-      </w:pPr>
-    </w:lvl>
-    <w:lvl w:ilvl="5" w:tplc="A3407BA8">
-      <w:start w:val="1"/>
-      <w:numFmt w:val="bullet"/>
-      <w:lvlText w:val="■"/>
-      <w:lvlJc w:val="left"/>
-      <w:pPr>
-        <w:ind w:left="4320" w:hanging="360"/>
-      </w:pPr>
-    </w:lvl>
-    <w:lvl w:ilvl="6" w:tplc="7F98918C">
-      <w:start w:val="1"/>
-      <w:numFmt w:val="bullet"/>
-      <w:lvlText w:val="●"/>
-      <w:lvlJc w:val="left"/>
-      <w:pPr>
-        <w:ind w:left="5040" w:hanging="360"/>
-      </w:pPr>
-    </w:lvl>
-    <w:lvl w:ilvl="7" w:tplc="1910BEF6">
-      <w:start w:val="1"/>
-      <w:numFmt w:val="bullet"/>
-      <w:lvlText w:val="●"/>
-      <w:lvlJc w:val="left"/>
-      <w:pPr>
-        <w:ind w:left="5760" w:hanging="360"/>
-      </w:pPr>
-    </w:lvl>
-    <w:lvl w:ilvl="8" w:tplc="8DDCBFA0">
-      <w:start w:val="1"/>
-      <w:numFmt w:val="bullet"/>
-      <w:lvlText w:val="●"/>
-      <w:lvlJc w:val="left"/>
-      <w:pPr>
-        <w:ind w:left="6480" w:hanging="360"/>
-      </w:pPr>
-    </w:lvl>
-  </w:abstractNum>
-  <w:abstractNum w:abstractNumId="2" w15:restartNumberingAfterBreak="0">
-    <w:nsid w:val="768F156E"/>
-    <w:multiLevelType w:val="hybridMultilevel"/>
-    <w:tmpl w:val="C4627C48"/>
-    <w:lvl w:ilvl="0" w:tplc="73A8548C">
-      <w:start w:val="1"/>
-      <w:numFmt w:val="decimal"/>
-      <w:lvlText w:val="%1."/>
-      <w:lvlJc w:val="left"/>
-      <w:pPr>
-        <w:ind w:left="540" w:hanging="320"/>
-      </w:pPr>
-    </w:lvl>
-    <w:lvl w:ilvl="1" w:tplc="0A2A67D4">
+    <w:lvl w:ilvl="2" w:tplc="E696B160">
       <w:numFmt w:val="decimal"/>
       <w:lvlText w:val=""/>
       <w:lvlJc w:val="left"/>
     </w:lvl>
-    <w:lvl w:ilvl="2" w:tplc="BBDA3E7A">
+    <w:lvl w:ilvl="3" w:tplc="4E56AE04">
       <w:numFmt w:val="decimal"/>
       <w:lvlText w:val=""/>
       <w:lvlJc w:val="left"/>
     </w:lvl>
-    <w:lvl w:ilvl="3" w:tplc="2F821564">
+    <w:lvl w:ilvl="4" w:tplc="6DB2C576">
       <w:numFmt w:val="decimal"/>
       <w:lvlText w:val=""/>
       <w:lvlJc w:val="left"/>
     </w:lvl>
-    <w:lvl w:ilvl="4" w:tplc="E0DCEE8C">
+    <w:lvl w:ilvl="5" w:tplc="D10EB8D8">
       <w:numFmt w:val="decimal"/>
       <w:lvlText w:val=""/>
       <w:lvlJc w:val="left"/>
     </w:lvl>
-    <w:lvl w:ilvl="5" w:tplc="169E3266">
+    <w:lvl w:ilvl="6" w:tplc="B3DA40C0">
       <w:numFmt w:val="decimal"/>
       <w:lvlText w:val=""/>
       <w:lvlJc w:val="left"/>
     </w:lvl>
-    <w:lvl w:ilvl="6" w:tplc="C5667394">
+    <w:lvl w:ilvl="7" w:tplc="8042F86E">
       <w:numFmt w:val="decimal"/>
       <w:lvlText w:val=""/>
       <w:lvlJc w:val="left"/>
     </w:lvl>
-    <w:lvl w:ilvl="7" w:tplc="53647ACA">
-      <w:numFmt w:val="decimal"/>
-      <w:lvlText w:val=""/>
-      <w:lvlJc w:val="left"/>
-    </w:lvl>
-    <w:lvl w:ilvl="8" w:tplc="F3D0089A">
+    <w:lvl w:ilvl="8" w:tplc="4A96B90A">
       <w:numFmt w:val="decimal"/>
       <w:lvlText w:val=""/>
       <w:lvlJc w:val="left"/>
     </w:lvl>
   </w:abstractNum>
-  <w:num w:numId="1" w16cid:durableId="967125532">
+  <w:abstractNum w:abstractNumId="2" w15:restartNumberingAfterBreak="0">
+    <w:nsid w:val="69786D07"/>
+    <w:multiLevelType w:val="hybridMultilevel"/>
+    <w:tmpl w:val="2CECDFC4"/>
+    <w:lvl w:ilvl="0" w:tplc="0978C604">
+      <w:start w:val="1"/>
+      <w:numFmt w:val="bullet"/>
+      <w:lvlText w:val="●"/>
+      <w:lvlJc w:val="left"/>
+      <w:pPr>
+        <w:ind w:left="720" w:hanging="360"/>
+      </w:pPr>
+    </w:lvl>
+    <w:lvl w:ilvl="1" w:tplc="336E93A4">
+      <w:start w:val="1"/>
+      <w:numFmt w:val="bullet"/>
+      <w:lvlText w:val="○"/>
+      <w:lvlJc w:val="left"/>
+      <w:pPr>
+        <w:ind w:left="1440" w:hanging="360"/>
+      </w:pPr>
+    </w:lvl>
+    <w:lvl w:ilvl="2" w:tplc="613A8A48">
+      <w:start w:val="1"/>
+      <w:numFmt w:val="bullet"/>
+      <w:lvlText w:val="■"/>
+      <w:lvlJc w:val="left"/>
+      <w:pPr>
+        <w:ind w:left="2160" w:hanging="360"/>
+      </w:pPr>
+    </w:lvl>
+    <w:lvl w:ilvl="3" w:tplc="50BEE9F4">
+      <w:start w:val="1"/>
+      <w:numFmt w:val="bullet"/>
+      <w:lvlText w:val="●"/>
+      <w:lvlJc w:val="left"/>
+      <w:pPr>
+        <w:ind w:left="2880" w:hanging="360"/>
+      </w:pPr>
+    </w:lvl>
+    <w:lvl w:ilvl="4" w:tplc="D37A6864">
+      <w:start w:val="1"/>
+      <w:numFmt w:val="bullet"/>
+      <w:lvlText w:val="○"/>
+      <w:lvlJc w:val="left"/>
+      <w:pPr>
+        <w:ind w:left="3600" w:hanging="360"/>
+      </w:pPr>
+    </w:lvl>
+    <w:lvl w:ilvl="5" w:tplc="1E3079C4">
+      <w:start w:val="1"/>
+      <w:numFmt w:val="bullet"/>
+      <w:lvlText w:val="■"/>
+      <w:lvlJc w:val="left"/>
+      <w:pPr>
+        <w:ind w:left="4320" w:hanging="360"/>
+      </w:pPr>
+    </w:lvl>
+    <w:lvl w:ilvl="6" w:tplc="F2D0A410">
+      <w:start w:val="1"/>
+      <w:numFmt w:val="bullet"/>
+      <w:lvlText w:val="●"/>
+      <w:lvlJc w:val="left"/>
+      <w:pPr>
+        <w:ind w:left="5040" w:hanging="360"/>
+      </w:pPr>
+    </w:lvl>
+    <w:lvl w:ilvl="7" w:tplc="983CC288">
+      <w:start w:val="1"/>
+      <w:numFmt w:val="bullet"/>
+      <w:lvlText w:val="●"/>
+      <w:lvlJc w:val="left"/>
+      <w:pPr>
+        <w:ind w:left="5760" w:hanging="360"/>
+      </w:pPr>
+    </w:lvl>
+    <w:lvl w:ilvl="8" w:tplc="80A00A74">
+      <w:start w:val="1"/>
+      <w:numFmt w:val="bullet"/>
+      <w:lvlText w:val="●"/>
+      <w:lvlJc w:val="left"/>
+      <w:pPr>
+        <w:ind w:left="6480" w:hanging="360"/>
+      </w:pPr>
+    </w:lvl>
+  </w:abstractNum>
+  <w:num w:numId="1" w16cid:durableId="515506933">
+    <w:abstractNumId w:val="2"/>
+    <w:lvlOverride w:ilvl="0">
+      <w:startOverride w:val="1"/>
+    </w:lvlOverride>
+  </w:num>
+  <w:num w:numId="2" w16cid:durableId="310334933">
+    <w:abstractNumId w:val="0"/>
+    <w:lvlOverride w:ilvl="0">
+      <w:startOverride w:val="1"/>
+    </w:lvlOverride>
+  </w:num>
+  <w:num w:numId="3" w16cid:durableId="289942056">
     <w:abstractNumId w:val="1"/>
     <w:lvlOverride w:ilvl="0">
       <w:startOverride w:val="1"/>
     </w:lvlOverride>
   </w:num>
-  <w:num w:numId="2" w16cid:durableId="726608226">
-    <w:abstractNumId w:val="2"/>
-    <w:lvlOverride w:ilvl="0">
-      <w:startOverride w:val="1"/>
-    </w:lvlOverride>
-  </w:num>
-  <w:num w:numId="3" w16cid:durableId="2122798952">
+  <w:num w:numId="4" w16cid:durableId="1793330300">
     <w:abstractNumId w:val="0"/>
-    <w:lvlOverride w:ilvl="0">
-      <w:startOverride w:val="1"/>
-    </w:lvlOverride>
-  </w:num>
-  <w:num w:numId="4" w16cid:durableId="522859833">
-    <w:abstractNumId w:val="2"/>
     <w:lvlOverride w:ilvl="0">
       <w:startOverride w:val="1"/>
     </w:lvlOverride>
